--- a/docs/supplementary_S1_candidate_readings.docx
+++ b/docs/supplementary_S1_candidate_readings.docx
@@ -287,13 +287,7 @@
         <w:pStyle w:val="BodyText"/>
       </w:pPr>
       <w:r>
-        <w:t xml:space="preserve">They are here anyway. We produced them over the course of the work, they are the readings we</w:t>
-      </w:r>
-      <w:r>
-        <w:t xml:space="preserve"> </w:t>
-      </w:r>
-      <w:r>
-        <w:t xml:space="preserve">actually find attractive, and suppressing them would be its own kind of dishonesty: a reader who has seen</w:t>
+        <w:t xml:space="preserve">They are here since we produced them over the course of the work. A reader who has seen</w:t>
       </w:r>
       <w:r>
         <w:t xml:space="preserve"> </w:t>
@@ -337,7 +331,7 @@
         <w:t xml:space="preserve"> </w:t>
       </w:r>
       <w:r>
-        <w:t xml:space="preserve">whether or not this file exists. What can be</w:t>
+        <w:t xml:space="preserve">whether or not this supplement exists. What can be</w:t>
       </w:r>
       <w:r>
         <w:t xml:space="preserve"> </w:t>
@@ -357,7 +351,7 @@
         <w:pStyle w:val="BodyText"/>
       </w:pPr>
       <w:r>
-        <w:t xml:space="preserve">Nothing in the paper depends on any row below. The measurements in §§5–8 (the channel accuracies, the period-gap decomposition, the initial-consonant probe, the coda-spelling count) were made without reference to these readings and do not change if every one of them</w:t>
+        <w:t xml:space="preserve">Nothing in the paper depends on this supplement. The measurements in §§5–8 (the channel accuracies, the period-gap decomposition, the initial-consonant probe, the coda-spelling count) were made without reference to these readings and do not change if every one of them</w:t>
       </w:r>
       <w:r>
         <w:t xml:space="preserve"> </w:t>
@@ -406,7 +400,7 @@
         <w:t xml:space="preserve">Codex Cumanicus</w:t>
       </w:r>
       <w:r>
-        <w:t xml:space="preserve">, between none and three names in thirty-six clear</w:t>
+        <w:t xml:space="preserve">, between none and three names in thirty-six meet significance of</w:t>
       </w:r>
       <w:r>
         <w:t xml:space="preserve"> </w:t>
@@ -436,13 +430,7 @@
         <w:pStyle w:val="BodyText"/>
       </w:pPr>
       <w:r>
-        <w:t xml:space="preserve">Doing the matching by hand does not improve on the algorithm. It makes it worse, and in a</w:t>
-      </w:r>
-      <w:r>
-        <w:t xml:space="preserve"> </w:t>
-      </w:r>
-      <w:r>
-        <w:t xml:space="preserve">way that is easy to state: a person cannot help preferring the reading that means something,</w:t>
+        <w:t xml:space="preserve">Doing the matching by hand does not improve on the algorithm. It makes it worse. A person cannot help preferring the reading that means something,</w:t>
       </w:r>
       <w:r>
         <w:t xml:space="preserve"> </w:t>
@@ -504,13 +492,7 @@
         <w:pStyle w:val="FirstParagraph"/>
       </w:pPr>
       <w:r>
-        <w:t xml:space="preserve">Every row starts from the same two published inputs, neither of them model output. The</w:t>
-      </w:r>
-      <w:r>
-        <w:t xml:space="preserve"> </w:t>
-      </w:r>
-      <w:r>
-        <w:t xml:space="preserve">Chinese form is as the</w:t>
+        <w:t xml:space="preserve">Every row starts from the same two published inputs, neither of them model output. The Chinese form is from the</w:t>
       </w:r>
       <w:r>
         <w:t xml:space="preserve"> </w:t>
@@ -552,28 +534,13 @@
         <w:t xml:space="preserve">Hou Hanshu</w:t>
       </w:r>
       <w:r>
-        <w:t xml:space="preserve"> </w:t>
-      </w:r>
-      <w:r>
-        <w:t xml:space="preserve">write it. The</w:t>
-      </w:r>
-      <w:r>
-        <w:t xml:space="preserve"> </w:t>
-      </w:r>
-      <w:r>
-        <w:t xml:space="preserve">Later Han reading is Schuessler's, character by character. The third column simply respells that</w:t>
-      </w:r>
-      <w:r>
-        <w:t xml:space="preserve"> </w:t>
-      </w:r>
-      <w:r>
-        <w:t xml:space="preserve">reading in Turkish orthography, so that a reader who does not read phonetic notation can see</w:t>
-      </w:r>
-      <w:r>
-        <w:t xml:space="preserve"> </w:t>
-      </w:r>
-      <w:r>
-        <w:t xml:space="preserve">what is being claimed; it adds no information.</w:t>
+        <w:t xml:space="preserve">. The Later Han reading is Schuessler's. The third column simply respells that</w:t>
+      </w:r>
+      <w:r>
+        <w:t xml:space="preserve"> </w:t>
+      </w:r>
+      <w:r>
+        <w:t xml:space="preserve">reading in Turkish orthography, so that a reader who does not read phonetic notation can see what is being claimed. It adds no information.</w:t>
       </w:r>
     </w:p>
     <w:p>
@@ -657,13 +624,13 @@
         <w:pStyle w:val="BodyText"/>
       </w:pPr>
       <w:r>
-        <w:t xml:space="preserve">The standard for inclusion here is deliberately lower than the paper's, and it is worth stating.</w:t>
-      </w:r>
-      <w:r>
-        <w:t xml:space="preserve"> </w:t>
-      </w:r>
-      <w:r>
-        <w:t xml:space="preserve">A row is offered when an attested word fits the transcription and nothing in the transcription</w:t>
+        <w:t xml:space="preserve">The standard we used for inclusion here is deliberately lower than the paper's, and it is worth stating.</w:t>
+      </w:r>
+      <w:r>
+        <w:t xml:space="preserve"> </w:t>
+      </w:r>
+      <w:r>
+        <w:t xml:space="preserve">A reading is offered when an attested word fits the transcription and nothing in the transcription</w:t>
       </w:r>
       <w:r>
         <w:t xml:space="preserve"> </w:t>
@@ -681,13 +648,7 @@
         <w:t xml:space="preserve"> </w:t>
       </w:r>
       <w:r>
-        <w:t xml:space="preserve">withhold a reading, because almost every short name in the record is under-determined; a</w:t>
-      </w:r>
-      <w:r>
-        <w:t xml:space="preserve"> </w:t>
-      </w:r>
-      <w:r>
-        <w:t xml:space="preserve">demonstrable phonological conflict is.</w:t>
+        <w:t xml:space="preserve">withhold a reading, because almost every short name in the record is under-determined; a demonstrable phonological conflict is a reason.</w:t>
       </w:r>
     </w:p>
     <w:p>
@@ -695,13 +656,7 @@
         <w:pStyle w:val="BodyText"/>
       </w:pPr>
       <w:r>
-        <w:t xml:space="preserve">Three habits of reasoning recur, and we name them because they are the file's</w:t>
-      </w:r>
-      <w:r>
-        <w:t xml:space="preserve"> </w:t>
-      </w:r>
-      <w:r>
-        <w:t xml:space="preserve">main weakness. The first is the epithet argument: later Turkic rulers are commonly named by a common noun or a natural force: Bayezid I</w:t>
+        <w:t xml:space="preserve">We had three reasoning habits. We list them because they are the main weakness. The first is the epithet argument: later Turkic rulers are commonly named by a common noun or a natural force: Bayezid I</w:t>
       </w:r>
       <w:r>
         <w:t xml:space="preserve"> </w:t>
@@ -1202,13 +1157,7 @@
         <w:t xml:space="preserve">Bögü Tın</w:t>
       </w:r>
       <w:r>
-        <w:t xml:space="preserve">, "sage spirit" (§9.2). It is the one</w:t>
-      </w:r>
-      <w:r>
-        <w:t xml:space="preserve"> </w:t>
-      </w:r>
-      <w:r>
-        <w:t xml:space="preserve">place where the method yields a positive reading of a Xiongnu name, and it rests on four things</w:t>
+        <w:t xml:space="preserve">, "sage spirit" (§9.2). This is where the method yields a positive reading of a Xiongnu name, and it rests on four things</w:t>
       </w:r>
       <w:r>
         <w:t xml:space="preserve"> </w:t>
@@ -1497,7 +1446,7 @@
         <w:t xml:space="preserve"> </w:t>
       </w:r>
       <w:r>
-        <w:t xml:space="preserve">needs no licence at all,</w:t>
+        <w:t xml:space="preserve">needs no license at all,</w:t>
       </w:r>
       <w:r>
         <w:t xml:space="preserve"> </w:t>
@@ -1535,7 +1484,35 @@
           <w:bCs/>
           <w:b/>
         </w:rPr>
-        <w:t xml:space="preserve">The competing reading fails a test this one passes.</w:t>
+        <w:t xml:space="preserve">The competing literature reading of</w:t>
+      </w:r>
+      <w:r>
+        <w:rPr>
+          <w:bCs/>
+          <w:b/>
+        </w:rPr>
+        <w:t xml:space="preserve"> </w:t>
+      </w:r>
+      <w:r>
+        <w:rPr>
+          <w:bCs/>
+          <w:b/>
+        </w:rPr>
+        <w:t xml:space="preserve">冒頓</w:t>
+      </w:r>
+      <w:r>
+        <w:rPr>
+          <w:bCs/>
+          <w:b/>
+        </w:rPr>
+        <w:t xml:space="preserve"> </w:t>
+      </w:r>
+      <w:r>
+        <w:rPr>
+          <w:bCs/>
+          <w:b/>
+        </w:rPr>
+        <w:t xml:space="preserve">fails a test this one passes.</w:t>
       </w:r>
       <w:r>
         <w:t xml:space="preserve"> </w:t>
@@ -2167,13 +2144,7 @@
         <w:pStyle w:val="BodyText"/>
       </w:pPr>
       <w:r>
-        <w:t xml:space="preserve">What we do cite in the entries below, where a spelling question arises, is the</w:t>
-      </w:r>
-      <w:r>
-        <w:t xml:space="preserve"> </w:t>
-      </w:r>
-      <w:r>
-        <w:t xml:space="preserve">paper's initial-correspondence counts (§8.1): direct counts of which Chinese initial was used for which</w:t>
+        <w:t xml:space="preserve">In the entries below, where a spelling question arises, we cite the paper's initial-correspondence counts (§8.1): direct counts of which Chinese initial was used for which</w:t>
       </w:r>
       <w:r>
         <w:t xml:space="preserve"> </w:t>
@@ -6705,7 +6676,7 @@
               <w:t xml:space="preserve">Sarı</w:t>
             </w:r>
             <w:r>
-              <w:t xml:space="preserve">, still current both as a name and as an epithet. Colour epithets are a documented Turkic naming type: the same dictionary has</w:t>
+              <w:t xml:space="preserve">, still current both as a name and as an epithet. Color epithets are a documented Turkic naming type: the same dictionary has</w:t>
             </w:r>
             <w:r>
               <w:t xml:space="preserve"> </w:t>
@@ -7107,7 +7078,7 @@
               <w:t xml:space="preserve"> </w:t>
             </w:r>
             <w:r>
-              <w:t xml:space="preserve">is “alaca, kır” in Kāşgarî: dappled, grey. Colour epithets are a persistent Turkic naming pattern, as</w:t>
+              <w:t xml:space="preserve">is “alaca, kır” in Kāşgarî: dappled, grey. Color epithets are a persistent Turkic naming pattern, as</w:t>
             </w:r>
             <w:r>
               <w:t xml:space="preserve"> </w:t>
@@ -11185,7 +11156,7 @@
               <w:t xml:space="preserve"> </w:t>
             </w:r>
             <w:r>
-              <w:t xml:space="preserve">type, historically plausible, since the Xiongnu's western neighbours were Iranian-speaking. But 路 is a liquid-onset character, so the channel requires a liquid in second position, and the akinakes frame (k–n–k) has none. As stated, that account fails on the frame. Two cautions there too: we have not seen the exact Iranian etymon its proponents advance, and the channel shows what a transcription permits, never what it requires. §9.1 of the paper sets both origins out.</w:t>
+              <w:t xml:space="preserve">type, historically plausible, since the Xiongnu's western neighbors were Iranian-speaking. But 路 is a liquid-onset character, so the channel requires a liquid in second position, and the akinakes frame (k–n–k) has none. As stated, that account fails on the frame. Two cautions there too: we have not seen the exact Iranian etymon its proponents advance, and the channel shows what a transcription permits, never what it requires. §9.1 of the paper sets both origins out.</w:t>
             </w:r>
           </w:p>
         </w:tc>

--- a/docs/supplementary_S1_candidate_readings.docx
+++ b/docs/supplementary_S1_candidate_readings.docx
@@ -36,7 +36,7 @@
         <w:t xml:space="preserve">Supplementary Material S1</w:t>
       </w:r>
     </w:p>
-    <w:bookmarkStart w:id="33" w:name="candidate-readings-of-the-xiongnu-record"/>
+    <w:bookmarkStart w:id="34" w:name="candidate-readings-of-the-xiongnu-record"/>
     <w:p>
       <w:pPr>
         <w:pStyle w:val="Heading1"/>
@@ -2310,6 +2310,9 @@
             <w:r>
               <w:t xml:space="preserve">do mɑnᶜ</w:t>
             </w:r>
+            <w:r>
+              <w:t xml:space="preserve">†</w:t>
+            </w:r>
           </w:p>
         </w:tc>
         <w:tc>
@@ -2533,7 +2536,19 @@
               <w:jc w:val="left"/>
             </w:pPr>
             <w:r>
-              <w:t xml:space="preserve">mək tuənᶜ</w:t>
+              <w:t xml:space="preserve">mək</w:t>
+            </w:r>
+            <w:r>
+              <w:t xml:space="preserve">†</w:t>
+            </w:r>
+            <w:r>
+              <w:t xml:space="preserve"> </w:t>
+            </w:r>
+            <w:r>
+              <w:t xml:space="preserve">tuənᶜ</w:t>
+            </w:r>
+            <w:r>
+              <w:t xml:space="preserve">†</w:t>
             </w:r>
           </w:p>
         </w:tc>
@@ -3051,7 +3066,16 @@
               <w:jc w:val="left"/>
             </w:pPr>
             <w:r>
-              <w:t xml:space="preserve">kʰeiᴮ tśuk</w:t>
+              <w:t xml:space="preserve">kʰeiᴮ</w:t>
+            </w:r>
+            <w:r>
+              <w:t xml:space="preserve">†</w:t>
+            </w:r>
+            <w:r>
+              <w:t xml:space="preserve"> </w:t>
+            </w:r>
+            <w:r>
+              <w:t xml:space="preserve">tśuk</w:t>
             </w:r>
           </w:p>
         </w:tc>
@@ -3352,6 +3376,9 @@
             <w:r>
               <w:t xml:space="preserve">kun dźin</w:t>
             </w:r>
+            <w:r>
+              <w:t xml:space="preserve">†</w:t>
+            </w:r>
           </w:p>
         </w:tc>
         <w:tc>
@@ -3720,7 +3747,25 @@
               <w:jc w:val="left"/>
             </w:pPr>
             <w:r>
-              <w:t xml:space="preserve">huo lei gɑ</w:t>
+              <w:t xml:space="preserve">huo</w:t>
+            </w:r>
+            <w:r>
+              <w:t xml:space="preserve">†</w:t>
+            </w:r>
+            <w:r>
+              <w:t xml:space="preserve"> </w:t>
+            </w:r>
+            <w:r>
+              <w:t xml:space="preserve">lei</w:t>
+            </w:r>
+            <w:r>
+              <w:t xml:space="preserve">†</w:t>
+            </w:r>
+            <w:r>
+              <w:t xml:space="preserve"> </w:t>
+            </w:r>
+            <w:r>
+              <w:t xml:space="preserve">gɑ</w:t>
             </w:r>
           </w:p>
         </w:tc>
@@ -4408,7 +4453,25 @@
               <w:jc w:val="left"/>
             </w:pPr>
             <w:r>
-              <w:t xml:space="preserve">tsɑᴮ te go</w:t>
+              <w:t xml:space="preserve">tsɑᴮ</w:t>
+            </w:r>
+            <w:r>
+              <w:t xml:space="preserve">†</w:t>
+            </w:r>
+            <w:r>
+              <w:t xml:space="preserve"> </w:t>
+            </w:r>
+            <w:r>
+              <w:t xml:space="preserve">te</w:t>
+            </w:r>
+            <w:r>
+              <w:t xml:space="preserve">†</w:t>
+            </w:r>
+            <w:r>
+              <w:t xml:space="preserve"> </w:t>
+            </w:r>
+            <w:r>
+              <w:t xml:space="preserve">go</w:t>
             </w:r>
           </w:p>
         </w:tc>
@@ -4806,7 +4869,19 @@
               <w:jc w:val="left"/>
             </w:pPr>
             <w:r>
-              <w:t xml:space="preserve">gɑ janᴮ te</w:t>
+              <w:t xml:space="preserve">gɑ janᴮ</w:t>
+            </w:r>
+            <w:r>
+              <w:t xml:space="preserve">†</w:t>
+            </w:r>
+            <w:r>
+              <w:t xml:space="preserve"> </w:t>
+            </w:r>
+            <w:r>
+              <w:t xml:space="preserve">te</w:t>
+            </w:r>
+            <w:r>
+              <w:t xml:space="preserve">†</w:t>
             </w:r>
           </w:p>
         </w:tc>
@@ -5228,7 +5303,19 @@
               <w:jc w:val="left"/>
             </w:pPr>
             <w:r>
-              <w:t xml:space="preserve">ʔɔk janᴮ guo te</w:t>
+              <w:t xml:space="preserve">ʔɔk janᴮ</w:t>
+            </w:r>
+            <w:r>
+              <w:t xml:space="preserve">†</w:t>
+            </w:r>
+            <w:r>
+              <w:t xml:space="preserve"> </w:t>
+            </w:r>
+            <w:r>
+              <w:t xml:space="preserve">guo te</w:t>
+            </w:r>
+            <w:r>
+              <w:t xml:space="preserve">†</w:t>
             </w:r>
           </w:p>
         </w:tc>
@@ -5485,7 +5572,19 @@
               <w:jc w:val="left"/>
             </w:pPr>
             <w:r>
-              <w:t xml:space="preserve">hɑ gɑn ja</w:t>
+              <w:t xml:space="preserve">hɑ</w:t>
+            </w:r>
+            <w:r>
+              <w:t xml:space="preserve">†</w:t>
+            </w:r>
+            <w:r>
+              <w:t xml:space="preserve"> </w:t>
+            </w:r>
+            <w:r>
+              <w:t xml:space="preserve">gɑn ja</w:t>
+            </w:r>
+            <w:r>
+              <w:t xml:space="preserve">†</w:t>
             </w:r>
           </w:p>
         </w:tc>
@@ -5698,6 +5797,9 @@
             </w:pPr>
             <w:r>
               <w:t xml:space="preserve">tśit tśe</w:t>
+            </w:r>
+            <w:r>
+              <w:t xml:space="preserve">†</w:t>
             </w:r>
           </w:p>
         </w:tc>
@@ -6054,6 +6156,9 @@
             <w:r>
               <w:t xml:space="preserve">ńɑk te</w:t>
             </w:r>
+            <w:r>
+              <w:t xml:space="preserve">†</w:t>
+            </w:r>
           </w:p>
         </w:tc>
         <w:tc>
@@ -6348,7 +6453,28 @@
               <w:jc w:val="left"/>
             </w:pPr>
             <w:r>
-              <w:t xml:space="preserve">buk ṭio lui ńɑk te</w:t>
+              <w:t xml:space="preserve">buk</w:t>
+            </w:r>
+            <w:r>
+              <w:t xml:space="preserve">†</w:t>
+            </w:r>
+            <w:r>
+              <w:t xml:space="preserve"> </w:t>
+            </w:r>
+            <w:r>
+              <w:t xml:space="preserve">ṭio lui</w:t>
+            </w:r>
+            <w:r>
+              <w:t xml:space="preserve">†</w:t>
+            </w:r>
+            <w:r>
+              <w:t xml:space="preserve"> </w:t>
+            </w:r>
+            <w:r>
+              <w:t xml:space="preserve">ńɑk te</w:t>
+            </w:r>
+            <w:r>
+              <w:t xml:space="preserve">†</w:t>
             </w:r>
           </w:p>
         </w:tc>
@@ -6515,7 +6641,19 @@
               <w:jc w:val="left"/>
             </w:pPr>
             <w:r>
-              <w:t xml:space="preserve">so gɛi ńɑk te</w:t>
+              <w:t xml:space="preserve">so</w:t>
+            </w:r>
+            <w:r>
+              <w:t xml:space="preserve">†</w:t>
+            </w:r>
+            <w:r>
+              <w:t xml:space="preserve"> </w:t>
+            </w:r>
+            <w:r>
+              <w:t xml:space="preserve">gɛi ńɑk te</w:t>
+            </w:r>
+            <w:r>
+              <w:t xml:space="preserve">†</w:t>
             </w:r>
           </w:p>
         </w:tc>
@@ -6753,7 +6891,19 @@
               <w:jc w:val="left"/>
             </w:pPr>
             <w:r>
-              <w:t xml:space="preserve">tśʰa ŋa ńɑk te</w:t>
+              <w:t xml:space="preserve">tśʰa</w:t>
+            </w:r>
+            <w:r>
+              <w:t xml:space="preserve">†</w:t>
+            </w:r>
+            <w:r>
+              <w:t xml:space="preserve"> </w:t>
+            </w:r>
+            <w:r>
+              <w:t xml:space="preserve">ŋa ńɑk te</w:t>
+            </w:r>
+            <w:r>
+              <w:t xml:space="preserve">†</w:t>
             </w:r>
           </w:p>
         </w:tc>
@@ -6932,6 +7082,9 @@
             <w:r>
               <w:t xml:space="preserve">ʔɑ tśo liu ńɑk te</w:t>
             </w:r>
+            <w:r>
+              <w:t xml:space="preserve">†</w:t>
+            </w:r>
           </w:p>
         </w:tc>
         <w:tc>
@@ -7123,7 +7276,19 @@
               <w:jc w:val="left"/>
             </w:pPr>
             <w:r>
-              <w:t xml:space="preserve">ʔɑ lui ńɑk te</w:t>
+              <w:t xml:space="preserve">ʔɑ lui</w:t>
+            </w:r>
+            <w:r>
+              <w:t xml:space="preserve">†</w:t>
+            </w:r>
+            <w:r>
+              <w:t xml:space="preserve"> </w:t>
+            </w:r>
+            <w:r>
+              <w:t xml:space="preserve">ńɑk te</w:t>
+            </w:r>
+            <w:r>
+              <w:t xml:space="preserve">†</w:t>
             </w:r>
           </w:p>
         </w:tc>
@@ -7319,7 +7484,37 @@
               <w:jc w:val="left"/>
             </w:pPr>
             <w:r>
-              <w:t xml:space="preserve">hɑ tɑ ńə śi douᴮ kou ńɑk te</w:t>
+              <w:t xml:space="preserve">hɑ</w:t>
+            </w:r>
+            <w:r>
+              <w:t xml:space="preserve">†</w:t>
+            </w:r>
+            <w:r>
+              <w:t xml:space="preserve"> </w:t>
+            </w:r>
+            <w:r>
+              <w:t xml:space="preserve">tɑ ńə</w:t>
+            </w:r>
+            <w:r>
+              <w:t xml:space="preserve">†</w:t>
+            </w:r>
+            <w:r>
+              <w:t xml:space="preserve"> </w:t>
+            </w:r>
+            <w:r>
+              <w:t xml:space="preserve">śi douᴮ</w:t>
+            </w:r>
+            <w:r>
+              <w:t xml:space="preserve">†</w:t>
+            </w:r>
+            <w:r>
+              <w:t xml:space="preserve"> </w:t>
+            </w:r>
+            <w:r>
+              <w:t xml:space="preserve">kou ńɑk te</w:t>
+            </w:r>
+            <w:r>
+              <w:t xml:space="preserve">†</w:t>
             </w:r>
           </w:p>
         </w:tc>
@@ -7641,6 +7836,9 @@
             <w:r>
               <w:t xml:space="preserve">lyan te</w:t>
             </w:r>
+            <w:r>
+              <w:t xml:space="preserve">†</w:t>
+            </w:r>
           </w:p>
         </w:tc>
         <w:tc>
@@ -7851,7 +8049,19 @@
               <w:jc w:val="left"/>
             </w:pPr>
             <w:r>
-              <w:t xml:space="preserve">kʰɨɑ lianᴮ de</w:t>
+              <w:t xml:space="preserve">kʰɨɑ lianᴮ</w:t>
+            </w:r>
+            <w:r>
+              <w:t xml:space="preserve">†</w:t>
+            </w:r>
+            <w:r>
+              <w:t xml:space="preserve"> </w:t>
+            </w:r>
+            <w:r>
+              <w:t xml:space="preserve">de</w:t>
+            </w:r>
+            <w:r>
+              <w:t xml:space="preserve">†</w:t>
             </w:r>
           </w:p>
         </w:tc>
@@ -8251,7 +8461,16 @@
               <w:jc w:val="left"/>
             </w:pPr>
             <w:r>
-              <w:t xml:space="preserve">dźan wɑ</w:t>
+              <w:t xml:space="preserve">dźan</w:t>
+            </w:r>
+            <w:r>
+              <w:t xml:space="preserve">†</w:t>
+            </w:r>
+            <w:r>
+              <w:t xml:space="preserve"> </w:t>
+            </w:r>
+            <w:r>
+              <w:t xml:space="preserve">wɑ</w:t>
             </w:r>
           </w:p>
         </w:tc>
@@ -8418,7 +8637,25 @@
               <w:jc w:val="left"/>
             </w:pPr>
             <w:r>
-              <w:t xml:space="preserve">ḍaŋ lei kuɑ dɑ dźan wɑ</w:t>
+              <w:t xml:space="preserve">ḍaŋ lei</w:t>
+            </w:r>
+            <w:r>
+              <w:t xml:space="preserve">†</w:t>
+            </w:r>
+            <w:r>
+              <w:t xml:space="preserve"> </w:t>
+            </w:r>
+            <w:r>
+              <w:t xml:space="preserve">kuɑ dɑ dźan</w:t>
+            </w:r>
+            <w:r>
+              <w:t xml:space="preserve">†</w:t>
+            </w:r>
+            <w:r>
+              <w:t xml:space="preserve"> </w:t>
+            </w:r>
+            <w:r>
+              <w:t xml:space="preserve">wɑ</w:t>
             </w:r>
           </w:p>
         </w:tc>
@@ -8567,6 +8804,9 @@
             <w:r>
               <w:t xml:space="preserve">ḍaŋ lei</w:t>
             </w:r>
+            <w:r>
+              <w:t xml:space="preserve">†</w:t>
+            </w:r>
           </w:p>
         </w:tc>
         <w:tc>
@@ -8951,23 +9191,91 @@
               <w:t xml:space="preserve"> </w:t>
             </w:r>
             <w:r>
-              <w:t xml:space="preserve">“fortune”, which fits the sound and not the gloss; the Yeniseian proposal is</w:t>
-            </w:r>
-            <w:r>
-              <w:t xml:space="preserve"> </w:t>
-            </w:r>
-            <w:r>
-              <w:rPr>
-                <w:iCs/>
-                <w:i/>
-              </w:rPr>
-              <w:t xml:space="preserve">(h)ala</w:t>
-            </w:r>
-            <w:r>
-              <w:t xml:space="preserve"> </w:t>
-            </w:r>
-            <w:r>
-              <w:t xml:space="preserve">“son”, which fits the gloss. Appendix A of the paper records this as the strongest single datum on the Yeniseian side.</w:t>
+              <w:t xml:space="preserve">“fortune”, which fits the sound and not the gloss. The Yeniseian side is weaker than it is usually reported to be: Pulleyblank compared the word with Arin</w:t>
+            </w:r>
+            <w:r>
+              <w:t xml:space="preserve"> </w:t>
+            </w:r>
+            <w:r>
+              <w:rPr>
+                <w:iCs/>
+                <w:i/>
+              </w:rPr>
+              <w:t xml:space="preserve">bïkjàl</w:t>
+            </w:r>
+            <w:r>
+              <w:t xml:space="preserve"> </w:t>
+            </w:r>
+            <w:r>
+              <w:t xml:space="preserve">“son”, and Vovin, arguing for a Yeniseian Xiongnu, holds that Arin form to be isolated in the family, the other languages reflecting Proto-Yeniseian</w:t>
+            </w:r>
+            <w:r>
+              <w:t xml:space="preserve"> </w:t>
+            </w:r>
+            <w:r>
+              <w:rPr>
+                <w:iCs/>
+                <w:i/>
+              </w:rPr>
+              <w:t xml:space="preserve">*puʔ-b</w:t>
+            </w:r>
+            <w:r>
+              <w:t xml:space="preserve"> </w:t>
+            </w:r>
+            <w:r>
+              <w:t xml:space="preserve">“son” (Ket</w:t>
+            </w:r>
+            <w:r>
+              <w:t xml:space="preserve"> </w:t>
+            </w:r>
+            <w:r>
+              <w:rPr>
+                <w:iCs/>
+                <w:i/>
+              </w:rPr>
+              <w:t xml:space="preserve">hiʔp</w:t>
+            </w:r>
+            <w:r>
+              <w:t xml:space="preserve">, Yug</w:t>
+            </w:r>
+            <w:r>
+              <w:t xml:space="preserve"> </w:t>
+            </w:r>
+            <w:r>
+              <w:rPr>
+                <w:iCs/>
+                <w:i/>
+              </w:rPr>
+              <w:t xml:space="preserve">fiʔp</w:t>
+            </w:r>
+            <w:r>
+              <w:t xml:space="preserve">, Kott</w:t>
+            </w:r>
+            <w:r>
+              <w:t xml:space="preserve"> </w:t>
+            </w:r>
+            <w:r>
+              <w:rPr>
+                <w:iCs/>
+                <w:i/>
+              </w:rPr>
+              <w:t xml:space="preserve">fup</w:t>
+            </w:r>
+            <w:r>
+              <w:t xml:space="preserve">, Assan</w:t>
+            </w:r>
+            <w:r>
+              <w:t xml:space="preserve"> </w:t>
+            </w:r>
+            <w:r>
+              <w:rPr>
+                <w:iCs/>
+                <w:i/>
+              </w:rPr>
+              <w:t xml:space="preserve">pup</w:t>
+            </w:r>
+            <w:r>
+              <w:t xml:space="preserve">), and finds no Altaic etymology either (CAJ 44/1, p. 91). So no reading is proposed here: the item on which the Chinese gloss bears most directly is the one both camps leave open.</w:t>
             </w:r>
           </w:p>
         </w:tc>
@@ -8997,6 +9305,9 @@
             </w:pPr>
             <w:r>
               <w:t xml:space="preserve">dɑ gɨ</w:t>
+            </w:r>
+            <w:r>
+              <w:t xml:space="preserve">†</w:t>
             </w:r>
           </w:p>
         </w:tc>
@@ -9353,7 +9664,19 @@
               <w:jc w:val="left"/>
             </w:pPr>
             <w:r>
-              <w:t xml:space="preserve">kok leᴮ</w:t>
+              <w:t xml:space="preserve">kok</w:t>
+            </w:r>
+            <w:r>
+              <w:t xml:space="preserve">†</w:t>
+            </w:r>
+            <w:r>
+              <w:t xml:space="preserve"> </w:t>
+            </w:r>
+            <w:r>
+              <w:t xml:space="preserve">leᴮ</w:t>
+            </w:r>
+            <w:r>
+              <w:t xml:space="preserve">†</w:t>
             </w:r>
           </w:p>
         </w:tc>
@@ -9433,17 +9756,30 @@
               <w:t xml:space="preserve"> </w:t>
             </w:r>
             <w:r>
-              <w:t xml:space="preserve">attested headwords fit, against 66 for 孤塗 and 144 for 屠耆. Note that the modern pinyin is read both</w:t>
-            </w:r>
-            <w:r>
-              <w:t xml:space="preserve"> </w:t>
-            </w:r>
-            <w:r>
-              <w:rPr>
-                <w:iCs/>
-                <w:i/>
-              </w:rPr>
-              <w:t xml:space="preserve">luli</w:t>
+              <w:t xml:space="preserve">attested headwords fit, against 66 for 孤塗 and 144 for 屠耆. That frame, however, assumes one of three readings. The Later Han table gives 谷 as</w:t>
+            </w:r>
+            <w:r>
+              <w:t xml:space="preserve"> </w:t>
+            </w:r>
+            <w:r>
+              <w:rPr>
+                <w:iCs/>
+                <w:i/>
+              </w:rPr>
+              <w:t xml:space="preserve">kok</w:t>
+            </w:r>
+            <w:r>
+              <w:t xml:space="preserve">,</w:t>
+            </w:r>
+            <w:r>
+              <w:t xml:space="preserve"> </w:t>
+            </w:r>
+            <w:r>
+              <w:rPr>
+                <w:iCs/>
+                <w:i/>
+              </w:rPr>
+              <w:t xml:space="preserve">jok</w:t>
             </w:r>
             <w:r>
               <w:t xml:space="preserve"> </w:t>
@@ -9459,10 +9795,39 @@
                 <w:iCs/>
                 <w:i/>
               </w:rPr>
-              <w:t xml:space="preserve">guli</w:t>
-            </w:r>
-            <w:r>
-              <w:t xml:space="preserve">, but the Later Han reading is not in doubt.</w:t>
+              <w:t xml:space="preserve">lok</w:t>
+            </w:r>
+            <w:r>
+              <w:t xml:space="preserve">, and the reading printed above is the first row. The office is conventionally called the Luli Kings, which points at</w:t>
+            </w:r>
+            <w:r>
+              <w:t xml:space="preserve"> </w:t>
+            </w:r>
+            <w:r>
+              <w:rPr>
+                <w:iCs/>
+                <w:i/>
+              </w:rPr>
+              <w:t xml:space="preserve">lok</w:t>
+            </w:r>
+            <w:r>
+              <w:t xml:space="preserve">, and on that reading the frame becomes</w:t>
+            </w:r>
+            <w:r>
+              <w:t xml:space="preserve"> </w:t>
+            </w:r>
+            <w:r>
+              <w:rPr>
+                <w:bCs/>
+                <w:b/>
+              </w:rPr>
+              <w:t xml:space="preserve">l – l/r</w:t>
+            </w:r>
+            <w:r>
+              <w:t xml:space="preserve"> </w:t>
+            </w:r>
+            <w:r>
+              <w:t xml:space="preserve">and the eight candidates below do not apply. The candidate set for this item needs recomputing from a settled reading before any name is proposed for it.</w:t>
             </w:r>
             <w:r>
               <w:br/>
@@ -9471,7 +9836,23 @@
               <w:t xml:space="preserve">Reason</w:t>
             </w:r>
             <w:r>
-              <w:t xml:space="preserve">The eight are</w:t>
+              <w:t xml:space="preserve">On the</w:t>
+            </w:r>
+            <w:r>
+              <w:t xml:space="preserve"> </w:t>
+            </w:r>
+            <w:r>
+              <w:rPr>
+                <w:iCs/>
+                <w:i/>
+              </w:rPr>
+              <w:t xml:space="preserve">kok</w:t>
+            </w:r>
+            <w:r>
+              <w:t xml:space="preserve"> </w:t>
+            </w:r>
+            <w:r>
+              <w:t xml:space="preserve">reading the eight are</w:t>
             </w:r>
             <w:r>
               <w:t xml:space="preserve"> </w:t>
@@ -9633,7 +10014,16 @@
               <w:jc w:val="left"/>
             </w:pPr>
             <w:r>
-              <w:t xml:space="preserve">tɑŋ gɑᴮ</w:t>
+              <w:t xml:space="preserve">tɑŋ</w:t>
+            </w:r>
+            <w:r>
+              <w:t xml:space="preserve">†</w:t>
+            </w:r>
+            <w:r>
+              <w:t xml:space="preserve"> </w:t>
+            </w:r>
+            <w:r>
+              <w:t xml:space="preserve">gɑᴮ</w:t>
             </w:r>
           </w:p>
         </w:tc>
@@ -9996,6 +10386,9 @@
             <w:r>
               <w:t xml:space="preserve">ʔɑt dźeᴮ</w:t>
             </w:r>
+            <w:r>
+              <w:t xml:space="preserve">†</w:t>
+            </w:r>
           </w:p>
         </w:tc>
         <w:tc>
@@ -10448,7 +10841,16 @@
               <w:jc w:val="left"/>
             </w:pPr>
             <w:r>
-              <w:t xml:space="preserve">tsɑᴮ gɨɑ</w:t>
+              <w:t xml:space="preserve">tsɑᴮ</w:t>
+            </w:r>
+            <w:r>
+              <w:t xml:space="preserve">†</w:t>
+            </w:r>
+            <w:r>
+              <w:t xml:space="preserve"> </w:t>
+            </w:r>
+            <w:r>
+              <w:t xml:space="preserve">gɨɑ</w:t>
             </w:r>
           </w:p>
         </w:tc>
@@ -11185,7 +11587,16 @@
               <w:jc w:val="left"/>
             </w:pPr>
             <w:r>
-              <w:t xml:space="preserve">buk ṇɨk</w:t>
+              <w:t xml:space="preserve">buk</w:t>
+            </w:r>
+            <w:r>
+              <w:t xml:space="preserve">†</w:t>
+            </w:r>
+            <w:r>
+              <w:t xml:space="preserve"> </w:t>
+            </w:r>
+            <w:r>
+              <w:t xml:space="preserve">ṇɨk</w:t>
             </w:r>
           </w:p>
         </w:tc>
@@ -11500,7 +11911,16 @@
               <w:jc w:val="left"/>
             </w:pPr>
             <w:r>
-              <w:t xml:space="preserve">gɔ lok</w:t>
+              <w:t xml:space="preserve">gɔ</w:t>
+            </w:r>
+            <w:r>
+              <w:t xml:space="preserve">†</w:t>
+            </w:r>
+            <w:r>
+              <w:t xml:space="preserve"> </w:t>
+            </w:r>
+            <w:r>
+              <w:t xml:space="preserve">lok</w:t>
             </w:r>
           </w:p>
         </w:tc>
@@ -12107,7 +12527,104 @@
               <w:t xml:space="preserve">kıyat</w:t>
             </w:r>
             <w:r>
-              <w:t xml:space="preserve">, of flooding. The Jie are recorded as a group within or beside the Xiongnu; the reading is offered for the ethnonym only.</w:t>
+              <w:t xml:space="preserve">, of flooding. The Jie are recorded as a group within or beside the Xiongnu; the reading is offered for the ethnonym only, and beside rather than against the standing one: Pulleyblank and Vovin read the ethnonym as</w:t>
+            </w:r>
+            <w:r>
+              <w:t xml:space="preserve"> </w:t>
+            </w:r>
+            <w:r>
+              <w:rPr>
+                <w:iCs/>
+                <w:i/>
+              </w:rPr>
+              <w:t xml:space="preserve">*ket</w:t>
+            </w:r>
+            <w:r>
+              <w:t xml:space="preserve"> </w:t>
+            </w:r>
+            <w:r>
+              <w:t xml:space="preserve">and connect it with Proto-Yeniseian</w:t>
+            </w:r>
+            <w:r>
+              <w:t xml:space="preserve"> </w:t>
+            </w:r>
+            <w:r>
+              <w:rPr>
+                <w:iCs/>
+                <w:i/>
+              </w:rPr>
+              <w:t xml:space="preserve">*keʔt</w:t>
+            </w:r>
+            <w:r>
+              <w:t xml:space="preserve"> </w:t>
+            </w:r>
+            <w:r>
+              <w:t xml:space="preserve">“person, human being” (Ket</w:t>
+            </w:r>
+            <w:r>
+              <w:t xml:space="preserve"> </w:t>
+            </w:r>
+            <w:r>
+              <w:rPr>
+                <w:iCs/>
+                <w:i/>
+              </w:rPr>
+              <w:t xml:space="preserve">keʔt</w:t>
+            </w:r>
+            <w:r>
+              <w:t xml:space="preserve">, Yug</w:t>
+            </w:r>
+            <w:r>
+              <w:t xml:space="preserve"> </w:t>
+            </w:r>
+            <w:r>
+              <w:rPr>
+                <w:iCs/>
+                <w:i/>
+              </w:rPr>
+              <w:t xml:space="preserve">keʔt</w:t>
+            </w:r>
+            <w:r>
+              <w:t xml:space="preserve">, Kott</w:t>
+            </w:r>
+            <w:r>
+              <w:t xml:space="preserve"> </w:t>
+            </w:r>
+            <w:r>
+              <w:rPr>
+                <w:iCs/>
+                <w:i/>
+              </w:rPr>
+              <w:t xml:space="preserve">hit</w:t>
+            </w:r>
+            <w:r>
+              <w:t xml:space="preserve">, Arin</w:t>
+            </w:r>
+            <w:r>
+              <w:t xml:space="preserve"> </w:t>
+            </w:r>
+            <w:r>
+              <w:rPr>
+                <w:iCs/>
+                <w:i/>
+              </w:rPr>
+              <w:t xml:space="preserve">kit/qit</w:t>
+            </w:r>
+            <w:r>
+              <w:t xml:space="preserve">, Pumpokol</w:t>
+            </w:r>
+            <w:r>
+              <w:t xml:space="preserve"> </w:t>
+            </w:r>
+            <w:r>
+              <w:rPr>
+                <w:iCs/>
+                <w:i/>
+              </w:rPr>
+              <w:t xml:space="preserve">kit</w:t>
+            </w:r>
+            <w:r>
+              <w:t xml:space="preserve">), which is the Yeniseian self-designation (CAJ 44/1, p. 91).</w:t>
             </w:r>
           </w:p>
         </w:tc>
@@ -12125,13 +12642,1569 @@
       </w:r>
     </w:p>
     <w:bookmarkEnd w:id="29"/>
-    <w:bookmarkStart w:id="30" w:name="s1.11-how-to-disagree"/>
+    <w:bookmarkStart w:id="30" w:name="X34866e2ae0c5a8d081addc629bf63b7603c43bd"/>
     <w:p>
       <w:pPr>
         <w:pStyle w:val="Heading2"/>
       </w:pPr>
       <w:r>
         <w:t xml:space="preserve">S1.11</w:t>
+      </w:r>
+      <w:r>
+        <w:t xml:space="preserve"> </w:t>
+      </w:r>
+      <w:r>
+        <w:t xml:space="preserve">Characters with more than one Later Han reading</w:t>
+      </w:r>
+    </w:p>
+    <w:tbl>
+      <w:tblPr>
+        <w:tblStyle w:val="Table"/>
+        <w:tblW w:type="auto" w:w="0"/>
+        <w:tblLook w:firstRow="1" w:lastRow="0" w:firstColumn="0" w:lastColumn="0" w:noHBand="0" w:noVBand="0" w:val="0020"/>
+        <w:jc w:val="start"/>
+      </w:tblPr>
+      <w:tblGrid>
+        <w:gridCol w:w="1980"/>
+        <w:gridCol w:w="1980"/>
+        <w:gridCol w:w="1980"/>
+        <w:gridCol w:w="1980"/>
+      </w:tblGrid>
+      <w:tr>
+        <w:trPr>
+          <w:tblHeader w:val="true"/>
+        </w:trPr>
+        <w:tc>
+          <w:tcPr/>
+          <w:p>
+            <w:pPr>
+              <w:pStyle w:val="Compact"/>
+              <w:jc w:val="left"/>
+            </w:pPr>
+            <w:r>
+              <w:t xml:space="preserve">Character</w:t>
+            </w:r>
+          </w:p>
+        </w:tc>
+        <w:tc>
+          <w:tcPr/>
+          <w:p>
+            <w:pPr>
+              <w:pStyle w:val="Compact"/>
+              <w:jc w:val="left"/>
+            </w:pPr>
+            <w:r>
+              <w:t xml:space="preserve">Reading printed</w:t>
+            </w:r>
+          </w:p>
+        </w:tc>
+        <w:tc>
+          <w:tcPr/>
+          <w:p>
+            <w:pPr>
+              <w:pStyle w:val="Compact"/>
+              <w:jc w:val="left"/>
+            </w:pPr>
+            <w:r>
+              <w:t xml:space="preserve">Other readings in the table</w:t>
+            </w:r>
+          </w:p>
+        </w:tc>
+        <w:tc>
+          <w:tcPr/>
+          <w:p>
+            <w:pPr>
+              <w:pStyle w:val="Compact"/>
+              <w:jc w:val="left"/>
+            </w:pPr>
+            <w:r>
+              <w:t xml:space="preserve">Items in which it appears</w:t>
+            </w:r>
+          </w:p>
+        </w:tc>
+      </w:tr>
+      <w:tr>
+        <w:tc>
+          <w:tcPr/>
+          <w:p>
+            <w:pPr>
+              <w:pStyle w:val="Compact"/>
+              <w:jc w:val="left"/>
+            </w:pPr>
+            <w:r>
+              <w:t xml:space="preserve">鞮</w:t>
+            </w:r>
+          </w:p>
+        </w:tc>
+        <w:tc>
+          <w:tcPr/>
+          <w:p>
+            <w:pPr>
+              <w:pStyle w:val="Compact"/>
+              <w:jc w:val="left"/>
+            </w:pPr>
+            <w:r>
+              <w:t xml:space="preserve">te</w:t>
+            </w:r>
+          </w:p>
+        </w:tc>
+        <w:tc>
+          <w:tcPr/>
+          <w:p>
+            <w:pPr>
+              <w:pStyle w:val="Compact"/>
+              <w:jc w:val="left"/>
+            </w:pPr>
+            <w:r>
+              <w:t xml:space="preserve">de</w:t>
+            </w:r>
+          </w:p>
+        </w:tc>
+        <w:tc>
+          <w:tcPr/>
+          <w:p>
+            <w:pPr>
+              <w:pStyle w:val="Compact"/>
+              <w:jc w:val="left"/>
+            </w:pPr>
+            <w:r>
+              <w:t xml:space="preserve">且鞮侯 壺衍鞮 握衍朐鞮 若鞮 復株累若鞮 搜諧若鞮 車牙若鞮 烏珠留若鞮 烏累若鞮 呼都而尸道皋若鞮 攣鞮</w:t>
+            </w:r>
+          </w:p>
+        </w:tc>
+      </w:tr>
+      <w:tr>
+        <w:tc>
+          <w:tcPr/>
+          <w:p>
+            <w:pPr>
+              <w:pStyle w:val="Compact"/>
+              <w:jc w:val="left"/>
+            </w:pPr>
+            <w:r>
+              <w:t xml:space="preserve">犁</w:t>
+            </w:r>
+          </w:p>
+        </w:tc>
+        <w:tc>
+          <w:tcPr/>
+          <w:p>
+            <w:pPr>
+              <w:pStyle w:val="Compact"/>
+              <w:jc w:val="left"/>
+            </w:pPr>
+            <w:r>
+              <w:t xml:space="preserve">lei</w:t>
+            </w:r>
+          </w:p>
+        </w:tc>
+        <w:tc>
+          <w:tcPr/>
+          <w:p>
+            <w:pPr>
+              <w:pStyle w:val="Compact"/>
+              <w:jc w:val="left"/>
+            </w:pPr>
+            <w:r>
+              <w:t xml:space="preserve">li</w:t>
+            </w:r>
+          </w:p>
+        </w:tc>
+        <w:tc>
+          <w:tcPr/>
+          <w:p>
+            <w:pPr>
+              <w:pStyle w:val="Compact"/>
+              <w:jc w:val="left"/>
+            </w:pPr>
+            <w:r>
+              <w:t xml:space="preserve">呴犁湖 撑犁孤塗單于 撑犁</w:t>
+            </w:r>
+          </w:p>
+        </w:tc>
+      </w:tr>
+      <w:tr>
+        <w:tc>
+          <w:tcPr/>
+          <w:p>
+            <w:pPr>
+              <w:pStyle w:val="Compact"/>
+              <w:jc w:val="left"/>
+            </w:pPr>
+            <w:r>
+              <w:t xml:space="preserve">且</w:t>
+            </w:r>
+          </w:p>
+        </w:tc>
+        <w:tc>
+          <w:tcPr/>
+          <w:p>
+            <w:pPr>
+              <w:pStyle w:val="Compact"/>
+              <w:jc w:val="left"/>
+            </w:pPr>
+            <w:r>
+              <w:t xml:space="preserve">tsɑᴮ</w:t>
+            </w:r>
+          </w:p>
+        </w:tc>
+        <w:tc>
+          <w:tcPr/>
+          <w:p>
+            <w:pPr>
+              <w:pStyle w:val="Compact"/>
+              <w:jc w:val="left"/>
+            </w:pPr>
+            <w:r>
+              <w:t xml:space="preserve">tsʰiaᴮ · tsʰiɑ · tsiɑ</w:t>
+            </w:r>
+          </w:p>
+        </w:tc>
+        <w:tc>
+          <w:tcPr/>
+          <w:p>
+            <w:pPr>
+              <w:pStyle w:val="Compact"/>
+              <w:jc w:val="left"/>
+            </w:pPr>
+            <w:r>
+              <w:t xml:space="preserve">且鞮侯 且渠</w:t>
+            </w:r>
+          </w:p>
+        </w:tc>
+      </w:tr>
+      <w:tr>
+        <w:tc>
+          <w:tcPr/>
+          <w:p>
+            <w:pPr>
+              <w:pStyle w:val="Compact"/>
+              <w:jc w:val="left"/>
+            </w:pPr>
+            <w:r>
+              <w:t xml:space="preserve">呼</w:t>
+            </w:r>
+          </w:p>
+        </w:tc>
+        <w:tc>
+          <w:tcPr/>
+          <w:p>
+            <w:pPr>
+              <w:pStyle w:val="Compact"/>
+              <w:jc w:val="left"/>
+            </w:pPr>
+            <w:r>
+              <w:t xml:space="preserve">hɑ</w:t>
+            </w:r>
+          </w:p>
+        </w:tc>
+        <w:tc>
+          <w:tcPr/>
+          <w:p>
+            <w:pPr>
+              <w:pStyle w:val="Compact"/>
+              <w:jc w:val="left"/>
+            </w:pPr>
+            <w:r>
+              <w:t xml:space="preserve">hɑᶜ</w:t>
+            </w:r>
+          </w:p>
+        </w:tc>
+        <w:tc>
+          <w:tcPr/>
+          <w:p>
+            <w:pPr>
+              <w:pStyle w:val="Compact"/>
+              <w:jc w:val="left"/>
+            </w:pPr>
+            <w:r>
+              <w:t xml:space="preserve">呼韓邪 呼都而尸道皋若鞮</w:t>
+            </w:r>
+          </w:p>
+        </w:tc>
+      </w:tr>
+      <w:tr>
+        <w:tc>
+          <w:tcPr/>
+          <w:p>
+            <w:pPr>
+              <w:pStyle w:val="Compact"/>
+              <w:jc w:val="left"/>
+            </w:pPr>
+            <w:r>
+              <w:t xml:space="preserve">單</w:t>
+            </w:r>
+          </w:p>
+        </w:tc>
+        <w:tc>
+          <w:tcPr/>
+          <w:p>
+            <w:pPr>
+              <w:pStyle w:val="Compact"/>
+              <w:jc w:val="left"/>
+            </w:pPr>
+            <w:r>
+              <w:t xml:space="preserve">dźan</w:t>
+            </w:r>
+          </w:p>
+        </w:tc>
+        <w:tc>
+          <w:tcPr/>
+          <w:p>
+            <w:pPr>
+              <w:pStyle w:val="Compact"/>
+              <w:jc w:val="left"/>
+            </w:pPr>
+            <w:r>
+              <w:t xml:space="preserve">tɑn</w:t>
+            </w:r>
+          </w:p>
+        </w:tc>
+        <w:tc>
+          <w:tcPr/>
+          <w:p>
+            <w:pPr>
+              <w:pStyle w:val="Compact"/>
+              <w:jc w:val="left"/>
+            </w:pPr>
+            <w:r>
+              <w:t xml:space="preserve">單于 撑犁孤塗單于</w:t>
+            </w:r>
+          </w:p>
+        </w:tc>
+      </w:tr>
+      <w:tr>
+        <w:tc>
+          <w:tcPr/>
+          <w:p>
+            <w:pPr>
+              <w:pStyle w:val="Compact"/>
+              <w:jc w:val="left"/>
+            </w:pPr>
+            <w:r>
+              <w:t xml:space="preserve">累</w:t>
+            </w:r>
+          </w:p>
+        </w:tc>
+        <w:tc>
+          <w:tcPr/>
+          <w:p>
+            <w:pPr>
+              <w:pStyle w:val="Compact"/>
+              <w:jc w:val="left"/>
+            </w:pPr>
+            <w:r>
+              <w:t xml:space="preserve">lui</w:t>
+            </w:r>
+          </w:p>
+        </w:tc>
+        <w:tc>
+          <w:tcPr/>
+          <w:p>
+            <w:pPr>
+              <w:pStyle w:val="Compact"/>
+              <w:jc w:val="left"/>
+            </w:pPr>
+            <w:r>
+              <w:t xml:space="preserve">lyaiᴮ · lyaiᶜ · luɑiᴮ</w:t>
+            </w:r>
+          </w:p>
+        </w:tc>
+        <w:tc>
+          <w:tcPr/>
+          <w:p>
+            <w:pPr>
+              <w:pStyle w:val="Compact"/>
+              <w:jc w:val="left"/>
+            </w:pPr>
+            <w:r>
+              <w:t xml:space="preserve">復株累若鞮 烏累若鞮</w:t>
+            </w:r>
+          </w:p>
+        </w:tc>
+      </w:tr>
+      <w:tr>
+        <w:tc>
+          <w:tcPr/>
+          <w:p>
+            <w:pPr>
+              <w:pStyle w:val="Compact"/>
+              <w:jc w:val="left"/>
+            </w:pPr>
+            <w:r>
+              <w:t xml:space="preserve">衍</w:t>
+            </w:r>
+          </w:p>
+        </w:tc>
+        <w:tc>
+          <w:tcPr/>
+          <w:p>
+            <w:pPr>
+              <w:pStyle w:val="Compact"/>
+              <w:jc w:val="left"/>
+            </w:pPr>
+            <w:r>
+              <w:t xml:space="preserve">janᴮ</w:t>
+            </w:r>
+          </w:p>
+        </w:tc>
+        <w:tc>
+          <w:tcPr/>
+          <w:p>
+            <w:pPr>
+              <w:pStyle w:val="Compact"/>
+              <w:jc w:val="left"/>
+            </w:pPr>
+            <w:r>
+              <w:t xml:space="preserve">janᶜ</w:t>
+            </w:r>
+          </w:p>
+        </w:tc>
+        <w:tc>
+          <w:tcPr/>
+          <w:p>
+            <w:pPr>
+              <w:pStyle w:val="Compact"/>
+              <w:jc w:val="left"/>
+            </w:pPr>
+            <w:r>
+              <w:t xml:space="preserve">壺衍鞮 握衍朐鞮</w:t>
+            </w:r>
+          </w:p>
+        </w:tc>
+      </w:tr>
+      <w:tr>
+        <w:tc>
+          <w:tcPr/>
+          <w:p>
+            <w:pPr>
+              <w:pStyle w:val="Compact"/>
+              <w:jc w:val="left"/>
+            </w:pPr>
+            <w:r>
+              <w:t xml:space="preserve">冒</w:t>
+            </w:r>
+          </w:p>
+        </w:tc>
+        <w:tc>
+          <w:tcPr/>
+          <w:p>
+            <w:pPr>
+              <w:pStyle w:val="Compact"/>
+              <w:jc w:val="left"/>
+            </w:pPr>
+            <w:r>
+              <w:t xml:space="preserve">mək</w:t>
+            </w:r>
+          </w:p>
+        </w:tc>
+        <w:tc>
+          <w:tcPr/>
+          <w:p>
+            <w:pPr>
+              <w:pStyle w:val="Compact"/>
+              <w:jc w:val="left"/>
+            </w:pPr>
+            <w:r>
+              <w:t xml:space="preserve">mouᶜ</w:t>
+            </w:r>
+          </w:p>
+        </w:tc>
+        <w:tc>
+          <w:tcPr/>
+          <w:p>
+            <w:pPr>
+              <w:pStyle w:val="Compact"/>
+              <w:jc w:val="left"/>
+            </w:pPr>
+            <w:r>
+              <w:t xml:space="preserve">冒頓</w:t>
+            </w:r>
+          </w:p>
+        </w:tc>
+      </w:tr>
+      <w:tr>
+        <w:tc>
+          <w:tcPr/>
+          <w:p>
+            <w:pPr>
+              <w:pStyle w:val="Compact"/>
+              <w:jc w:val="left"/>
+            </w:pPr>
+            <w:r>
+              <w:t xml:space="preserve">呴</w:t>
+            </w:r>
+          </w:p>
+        </w:tc>
+        <w:tc>
+          <w:tcPr/>
+          <w:p>
+            <w:pPr>
+              <w:pStyle w:val="Compact"/>
+              <w:jc w:val="left"/>
+            </w:pPr>
+            <w:r>
+              <w:t xml:space="preserve">huo</w:t>
+            </w:r>
+          </w:p>
+        </w:tc>
+        <w:tc>
+          <w:tcPr/>
+          <w:p>
+            <w:pPr>
+              <w:pStyle w:val="Compact"/>
+              <w:jc w:val="left"/>
+            </w:pPr>
+            <w:r>
+              <w:t xml:space="preserve">huoᶜ</w:t>
+            </w:r>
+          </w:p>
+        </w:tc>
+        <w:tc>
+          <w:tcPr/>
+          <w:p>
+            <w:pPr>
+              <w:pStyle w:val="Compact"/>
+              <w:jc w:val="left"/>
+            </w:pPr>
+            <w:r>
+              <w:t xml:space="preserve">呴犁湖</w:t>
+            </w:r>
+          </w:p>
+        </w:tc>
+      </w:tr>
+      <w:tr>
+        <w:tc>
+          <w:tcPr/>
+          <w:p>
+            <w:pPr>
+              <w:pStyle w:val="Compact"/>
+              <w:jc w:val="left"/>
+            </w:pPr>
+            <w:r>
+              <w:t xml:space="preserve">復</w:t>
+            </w:r>
+          </w:p>
+        </w:tc>
+        <w:tc>
+          <w:tcPr/>
+          <w:p>
+            <w:pPr>
+              <w:pStyle w:val="Compact"/>
+              <w:jc w:val="left"/>
+            </w:pPr>
+            <w:r>
+              <w:t xml:space="preserve">buk</w:t>
+            </w:r>
+          </w:p>
+        </w:tc>
+        <w:tc>
+          <w:tcPr/>
+          <w:p>
+            <w:pPr>
+              <w:pStyle w:val="Compact"/>
+              <w:jc w:val="left"/>
+            </w:pPr>
+            <w:r>
+              <w:t xml:space="preserve">buᶜ</w:t>
+            </w:r>
+          </w:p>
+        </w:tc>
+        <w:tc>
+          <w:tcPr/>
+          <w:p>
+            <w:pPr>
+              <w:pStyle w:val="Compact"/>
+              <w:jc w:val="left"/>
+            </w:pPr>
+            <w:r>
+              <w:t xml:space="preserve">復株累若鞮</w:t>
+            </w:r>
+          </w:p>
+        </w:tc>
+      </w:tr>
+      <w:tr>
+        <w:tc>
+          <w:tcPr/>
+          <w:p>
+            <w:pPr>
+              <w:pStyle w:val="Compact"/>
+              <w:jc w:val="left"/>
+            </w:pPr>
+            <w:r>
+              <w:t xml:space="preserve">搜</w:t>
+            </w:r>
+          </w:p>
+        </w:tc>
+        <w:tc>
+          <w:tcPr/>
+          <w:p>
+            <w:pPr>
+              <w:pStyle w:val="Compact"/>
+              <w:jc w:val="left"/>
+            </w:pPr>
+            <w:r>
+              <w:t xml:space="preserve">so</w:t>
+            </w:r>
+          </w:p>
+        </w:tc>
+        <w:tc>
+          <w:tcPr/>
+          <w:p>
+            <w:pPr>
+              <w:pStyle w:val="Compact"/>
+              <w:jc w:val="left"/>
+            </w:pPr>
+            <w:r>
+              <w:t xml:space="preserve">ṣu</w:t>
+            </w:r>
+          </w:p>
+        </w:tc>
+        <w:tc>
+          <w:tcPr/>
+          <w:p>
+            <w:pPr>
+              <w:pStyle w:val="Compact"/>
+              <w:jc w:val="left"/>
+            </w:pPr>
+            <w:r>
+              <w:t xml:space="preserve">搜諧若鞮</w:t>
+            </w:r>
+          </w:p>
+        </w:tc>
+      </w:tr>
+      <w:tr>
+        <w:tc>
+          <w:tcPr/>
+          <w:p>
+            <w:pPr>
+              <w:pStyle w:val="Compact"/>
+              <w:jc w:val="left"/>
+            </w:pPr>
+            <w:r>
+              <w:t xml:space="preserve">支</w:t>
+            </w:r>
+          </w:p>
+        </w:tc>
+        <w:tc>
+          <w:tcPr/>
+          <w:p>
+            <w:pPr>
+              <w:pStyle w:val="Compact"/>
+              <w:jc w:val="left"/>
+            </w:pPr>
+            <w:r>
+              <w:t xml:space="preserve">tśe</w:t>
+            </w:r>
+          </w:p>
+        </w:tc>
+        <w:tc>
+          <w:tcPr/>
+          <w:p>
+            <w:pPr>
+              <w:pStyle w:val="Compact"/>
+              <w:jc w:val="left"/>
+            </w:pPr>
+            <w:r>
+              <w:t xml:space="preserve">kie</w:t>
+            </w:r>
+          </w:p>
+        </w:tc>
+        <w:tc>
+          <w:tcPr/>
+          <w:p>
+            <w:pPr>
+              <w:pStyle w:val="Compact"/>
+              <w:jc w:val="left"/>
+            </w:pPr>
+            <w:r>
+              <w:t xml:space="preserve">郅支</w:t>
+            </w:r>
+          </w:p>
+        </w:tc>
+      </w:tr>
+      <w:tr>
+        <w:tc>
+          <w:tcPr/>
+          <w:p>
+            <w:pPr>
+              <w:pStyle w:val="Compact"/>
+              <w:jc w:val="left"/>
+            </w:pPr>
+            <w:r>
+              <w:t xml:space="preserve">曼</w:t>
+            </w:r>
+          </w:p>
+        </w:tc>
+        <w:tc>
+          <w:tcPr/>
+          <w:p>
+            <w:pPr>
+              <w:pStyle w:val="Compact"/>
+              <w:jc w:val="left"/>
+            </w:pPr>
+            <w:r>
+              <w:t xml:space="preserve">mɑnᶜ</w:t>
+            </w:r>
+          </w:p>
+        </w:tc>
+        <w:tc>
+          <w:tcPr/>
+          <w:p>
+            <w:pPr>
+              <w:pStyle w:val="Compact"/>
+              <w:jc w:val="left"/>
+            </w:pPr>
+            <w:r>
+              <w:t xml:space="preserve">mɑn · muɑnᶜ</w:t>
+            </w:r>
+          </w:p>
+        </w:tc>
+        <w:tc>
+          <w:tcPr/>
+          <w:p>
+            <w:pPr>
+              <w:pStyle w:val="Compact"/>
+              <w:jc w:val="left"/>
+            </w:pPr>
+            <w:r>
+              <w:t xml:space="preserve">頭曼</w:t>
+            </w:r>
+          </w:p>
+        </w:tc>
+      </w:tr>
+      <w:tr>
+        <w:tc>
+          <w:tcPr/>
+          <w:p>
+            <w:pPr>
+              <w:pStyle w:val="Compact"/>
+              <w:jc w:val="left"/>
+            </w:pPr>
+            <w:r>
+              <w:t xml:space="preserve">服</w:t>
+            </w:r>
+          </w:p>
+        </w:tc>
+        <w:tc>
+          <w:tcPr/>
+          <w:p>
+            <w:pPr>
+              <w:pStyle w:val="Compact"/>
+              <w:jc w:val="left"/>
+            </w:pPr>
+            <w:r>
+              <w:t xml:space="preserve">buk</w:t>
+            </w:r>
+          </w:p>
+        </w:tc>
+        <w:tc>
+          <w:tcPr/>
+          <w:p>
+            <w:pPr>
+              <w:pStyle w:val="Compact"/>
+              <w:jc w:val="left"/>
+            </w:pPr>
+            <w:r>
+              <w:t xml:space="preserve">buᴮ</w:t>
+            </w:r>
+          </w:p>
+        </w:tc>
+        <w:tc>
+          <w:tcPr/>
+          <w:p>
+            <w:pPr>
+              <w:pStyle w:val="Compact"/>
+              <w:jc w:val="left"/>
+            </w:pPr>
+            <w:r>
+              <w:t xml:space="preserve">服匿</w:t>
+            </w:r>
+          </w:p>
+        </w:tc>
+      </w:tr>
+      <w:tr>
+        <w:tc>
+          <w:tcPr/>
+          <w:p>
+            <w:pPr>
+              <w:pStyle w:val="Compact"/>
+              <w:jc w:val="left"/>
+            </w:pPr>
+            <w:r>
+              <w:t xml:space="preserve">氏</w:t>
+            </w:r>
+          </w:p>
+        </w:tc>
+        <w:tc>
+          <w:tcPr/>
+          <w:p>
+            <w:pPr>
+              <w:pStyle w:val="Compact"/>
+              <w:jc w:val="left"/>
+            </w:pPr>
+            <w:r>
+              <w:t xml:space="preserve">dźeᴮ</w:t>
+            </w:r>
+          </w:p>
+        </w:tc>
+        <w:tc>
+          <w:tcPr/>
+          <w:p>
+            <w:pPr>
+              <w:pStyle w:val="Compact"/>
+              <w:jc w:val="left"/>
+            </w:pPr>
+            <w:r>
+              <w:t xml:space="preserve">gieᴮ · tśe · kie</w:t>
+            </w:r>
+          </w:p>
+        </w:tc>
+        <w:tc>
+          <w:tcPr/>
+          <w:p>
+            <w:pPr>
+              <w:pStyle w:val="Compact"/>
+              <w:jc w:val="left"/>
+            </w:pPr>
+            <w:r>
+              <w:t xml:space="preserve">閼氏</w:t>
+            </w:r>
+          </w:p>
+        </w:tc>
+      </w:tr>
+      <w:tr>
+        <w:tc>
+          <w:tcPr/>
+          <w:p>
+            <w:pPr>
+              <w:pStyle w:val="Compact"/>
+              <w:jc w:val="left"/>
+            </w:pPr>
+            <w:r>
+              <w:t xml:space="preserve">當</w:t>
+            </w:r>
+          </w:p>
+        </w:tc>
+        <w:tc>
+          <w:tcPr/>
+          <w:p>
+            <w:pPr>
+              <w:pStyle w:val="Compact"/>
+              <w:jc w:val="left"/>
+            </w:pPr>
+            <w:r>
+              <w:t xml:space="preserve">tɑŋ</w:t>
+            </w:r>
+          </w:p>
+        </w:tc>
+        <w:tc>
+          <w:tcPr/>
+          <w:p>
+            <w:pPr>
+              <w:pStyle w:val="Compact"/>
+              <w:jc w:val="left"/>
+            </w:pPr>
+            <w:r>
+              <w:t xml:space="preserve">tɑŋᶜ</w:t>
+            </w:r>
+          </w:p>
+        </w:tc>
+        <w:tc>
+          <w:tcPr/>
+          <w:p>
+            <w:pPr>
+              <w:pStyle w:val="Compact"/>
+              <w:jc w:val="left"/>
+            </w:pPr>
+            <w:r>
+              <w:t xml:space="preserve">當戶</w:t>
+            </w:r>
+          </w:p>
+        </w:tc>
+      </w:tr>
+      <w:tr>
+        <w:tc>
+          <w:tcPr/>
+          <w:p>
+            <w:pPr>
+              <w:pStyle w:val="Compact"/>
+              <w:jc w:val="left"/>
+            </w:pPr>
+            <w:r>
+              <w:t xml:space="preserve">稽</w:t>
+            </w:r>
+          </w:p>
+        </w:tc>
+        <w:tc>
+          <w:tcPr/>
+          <w:p>
+            <w:pPr>
+              <w:pStyle w:val="Compact"/>
+              <w:jc w:val="left"/>
+            </w:pPr>
+            <w:r>
+              <w:t xml:space="preserve">kʰeiᴮ</w:t>
+            </w:r>
+          </w:p>
+        </w:tc>
+        <w:tc>
+          <w:tcPr/>
+          <w:p>
+            <w:pPr>
+              <w:pStyle w:val="Compact"/>
+              <w:jc w:val="left"/>
+            </w:pPr>
+            <w:r>
+              <w:t xml:space="preserve">kei</w:t>
+            </w:r>
+          </w:p>
+        </w:tc>
+        <w:tc>
+          <w:tcPr/>
+          <w:p>
+            <w:pPr>
+              <w:pStyle w:val="Compact"/>
+              <w:jc w:val="left"/>
+            </w:pPr>
+            <w:r>
+              <w:t xml:space="preserve">稽粥</w:t>
+            </w:r>
+          </w:p>
+        </w:tc>
+      </w:tr>
+      <w:tr>
+        <w:tc>
+          <w:tcPr/>
+          <w:p>
+            <w:pPr>
+              <w:pStyle w:val="Compact"/>
+              <w:jc w:val="left"/>
+            </w:pPr>
+            <w:r>
+              <w:t xml:space="preserve">耆</w:t>
+            </w:r>
+          </w:p>
+        </w:tc>
+        <w:tc>
+          <w:tcPr/>
+          <w:p>
+            <w:pPr>
+              <w:pStyle w:val="Compact"/>
+              <w:jc w:val="left"/>
+            </w:pPr>
+            <w:r>
+              <w:t xml:space="preserve">gɨ</w:t>
+            </w:r>
+          </w:p>
+        </w:tc>
+        <w:tc>
+          <w:tcPr/>
+          <w:p>
+            <w:pPr>
+              <w:pStyle w:val="Compact"/>
+              <w:jc w:val="left"/>
+            </w:pPr>
+            <w:r>
+              <w:t xml:space="preserve">tśiᴮ · kiᴮ</w:t>
+            </w:r>
+          </w:p>
+        </w:tc>
+        <w:tc>
+          <w:tcPr/>
+          <w:p>
+            <w:pPr>
+              <w:pStyle w:val="Compact"/>
+              <w:jc w:val="left"/>
+            </w:pPr>
+            <w:r>
+              <w:t xml:space="preserve">屠耆</w:t>
+            </w:r>
+          </w:p>
+        </w:tc>
+      </w:tr>
+      <w:tr>
+        <w:tc>
+          <w:tcPr/>
+          <w:p>
+            <w:pPr>
+              <w:pStyle w:val="Compact"/>
+              <w:jc w:val="left"/>
+            </w:pPr>
+            <w:r>
+              <w:t xml:space="preserve">而</w:t>
+            </w:r>
+          </w:p>
+        </w:tc>
+        <w:tc>
+          <w:tcPr/>
+          <w:p>
+            <w:pPr>
+              <w:pStyle w:val="Compact"/>
+              <w:jc w:val="left"/>
+            </w:pPr>
+            <w:r>
+              <w:t xml:space="preserve">ńə</w:t>
+            </w:r>
+          </w:p>
+        </w:tc>
+        <w:tc>
+          <w:tcPr/>
+          <w:p>
+            <w:pPr>
+              <w:pStyle w:val="Compact"/>
+              <w:jc w:val="left"/>
+            </w:pPr>
+            <w:r>
+              <w:t xml:space="preserve">ńɨ</w:t>
+            </w:r>
+          </w:p>
+        </w:tc>
+        <w:tc>
+          <w:tcPr/>
+          <w:p>
+            <w:pPr>
+              <w:pStyle w:val="Compact"/>
+              <w:jc w:val="left"/>
+            </w:pPr>
+            <w:r>
+              <w:t xml:space="preserve">呼都而尸道皋若鞮</w:t>
+            </w:r>
+          </w:p>
+        </w:tc>
+      </w:tr>
+      <w:tr>
+        <w:tc>
+          <w:tcPr/>
+          <w:p>
+            <w:pPr>
+              <w:pStyle w:val="Compact"/>
+              <w:jc w:val="left"/>
+            </w:pPr>
+            <w:r>
+              <w:t xml:space="preserve">胡</w:t>
+            </w:r>
+          </w:p>
+        </w:tc>
+        <w:tc>
+          <w:tcPr/>
+          <w:p>
+            <w:pPr>
+              <w:pStyle w:val="Compact"/>
+              <w:jc w:val="left"/>
+            </w:pPr>
+            <w:r>
+              <w:t xml:space="preserve">gɔ</w:t>
+            </w:r>
+          </w:p>
+        </w:tc>
+        <w:tc>
+          <w:tcPr/>
+          <w:p>
+            <w:pPr>
+              <w:pStyle w:val="Compact"/>
+              <w:jc w:val="left"/>
+            </w:pPr>
+            <w:r>
+              <w:t xml:space="preserve">gɑ</w:t>
+            </w:r>
+          </w:p>
+        </w:tc>
+        <w:tc>
+          <w:tcPr/>
+          <w:p>
+            <w:pPr>
+              <w:pStyle w:val="Compact"/>
+              <w:jc w:val="left"/>
+            </w:pPr>
+            <w:r>
+              <w:t xml:space="preserve">胡祿</w:t>
+            </w:r>
+          </w:p>
+        </w:tc>
+      </w:tr>
+      <w:tr>
+        <w:tc>
+          <w:tcPr/>
+          <w:p>
+            <w:pPr>
+              <w:pStyle w:val="Compact"/>
+              <w:jc w:val="left"/>
+            </w:pPr>
+            <w:r>
+              <w:t xml:space="preserve">臣</w:t>
+            </w:r>
+          </w:p>
+        </w:tc>
+        <w:tc>
+          <w:tcPr/>
+          <w:p>
+            <w:pPr>
+              <w:pStyle w:val="Compact"/>
+              <w:jc w:val="left"/>
+            </w:pPr>
+            <w:r>
+              <w:t xml:space="preserve">dźin</w:t>
+            </w:r>
+          </w:p>
+        </w:tc>
+        <w:tc>
+          <w:tcPr/>
+          <w:p>
+            <w:pPr>
+              <w:pStyle w:val="Compact"/>
+              <w:jc w:val="left"/>
+            </w:pPr>
+            <w:r>
+              <w:t xml:space="preserve">gin</w:t>
+            </w:r>
+          </w:p>
+        </w:tc>
+        <w:tc>
+          <w:tcPr/>
+          <w:p>
+            <w:pPr>
+              <w:pStyle w:val="Compact"/>
+              <w:jc w:val="left"/>
+            </w:pPr>
+            <w:r>
+              <w:t xml:space="preserve">軍臣</w:t>
+            </w:r>
+          </w:p>
+        </w:tc>
+      </w:tr>
+      <w:tr>
+        <w:tc>
+          <w:tcPr/>
+          <w:p>
+            <w:pPr>
+              <w:pStyle w:val="Compact"/>
+              <w:jc w:val="left"/>
+            </w:pPr>
+            <w:r>
+              <w:t xml:space="preserve">蠡</w:t>
+            </w:r>
+          </w:p>
+        </w:tc>
+        <w:tc>
+          <w:tcPr/>
+          <w:p>
+            <w:pPr>
+              <w:pStyle w:val="Compact"/>
+              <w:jc w:val="left"/>
+            </w:pPr>
+            <w:r>
+              <w:t xml:space="preserve">leᴮ</w:t>
+            </w:r>
+          </w:p>
+        </w:tc>
+        <w:tc>
+          <w:tcPr/>
+          <w:p>
+            <w:pPr>
+              <w:pStyle w:val="Compact"/>
+              <w:jc w:val="left"/>
+            </w:pPr>
+            <w:r>
+              <w:t xml:space="preserve">loiᴮ</w:t>
+            </w:r>
+          </w:p>
+        </w:tc>
+        <w:tc>
+          <w:tcPr/>
+          <w:p>
+            <w:pPr>
+              <w:pStyle w:val="Compact"/>
+              <w:jc w:val="left"/>
+            </w:pPr>
+            <w:r>
+              <w:t xml:space="preserve">谷蠡</w:t>
+            </w:r>
+          </w:p>
+        </w:tc>
+      </w:tr>
+      <w:tr>
+        <w:tc>
+          <w:tcPr/>
+          <w:p>
+            <w:pPr>
+              <w:pStyle w:val="Compact"/>
+              <w:jc w:val="left"/>
+            </w:pPr>
+            <w:r>
+              <w:t xml:space="preserve">谷</w:t>
+            </w:r>
+          </w:p>
+        </w:tc>
+        <w:tc>
+          <w:tcPr/>
+          <w:p>
+            <w:pPr>
+              <w:pStyle w:val="Compact"/>
+              <w:jc w:val="left"/>
+            </w:pPr>
+            <w:r>
+              <w:t xml:space="preserve">kok</w:t>
+            </w:r>
+          </w:p>
+        </w:tc>
+        <w:tc>
+          <w:tcPr/>
+          <w:p>
+            <w:pPr>
+              <w:pStyle w:val="Compact"/>
+              <w:jc w:val="left"/>
+            </w:pPr>
+            <w:r>
+              <w:t xml:space="preserve">jok · lok</w:t>
+            </w:r>
+          </w:p>
+        </w:tc>
+        <w:tc>
+          <w:tcPr/>
+          <w:p>
+            <w:pPr>
+              <w:pStyle w:val="Compact"/>
+              <w:jc w:val="left"/>
+            </w:pPr>
+            <w:r>
+              <w:t xml:space="preserve">谷蠡</w:t>
+            </w:r>
+          </w:p>
+        </w:tc>
+      </w:tr>
+      <w:tr>
+        <w:tc>
+          <w:tcPr/>
+          <w:p>
+            <w:pPr>
+              <w:pStyle w:val="Compact"/>
+              <w:jc w:val="left"/>
+            </w:pPr>
+            <w:r>
+              <w:t xml:space="preserve">車</w:t>
+            </w:r>
+          </w:p>
+        </w:tc>
+        <w:tc>
+          <w:tcPr/>
+          <w:p>
+            <w:pPr>
+              <w:pStyle w:val="Compact"/>
+              <w:jc w:val="left"/>
+            </w:pPr>
+            <w:r>
+              <w:t xml:space="preserve">tśʰa</w:t>
+            </w:r>
+          </w:p>
+        </w:tc>
+        <w:tc>
+          <w:tcPr/>
+          <w:p>
+            <w:pPr>
+              <w:pStyle w:val="Compact"/>
+              <w:jc w:val="left"/>
+            </w:pPr>
+            <w:r>
+              <w:t xml:space="preserve">kɨɑ</w:t>
+            </w:r>
+          </w:p>
+        </w:tc>
+        <w:tc>
+          <w:tcPr/>
+          <w:p>
+            <w:pPr>
+              <w:pStyle w:val="Compact"/>
+              <w:jc w:val="left"/>
+            </w:pPr>
+            <w:r>
+              <w:t xml:space="preserve">車牙若鞮</w:t>
+            </w:r>
+          </w:p>
+        </w:tc>
+      </w:tr>
+      <w:tr>
+        <w:tc>
+          <w:tcPr/>
+          <w:p>
+            <w:pPr>
+              <w:pStyle w:val="Compact"/>
+              <w:jc w:val="left"/>
+            </w:pPr>
+            <w:r>
+              <w:t xml:space="preserve">連</w:t>
+            </w:r>
+          </w:p>
+        </w:tc>
+        <w:tc>
+          <w:tcPr/>
+          <w:p>
+            <w:pPr>
+              <w:pStyle w:val="Compact"/>
+              <w:jc w:val="left"/>
+            </w:pPr>
+            <w:r>
+              <w:t xml:space="preserve">lianᴮ</w:t>
+            </w:r>
+          </w:p>
+        </w:tc>
+        <w:tc>
+          <w:tcPr/>
+          <w:p>
+            <w:pPr>
+              <w:pStyle w:val="Compact"/>
+              <w:jc w:val="left"/>
+            </w:pPr>
+            <w:r>
+              <w:t xml:space="preserve">lian</w:t>
+            </w:r>
+          </w:p>
+        </w:tc>
+        <w:tc>
+          <w:tcPr/>
+          <w:p>
+            <w:pPr>
+              <w:pStyle w:val="Compact"/>
+              <w:jc w:val="left"/>
+            </w:pPr>
+            <w:r>
+              <w:t xml:space="preserve">虛連題</w:t>
+            </w:r>
+          </w:p>
+        </w:tc>
+      </w:tr>
+      <w:tr>
+        <w:tc>
+          <w:tcPr/>
+          <w:p>
+            <w:pPr>
+              <w:pStyle w:val="Compact"/>
+              <w:jc w:val="left"/>
+            </w:pPr>
+            <w:r>
+              <w:t xml:space="preserve">道</w:t>
+            </w:r>
+          </w:p>
+        </w:tc>
+        <w:tc>
+          <w:tcPr/>
+          <w:p>
+            <w:pPr>
+              <w:pStyle w:val="Compact"/>
+              <w:jc w:val="left"/>
+            </w:pPr>
+            <w:r>
+              <w:t xml:space="preserve">douᴮ</w:t>
+            </w:r>
+          </w:p>
+        </w:tc>
+        <w:tc>
+          <w:tcPr/>
+          <w:p>
+            <w:pPr>
+              <w:pStyle w:val="Compact"/>
+              <w:jc w:val="left"/>
+            </w:pPr>
+            <w:r>
+              <w:t xml:space="preserve">douᶜ</w:t>
+            </w:r>
+          </w:p>
+        </w:tc>
+        <w:tc>
+          <w:tcPr/>
+          <w:p>
+            <w:pPr>
+              <w:pStyle w:val="Compact"/>
+              <w:jc w:val="left"/>
+            </w:pPr>
+            <w:r>
+              <w:t xml:space="preserve">呼都而尸道皋若鞮</w:t>
+            </w:r>
+          </w:p>
+        </w:tc>
+      </w:tr>
+      <w:tr>
+        <w:tc>
+          <w:tcPr/>
+          <w:p>
+            <w:pPr>
+              <w:pStyle w:val="Compact"/>
+              <w:jc w:val="left"/>
+            </w:pPr>
+            <w:r>
+              <w:t xml:space="preserve">邪</w:t>
+            </w:r>
+          </w:p>
+        </w:tc>
+        <w:tc>
+          <w:tcPr/>
+          <w:p>
+            <w:pPr>
+              <w:pStyle w:val="Compact"/>
+              <w:jc w:val="left"/>
+            </w:pPr>
+            <w:r>
+              <w:t xml:space="preserve">ja</w:t>
+            </w:r>
+          </w:p>
+        </w:tc>
+        <w:tc>
+          <w:tcPr/>
+          <w:p>
+            <w:pPr>
+              <w:pStyle w:val="Compact"/>
+              <w:jc w:val="left"/>
+            </w:pPr>
+            <w:r>
+              <w:t xml:space="preserve">ziɑ · zia</w:t>
+            </w:r>
+          </w:p>
+        </w:tc>
+        <w:tc>
+          <w:tcPr/>
+          <w:p>
+            <w:pPr>
+              <w:pStyle w:val="Compact"/>
+              <w:jc w:val="left"/>
+            </w:pPr>
+            <w:r>
+              <w:t xml:space="preserve">呼韓邪</w:t>
+            </w:r>
+          </w:p>
+        </w:tc>
+      </w:tr>
+      <w:tr>
+        <w:tc>
+          <w:tcPr/>
+          <w:p>
+            <w:pPr>
+              <w:pStyle w:val="Compact"/>
+              <w:jc w:val="left"/>
+            </w:pPr>
+            <w:r>
+              <w:t xml:space="preserve">頓</w:t>
+            </w:r>
+          </w:p>
+        </w:tc>
+        <w:tc>
+          <w:tcPr/>
+          <w:p>
+            <w:pPr>
+              <w:pStyle w:val="Compact"/>
+              <w:jc w:val="left"/>
+            </w:pPr>
+            <w:r>
+              <w:t xml:space="preserve">tuənᶜ</w:t>
+            </w:r>
+          </w:p>
+        </w:tc>
+        <w:tc>
+          <w:tcPr/>
+          <w:p>
+            <w:pPr>
+              <w:pStyle w:val="Compact"/>
+              <w:jc w:val="left"/>
+            </w:pPr>
+            <w:r>
+              <w:t xml:space="preserve">tuət</w:t>
+            </w:r>
+          </w:p>
+        </w:tc>
+        <w:tc>
+          <w:tcPr/>
+          <w:p>
+            <w:pPr>
+              <w:pStyle w:val="Compact"/>
+              <w:jc w:val="left"/>
+            </w:pPr>
+            <w:r>
+              <w:t xml:space="preserve">冒頓</w:t>
+            </w:r>
+          </w:p>
+        </w:tc>
+      </w:tr>
+      <w:tr>
+        <w:tc>
+          <w:tcPr/>
+          <w:p>
+            <w:pPr>
+              <w:pStyle w:val="Compact"/>
+              <w:jc w:val="left"/>
+            </w:pPr>
+            <w:r>
+              <w:t xml:space="preserve">題</w:t>
+            </w:r>
+          </w:p>
+        </w:tc>
+        <w:tc>
+          <w:tcPr/>
+          <w:p>
+            <w:pPr>
+              <w:pStyle w:val="Compact"/>
+              <w:jc w:val="left"/>
+            </w:pPr>
+            <w:r>
+              <w:t xml:space="preserve">de</w:t>
+            </w:r>
+          </w:p>
+        </w:tc>
+        <w:tc>
+          <w:tcPr/>
+          <w:p>
+            <w:pPr>
+              <w:pStyle w:val="Compact"/>
+              <w:jc w:val="left"/>
+            </w:pPr>
+            <w:r>
+              <w:t xml:space="preserve">deᶜ</w:t>
+            </w:r>
+          </w:p>
+        </w:tc>
+        <w:tc>
+          <w:tcPr/>
+          <w:p>
+            <w:pPr>
+              <w:pStyle w:val="Compact"/>
+              <w:jc w:val="left"/>
+            </w:pPr>
+            <w:r>
+              <w:t xml:space="preserve">虛連題</w:t>
+            </w:r>
+          </w:p>
+        </w:tc>
+      </w:tr>
+    </w:tbl>
+    <w:p>
+      <w:pPr>
+        <w:pStyle w:val="BodyText"/>
+      </w:pPr>
+      <w:r>
+        <w:t xml:space="preserve">Table S6</w:t>
+      </w:r>
+      <w:r>
+        <w:t xml:space="preserve">Every character in the record for which Schuessler's table gives more than one Later Han reading, with the reading printed in Appendix A of the paper and the alternatives not used. Generated from</w:t>
+      </w:r>
+      <w:r>
+        <w:t xml:space="preserve"> </w:t>
+      </w:r>
+      <w:r>
+        <w:rPr>
+          <w:rStyle w:val="VerbatimChar"/>
+        </w:rPr>
+        <w:t xml:space="preserve">data/derived/polyphony.csv</w:t>
+      </w:r>
+      <w:r>
+        <w:t xml:space="preserve">, which the numbered script step 24 writes, so this table cannot drift from the repository. The daggers in the tables above mark the same characters. Where an alternative would change a proposed reading, the entry for that item says so.</w:t>
+      </w:r>
+    </w:p>
+    <w:bookmarkEnd w:id="30"/>
+    <w:bookmarkStart w:id="31" w:name="s1.12-how-to-disagree"/>
+    <w:p>
+      <w:pPr>
+        <w:pStyle w:val="Heading2"/>
+      </w:pPr>
+      <w:r>
+        <w:t xml:space="preserve">S1.12</w:t>
       </w:r>
       <w:r>
         <w:t xml:space="preserve"> </w:t>
@@ -12277,14 +14350,14 @@
         <w:t xml:space="preserve">this file, in either direction.</w:t>
       </w:r>
     </w:p>
-    <w:bookmarkEnd w:id="30"/>
-    <w:bookmarkStart w:id="31" w:name="s1.12-status"/>
+    <w:bookmarkEnd w:id="31"/>
+    <w:bookmarkStart w:id="32" w:name="s1.13-status"/>
     <w:p>
       <w:pPr>
         <w:pStyle w:val="Heading2"/>
       </w:pPr>
       <w:r>
-        <w:t xml:space="preserve">S1.12</w:t>
+        <w:t xml:space="preserve">S1.13</w:t>
       </w:r>
       <w:r>
         <w:t xml:space="preserve"> </w:t>
@@ -12332,14 +14405,14 @@
         <w:t xml:space="preserve">reading, and the one compound.</w:t>
       </w:r>
     </w:p>
-    <w:bookmarkEnd w:id="31"/>
-    <w:bookmarkStart w:id="32" w:name="X0b97b43b9f1527051a8b79f45ee947ad8c5dcfa"/>
+    <w:bookmarkEnd w:id="32"/>
+    <w:bookmarkStart w:id="33" w:name="X19e120d9624bcff9cc1e7f054b74aabce878874"/>
     <w:p>
       <w:pPr>
         <w:pStyle w:val="Heading2"/>
       </w:pPr>
       <w:r>
-        <w:t xml:space="preserve">S1.13</w:t>
+        <w:t xml:space="preserve">S1.14</w:t>
       </w:r>
       <w:r>
         <w:t xml:space="preserve"> </w:t>
@@ -12536,8 +14609,8 @@
         <w:t xml:space="preserve">[software and data]. github.com/ulug2004/chinese-transcription-channel</w:t>
       </w:r>
     </w:p>
-    <w:bookmarkEnd w:id="32"/>
     <w:bookmarkEnd w:id="33"/>
+    <w:bookmarkEnd w:id="34"/>
     <w:sectPr/>
   </w:body>
 </w:document>

--- a/docs/supplementary_S1_candidate_readings.docx
+++ b/docs/supplementary_S1_candidate_readings.docx
@@ -50,7 +50,7 @@
         <w:pStyle w:val="FirstParagraph"/>
       </w:pPr>
       <w:r>
-        <w:t xml:space="preserve">Thirty-four readings of Chinese-transcribed Xiongnu names and titles as Turkic</w:t>
+        <w:t xml:space="preserve">Forty readings of Chinese-transcribed Xiongnu names and titles as Turkic</w:t>
       </w:r>
       <w:r>
         <w:t xml:space="preserve"> </w:t>
@@ -161,13 +161,13 @@
           <w:bCs/>
           <w:b/>
         </w:rPr>
-        <w:t xml:space="preserve">Two</w:t>
-      </w:r>
-      <w:r>
-        <w:t xml:space="preserve"> </w:t>
-      </w:r>
-      <w:r>
-        <w:t xml:space="preserve">readings are argued in the paper itself and meet its standard: 若鞮 as</w:t>
+        <w:t xml:space="preserve">One</w:t>
+      </w:r>
+      <w:r>
+        <w:t xml:space="preserve"> </w:t>
+      </w:r>
+      <w:r>
+        <w:t xml:space="preserve">reading is argued in the paper itself and meets its standard: 若鞮 as</w:t>
       </w:r>
       <w:r>
         <w:t xml:space="preserve"> </w:t>
@@ -183,23 +183,7 @@
         <w:t xml:space="preserve"> </w:t>
       </w:r>
       <w:r>
-        <w:t xml:space="preserve">(§9) and 冒頓 as</w:t>
-      </w:r>
-      <w:r>
-        <w:t xml:space="preserve"> </w:t>
-      </w:r>
-      <w:r>
-        <w:rPr>
-          <w:iCs/>
-          <w:i/>
-        </w:rPr>
-        <w:t xml:space="preserve">Bögü Tın</w:t>
-      </w:r>
-      <w:r>
-        <w:t xml:space="preserve"> </w:t>
-      </w:r>
-      <w:r>
-        <w:t xml:space="preserve">(§9.2).</w:t>
+        <w:t xml:space="preserve">(§9).</w:t>
       </w:r>
       <w:r>
         <w:t xml:space="preserve"> </w:t>
@@ -257,13 +241,13 @@
           <w:bCs/>
           <w:b/>
         </w:rPr>
-        <w:t xml:space="preserve">Two</w:t>
-      </w:r>
-      <w:r>
-        <w:t xml:space="preserve"> </w:t>
-      </w:r>
-      <w:r>
-        <w:t xml:space="preserve">await a reading, with the frame and the candidate space set out so that one can be proposed. One is a compound pointing at its constituent rows. The remaining</w:t>
+        <w:t xml:space="preserve">One</w:t>
+      </w:r>
+      <w:r>
+        <w:t xml:space="preserve"> </w:t>
+      </w:r>
+      <w:r>
+        <w:t xml:space="preserve">is a compound pointing at its constituent rows. The remaining</w:t>
       </w:r>
       <w:r>
         <w:t xml:space="preserve"> </w:t>
@@ -273,13 +257,13 @@
           <w:bCs/>
           <w:b/>
         </w:rPr>
-        <w:t xml:space="preserve">thirty-three</w:t>
-      </w:r>
-      <w:r>
-        <w:t xml:space="preserve"> </w:t>
-      </w:r>
-      <w:r>
-        <w:t xml:space="preserve">are ours, and none of them meets the standard.</w:t>
+        <w:t xml:space="preserve">thirty-six</w:t>
+      </w:r>
+      <w:r>
+        <w:t xml:space="preserve"> </w:t>
+      </w:r>
+      <w:r>
+        <w:t xml:space="preserve">are the author's own proposals and none of them meets the standard, 冒頓 among them: §9.2 of the paper measures the three values its second character can take and does not choose, and the proposal made here is set out in S1.4 with its objections.</w:t>
       </w:r>
     </w:p>
     <w:p>
@@ -738,7 +722,7 @@
       </w:r>
     </w:p>
     <w:bookmarkEnd w:id="22"/>
-    <w:bookmarkStart w:id="23" w:name="Xe80227901dd899df288d337dce8a63ffdc5eaf5"/>
+    <w:bookmarkStart w:id="23" w:name="X94114b1f46bc8981cb160d25e42f362b980f8c0"/>
     <w:p>
       <w:pPr>
         <w:pStyle w:val="Heading2"/>
@@ -750,7 +734,7 @@
         <w:t xml:space="preserve"> </w:t>
       </w:r>
       <w:r>
-        <w:t xml:space="preserve">The two readings argued in the paper</w:t>
+        <w:t xml:space="preserve">The reading argued in the paper, and this author's proposal for 冒頓</w:t>
       </w:r>
     </w:p>
     <w:p>
@@ -758,13 +742,19 @@
         <w:pStyle w:val="FirstParagraph"/>
       </w:pPr>
       <w:r>
-        <w:t xml:space="preserve">Two readings in this file are argued in the paper rather than merely recorded, because they are</w:t>
-      </w:r>
-      <w:r>
-        <w:t xml:space="preserve"> </w:t>
-      </w:r>
-      <w:r>
-        <w:t xml:space="preserve">supported differently from everything else in it. The first is the recurring element</w:t>
+        <w:t xml:space="preserve">Two items in this file are set out at length. The first is argued in the paper rather than</w:t>
+      </w:r>
+      <w:r>
+        <w:t xml:space="preserve"> </w:t>
+      </w:r>
+      <w:r>
+        <w:t xml:space="preserve">merely recorded, because it is supported differently from everything else in the file: the</w:t>
+      </w:r>
+      <w:r>
+        <w:t xml:space="preserve"> </w:t>
+      </w:r>
+      <w:r>
+        <w:t xml:space="preserve">recurring element</w:t>
       </w:r>
       <w:r>
         <w:t xml:space="preserve"> </w:t>
@@ -1121,7 +1111,7 @@
         <w:pStyle w:val="BodyText"/>
       </w:pPr>
       <w:r>
-        <w:t xml:space="preserve">The second is</w:t>
+        <w:t xml:space="preserve">The second is not a reading the paper argues.</w:t>
       </w:r>
       <w:r>
         <w:t xml:space="preserve"> </w:t>
@@ -1136,15 +1126,32 @@
         <w:t xml:space="preserve">mək tuənᶜ</w:t>
       </w:r>
       <w:r>
-        <w:t xml:space="preserve">, the founder of</w:t>
-      </w:r>
-      <w:r>
-        <w:t xml:space="preserve"> </w:t>
-      </w:r>
-      <w:r>
-        <w:t xml:space="preserve">the confederation, read</w:t>
-      </w:r>
-      <w:r>
+        <w:t xml:space="preserve"> </w:t>
+      </w:r>
+      <w:r>
+        <w:t xml:space="preserve">is the founder's name, and §9.2 prices the three values its</w:t>
+      </w:r>
+      <w:r>
+        <w:t xml:space="preserve"> </w:t>
+      </w:r>
+      <w:r>
+        <w:t xml:space="preserve">second character can take without choosing among them.</w:t>
+      </w:r>
+      <w:r>
+        <w:t xml:space="preserve"> </w:t>
+      </w:r>
+      <w:r>
+        <w:rPr>
+          <w:bCs/>
+          <w:b/>
+        </w:rPr>
+        <w:t xml:space="preserve">This author's proposal is</w:t>
+      </w:r>
+      <w:r>
+        <w:rPr>
+          <w:bCs/>
+          <w:b/>
+        </w:rPr>
         <w:t xml:space="preserve"> </w:t>
       </w:r>
       <w:r>
@@ -1154,16 +1161,16 @@
           <w:bCs/>
           <w:b/>
         </w:rPr>
-        <w:t xml:space="preserve">Bögü Tın</w:t>
-      </w:r>
-      <w:r>
-        <w:t xml:space="preserve">, "sage spirit" (§9.2). This is where the method yields a positive reading of a Xiongnu name, and it rests on four things</w:t>
-      </w:r>
-      <w:r>
-        <w:t xml:space="preserve"> </w:t>
-      </w:r>
-      <w:r>
-        <w:t xml:space="preserve">rather than a resemblance:</w:t>
+        <w:t xml:space="preserve">Bögü Tuğ</w:t>
+      </w:r>
+      <w:r>
+        <w:t xml:space="preserve">, "sage standard", and it is set out here rather than there, with the</w:t>
+      </w:r>
+      <w:r>
+        <w:t xml:space="preserve"> </w:t>
+      </w:r>
+      <w:r>
+        <w:t xml:space="preserve">objections to it, because that is where proposals in this work belong.</w:t>
       </w:r>
     </w:p>
     <w:p>
@@ -1179,25 +1186,19 @@
           <w:bCs/>
           <w:b/>
         </w:rPr>
-        <w:t xml:space="preserve">The frame is tight.</w:t>
-      </w:r>
-      <w:r>
-        <w:t xml:space="preserve"> </w:t>
-      </w:r>
-      <w:r>
-        <w:t xml:space="preserve">Both codas are written, the</w:t>
-      </w:r>
-      <w:r>
-        <w:t xml:space="preserve"> </w:t>
-      </w:r>
-      <w:r>
-        <w:t xml:space="preserve">-k</w:t>
-      </w:r>
-      <w:r>
-        <w:t xml:space="preserve"> </w:t>
-      </w:r>
-      <w:r>
-        <w:t xml:space="preserve">of</w:t>
+        <w:t xml:space="preserve">The frame.</w:t>
+      </w:r>
+      <w:r>
+        <w:t xml:space="preserve"> </w:t>
+      </w:r>
+      <w:r>
+        <w:t xml:space="preserve">Both codas are written, which makes it one of the tightest</w:t>
+      </w:r>
+      <w:r>
+        <w:t xml:space="preserve"> </w:t>
+      </w:r>
+      <w:r>
+        <w:t xml:space="preserve">frames in the record, but neither character has a single value.</w:t>
       </w:r>
       <w:r>
         <w:t xml:space="preserve"> </w:t>
@@ -1209,19 +1210,28 @@
         <w:t xml:space="preserve"> </w:t>
       </w:r>
       <w:r>
-        <w:t xml:space="preserve">and the</w:t>
-      </w:r>
-      <w:r>
-        <w:t xml:space="preserve"> </w:t>
-      </w:r>
-      <w:r>
-        <w:t xml:space="preserve">-n</w:t>
-      </w:r>
-      <w:r>
-        <w:t xml:space="preserve"> </w:t>
-      </w:r>
-      <w:r>
-        <w:t xml:space="preserve">of</w:t>
+        <w:t xml:space="preserve">has two Later Han readings,</w:t>
+      </w:r>
+      <w:r>
+        <w:t xml:space="preserve"> </w:t>
+      </w:r>
+      <w:r>
+        <w:t xml:space="preserve">mək</w:t>
+      </w:r>
+      <w:r>
+        <w:t xml:space="preserve"> </w:t>
+      </w:r>
+      <w:r>
+        <w:t xml:space="preserve">and</w:t>
+      </w:r>
+      <w:r>
+        <w:t xml:space="preserve"> </w:t>
+      </w:r>
+      <w:r>
+        <w:t xml:space="preserve">mouᶜ</w:t>
+      </w:r>
+      <w:r>
+        <w:t xml:space="preserve">;</w:t>
       </w:r>
       <w:r>
         <w:t xml:space="preserve"> </w:t>
@@ -1230,13 +1240,67 @@
         <w:t xml:space="preserve">頓</w:t>
       </w:r>
       <w:r>
-        <w:t xml:space="preserve">, so both must correspond to</w:t>
-      </w:r>
-      <w:r>
-        <w:t xml:space="preserve"> </w:t>
-      </w:r>
-      <w:r>
-        <w:t xml:space="preserve">something. That fixes four consonants ending in a nasal.</w:t>
+        <w:t xml:space="preserve"> </w:t>
+      </w:r>
+      <w:r>
+        <w:t xml:space="preserve">has</w:t>
+      </w:r>
+      <w:r>
+        <w:t xml:space="preserve"> </w:t>
+      </w:r>
+      <w:r>
+        <w:t xml:space="preserve">tuənᶜ</w:t>
+      </w:r>
+      <w:r>
+        <w:t xml:space="preserve"> </w:t>
+      </w:r>
+      <w:r>
+        <w:t xml:space="preserve">and</w:t>
+      </w:r>
+      <w:r>
+        <w:t xml:space="preserve"> </w:t>
+      </w:r>
+      <w:r>
+        <w:t xml:space="preserve">tuət</w:t>
+      </w:r>
+      <w:r>
+        <w:t xml:space="preserve">, and a third value from the</w:t>
+      </w:r>
+      <w:r>
+        <w:t xml:space="preserve"> </w:t>
+      </w:r>
+      <w:r>
+        <w:t xml:space="preserve">commentarial note</w:t>
+      </w:r>
+      <w:r>
+        <w:t xml:space="preserve"> </w:t>
+      </w:r>
+      <w:r>
+        <w:t xml:space="preserve">頓音毒</w:t>
+      </w:r>
+      <w:r>
+        <w:t xml:space="preserve">, which Pulleyblank reports as Early Middle</w:t>
+      </w:r>
+      <w:r>
+        <w:t xml:space="preserve"> </w:t>
+      </w:r>
+      <w:r>
+        <w:t xml:space="preserve">Chinese</w:t>
+      </w:r>
+      <w:r>
+        <w:t xml:space="preserve"> </w:t>
+      </w:r>
+      <w:r>
+        <w:t xml:space="preserve">dawk</w:t>
+      </w:r>
+      <w:r>
+        <w:t xml:space="preserve">. That third value is a substitution recorded by a</w:t>
+      </w:r>
+      <w:r>
+        <w:t xml:space="preserve"> </w:t>
+      </w:r>
+      <w:r>
+        <w:t xml:space="preserve">commentator, not a row of the table, and the paper labels it as such.</w:t>
       </w:r>
     </w:p>
     <w:p>
@@ -1252,7 +1316,7 @@
           <w:bCs/>
           <w:b/>
         </w:rPr>
-        <w:t xml:space="preserve">The first character has a documented Turkic value.</w:t>
+        <w:t xml:space="preserve">The first element.</w:t>
       </w:r>
       <w:r>
         <w:t xml:space="preserve"> </w:t>
@@ -1276,7 +1340,7 @@
         <w:t xml:space="preserve"> </w:t>
       </w:r>
       <w:r>
-        <w:t xml:space="preserve">share the Later Han reading</w:t>
+        <w:t xml:space="preserve">share the reading</w:t>
       </w:r>
       <w:r>
         <w:t xml:space="preserve"> </w:t>
@@ -1310,13 +1374,55 @@
         <w:t xml:space="preserve">Bögü-Çor</w:t>
       </w:r>
       <w:r>
-        <w:t xml:space="preserve">, the</w:t>
-      </w:r>
-      <w:r>
-        <w:t xml:space="preserve"> </w:t>
-      </w:r>
-      <w:r>
-        <w:t xml:space="preserve">personal name of Qapaghan Qaghan. That syllable is on record writing</w:t>
+        <w:t xml:space="preserve">, the personal name of Qapaghan</w:t>
+      </w:r>
+      <w:r>
+        <w:t xml:space="preserve"> </w:t>
+      </w:r>
+      <w:r>
+        <w:t xml:space="preserve">Qaghan;</w:t>
+      </w:r>
+      <w:r>
+        <w:t xml:space="preserve"> </w:t>
+      </w:r>
+      <w:r>
+        <w:t xml:space="preserve">牟</w:t>
+      </w:r>
+      <w:r>
+        <w:t xml:space="preserve"> </w:t>
+      </w:r>
+      <w:r>
+        <w:t xml:space="preserve">mu</w:t>
+      </w:r>
+      <w:r>
+        <w:t xml:space="preserve"> </w:t>
+      </w:r>
+      <w:r>
+        <w:t xml:space="preserve">writes the same word in</w:t>
+      </w:r>
+      <w:r>
+        <w:t xml:space="preserve"> </w:t>
+      </w:r>
+      <w:r>
+        <w:t xml:space="preserve">牟羽</w:t>
+      </w:r>
+      <w:r>
+        <w:t xml:space="preserve"> </w:t>
+      </w:r>
+      <w:r>
+        <w:t xml:space="preserve">for the Uyghur Bögü Qaghan. So both rows of</w:t>
+      </w:r>
+      <w:r>
+        <w:t xml:space="preserve"> </w:t>
+      </w:r>
+      <w:r>
+        <w:t xml:space="preserve">冒</w:t>
+      </w:r>
+      <w:r>
+        <w:t xml:space="preserve"> </w:t>
+      </w:r>
+      <w:r>
+        <w:t xml:space="preserve">have a precedent for writing</w:t>
       </w:r>
       <w:r>
         <w:t xml:space="preserve"> </w:t>
@@ -1329,16 +1435,41 @@
         <w:t xml:space="preserve">bögü</w:t>
       </w:r>
       <w:r>
-        <w:t xml:space="preserve"> </w:t>
-      </w:r>
-      <w:r>
-        <w:t xml:space="preserve">in a Turkic</w:t>
-      </w:r>
-      <w:r>
-        <w:t xml:space="preserve"> </w:t>
-      </w:r>
-      <w:r>
-        <w:t xml:space="preserve">ruler's name.</w:t>
+        <w:t xml:space="preserve">. Table 9 of the paper</w:t>
+      </w:r>
+      <w:r>
+        <w:t xml:space="preserve"> </w:t>
+      </w:r>
+      <w:r>
+        <w:t xml:space="preserve">prices them: a rounded source vowel is written with a rounded Chinese vowel in 59% of cases</w:t>
+      </w:r>
+      <w:r>
+        <w:t xml:space="preserve"> </w:t>
+      </w:r>
+      <w:r>
+        <w:t xml:space="preserve">and an open one in 4%, so the second row is where</w:t>
+      </w:r>
+      <w:r>
+        <w:t xml:space="preserve"> </w:t>
+      </w:r>
+      <w:r>
+        <w:rPr>
+          <w:iCs/>
+          <w:i/>
+        </w:rPr>
+        <w:t xml:space="preserve">bögü</w:t>
+      </w:r>
+      <w:r>
+        <w:t xml:space="preserve"> </w:t>
+      </w:r>
+      <w:r>
+        <w:t xml:space="preserve">is ordinary rather than</w:t>
+      </w:r>
+      <w:r>
+        <w:t xml:space="preserve"> </w:t>
+      </w:r>
+      <w:r>
+        <w:t xml:space="preserve">merely permitted.</w:t>
       </w:r>
     </w:p>
     <w:p>
@@ -1354,58 +1485,7 @@
           <w:bCs/>
           <w:b/>
         </w:rPr>
-        <w:t xml:space="preserve">Every step is separately licensed by a count.</w:t>
-      </w:r>
-      <w:r>
-        <w:t xml:space="preserve"> </w:t>
-      </w:r>
-      <w:r>
-        <w:t xml:space="preserve">An</w:t>
-      </w:r>
-      <w:r>
-        <w:t xml:space="preserve"> </w:t>
-      </w:r>
-      <w:r>
-        <w:t xml:space="preserve">m-</w:t>
-      </w:r>
-      <w:r>
-        <w:t xml:space="preserve"> </w:t>
-      </w:r>
-      <w:r>
-        <w:t xml:space="preserve">character for a source</w:t>
-      </w:r>
-      <w:r>
-        <w:t xml:space="preserve"> </w:t>
-      </w:r>
-      <w:r>
-        <w:t xml:space="preserve">b-</w:t>
-      </w:r>
-      <w:r>
-        <w:t xml:space="preserve">: 3 of 22 in the</w:t>
-      </w:r>
-      <w:r>
-        <w:t xml:space="preserve"> </w:t>
-      </w:r>
-      <w:r>
-        <w:t xml:space="preserve">Later Han layer. One character covering two source syllables with a stop coda doing the</w:t>
-      </w:r>
-      <w:r>
-        <w:t xml:space="preserve"> </w:t>
-      </w:r>
-      <w:r>
-        <w:t xml:space="preserve">compressing: 47 of the 1,017 verified pairs, as</w:t>
-      </w:r>
-      <w:r>
-        <w:t xml:space="preserve"> </w:t>
-      </w:r>
-      <w:r>
-        <w:t xml:space="preserve">竭</w:t>
-      </w:r>
-      <w:r>
-        <w:t xml:space="preserve"> </w:t>
-      </w:r>
-      <w:r>
-        <w:t xml:space="preserve">covers</w:t>
+        <w:t xml:space="preserve">The second element.</w:t>
       </w:r>
       <w:r>
         <w:t xml:space="preserve"> </w:t>
@@ -1415,13 +1495,25 @@
           <w:iCs/>
           <w:i/>
         </w:rPr>
-        <w:t xml:space="preserve">-gata</w:t>
-      </w:r>
-      <w:r>
-        <w:t xml:space="preserve"> </w:t>
-      </w:r>
-      <w:r>
-        <w:t xml:space="preserve">in</w:t>
+        <w:t xml:space="preserve">tuğ</w:t>
+      </w:r>
+      <w:r>
+        <w:t xml:space="preserve"> </w:t>
+      </w:r>
+      <w:r>
+        <w:t xml:space="preserve">is the horse-tail or yak-tail standard</w:t>
+      </w:r>
+      <w:r>
+        <w:t xml:space="preserve"> </w:t>
+      </w:r>
+      <w:r>
+        <w:t xml:space="preserve">carried on a pole, one of the oldest continuously used objects of steppe rulership. It is</w:t>
+      </w:r>
+      <w:r>
+        <w:t xml:space="preserve"> </w:t>
+      </w:r>
+      <w:r>
+        <w:t xml:space="preserve">attested in Old Turkic:</w:t>
       </w:r>
       <w:r>
         <w:t xml:space="preserve"> </w:t>
@@ -1431,28 +1523,25 @@
           <w:iCs/>
           <w:i/>
         </w:rPr>
-        <w:t xml:space="preserve">tathāgata</w:t>
-      </w:r>
-      <w:r>
-        <w:t xml:space="preserve">. And</w:t>
-      </w:r>
-      <w:r>
-        <w:t xml:space="preserve"> </w:t>
-      </w:r>
-      <w:r>
-        <w:t xml:space="preserve">頓</w:t>
-      </w:r>
-      <w:r>
-        <w:t xml:space="preserve"> </w:t>
-      </w:r>
-      <w:r>
-        <w:t xml:space="preserve">needs no license at all,</w:t>
-      </w:r>
-      <w:r>
-        <w:t xml:space="preserve"> </w:t>
-      </w:r>
-      <w:r>
-        <w:t xml:space="preserve">since</w:t>
+        <w:t xml:space="preserve">tuğ taşıkar</w:t>
+      </w:r>
+      <w:r>
+        <w:t xml:space="preserve"> </w:t>
+      </w:r>
+      <w:r>
+        <w:t xml:space="preserve">"when the standard went out" in the Moyun Çor</w:t>
+      </w:r>
+      <w:r>
+        <w:t xml:space="preserve"> </w:t>
+      </w:r>
+      <w:r>
+        <w:t xml:space="preserve">inscription, cited by Doerfer at ETY I 170, and Kāşgarî glosses it as the drum and banner borne before the king,</w:t>
+      </w:r>
+      <w:r>
+        <w:t xml:space="preserve"> </w:t>
+      </w:r>
+      <w:r>
+        <w:t xml:space="preserve">with</w:t>
       </w:r>
       <w:r>
         <w:t xml:space="preserve"> </w:t>
@@ -1462,13 +1551,28 @@
           <w:iCs/>
           <w:i/>
         </w:rPr>
-        <w:t xml:space="preserve">tın</w:t>
-      </w:r>
-      <w:r>
-        <w:t xml:space="preserve"> </w:t>
-      </w:r>
-      <w:r>
-        <w:t xml:space="preserve">"spirit, breath" matches with nothing inserted.</w:t>
+        <w:t xml:space="preserve">toquz tuğluğ xan</w:t>
+      </w:r>
+      <w:r>
+        <w:t xml:space="preserve"> </w:t>
+      </w:r>
+      <w:r>
+        <w:t xml:space="preserve">"a khan of nine standards". It ends in a velar, so it needs</w:t>
+      </w:r>
+      <w:r>
+        <w:t xml:space="preserve"> </w:t>
+      </w:r>
+      <w:r>
+        <w:t xml:space="preserve">頓</w:t>
+      </w:r>
+      <w:r>
+        <w:t xml:space="preserve">'s second row (2 of 21 opportunities) or the substitution (10 of</w:t>
+      </w:r>
+      <w:r>
+        <w:t xml:space="preserve"> </w:t>
+      </w:r>
+      <w:r>
+        <w:t xml:space="preserve">21), and it is excluded on the first row (0 of 21).</w:t>
       </w:r>
     </w:p>
     <w:p>
@@ -1484,35 +1588,25 @@
           <w:bCs/>
           <w:b/>
         </w:rPr>
-        <w:t xml:space="preserve">The competing literature reading of</w:t>
-      </w:r>
-      <w:r>
-        <w:rPr>
-          <w:bCs/>
-          <w:b/>
-        </w:rPr>
-        <w:t xml:space="preserve"> </w:t>
-      </w:r>
-      <w:r>
-        <w:rPr>
-          <w:bCs/>
-          <w:b/>
-        </w:rPr>
-        <w:t xml:space="preserve">冒頓</w:t>
-      </w:r>
-      <w:r>
-        <w:rPr>
-          <w:bCs/>
-          <w:b/>
-        </w:rPr>
-        <w:t xml:space="preserve"> </w:t>
-      </w:r>
-      <w:r>
-        <w:rPr>
-          <w:bCs/>
-          <w:b/>
-        </w:rPr>
-        <w:t xml:space="preserve">fails a test this one passes.</w:t>
+        <w:t xml:space="preserve">The count that follows.</w:t>
+      </w:r>
+      <w:r>
+        <w:t xml:space="preserve"> </w:t>
+      </w:r>
+      <w:r>
+        <w:t xml:space="preserve">Two of the three values of</w:t>
+      </w:r>
+      <w:r>
+        <w:t xml:space="preserve"> </w:t>
+      </w:r>
+      <w:r>
+        <w:t xml:space="preserve">頓</w:t>
+      </w:r>
+      <w:r>
+        <w:t xml:space="preserve"> </w:t>
+      </w:r>
+      <w:r>
+        <w:t xml:space="preserve">admit a velar-final second element, one admits the liquid-final</w:t>
       </w:r>
       <w:r>
         <w:t xml:space="preserve"> </w:t>
@@ -1525,34 +1619,250 @@
         <w:t xml:space="preserve">Baγatur</w:t>
       </w:r>
       <w:r>
-        <w:t xml:space="preserve">,</w:t>
-      </w:r>
-      <w:r>
-        <w:t xml:space="preserve"> </w:t>
-      </w:r>
-      <w:r>
-        <w:t xml:space="preserve">the field's answer for a century, ends in</w:t>
-      </w:r>
-      <w:r>
-        <w:t xml:space="preserve"> </w:t>
-      </w:r>
-      <w:r>
-        <w:t xml:space="preserve">-r</w:t>
-      </w:r>
-      <w:r>
-        <w:t xml:space="preserve"> </w:t>
-      </w:r>
-      <w:r>
-        <w:t xml:space="preserve">against a written</w:t>
-      </w:r>
-      <w:r>
-        <w:t xml:space="preserve"> </w:t>
-      </w:r>
-      <w:r>
-        <w:t xml:space="preserve">-n</w:t>
-      </w:r>
-      <w:r>
-        <w:t xml:space="preserve">, a spelling found once in 37 opportunities.</w:t>
+        <w:t xml:space="preserve"> </w:t>
+      </w:r>
+      <w:r>
+        <w:t xml:space="preserve">the field has read for a century, and one admits a nasal-final one. That is</w:t>
+      </w:r>
+      <w:r>
+        <w:t xml:space="preserve"> </w:t>
+      </w:r>
+      <w:r>
+        <w:t xml:space="preserve">the whole of the arithmetic, and it is why this author prefers a velar-final reading.</w:t>
+      </w:r>
+    </w:p>
+    <w:p>
+      <w:pPr>
+        <w:numPr>
+          <w:ilvl w:val="0"/>
+          <w:numId w:val="1002"/>
+        </w:numPr>
+        <w:pStyle w:val="Compact"/>
+      </w:pPr>
+      <w:r>
+        <w:rPr>
+          <w:bCs/>
+          <w:b/>
+        </w:rPr>
+        <w:t xml:space="preserve">An observation about the substitution.</w:t>
+      </w:r>
+      <w:r>
+        <w:t xml:space="preserve"> </w:t>
+      </w:r>
+      <w:r>
+        <w:t xml:space="preserve">In the Later Han table</w:t>
+      </w:r>
+      <w:r>
+        <w:t xml:space="preserve"> </w:t>
+      </w:r>
+      <w:r>
+        <w:t xml:space="preserve">毒</w:t>
+      </w:r>
+      <w:r>
+        <w:t xml:space="preserve"> </w:t>
+      </w:r>
+      <w:r>
+        <w:t xml:space="preserve">and</w:t>
+      </w:r>
+      <w:r>
+        <w:t xml:space="preserve"> </w:t>
+      </w:r>
+      <w:r>
+        <w:t xml:space="preserve">纛</w:t>
+      </w:r>
+      <w:r>
+        <w:t xml:space="preserve"> </w:t>
+      </w:r>
+      <w:r>
+        <w:t xml:space="preserve">are exact homophones,</w:t>
+      </w:r>
+      <w:r>
+        <w:t xml:space="preserve"> </w:t>
+      </w:r>
+      <w:r>
+        <w:t xml:space="preserve">douk</w:t>
+      </w:r>
+      <w:r>
+        <w:t xml:space="preserve">, and</w:t>
+      </w:r>
+      <w:r>
+        <w:t xml:space="preserve"> </w:t>
+      </w:r>
+      <w:r>
+        <w:t xml:space="preserve">纛</w:t>
+      </w:r>
+      <w:r>
+        <w:t xml:space="preserve"> </w:t>
+      </w:r>
+      <w:r>
+        <w:t xml:space="preserve">is the Chinese word for the</w:t>
+      </w:r>
+      <w:r>
+        <w:t xml:space="preserve"> </w:t>
+      </w:r>
+      <w:r>
+        <w:t xml:space="preserve">yak-tail standard itself. So the commentator who wrote</w:t>
+      </w:r>
+      <w:r>
+        <w:t xml:space="preserve"> </w:t>
+      </w:r>
+      <w:r>
+        <w:t xml:space="preserve">頓音毒</w:t>
+      </w:r>
+      <w:r>
+        <w:t xml:space="preserve"> </w:t>
+      </w:r>
+      <w:r>
+        <w:t xml:space="preserve">put</w:t>
+      </w:r>
+      <w:r>
+        <w:t xml:space="preserve"> </w:t>
+      </w:r>
+      <w:r>
+        <w:t xml:space="preserve">the value of</w:t>
+      </w:r>
+      <w:r>
+        <w:t xml:space="preserve"> </w:t>
+      </w:r>
+      <w:r>
+        <w:t xml:space="preserve">頓</w:t>
+      </w:r>
+      <w:r>
+        <w:t xml:space="preserve"> </w:t>
+      </w:r>
+      <w:r>
+        <w:t xml:space="preserve">at precisely the Later Han reading of the word for</w:t>
+      </w:r>
+      <w:r>
+        <w:t xml:space="preserve"> </w:t>
+      </w:r>
+      <w:r>
+        <w:t xml:space="preserve">the standard. This may be coincidence, and one homophone pair proves nothing, but it is</w:t>
+      </w:r>
+      <w:r>
+        <w:t xml:space="preserve"> </w:t>
+      </w:r>
+      <w:r>
+        <w:t xml:space="preserve">recorded here rather than left out.</w:t>
+      </w:r>
+    </w:p>
+    <w:p>
+      <w:pPr>
+        <w:numPr>
+          <w:ilvl w:val="0"/>
+          <w:numId w:val="1002"/>
+        </w:numPr>
+        <w:pStyle w:val="Compact"/>
+      </w:pPr>
+      <w:r>
+        <w:rPr>
+          <w:bCs/>
+          <w:b/>
+        </w:rPr>
+        <w:t xml:space="preserve">The name shape.</w:t>
+      </w:r>
+      <w:r>
+        <w:t xml:space="preserve"> </w:t>
+      </w:r>
+      <w:r>
+        <w:rPr>
+          <w:iCs/>
+          <w:i/>
+        </w:rPr>
+        <w:t xml:space="preserve">bögü</w:t>
+      </w:r>
+      <w:r>
+        <w:t xml:space="preserve"> </w:t>
+      </w:r>
+      <w:r>
+        <w:t xml:space="preserve">is a regnal epithet across the record:</w:t>
+      </w:r>
+      <w:r>
+        <w:t xml:space="preserve"> </w:t>
+      </w:r>
+      <w:r>
+        <w:rPr>
+          <w:iCs/>
+          <w:i/>
+        </w:rPr>
+        <w:t xml:space="preserve">Teŋri Bögü Teŋriken</w:t>
+      </w:r>
+      <w:r>
+        <w:t xml:space="preserve"> </w:t>
+      </w:r>
+      <w:r>
+        <w:t xml:space="preserve">in the Old Turkic inscriptions, Bögü Qaghan of the Uyghurs</w:t>
+      </w:r>
+      <w:r>
+        <w:t xml:space="preserve"> </w:t>
+      </w:r>
+      <w:r>
+        <w:t xml:space="preserve">(</w:t>
+      </w:r>
+      <w:r>
+        <w:t xml:space="preserve">牟羽</w:t>
+      </w:r>
+      <w:r>
+        <w:t xml:space="preserve">), Bögü-Çor of the Türks (</w:t>
+      </w:r>
+      <w:r>
+        <w:t xml:space="preserve">默啜</w:t>
+      </w:r>
+      <w:r>
+        <w:t xml:space="preserve">).</w:t>
+      </w:r>
+      <w:r>
+        <w:t xml:space="preserve"> </w:t>
+      </w:r>
+      <w:r>
+        <w:t xml:space="preserve">Kāşgarî glosses</w:t>
+      </w:r>
+      <w:r>
+        <w:t xml:space="preserve"> </w:t>
+      </w:r>
+      <w:r>
+        <w:rPr>
+          <w:iCs/>
+          <w:i/>
+        </w:rPr>
+        <w:t xml:space="preserve">bügü</w:t>
+      </w:r>
+      <w:r>
+        <w:t xml:space="preserve"> </w:t>
+      </w:r>
+      <w:r>
+        <w:t xml:space="preserve">as "bilgin, akıllı, hakim"; Clauson says the word "seems to</w:t>
+      </w:r>
+      <w:r>
+        <w:t xml:space="preserve"> </w:t>
+      </w:r>
+      <w:r>
+        <w:t xml:space="preserve">connote both wisdom and mysterious spiritual power", and it was borrowed early into Mongolian</w:t>
+      </w:r>
+      <w:r>
+        <w:t xml:space="preserve"> </w:t>
+      </w:r>
+      <w:r>
+        <w:t xml:space="preserve">as</w:t>
+      </w:r>
+      <w:r>
+        <w:t xml:space="preserve"> </w:t>
+      </w:r>
+      <w:r>
+        <w:rPr>
+          <w:iCs/>
+          <w:i/>
+        </w:rPr>
+        <w:t xml:space="preserve">böge</w:t>
+      </w:r>
+      <w:r>
+        <w:t xml:space="preserve">, the ordinary word for a shaman. Two nouns in apposition is the commonest</w:t>
+      </w:r>
+      <w:r>
+        <w:t xml:space="preserve"> </w:t>
+      </w:r>
+      <w:r>
+        <w:t xml:space="preserve">Turkic name pattern.</w:t>
       </w:r>
     </w:p>
     <w:p>
@@ -1560,7 +1870,33 @@
         <w:pStyle w:val="FirstParagraph"/>
       </w:pPr>
       <w:r>
-        <w:t xml:space="preserve">What is unsettled is stated in §9.2 and in the row itself: the compound</w:t>
+        <w:rPr>
+          <w:bCs/>
+          <w:b/>
+        </w:rPr>
+        <w:t xml:space="preserve">The objections, all of which stand.</w:t>
+      </w:r>
+    </w:p>
+    <w:p>
+      <w:pPr>
+        <w:numPr>
+          <w:ilvl w:val="0"/>
+          <w:numId w:val="1003"/>
+        </w:numPr>
+        <w:pStyle w:val="Compact"/>
+      </w:pPr>
+      <w:r>
+        <w:rPr>
+          <w:bCs/>
+          <w:b/>
+        </w:rPr>
+        <w:t xml:space="preserve">The loan direction.</w:t>
+      </w:r>
+      <w:r>
+        <w:t xml:space="preserve"> </w:t>
+      </w:r>
+      <w:r>
+        <w:t xml:space="preserve">Doerfer's</w:t>
       </w:r>
       <w:r>
         <w:t xml:space="preserve"> </w:t>
@@ -1570,25 +1906,13 @@
           <w:iCs/>
           <w:i/>
         </w:rPr>
-        <w:t xml:space="preserve">bögü tın</w:t>
-      </w:r>
-      <w:r>
-        <w:t xml:space="preserve"> </w:t>
-      </w:r>
-      <w:r>
-        <w:t xml:space="preserve">is</w:t>
-      </w:r>
-      <w:r>
-        <w:t xml:space="preserve"> </w:t>
-      </w:r>
-      <w:r>
-        <w:t xml:space="preserve">not attested, only its two halves, and the vowel of the second element is not recoverable, so</w:t>
-      </w:r>
-      <w:r>
-        <w:t xml:space="preserve"> </w:t>
-      </w:r>
-      <w:r>
-        <w:t xml:space="preserve">the preference for</w:t>
+        <w:t xml:space="preserve">TMEN</w:t>
+      </w:r>
+      <w:r>
+        <w:t xml:space="preserve"> </w:t>
+      </w:r>
+      <w:r>
+        <w:t xml:space="preserve">gives Turkic</w:t>
       </w:r>
       <w:r>
         <w:t xml:space="preserve"> </w:t>
@@ -1598,13 +1922,37 @@
           <w:iCs/>
           <w:i/>
         </w:rPr>
-        <w:t xml:space="preserve">tın</w:t>
-      </w:r>
-      <w:r>
-        <w:t xml:space="preserve"> </w:t>
-      </w:r>
-      <w:r>
-        <w:t xml:space="preserve">over</w:t>
+        <w:t xml:space="preserve">tuğ</w:t>
+      </w:r>
+      <w:r>
+        <w:t xml:space="preserve"> </w:t>
+      </w:r>
+      <w:r>
+        <w:t xml:space="preserve">as a loan from Chinese (entry 969). If that is right, the word cannot be an</w:t>
+      </w:r>
+      <w:r>
+        <w:t xml:space="preserve"> </w:t>
+      </w:r>
+      <w:r>
+        <w:t xml:space="preserve">element of a name of the early second century BC, and the reading fails. Doerfer's own</w:t>
+      </w:r>
+      <w:r>
+        <w:t xml:space="preserve"> </w:t>
+      </w:r>
+      <w:r>
+        <w:t xml:space="preserve">addendum in volume IV weakens it: it quotes Menges (1968: 169, as cited there) that the Chinese word "might</w:t>
+      </w:r>
+      <w:r>
+        <w:t xml:space="preserve"> </w:t>
+      </w:r>
+      <w:r>
+        <w:t xml:space="preserve">well be an ancient loanword in Chinese", and H. Franke, in a letter of 23 March 1966, that</w:t>
+      </w:r>
+      <w:r>
+        <w:t xml:space="preserve"> </w:t>
+      </w:r>
+      <w:r>
+        <w:t xml:space="preserve">the Chinese word is first attested in the</w:t>
       </w:r>
       <w:r>
         <w:t xml:space="preserve"> </w:t>
@@ -1614,10 +1962,136 @@
           <w:iCs/>
           <w:i/>
         </w:rPr>
-        <w:t xml:space="preserve">tün</w:t>
-      </w:r>
-      <w:r>
-        <w:t xml:space="preserve">,</w:t>
+        <w:t xml:space="preserve">Zhouli</w:t>
+      </w:r>
+      <w:r>
+        <w:t xml:space="preserve"> </w:t>
+      </w:r>
+      <w:r>
+        <w:t xml:space="preserve">in a purely Chinese context and is</w:t>
+      </w:r>
+      <w:r>
+        <w:t xml:space="preserve"> </w:t>
+      </w:r>
+      <w:r>
+        <w:t xml:space="preserve">"kaum jünger als 2. Jh. v. Chr.", which is the founder's own century. The direction is</w:t>
+      </w:r>
+      <w:r>
+        <w:t xml:space="preserve"> </w:t>
+      </w:r>
+      <w:r>
+        <w:t xml:space="preserve">therefore disputed by the same authority usually cited for it, and this author does not</w:t>
+      </w:r>
+      <w:r>
+        <w:t xml:space="preserve"> </w:t>
+      </w:r>
+      <w:r>
+        <w:t xml:space="preserve">settle it.</w:t>
+      </w:r>
+    </w:p>
+    <w:p>
+      <w:pPr>
+        <w:numPr>
+          <w:ilvl w:val="0"/>
+          <w:numId w:val="1003"/>
+        </w:numPr>
+        <w:pStyle w:val="Compact"/>
+      </w:pPr>
+      <w:r>
+        <w:rPr>
+          <w:bCs/>
+          <w:b/>
+        </w:rPr>
+        <w:t xml:space="preserve">The row it needs.</w:t>
+      </w:r>
+      <w:r>
+        <w:t xml:space="preserve"> </w:t>
+      </w:r>
+      <w:r>
+        <w:t xml:space="preserve">The reading is ordinary on the substitution, marginal</w:t>
+      </w:r>
+      <w:r>
+        <w:t xml:space="preserve"> </w:t>
+      </w:r>
+      <w:r>
+        <w:t xml:space="preserve">on</w:t>
+      </w:r>
+      <w:r>
+        <w:t xml:space="preserve"> </w:t>
+      </w:r>
+      <w:r>
+        <w:t xml:space="preserve">頓</w:t>
+      </w:r>
+      <w:r>
+        <w:t xml:space="preserve">'s second row, and excluded on the first, which is the row</w:t>
+      </w:r>
+      <w:r>
+        <w:t xml:space="preserve"> </w:t>
+      </w:r>
+      <w:r>
+        <w:t xml:space="preserve">Appendix A of the paper prints. It also reads better on the second row of</w:t>
+      </w:r>
+      <w:r>
+        <w:t xml:space="preserve"> </w:t>
+      </w:r>
+      <w:r>
+        <w:t xml:space="preserve">冒</w:t>
+      </w:r>
+      <w:r>
+        <w:t xml:space="preserve"> </w:t>
+      </w:r>
+      <w:r>
+        <w:t xml:space="preserve">than on the first, which Appendix A likewise prints.</w:t>
+      </w:r>
+    </w:p>
+    <w:p>
+      <w:pPr>
+        <w:numPr>
+          <w:ilvl w:val="0"/>
+          <w:numId w:val="1003"/>
+        </w:numPr>
+        <w:pStyle w:val="Compact"/>
+      </w:pPr>
+      <w:r>
+        <w:rPr>
+          <w:bCs/>
+          <w:b/>
+        </w:rPr>
+        <w:t xml:space="preserve">The compound is not attested.</w:t>
+      </w:r>
+      <w:r>
+        <w:t xml:space="preserve"> </w:t>
+      </w:r>
+      <w:r>
+        <w:t xml:space="preserve">Only its two halves are, as with every</w:t>
+      </w:r>
+      <w:r>
+        <w:t xml:space="preserve"> </w:t>
+      </w:r>
+      <w:r>
+        <w:t xml:space="preserve">compound reading in this file.</w:t>
+      </w:r>
+    </w:p>
+    <w:p>
+      <w:pPr>
+        <w:numPr>
+          <w:ilvl w:val="0"/>
+          <w:numId w:val="1003"/>
+        </w:numPr>
+        <w:pStyle w:val="Compact"/>
+      </w:pPr>
+      <w:r>
+        <w:rPr>
+          <w:bCs/>
+          <w:b/>
+        </w:rPr>
+        <w:t xml:space="preserve">The frame does not fix the vowel</w:t>
+      </w:r>
+      <w:r>
+        <w:t xml:space="preserve"> </w:t>
+      </w:r>
+      <w:r>
+        <w:t xml:space="preserve">of the second syllable, so</w:t>
       </w:r>
       <w:r>
         <w:t xml:space="preserve"> </w:t>
@@ -1627,13 +2101,27 @@
           <w:iCs/>
           <w:i/>
         </w:rPr>
-        <w:t xml:space="preserve">tan</w:t>
-      </w:r>
-      <w:r>
-        <w:t xml:space="preserve"> </w:t>
-      </w:r>
-      <w:r>
-        <w:t xml:space="preserve">or</w:t>
+        <w:t xml:space="preserve">tuğ</w:t>
+      </w:r>
+      <w:r>
+        <w:t xml:space="preserve"> </w:t>
+      </w:r>
+      <w:r>
+        <w:t xml:space="preserve">is what the velar coda and the Turkic lexicon together suggest, not what the</w:t>
+      </w:r>
+      <w:r>
+        <w:t xml:space="preserve"> </w:t>
+      </w:r>
+      <w:r>
+        <w:t xml:space="preserve">transcription requires.</w:t>
+      </w:r>
+    </w:p>
+    <w:p>
+      <w:pPr>
+        <w:pStyle w:val="FirstParagraph"/>
+      </w:pPr>
+      <w:r>
+        <w:t xml:space="preserve">The rival reading is not free of these either, and it is fair to say so. Clauson's entry on</w:t>
       </w:r>
       <w:r>
         <w:t xml:space="preserve"> </w:t>
@@ -1643,19 +2131,125 @@
           <w:iCs/>
           <w:i/>
         </w:rPr>
-        <w:t xml:space="preserve">tun</w:t>
-      </w:r>
-      <w:r>
-        <w:t xml:space="preserve"> </w:t>
-      </w:r>
-      <w:r>
-        <w:t xml:space="preserve">is semantic</w:t>
-      </w:r>
-      <w:r>
-        <w:t xml:space="preserve"> </w:t>
-      </w:r>
-      <w:r>
-        <w:t xml:space="preserve">rather than phonological.</w:t>
+        <w:t xml:space="preserve">baγatur</w:t>
+      </w:r>
+      <w:r>
+        <w:t xml:space="preserve"> </w:t>
+      </w:r>
+      <w:r>
+        <w:t xml:space="preserve">records that the word "occurs only once in the early period and then still as</w:t>
+      </w:r>
+      <w:r>
+        <w:t xml:space="preserve"> </w:t>
+      </w:r>
+      <w:r>
+        <w:t xml:space="preserve">a P.N.", that the sense "picked warrior" most probably developed in Mongolian rather than</w:t>
+      </w:r>
+      <w:r>
+        <w:t xml:space="preserve"> </w:t>
+      </w:r>
+      <w:r>
+        <w:t xml:space="preserve">Turkic, and that Turkic had other words such as</w:t>
+      </w:r>
+      <w:r>
+        <w:t xml:space="preserve"> </w:t>
+      </w:r>
+      <w:r>
+        <w:rPr>
+          <w:iCs/>
+          <w:i/>
+        </w:rPr>
+        <w:t xml:space="preserve">alpaγut</w:t>
+      </w:r>
+      <w:r>
+        <w:t xml:space="preserve"> </w:t>
+      </w:r>
+      <w:r>
+        <w:t xml:space="preserve">in that meaning; Doerfer's</w:t>
+      </w:r>
+      <w:r>
+        <w:t xml:space="preserve"> </w:t>
+      </w:r>
+      <w:r>
+        <w:t xml:space="preserve">entry 817 adds that the form</w:t>
+      </w:r>
+      <w:r>
+        <w:t xml:space="preserve"> </w:t>
+      </w:r>
+      <w:r>
+        <w:rPr>
+          <w:iCs/>
+          <w:i/>
+        </w:rPr>
+        <w:t xml:space="preserve">baγatur</w:t>
+      </w:r>
+      <w:r>
+        <w:t xml:space="preserve"> </w:t>
+      </w:r>
+      <w:r>
+        <w:t xml:space="preserve">is not findable in the Old Turkic dictionaries</w:t>
+      </w:r>
+      <w:r>
+        <w:t xml:space="preserve"> </w:t>
+      </w:r>
+      <w:r>
+        <w:t xml:space="preserve">and texts available to him, the attested Old Turkic form being</w:t>
+      </w:r>
+      <w:r>
+        <w:t xml:space="preserve"> </w:t>
+      </w:r>
+      <w:r>
+        <w:rPr>
+          <w:iCs/>
+          <w:i/>
+        </w:rPr>
+        <w:t xml:space="preserve">bātur</w:t>
+      </w:r>
+      <w:r>
+        <w:t xml:space="preserve">, and that the</w:t>
+      </w:r>
+      <w:r>
+        <w:t xml:space="preserve"> </w:t>
+      </w:r>
+      <w:r>
+        <w:t xml:space="preserve">reconstruction</w:t>
+      </w:r>
+      <w:r>
+        <w:t xml:space="preserve"> </w:t>
+      </w:r>
+      <w:r>
+        <w:t xml:space="preserve">*baγatur</w:t>
+      </w:r>
+      <w:r>
+        <w:t xml:space="preserve"> </w:t>
+      </w:r>
+      <w:r>
+        <w:t xml:space="preserve">is secured by Old Hungarian</w:t>
+      </w:r>
+      <w:r>
+        <w:t xml:space="preserve"> </w:t>
+      </w:r>
+      <w:r>
+        <w:rPr>
+          <w:iCs/>
+          <w:i/>
+        </w:rPr>
+        <w:t xml:space="preserve">bahatur</w:t>
+      </w:r>
+      <w:r>
+        <w:t xml:space="preserve"> </w:t>
+      </w:r>
+      <w:r>
+        <w:t xml:space="preserve">rather than by a Turkic attestation. A form without a medial velar leaves</w:t>
+      </w:r>
+      <w:r>
+        <w:t xml:space="preserve"> </w:t>
+      </w:r>
+      <w:r>
+        <w:t xml:space="preserve">冒</w:t>
+      </w:r>
+      <w:r>
+        <w:t xml:space="preserve">'s written coda with nothing to write.</w:t>
       </w:r>
     </w:p>
     <w:p>
@@ -1663,13 +2257,19 @@
         <w:pStyle w:val="BodyText"/>
       </w:pPr>
       <w:r>
-        <w:t xml:space="preserve">Both appear in the tables below in their proper places, so that this file can be read as one</w:t>
-      </w:r>
-      <w:r>
-        <w:t xml:space="preserve"> </w:t>
-      </w:r>
-      <w:r>
-        <w:t xml:space="preserve">list with the standard visible in it.</w:t>
+        <w:t xml:space="preserve">Both appear in the tables below in their proper places, so that this file can be read as</w:t>
+      </w:r>
+      <w:r>
+        <w:t xml:space="preserve"> </w:t>
+      </w:r>
+      <w:r>
+        <w:t xml:space="preserve">one list with the standard visible in it. The second appears there as an author's proposal,</w:t>
+      </w:r>
+      <w:r>
+        <w:t xml:space="preserve"> </w:t>
+      </w:r>
+      <w:r>
+        <w:t xml:space="preserve">which is what it is.</w:t>
       </w:r>
     </w:p>
     <w:bookmarkEnd w:id="23"/>
@@ -2572,19 +3172,19 @@
               <w:jc w:val="left"/>
             </w:pPr>
             <w:r>
-              <w:t xml:space="preserve">Bögü Tın</w:t>
-            </w:r>
-          </w:p>
-        </w:tc>
-        <w:tc>
-          <w:tcPr/>
-          <w:p>
-            <w:pPr>
-              <w:pStyle w:val="Compact"/>
-              <w:jc w:val="left"/>
-            </w:pPr>
-            <w:r>
-              <w:t xml:space="preserve">sage spirit</w:t>
+              <w:t xml:space="preserve">Bögü Tuğ</w:t>
+            </w:r>
+          </w:p>
+        </w:tc>
+        <w:tc>
+          <w:tcPr/>
+          <w:p>
+            <w:pPr>
+              <w:pStyle w:val="Compact"/>
+              <w:jc w:val="left"/>
+            </w:pPr>
+            <w:r>
+              <w:t xml:space="preserve">sage standard</w:t>
             </w:r>
           </w:p>
         </w:tc>
@@ -2613,7 +3213,7 @@
                 <w:bCs/>
                 <w:b/>
               </w:rPr>
-              <w:t xml:space="preserve">b/m – k/g – t/d – n</w:t>
+              <w:t xml:space="preserve">b/m – k/g – t/d – nasal or stop</w:t>
             </w:r>
             <w:r>
               <w:t xml:space="preserve">, and</w:t>
@@ -2629,7 +3229,7 @@
               <w:t xml:space="preserve">both codas are written</w:t>
             </w:r>
             <w:r>
-              <w:t xml:space="preserve">, which makes it one of the tightest in the record. 冒</w:t>
+              <w:t xml:space="preserve">, which makes it one of the tightest frames in the record and also one of the least determinate, because neither character has a single value. 冒 has two Later Han readings,</w:t>
             </w:r>
             <w:r>
               <w:t xml:space="preserve"> </w:t>
@@ -2645,6 +3245,77 @@
               <w:t xml:space="preserve"> </w:t>
             </w:r>
             <w:r>
+              <w:t xml:space="preserve">and</w:t>
+            </w:r>
+            <w:r>
+              <w:t xml:space="preserve"> </w:t>
+            </w:r>
+            <w:r>
+              <w:rPr>
+                <w:iCs/>
+                <w:i/>
+              </w:rPr>
+              <w:t xml:space="preserve">mouᶜ</w:t>
+            </w:r>
+            <w:r>
+              <w:t xml:space="preserve">; 頓 has</w:t>
+            </w:r>
+            <w:r>
+              <w:t xml:space="preserve"> </w:t>
+            </w:r>
+            <w:r>
+              <w:rPr>
+                <w:iCs/>
+                <w:i/>
+              </w:rPr>
+              <w:t xml:space="preserve">tuənᶜ</w:t>
+            </w:r>
+            <w:r>
+              <w:t xml:space="preserve"> </w:t>
+            </w:r>
+            <w:r>
+              <w:t xml:space="preserve">and</w:t>
+            </w:r>
+            <w:r>
+              <w:t xml:space="preserve"> </w:t>
+            </w:r>
+            <w:r>
+              <w:rPr>
+                <w:iCs/>
+                <w:i/>
+              </w:rPr>
+              <w:t xml:space="preserve">tuət</w:t>
+            </w:r>
+            <w:r>
+              <w:t xml:space="preserve">, and a third value from the commentarial note 頓音毒, reported by Pulleyblank as Early Middle Chinese</w:t>
+            </w:r>
+            <w:r>
+              <w:t xml:space="preserve"> </w:t>
+            </w:r>
+            <w:r>
+              <w:rPr>
+                <w:iCs/>
+                <w:i/>
+              </w:rPr>
+              <w:t xml:space="preserve">dawk</w:t>
+            </w:r>
+            <w:r>
+              <w:t xml:space="preserve">, which is a substitution recorded by a commentator rather than a row of the table. 冒</w:t>
+            </w:r>
+            <w:r>
+              <w:t xml:space="preserve"> </w:t>
+            </w:r>
+            <w:r>
+              <w:rPr>
+                <w:iCs/>
+                <w:i/>
+              </w:rPr>
+              <w:t xml:space="preserve">mək</w:t>
+            </w:r>
+            <w:r>
+              <w:t xml:space="preserve"> </w:t>
+            </w:r>
+            <w:r>
               <w:t xml:space="preserve">→</w:t>
             </w:r>
             <w:r>
@@ -2658,23 +3329,7 @@
               <w:t xml:space="preserve">bögü</w:t>
             </w:r>
             <w:r>
-              <w:t xml:space="preserve">: three things happen, and each is licensed. The m- stands for a source b-, which in the Later Han corpus happens in 3 of 22 cases, 13.6%. The written -k stands for the source g. And the final vowel of</w:t>
-            </w:r>
-            <w:r>
-              <w:t xml:space="preserve"> </w:t>
-            </w:r>
-            <w:r>
-              <w:rPr>
-                <w:iCs/>
-                <w:i/>
-              </w:rPr>
-              <w:t xml:space="preserve">bögü</w:t>
-            </w:r>
-            <w:r>
-              <w:t xml:space="preserve"> </w:t>
-            </w:r>
-            <w:r>
-              <w:t xml:space="preserve">is not written, one character covering two source syllables, a device that occurs in 47 of the 1,017 verified pairs, always with a stop-coda character doing the compressing, as 竭 covers</w:t>
+              <w:t xml:space="preserve">: the m- stands for a source b-, 3 of 22 in the Later Han corpus, 13.6%; the written -k stands for the source g; and the final vowel is not written, one character covering two source syllables, a device found in 47 of the 1,017 verified pairs, as 竭 covers</w:t>
             </w:r>
             <w:r>
               <w:t xml:space="preserve"> </w:t>
@@ -2703,81 +3358,123 @@
               <w:t xml:space="preserve">tathāgata</w:t>
             </w:r>
             <w:r>
-              <w:t xml:space="preserve"> </w:t>
-            </w:r>
-            <w:r>
-              <w:t xml:space="preserve">and 弗 covers</w:t>
-            </w:r>
-            <w:r>
-              <w:t xml:space="preserve"> </w:t>
-            </w:r>
-            <w:r>
-              <w:rPr>
-                <w:iCs/>
-                <w:i/>
-              </w:rPr>
-              <w:t xml:space="preserve">-putra</w:t>
-            </w:r>
-            <w:r>
-              <w:t xml:space="preserve"> </w:t>
-            </w:r>
-            <w:r>
-              <w:t xml:space="preserve">in</w:t>
-            </w:r>
-            <w:r>
-              <w:t xml:space="preserve"> </w:t>
-            </w:r>
-            <w:r>
-              <w:rPr>
-                <w:iCs/>
-                <w:i/>
-              </w:rPr>
-              <w:t xml:space="preserve">śāriputra</w:t>
-            </w:r>
-            <w:r>
-              <w:t xml:space="preserve">.</w:t>
-            </w:r>
-            <w:r>
-              <w:t xml:space="preserve"> </w:t>
+              <w:t xml:space="preserve">. There is a character-level precedent as well as a rate: 冒 and 默 share the reading</w:t>
+            </w:r>
+            <w:r>
+              <w:t xml:space="preserve"> </w:t>
+            </w:r>
+            <w:r>
+              <w:rPr>
+                <w:iCs/>
+                <w:i/>
+              </w:rPr>
+              <w:t xml:space="preserve">mək</w:t>
+            </w:r>
+            <w:r>
+              <w:t xml:space="preserve"> </w:t>
+            </w:r>
+            <w:r>
+              <w:t xml:space="preserve">and 默啜 is read</w:t>
+            </w:r>
+            <w:r>
+              <w:t xml:space="preserve"> </w:t>
+            </w:r>
+            <w:r>
+              <w:rPr>
+                <w:iCs/>
+                <w:i/>
+              </w:rPr>
+              <w:t xml:space="preserve">Bögü-Çor</w:t>
+            </w:r>
+            <w:r>
+              <w:t xml:space="preserve">, while 牟</w:t>
+            </w:r>
+            <w:r>
+              <w:t xml:space="preserve"> </w:t>
+            </w:r>
+            <w:r>
+              <w:rPr>
+                <w:iCs/>
+                <w:i/>
+              </w:rPr>
+              <w:t xml:space="preserve">mu</w:t>
+            </w:r>
+            <w:r>
+              <w:t xml:space="preserve"> </w:t>
+            </w:r>
+            <w:r>
+              <w:t xml:space="preserve">writes the same word in 牟羽 for the Uyghur Bögü Qaghan. 頓 →</w:t>
+            </w:r>
+            <w:r>
+              <w:t xml:space="preserve"> </w:t>
+            </w:r>
+            <w:r>
+              <w:rPr>
+                <w:iCs/>
+                <w:i/>
+              </w:rPr>
+              <w:t xml:space="preserve">tuğ</w:t>
+            </w:r>
+            <w:r>
+              <w:t xml:space="preserve">: a velar-final second element, which the corpus writes with the -t coda of 頓's second row in 2 of 21 opportunities and with the -k of the substitution in 10 of 21, and never with the -n of the first row, 0 of 21.</w:t>
+            </w:r>
+            <w:r>
+              <w:br/>
+            </w:r>
+            <w:r>
+              <w:t xml:space="preserve">Reason</w:t>
             </w:r>
             <w:r>
               <w:rPr>
                 <w:bCs/>
                 <w:b/>
               </w:rPr>
-              <w:t xml:space="preserve">There is also a character-level precedent, not merely a rate:</w:t>
-            </w:r>
-            <w:r>
-              <w:t xml:space="preserve"> </w:t>
-            </w:r>
-            <w:r>
-              <w:t xml:space="preserve">冒 and 默 have the identical Later Han reading</w:t>
-            </w:r>
-            <w:r>
-              <w:t xml:space="preserve"> </w:t>
-            </w:r>
-            <w:r>
-              <w:rPr>
-                <w:iCs/>
-                <w:i/>
-              </w:rPr>
-              <w:t xml:space="preserve">mək</w:t>
-            </w:r>
-            <w:r>
-              <w:t xml:space="preserve">, and 默啜 is read</w:t>
-            </w:r>
-            <w:r>
-              <w:t xml:space="preserve"> </w:t>
-            </w:r>
-            <w:r>
-              <w:rPr>
-                <w:iCs/>
-                <w:i/>
-              </w:rPr>
-              <w:t xml:space="preserve">Bögü-Çor</w:t>
-            </w:r>
-            <w:r>
-              <w:t xml:space="preserve">, the personal name of Qapaghan Qaghan. That syllable is on record writing</w:t>
+              <w:t xml:space="preserve">Bögü Tuğ, “sage standard”.</w:t>
+            </w:r>
+            <w:r>
+              <w:t xml:space="preserve"> </w:t>
+            </w:r>
+            <w:r>
+              <w:rPr>
+                <w:iCs/>
+                <w:i/>
+              </w:rPr>
+              <w:t xml:space="preserve">tuğ</w:t>
+            </w:r>
+            <w:r>
+              <w:t xml:space="preserve"> </w:t>
+            </w:r>
+            <w:r>
+              <w:t xml:space="preserve">is the horse-tail or yak-tail standard carried on a pole, attested in Old Turkic (</w:t>
+            </w:r>
+            <w:r>
+              <w:rPr>
+                <w:iCs/>
+                <w:i/>
+              </w:rPr>
+              <w:t xml:space="preserve">tuğ taşıkar</w:t>
+            </w:r>
+            <w:r>
+              <w:t xml:space="preserve"> </w:t>
+            </w:r>
+            <w:r>
+              <w:t xml:space="preserve">“when the standard went out”, Moyun Çor, cited by Doerfer at ETY I 170) and glossed by Kāşgarî as the drum and banner borne before the king, with</w:t>
+            </w:r>
+            <w:r>
+              <w:t xml:space="preserve"> </w:t>
+            </w:r>
+            <w:r>
+              <w:rPr>
+                <w:iCs/>
+                <w:i/>
+              </w:rPr>
+              <w:t xml:space="preserve">toquz tuğluğ xan</w:t>
+            </w:r>
+            <w:r>
+              <w:t xml:space="preserve"> </w:t>
+            </w:r>
+            <w:r>
+              <w:t xml:space="preserve">“a khan of nine standards”.</w:t>
             </w:r>
             <w:r>
               <w:t xml:space="preserve"> </w:t>
@@ -2793,129 +3490,68 @@
               <w:t xml:space="preserve"> </w:t>
             </w:r>
             <w:r>
-              <w:t xml:space="preserve">in a Turkic ruler's name. 頓</w:t>
-            </w:r>
-            <w:r>
-              <w:t xml:space="preserve"> </w:t>
-            </w:r>
-            <w:r>
-              <w:rPr>
-                <w:iCs/>
-                <w:i/>
-              </w:rPr>
-              <w:t xml:space="preserve">tuənᶜ</w:t>
-            </w:r>
-            <w:r>
-              <w:t xml:space="preserve"> </w:t>
-            </w:r>
-            <w:r>
-              <w:t xml:space="preserve">→</w:t>
-            </w:r>
-            <w:r>
-              <w:t xml:space="preserve"> </w:t>
-            </w:r>
-            <w:r>
-              <w:rPr>
-                <w:iCs/>
-                <w:i/>
-              </w:rPr>
-              <w:t xml:space="preserve">tın</w:t>
-            </w:r>
-            <w:r>
-              <w:t xml:space="preserve">: a dental onset with the -n coda written, nothing inserted, nothing discarded.</w:t>
-            </w:r>
-            <w:r>
-              <w:br/>
-            </w:r>
-            <w:r>
-              <w:t xml:space="preserve">Reason</w:t>
+              <w:t xml:space="preserve">is a regnal epithet across the record:</w:t>
+            </w:r>
+            <w:r>
+              <w:t xml:space="preserve"> </w:t>
+            </w:r>
+            <w:r>
+              <w:rPr>
+                <w:iCs/>
+                <w:i/>
+              </w:rPr>
+              <w:t xml:space="preserve">Teŋri Bögü Teŋriken</w:t>
+            </w:r>
+            <w:r>
+              <w:t xml:space="preserve">, Bögü Qaghan of the Uyghurs, Bögü-Çor of the Türks; Kāşgarî glosses</w:t>
+            </w:r>
+            <w:r>
+              <w:t xml:space="preserve"> </w:t>
+            </w:r>
+            <w:r>
+              <w:rPr>
+                <w:iCs/>
+                <w:i/>
+              </w:rPr>
+              <w:t xml:space="preserve">bügü</w:t>
+            </w:r>
+            <w:r>
+              <w:t xml:space="preserve"> </w:t>
+            </w:r>
+            <w:r>
+              <w:t xml:space="preserve">as “bilgin, akıllı, hakim” and Clauson says it “seems to connote both wisdom and mysterious spiritual power”. Both halves are attested independently of any Chinese source and two nouns in apposition is the commonest Turkic name pattern.</w:t>
+            </w:r>
+            <w:r>
+              <w:t xml:space="preserve"> </w:t>
             </w:r>
             <w:r>
               <w:rPr>
                 <w:bCs/>
                 <w:b/>
               </w:rPr>
-              <w:t xml:space="preserve">Bögü Tın, “sage spirit”.</w:t>
-            </w:r>
-            <w:r>
-              <w:t xml:space="preserve"> </w:t>
-            </w:r>
-            <w:r>
-              <w:t xml:space="preserve">Kāşgarî glosses</w:t>
-            </w:r>
-            <w:r>
-              <w:t xml:space="preserve"> </w:t>
-            </w:r>
-            <w:r>
-              <w:rPr>
-                <w:iCs/>
-                <w:i/>
-              </w:rPr>
-              <w:t xml:space="preserve">bügü</w:t>
-            </w:r>
-            <w:r>
-              <w:t xml:space="preserve"> </w:t>
-            </w:r>
-            <w:r>
-              <w:t xml:space="preserve">as “bilgin, akıllı, hakim”; Clauson says the word “seems to connote both wisdom and mysterious spiritual power”, and it was borrowed early into Mongolian as</w:t>
-            </w:r>
-            <w:r>
-              <w:t xml:space="preserve"> </w:t>
-            </w:r>
-            <w:r>
-              <w:rPr>
-                <w:iCs/>
-                <w:i/>
-              </w:rPr>
-              <w:t xml:space="preserve">böge</w:t>
-            </w:r>
-            <w:r>
-              <w:t xml:space="preserve">, the ordinary word for a shaman. It appears in regnal styles across the record:</w:t>
-            </w:r>
-            <w:r>
-              <w:t xml:space="preserve"> </w:t>
-            </w:r>
-            <w:r>
-              <w:rPr>
-                <w:iCs/>
-                <w:i/>
-              </w:rPr>
-              <w:t xml:space="preserve">Teŋri Bögü Teŋriken</w:t>
-            </w:r>
-            <w:r>
-              <w:t xml:space="preserve">, Bögü Qaghan of the Uyghurs, Bögü-Çor of the Türks. The second element</w:t>
-            </w:r>
-            <w:r>
-              <w:t xml:space="preserve"> </w:t>
-            </w:r>
-            <w:r>
-              <w:rPr>
-                <w:iCs/>
-                <w:i/>
-              </w:rPr>
-              <w:t xml:space="preserve">tın</w:t>
-            </w:r>
-            <w:r>
-              <w:t xml:space="preserve"> </w:t>
-            </w:r>
-            <w:r>
-              <w:t xml:space="preserve">is “ruh, nefes” in Kāşgarî and</w:t>
-            </w:r>
-            <w:r>
-              <w:t xml:space="preserve"> </w:t>
-            </w:r>
-            <w:r>
-              <w:rPr>
-                <w:iCs/>
-                <w:i/>
-              </w:rPr>
-              <w:t xml:space="preserve">anima</w:t>
-            </w:r>
-            <w:r>
-              <w:t xml:space="preserve"> </w:t>
-            </w:r>
-            <w:r>
-              <w:t xml:space="preserve">in the Codex. Both halves are attested independently of any Chinese source, and the shape, two nouns in apposition, is the commonest Turkic name pattern.</w:t>
+              <w:t xml:space="preserve">Why a velar-final second element.</w:t>
+            </w:r>
+            <w:r>
+              <w:t xml:space="preserve"> </w:t>
+            </w:r>
+            <w:r>
+              <w:t xml:space="preserve">Of the three values 頓 can take, two admit a velar-final element, one admits the liquid-final</w:t>
+            </w:r>
+            <w:r>
+              <w:t xml:space="preserve"> </w:t>
+            </w:r>
+            <w:r>
+              <w:rPr>
+                <w:iCs/>
+                <w:i/>
+              </w:rPr>
+              <w:t xml:space="preserve">Baγatur</w:t>
+            </w:r>
+            <w:r>
+              <w:t xml:space="preserve"> </w:t>
+            </w:r>
+            <w:r>
+              <w:t xml:space="preserve">the field has read for a century, and one admits a nasal-final one. §9.2 of the paper sets out that comparison and does not choose; the preference here is this author's.</w:t>
             </w:r>
             <w:r>
               <w:t xml:space="preserve"> </w:t>
@@ -2925,119 +3561,61 @@
                 <w:bCs/>
                 <w:b/>
               </w:rPr>
-              <w:t xml:space="preserve">Against the standard reading.</w:t>
-            </w:r>
-            <w:r>
-              <w:t xml:space="preserve"> </w:t>
-            </w:r>
-            <w:r>
-              <w:rPr>
-                <w:iCs/>
-                <w:i/>
-              </w:rPr>
-              <w:t xml:space="preserve">Baγatur</w:t>
-            </w:r>
-            <w:r>
-              <w:t xml:space="preserve"> </w:t>
-            </w:r>
-            <w:r>
-              <w:t xml:space="preserve">“hero” has been the field's answer for a century. It fails on the point the corpus decides cleanly: it ends in -r against a written -n, a spelling attested in 1 of 37 opportunities, where the scribe's normal choices were an open character or a -t.</w:t>
-            </w:r>
-            <w:r>
-              <w:t xml:space="preserve"> </w:t>
-            </w:r>
-            <w:r>
-              <w:rPr>
-                <w:bCs/>
-                <w:b/>
-              </w:rPr>
               <w:t xml:space="preserve">What is not settled.</w:t>
             </w:r>
             <w:r>
               <w:t xml:space="preserve"> </w:t>
             </w:r>
             <w:r>
-              <w:t xml:space="preserve">The compound</w:t>
-            </w:r>
-            <w:r>
-              <w:t xml:space="preserve"> </w:t>
-            </w:r>
-            <w:r>
-              <w:rPr>
-                <w:iCs/>
-                <w:i/>
-              </w:rPr>
-              <w:t xml:space="preserve">bögü tın</w:t>
-            </w:r>
-            <w:r>
-              <w:t xml:space="preserve"> </w:t>
-            </w:r>
-            <w:r>
-              <w:t xml:space="preserve">is not itself attested, only its two elements; the vowel of the second is unrecoverable, so</w:t>
-            </w:r>
-            <w:r>
-              <w:t xml:space="preserve"> </w:t>
-            </w:r>
-            <w:r>
-              <w:rPr>
-                <w:iCs/>
-                <w:i/>
-              </w:rPr>
-              <w:t xml:space="preserve">tün</w:t>
-            </w:r>
-            <w:r>
-              <w:t xml:space="preserve"> </w:t>
-            </w:r>
-            <w:r>
-              <w:t xml:space="preserve">“night”,</w:t>
-            </w:r>
-            <w:r>
-              <w:t xml:space="preserve"> </w:t>
-            </w:r>
-            <w:r>
-              <w:rPr>
-                <w:iCs/>
-                <w:i/>
-              </w:rPr>
-              <w:t xml:space="preserve">tan</w:t>
-            </w:r>
-            <w:r>
-              <w:t xml:space="preserve"> </w:t>
-            </w:r>
-            <w:r>
-              <w:t xml:space="preserve">“dawn” and</w:t>
-            </w:r>
-            <w:r>
-              <w:t xml:space="preserve"> </w:t>
-            </w:r>
-            <w:r>
-              <w:rPr>
-                <w:iCs/>
-                <w:i/>
-              </w:rPr>
-              <w:t xml:space="preserve">tun</w:t>
-            </w:r>
-            <w:r>
-              <w:t xml:space="preserve"> </w:t>
-            </w:r>
-            <w:r>
-              <w:t xml:space="preserve">“rest” are equally available and the preference for</w:t>
-            </w:r>
-            <w:r>
-              <w:t xml:space="preserve"> </w:t>
-            </w:r>
-            <w:r>
-              <w:rPr>
-                <w:iCs/>
-                <w:i/>
-              </w:rPr>
-              <w:t xml:space="preserve">tın</w:t>
-            </w:r>
-            <w:r>
-              <w:t xml:space="preserve"> </w:t>
-            </w:r>
-            <w:r>
-              <w:t xml:space="preserve">is semantic rather than phonological; and the tone category of 頓 is unused. §9.2 of the paper argues this reading in full.</w:t>
+              <w:t xml:space="preserve">The loan direction of</w:t>
+            </w:r>
+            <w:r>
+              <w:t xml:space="preserve"> </w:t>
+            </w:r>
+            <w:r>
+              <w:rPr>
+                <w:iCs/>
+                <w:i/>
+              </w:rPr>
+              <w:t xml:space="preserve">tuğ</w:t>
+            </w:r>
+            <w:r>
+              <w:t xml:space="preserve"> </w:t>
+            </w:r>
+            <w:r>
+              <w:t xml:space="preserve">is disputed: Doerfer's</w:t>
+            </w:r>
+            <w:r>
+              <w:t xml:space="preserve"> </w:t>
+            </w:r>
+            <w:r>
+              <w:rPr>
+                <w:iCs/>
+                <w:i/>
+              </w:rPr>
+              <w:t xml:space="preserve">TMEN</w:t>
+            </w:r>
+            <w:r>
+              <w:t xml:space="preserve"> </w:t>
+            </w:r>
+            <w:r>
+              <w:t xml:space="preserve">969 gives it as a loan from Chinese, which would put it out of reach of a name of the early second century BC, while his own addendum in volume IV quotes Menges (1968: 169, as cited there) that the Chinese word “might well be an ancient loanword in Chinese” and Franke (letter of 23 March 1966) that the Chinese word is first attested in the</w:t>
+            </w:r>
+            <w:r>
+              <w:t xml:space="preserve"> </w:t>
+            </w:r>
+            <w:r>
+              <w:rPr>
+                <w:iCs/>
+                <w:i/>
+              </w:rPr>
+              <w:t xml:space="preserve">Zhouli</w:t>
+            </w:r>
+            <w:r>
+              <w:t xml:space="preserve"> </w:t>
+            </w:r>
+            <w:r>
+              <w:t xml:space="preserve">and is “kaum jünger als 2. Jh. v. Chr.”. The reading is also ordinary on the substitution, marginal on 頓's second row and excluded on the first, which is the row printed here; the compound is not itself attested, only its halves; and the frame does not fix the vowel of the second syllable. The rival reading carries its own difficulties, recorded in S1.4. Full discussion in S1.4.</w:t>
             </w:r>
           </w:p>
         </w:tc>
@@ -9016,16 +9594,20 @@
               <w:jc w:val="left"/>
             </w:pPr>
             <w:r>
-              <w:t xml:space="preserve">— (awaiting a proposal)</w:t>
-            </w:r>
-          </w:p>
-        </w:tc>
-        <w:tc>
-          <w:tcPr/>
-          <w:p>
-            <w:pPr>
-              <w:pStyle w:val="Compact"/>
-            </w:pPr>
+              <w:t xml:space="preserve">Kutı</w:t>
+            </w:r>
+          </w:p>
+        </w:tc>
+        <w:tc>
+          <w:tcPr/>
+          <w:p>
+            <w:pPr>
+              <w:pStyle w:val="Compact"/>
+              <w:jc w:val="left"/>
+            </w:pPr>
+            <w:r>
+              <w:t xml:space="preserve">the blessing of heaven, with the third-person possessive</w:t>
+            </w:r>
           </w:p>
         </w:tc>
       </w:tr>
@@ -9043,7 +9625,94 @@
               <w:t xml:space="preserve">Phonetics</w:t>
             </w:r>
             <w:r>
-              <w:t xml:space="preserve">The frame is</w:t>
+              <w:t xml:space="preserve">孤</w:t>
+            </w:r>
+            <w:r>
+              <w:t xml:space="preserve"> </w:t>
+            </w:r>
+            <w:r>
+              <w:rPr>
+                <w:iCs/>
+                <w:i/>
+              </w:rPr>
+              <w:t xml:space="preserve">kuɑ</w:t>
+            </w:r>
+            <w:r>
+              <w:t xml:space="preserve"> </w:t>
+            </w:r>
+            <w:r>
+              <w:t xml:space="preserve">→</w:t>
+            </w:r>
+            <w:r>
+              <w:t xml:space="preserve"> </w:t>
+            </w:r>
+            <w:r>
+              <w:rPr>
+                <w:iCs/>
+                <w:i/>
+              </w:rPr>
+              <w:t xml:space="preserve">ku</w:t>
+            </w:r>
+            <w:r>
+              <w:t xml:space="preserve">: the default velar onset, direct, with the coda open. 塗</w:t>
+            </w:r>
+            <w:r>
+              <w:t xml:space="preserve"> </w:t>
+            </w:r>
+            <w:r>
+              <w:rPr>
+                <w:iCs/>
+                <w:i/>
+              </w:rPr>
+              <w:t xml:space="preserve">dɑ</w:t>
+            </w:r>
+            <w:r>
+              <w:t xml:space="preserve"> </w:t>
+            </w:r>
+            <w:r>
+              <w:t xml:space="preserve">→</w:t>
+            </w:r>
+            <w:r>
+              <w:t xml:space="preserve"> </w:t>
+            </w:r>
+            <w:r>
+              <w:rPr>
+                <w:iCs/>
+                <w:i/>
+              </w:rPr>
+              <w:t xml:space="preserve">tı</w:t>
+            </w:r>
+            <w:r>
+              <w:t xml:space="preserve">: a dental onset carrying the</w:t>
+            </w:r>
+            <w:r>
+              <w:t xml:space="preserve"> </w:t>
+            </w:r>
+            <w:r>
+              <w:rPr>
+                <w:iCs/>
+                <w:i/>
+              </w:rPr>
+              <w:t xml:space="preserve">-t</w:t>
+            </w:r>
+            <w:r>
+              <w:t xml:space="preserve"> </w:t>
+            </w:r>
+            <w:r>
+              <w:t xml:space="preserve">of</w:t>
+            </w:r>
+            <w:r>
+              <w:t xml:space="preserve"> </w:t>
+            </w:r>
+            <w:r>
+              <w:rPr>
+                <w:iCs/>
+                <w:i/>
+              </w:rPr>
+              <w:t xml:space="preserve">kut</w:t>
+            </w:r>
+            <w:r>
+              <w:t xml:space="preserve">, with the vowel free. Two characters, two syllables, nothing inserted and nothing discarded. The frame is</w:t>
             </w:r>
             <w:r>
               <w:t xml:space="preserve"> </w:t>
@@ -9059,26 +9728,132 @@
               <w:t xml:space="preserve"> </w:t>
             </w:r>
             <w:r>
-              <w:t xml:space="preserve">with the vowels free, and both codas unwritten, so a source -r, -l, -s or -z could hide in either. 66 attested headwords fit it.</w:t>
+              <w:t xml:space="preserve">and both codas are unwritten, so a source -r, -l, -s or -z could hide in either. 66 attested headwords fit it.</w:t>
             </w:r>
             <w:r>
               <w:br/>
             </w:r>
             <w:r>
               <w:t xml:space="preserve">Reason</w:t>
+            </w:r>
+            <w:r>
+              <w:rPr>
+                <w:iCs/>
+                <w:i/>
+              </w:rPr>
+              <w:t xml:space="preserve">kutı</w:t>
+            </w:r>
+            <w:r>
+              <w:t xml:space="preserve">, “the blessing of heaven”, with</w:t>
+            </w:r>
+            <w:r>
+              <w:t xml:space="preserve"> </w:t>
+            </w:r>
+            <w:r>
+              <w:rPr>
+                <w:iCs/>
+                <w:i/>
+              </w:rPr>
+              <w:t xml:space="preserve">-ı</w:t>
+            </w:r>
+            <w:r>
+              <w:t xml:space="preserve"> </w:t>
+            </w:r>
+            <w:r>
+              <w:t xml:space="preserve">as the third-person possessive.</w:t>
+            </w:r>
+            <w:r>
+              <w:t xml:space="preserve"> </w:t>
+            </w:r>
+            <w:r>
+              <w:rPr>
+                <w:iCs/>
+                <w:i/>
+              </w:rPr>
+              <w:t xml:space="preserve">kut</w:t>
+            </w:r>
+            <w:r>
+              <w:t xml:space="preserve"> </w:t>
+            </w:r>
+            <w:r>
+              <w:t xml:space="preserve">is the divine favour that legitimises a ruler: Clauson records it in the hendiadys</w:t>
+            </w:r>
+            <w:r>
+              <w:t xml:space="preserve"> </w:t>
+            </w:r>
+            <w:r>
+              <w:rPr>
+                <w:iCs/>
+                <w:i/>
+              </w:rPr>
+              <w:t xml:space="preserve">kut kıv</w:t>
+            </w:r>
+            <w:r>
+              <w:t xml:space="preserve"> </w:t>
+            </w:r>
+            <w:r>
+              <w:t xml:space="preserve">“divine favour”, and it is the word the</w:t>
+            </w:r>
+            <w:r>
+              <w:t xml:space="preserve"> </w:t>
+            </w:r>
+            <w:r>
+              <w:rPr>
+                <w:iCs/>
+                <w:i/>
+              </w:rPr>
+              <w:t xml:space="preserve">Kutadgu Bilig</w:t>
+            </w:r>
+            <w:r>
+              <w:t xml:space="preserve"> </w:t>
+            </w:r>
+            <w:r>
+              <w:t xml:space="preserve">is named from. The possessive is not padding but what Turkic requires of the second noun in a genitive-possessive phrase,</w:t>
+            </w:r>
+            <w:r>
+              <w:t xml:space="preserve"> </w:t>
+            </w:r>
+            <w:r>
+              <w:rPr>
+                <w:iCs/>
+                <w:i/>
+              </w:rPr>
+              <w:t xml:space="preserve">tengri kutı</w:t>
+            </w:r>
+            <w:r>
+              <w:t xml:space="preserve">, “the</w:t>
+            </w:r>
+            <w:r>
+              <w:t xml:space="preserve"> </w:t>
+            </w:r>
+            <w:r>
+              <w:rPr>
+                <w:iCs/>
+                <w:i/>
+              </w:rPr>
+              <w:t xml:space="preserve">kut</w:t>
+            </w:r>
+            <w:r>
+              <w:t xml:space="preserve"> </w:t>
+            </w:r>
+            <w:r>
+              <w:t xml:space="preserve">of heaven”, which is the shape of the full title 撑犁孤塗單于.</w:t>
+            </w:r>
+            <w:r>
+              <w:t xml:space="preserve"> </w:t>
             </w:r>
             <w:r>
               <w:rPr>
                 <w:bCs/>
                 <w:b/>
               </w:rPr>
-              <w:t xml:space="preserve">The Chinese sources gloss this one: 子 “son”.</w:t>
-            </w:r>
-            <w:r>
-              <w:t xml:space="preserve"> </w:t>
-            </w:r>
-            <w:r>
-              <w:t xml:space="preserve">That is a rare gift and a hard test. The 66 candidates include</w:t>
+              <w:t xml:space="preserve">The phrase is attested, not assembled.</w:t>
+            </w:r>
+            <w:r>
+              <w:t xml:space="preserve"> </w:t>
+            </w:r>
+            <w:r>
+              <w:t xml:space="preserve">Clauson's entry for</w:t>
             </w:r>
             <w:r>
               <w:t xml:space="preserve"> </w:t>
@@ -9094,6 +9869,356 @@
               <w:t xml:space="preserve"> </w:t>
             </w:r>
             <w:r>
+              <w:t xml:space="preserve">cites the</w:t>
+            </w:r>
+            <w:r>
+              <w:t xml:space="preserve"> </w:t>
+            </w:r>
+            <w:r>
+              <w:rPr>
+                <w:iCs/>
+                <w:i/>
+              </w:rPr>
+              <w:t xml:space="preserve">Irk Bitig</w:t>
+            </w:r>
+            <w:r>
+              <w:t xml:space="preserve"> </w:t>
+            </w:r>
+            <w:r>
+              <w:t xml:space="preserve">for</w:t>
+            </w:r>
+            <w:r>
+              <w:t xml:space="preserve"> </w:t>
+            </w:r>
+            <w:r>
+              <w:rPr>
+                <w:iCs/>
+                <w:i/>
+              </w:rPr>
+              <w:t xml:space="preserve">teŋri kutınta</w:t>
+            </w:r>
+            <w:r>
+              <w:t xml:space="preserve"> </w:t>
+            </w:r>
+            <w:r>
+              <w:t xml:space="preserve">“by the favour of heaven”, which is</w:t>
+            </w:r>
+            <w:r>
+              <w:t xml:space="preserve"> </w:t>
+            </w:r>
+            <w:r>
+              <w:rPr>
+                <w:iCs/>
+                <w:i/>
+              </w:rPr>
+              <w:t xml:space="preserve">teŋri kutı</w:t>
+            </w:r>
+            <w:r>
+              <w:t xml:space="preserve"> </w:t>
+            </w:r>
+            <w:r>
+              <w:t xml:space="preserve">with a locative on it, and the Orkhon inscriptions for the dative</w:t>
+            </w:r>
+            <w:r>
+              <w:t xml:space="preserve"> </w:t>
+            </w:r>
+            <w:r>
+              <w:rPr>
+                <w:iCs/>
+                <w:i/>
+              </w:rPr>
+              <w:t xml:space="preserve">kutıŋa</w:t>
+            </w:r>
+            <w:r>
+              <w:t xml:space="preserve">, in the passage where the ruler's mother is said to have enjoyed the favour of heaven. So both the possessive form and the two-word phrase are on record in Old Turkic, and the Chinese title maps onto them element for element. In Old Turkic that suffix is</w:t>
+            </w:r>
+            <w:r>
+              <w:t xml:space="preserve"> </w:t>
+            </w:r>
+            <w:r>
+              <w:rPr>
+                <w:iCs/>
+                <w:i/>
+              </w:rPr>
+              <w:t xml:space="preserve">-ı / -i</w:t>
+            </w:r>
+            <w:r>
+              <w:t xml:space="preserve">, so</w:t>
+            </w:r>
+            <w:r>
+              <w:t xml:space="preserve"> </w:t>
+            </w:r>
+            <w:r>
+              <w:rPr>
+                <w:iCs/>
+                <w:i/>
+              </w:rPr>
+              <w:t xml:space="preserve">kutı</w:t>
+            </w:r>
+            <w:r>
+              <w:t xml:space="preserve"> </w:t>
+            </w:r>
+            <w:r>
+              <w:t xml:space="preserve">rather than</w:t>
+            </w:r>
+            <w:r>
+              <w:t xml:space="preserve"> </w:t>
+            </w:r>
+            <w:r>
+              <w:rPr>
+                <w:iCs/>
+                <w:i/>
+              </w:rPr>
+              <w:t xml:space="preserve">kutu</w:t>
+            </w:r>
+            <w:r>
+              <w:t xml:space="preserve">; the</w:t>
+            </w:r>
+            <w:r>
+              <w:t xml:space="preserve"> </w:t>
+            </w:r>
+            <w:r>
+              <w:rPr>
+                <w:iCs/>
+                <w:i/>
+              </w:rPr>
+              <w:t xml:space="preserve">-u</w:t>
+            </w:r>
+            <w:r>
+              <w:t xml:space="preserve"> </w:t>
+            </w:r>
+            <w:r>
+              <w:t xml:space="preserve">of modern Turkish</w:t>
+            </w:r>
+            <w:r>
+              <w:t xml:space="preserve"> </w:t>
+            </w:r>
+            <w:r>
+              <w:rPr>
+                <w:iCs/>
+                <w:i/>
+              </w:rPr>
+              <w:t xml:space="preserve">kutu</w:t>
+            </w:r>
+            <w:r>
+              <w:t xml:space="preserve"> </w:t>
+            </w:r>
+            <w:r>
+              <w:t xml:space="preserve">comes from labial harmony, a later development.</w:t>
+            </w:r>
+            <w:r>
+              <w:t xml:space="preserve"> </w:t>
+            </w:r>
+            <w:r>
+              <w:rPr>
+                <w:bCs/>
+                <w:b/>
+              </w:rPr>
+              <w:t xml:space="preserve">The two-character spelling is itself evidence for the second syllable.</w:t>
+            </w:r>
+            <w:r>
+              <w:t xml:space="preserve"> </w:t>
+            </w:r>
+            <w:r>
+              <w:t xml:space="preserve">Had the word been a bare</w:t>
+            </w:r>
+            <w:r>
+              <w:t xml:space="preserve"> </w:t>
+            </w:r>
+            <w:r>
+              <w:rPr>
+                <w:iCs/>
+                <w:i/>
+              </w:rPr>
+              <w:t xml:space="preserve">kut</w:t>
+            </w:r>
+            <w:r>
+              <w:t xml:space="preserve">, a single character was available that writes it exactly, 骨</w:t>
+            </w:r>
+            <w:r>
+              <w:t xml:space="preserve"> </w:t>
+            </w:r>
+            <w:r>
+              <w:rPr>
+                <w:iCs/>
+                <w:i/>
+              </w:rPr>
+              <w:t xml:space="preserve">kuət</w:t>
+            </w:r>
+            <w:r>
+              <w:t xml:space="preserve">, with the</w:t>
+            </w:r>
+            <w:r>
+              <w:t xml:space="preserve"> </w:t>
+            </w:r>
+            <w:r>
+              <w:rPr>
+                <w:iCs/>
+                <w:i/>
+              </w:rPr>
+              <w:t xml:space="preserve">-t</w:t>
+            </w:r>
+            <w:r>
+              <w:t xml:space="preserve"> </w:t>
+            </w:r>
+            <w:r>
+              <w:t xml:space="preserve">on the page, and the record uses that character in 骨都侯. A scribe who had the one-syllable option and wrote two characters was writing two syllables. The vowel of 塗 is</w:t>
+            </w:r>
+            <w:r>
+              <w:t xml:space="preserve"> </w:t>
+            </w:r>
+            <w:r>
+              <w:rPr>
+                <w:iCs/>
+                <w:i/>
+              </w:rPr>
+              <w:t xml:space="preserve">ɑ</w:t>
+            </w:r>
+            <w:r>
+              <w:t xml:space="preserve"> </w:t>
+            </w:r>
+            <w:r>
+              <w:t xml:space="preserve">and matches neither</w:t>
+            </w:r>
+            <w:r>
+              <w:t xml:space="preserve"> </w:t>
+            </w:r>
+            <w:r>
+              <w:rPr>
+                <w:iCs/>
+                <w:i/>
+              </w:rPr>
+              <w:t xml:space="preserve">ı</w:t>
+            </w:r>
+            <w:r>
+              <w:t xml:space="preserve"> </w:t>
+            </w:r>
+            <w:r>
+              <w:t xml:space="preserve">nor</w:t>
+            </w:r>
+            <w:r>
+              <w:t xml:space="preserve"> </w:t>
+            </w:r>
+            <w:r>
+              <w:rPr>
+                <w:iCs/>
+                <w:i/>
+              </w:rPr>
+              <w:t xml:space="preserve">u</w:t>
+            </w:r>
+            <w:r>
+              <w:t xml:space="preserve"> </w:t>
+            </w:r>
+            <w:r>
+              <w:t xml:space="preserve">closely, but §7 of the paper puts vowel recovery at 50.0% with the interval straddling one half, so the vowel is the least informative part of the spelling and cannot decide between them.</w:t>
+            </w:r>
+            <w:r>
+              <w:t xml:space="preserve"> </w:t>
+            </w:r>
+            <w:r>
+              <w:rPr>
+                <w:bCs/>
+                <w:b/>
+              </w:rPr>
+              <w:t xml:space="preserve">The Chinese gloss is 子 “son”, and this reading does not translate it.</w:t>
+            </w:r>
+            <w:r>
+              <w:t xml:space="preserve"> </w:t>
+            </w:r>
+            <w:r>
+              <w:t xml:space="preserve">That is recorded against the proposal rather than explained away. The word the gloss wants is</w:t>
+            </w:r>
+            <w:r>
+              <w:t xml:space="preserve"> </w:t>
+            </w:r>
+            <w:r>
+              <w:rPr>
+                <w:iCs/>
+                <w:i/>
+              </w:rPr>
+              <w:t xml:space="preserve">oğul</w:t>
+            </w:r>
+            <w:r>
+              <w:t xml:space="preserve">, and</w:t>
+            </w:r>
+            <w:r>
+              <w:t xml:space="preserve"> </w:t>
+            </w:r>
+            <w:r>
+              <w:rPr>
+                <w:iCs/>
+                <w:i/>
+              </w:rPr>
+              <w:t xml:space="preserve">oğul</w:t>
+            </w:r>
+            <w:r>
+              <w:t xml:space="preserve"> </w:t>
+            </w:r>
+            <w:r>
+              <w:t xml:space="preserve">is barred by the writing rather than merely disfavoured: it is vowel-initial while 孤 carries a velar, and in the Sanskrit corpus a source vowel-initial syllable took a zero or glottal onset in 96% of 183 cases and a velar in none of them. Its medial</w:t>
+            </w:r>
+            <w:r>
+              <w:t xml:space="preserve"> </w:t>
+            </w:r>
+            <w:r>
+              <w:rPr>
+                <w:iCs/>
+                <w:i/>
+              </w:rPr>
+              <w:t xml:space="preserve">-ğ-</w:t>
+            </w:r>
+            <w:r>
+              <w:t xml:space="preserve"> </w:t>
+            </w:r>
+            <w:r>
+              <w:t xml:space="preserve">has nowhere to sit either, since 塗 is dental. So</w:t>
+            </w:r>
+            <w:r>
+              <w:t xml:space="preserve"> </w:t>
+            </w:r>
+            <w:r>
+              <w:rPr>
+                <w:iCs/>
+                <w:i/>
+              </w:rPr>
+              <w:t xml:space="preserve">oğul</w:t>
+            </w:r>
+            <w:r>
+              <w:t xml:space="preserve"> </w:t>
+            </w:r>
+            <w:r>
+              <w:t xml:space="preserve">is not one of the 66 headwords that fit the frame and never was a candidate; the same wall excluded</w:t>
+            </w:r>
+            <w:r>
+              <w:t xml:space="preserve"> </w:t>
+            </w:r>
+            <w:r>
+              <w:rPr>
+                <w:iCs/>
+                <w:i/>
+              </w:rPr>
+              <w:t xml:space="preserve">okluk</w:t>
+            </w:r>
+            <w:r>
+              <w:t xml:space="preserve"> </w:t>
+            </w:r>
+            <w:r>
+              <w:t xml:space="preserve">at 胡祿. Of the 66 that do fit, none means “son”: they include</w:t>
+            </w:r>
+            <w:r>
+              <w:t xml:space="preserve"> </w:t>
+            </w:r>
+            <w:r>
+              <w:rPr>
+                <w:iCs/>
+                <w:i/>
+              </w:rPr>
+              <w:t xml:space="preserve">kut</w:t>
+            </w:r>
+            <w:r>
+              <w:t xml:space="preserve"> </w:t>
+            </w:r>
+            <w:r>
               <w:t xml:space="preserve">“heavenly favour, fortune”,</w:t>
             </w:r>
             <w:r>
@@ -9162,7 +10287,10 @@
               <w:t xml:space="preserve">verus</w:t>
             </w:r>
             <w:r>
-              <w:t xml:space="preserve">,</w:t>
+              <w:t xml:space="preserve"> </w:t>
+            </w:r>
+            <w:r>
+              <w:t xml:space="preserve">and</w:t>
             </w:r>
             <w:r>
               <w:t xml:space="preserve"> </w:t>
@@ -9175,23 +10303,7 @@
               <w:t xml:space="preserve">kötü</w:t>
             </w:r>
             <w:r>
-              <w:t xml:space="preserve">, and not one of them means “son”. The Turkic proposal in the literature is</w:t>
-            </w:r>
-            <w:r>
-              <w:t xml:space="preserve"> </w:t>
-            </w:r>
-            <w:r>
-              <w:rPr>
-                <w:iCs/>
-                <w:i/>
-              </w:rPr>
-              <w:t xml:space="preserve">qut</w:t>
-            </w:r>
-            <w:r>
-              <w:t xml:space="preserve"> </w:t>
-            </w:r>
-            <w:r>
-              <w:t xml:space="preserve">“fortune”, which fits the sound and not the gloss. The Yeniseian side is weaker than it is usually reported to be: Pulleyblank compared the word with Arin</w:t>
+              <w:t xml:space="preserve">. The Yeniseian side is weaker than it is usually reported to be: Pulleyblank compared the word with Arin</w:t>
             </w:r>
             <w:r>
               <w:t xml:space="preserve"> </w:t>
@@ -9275,7 +10387,55 @@
               <w:t xml:space="preserve">pup</w:t>
             </w:r>
             <w:r>
-              <w:t xml:space="preserve">), and finds no Altaic etymology either (CAJ 44/1, p. 91). So no reading is proposed here: the item on which the Chinese gloss bears most directly is the one both camps leave open.</w:t>
+              <w:t xml:space="preserve">), and finds no Altaic etymology either (CAJ 44/1, p. 91). So this is the one item in the record where two independent kinds of evidence point at different words: the writing supports</w:t>
+            </w:r>
+            <w:r>
+              <w:t xml:space="preserve"> </w:t>
+            </w:r>
+            <w:r>
+              <w:rPr>
+                <w:iCs/>
+                <w:i/>
+              </w:rPr>
+              <w:t xml:space="preserve">kutı</w:t>
+            </w:r>
+            <w:r>
+              <w:t xml:space="preserve"> </w:t>
+            </w:r>
+            <w:r>
+              <w:t xml:space="preserve">and the gloss asks for a word the writing excludes.</w:t>
+            </w:r>
+            <w:r>
+              <w:t xml:space="preserve"> </w:t>
+            </w:r>
+            <w:r>
+              <w:rPr>
+                <w:bCs/>
+                <w:b/>
+              </w:rPr>
+              <w:t xml:space="preserve">The gloss can be accounted for without supposing the informant was confused about Xiongnu.</w:t>
+            </w:r>
+            <w:r>
+              <w:t xml:space="preserve"> </w:t>
+            </w:r>
+            <w:r>
+              <w:t xml:space="preserve">If the title meant “the heaven-favoured chanyu”, the Chinese expression that fits it is 天子, “Son of Heaven”, which is their own imperial title. 天子 has two characters where the Xiongnu title has two words, so the element glosses follow mechanically from that equation: 撑犁 aligns with 天 and 孤塗 with 子. On that account the first gloss is a true lexical gloss, since 撑犁 is</w:t>
+            </w:r>
+            <w:r>
+              <w:t xml:space="preserve"> </w:t>
+            </w:r>
+            <w:r>
+              <w:rPr>
+                <w:iCs/>
+                <w:i/>
+              </w:rPr>
+              <w:t xml:space="preserve">teŋri</w:t>
+            </w:r>
+            <w:r>
+              <w:t xml:space="preserve"> </w:t>
+            </w:r>
+            <w:r>
+              <w:t xml:space="preserve">“heaven”, and the second is a back-formation from the phrase-level equivalence rather than testimony about what 孤塗 means. This is an explanation of the gloss and not a test of it, which is why the reading is offered here rather than argued in the paper.</w:t>
             </w:r>
           </w:p>
         </w:tc>
@@ -9700,16 +10860,20 @@
               <w:jc w:val="left"/>
             </w:pPr>
             <w:r>
-              <w:t xml:space="preserve">— (awaiting a proposal)</w:t>
-            </w:r>
-          </w:p>
-        </w:tc>
-        <w:tc>
-          <w:tcPr/>
-          <w:p>
-            <w:pPr>
-              <w:pStyle w:val="Compact"/>
-            </w:pPr>
+              <w:t xml:space="preserve">Körklü</w:t>
+            </w:r>
+          </w:p>
+        </w:tc>
+        <w:tc>
+          <w:tcPr/>
+          <w:p>
+            <w:pPr>
+              <w:pStyle w:val="Compact"/>
+              <w:jc w:val="left"/>
+            </w:pPr>
+            <w:r>
+              <w:t xml:space="preserve">glorious, imposing</w:t>
+            </w:r>
           </w:p>
         </w:tc>
       </w:tr>
@@ -9727,7 +10891,116 @@
               <w:t xml:space="preserve">Phonetics</w:t>
             </w:r>
             <w:r>
-              <w:t xml:space="preserve">The frame is</w:t>
+              <w:t xml:space="preserve">谷</w:t>
+            </w:r>
+            <w:r>
+              <w:t xml:space="preserve"> </w:t>
+            </w:r>
+            <w:r>
+              <w:rPr>
+                <w:iCs/>
+                <w:i/>
+              </w:rPr>
+              <w:t xml:space="preserve">kok</w:t>
+            </w:r>
+            <w:r>
+              <w:t xml:space="preserve"> </w:t>
+            </w:r>
+            <w:r>
+              <w:t xml:space="preserve">→</w:t>
+            </w:r>
+            <w:r>
+              <w:t xml:space="preserve"> </w:t>
+            </w:r>
+            <w:r>
+              <w:rPr>
+                <w:iCs/>
+                <w:i/>
+              </w:rPr>
+              <w:t xml:space="preserve">körk</w:t>
+            </w:r>
+            <w:r>
+              <w:t xml:space="preserve">: the default velar onset, with the</w:t>
+            </w:r>
+            <w:r>
+              <w:t xml:space="preserve"> </w:t>
+            </w:r>
+            <w:r>
+              <w:rPr>
+                <w:iCs/>
+                <w:i/>
+              </w:rPr>
+              <w:t xml:space="preserve">-k</w:t>
+            </w:r>
+            <w:r>
+              <w:t xml:space="preserve"> </w:t>
+            </w:r>
+            <w:r>
+              <w:t xml:space="preserve">coda written and the</w:t>
+            </w:r>
+            <w:r>
+              <w:t xml:space="preserve"> </w:t>
+            </w:r>
+            <w:r>
+              <w:rPr>
+                <w:iCs/>
+                <w:i/>
+              </w:rPr>
+              <w:t xml:space="preserve">-r-</w:t>
+            </w:r>
+            <w:r>
+              <w:t xml:space="preserve"> </w:t>
+            </w:r>
+            <w:r>
+              <w:t xml:space="preserve">unwritten before it. Later Han has no</w:t>
+            </w:r>
+            <w:r>
+              <w:t xml:space="preserve"> </w:t>
+            </w:r>
+            <w:r>
+              <w:rPr>
+                <w:iCs/>
+                <w:i/>
+              </w:rPr>
+              <w:t xml:space="preserve">-r</w:t>
+            </w:r>
+            <w:r>
+              <w:t xml:space="preserve"> </w:t>
+            </w:r>
+            <w:r>
+              <w:t xml:space="preserve">coda, so a source</w:t>
+            </w:r>
+            <w:r>
+              <w:t xml:space="preserve"> </w:t>
+            </w:r>
+            <w:r>
+              <w:rPr>
+                <w:iCs/>
+                <w:i/>
+              </w:rPr>
+              <w:t xml:space="preserve">-rk</w:t>
+            </w:r>
+            <w:r>
+              <w:t xml:space="preserve"> </w:t>
+            </w:r>
+            <w:r>
+              <w:t xml:space="preserve">cannot be written at all without spending a further character on an</w:t>
+            </w:r>
+            <w:r>
+              <w:t xml:space="preserve"> </w:t>
+            </w:r>
+            <w:r>
+              <w:rPr>
+                <w:iCs/>
+                <w:i/>
+              </w:rPr>
+              <w:t xml:space="preserve">l-</w:t>
+            </w:r>
+            <w:r>
+              <w:t xml:space="preserve"> </w:t>
+            </w:r>
+            <w:r>
+              <w:t xml:space="preserve">syllable; leaving it unwritten is the only option two characters allow, and it is the majority practice: step 31 counts 63 verified pairs whose source form has a liquid before a consonant, and the liquid is unwritten in</w:t>
             </w:r>
             <w:r>
               <w:t xml:space="preserve"> </w:t>
@@ -9737,10 +11010,416 @@
                 <w:bCs/>
                 <w:b/>
               </w:rPr>
-              <w:t xml:space="preserve">k/g/h – k/g – l/r</w:t>
-            </w:r>
-            <w:r>
-              <w:t xml:space="preserve">, with the -k of 谷 written and the coda of 蠡 open. It is unusually tight: only</w:t>
+              <w:t xml:space="preserve">54 of them, 86%</w:t>
+            </w:r>
+            <w:r>
+              <w:t xml:space="preserve"> </w:t>
+            </w:r>
+            <w:r>
+              <w:t xml:space="preserve">(達磨 for</w:t>
+            </w:r>
+            <w:r>
+              <w:t xml:space="preserve"> </w:t>
+            </w:r>
+            <w:r>
+              <w:rPr>
+                <w:iCs/>
+                <w:i/>
+              </w:rPr>
+              <w:t xml:space="preserve">dharma</w:t>
+            </w:r>
+            <w:r>
+              <w:t xml:space="preserve">, 薩達摩 for</w:t>
+            </w:r>
+            <w:r>
+              <w:t xml:space="preserve"> </w:t>
+            </w:r>
+            <w:r>
+              <w:rPr>
+                <w:iCs/>
+                <w:i/>
+              </w:rPr>
+              <w:t xml:space="preserve">saddharma</w:t>
+            </w:r>
+            <w:r>
+              <w:t xml:space="preserve">, 播鉢吒 for</w:t>
+            </w:r>
+            <w:r>
+              <w:t xml:space="preserve"> </w:t>
+            </w:r>
+            <w:r>
+              <w:rPr>
+                <w:iCs/>
+                <w:i/>
+              </w:rPr>
+              <w:t xml:space="preserve">parpaṭa</w:t>
+            </w:r>
+            <w:r>
+              <w:t xml:space="preserve">). In 6 of the 63, 10%, the scribe spent a further character carrying an</w:t>
+            </w:r>
+            <w:r>
+              <w:t xml:space="preserve"> </w:t>
+            </w:r>
+            <w:r>
+              <w:rPr>
+                <w:iCs/>
+                <w:i/>
+              </w:rPr>
+              <w:t xml:space="preserve">l-</w:t>
+            </w:r>
+            <w:r>
+              <w:t xml:space="preserve"> </w:t>
+            </w:r>
+            <w:r>
+              <w:t xml:space="preserve">onset instead, so the step this reading asks for has a measured minority against it rather than none. 蠡</w:t>
+            </w:r>
+            <w:r>
+              <w:t xml:space="preserve"> </w:t>
+            </w:r>
+            <w:r>
+              <w:rPr>
+                <w:iCs/>
+                <w:i/>
+              </w:rPr>
+              <w:t xml:space="preserve">leᴮ</w:t>
+            </w:r>
+            <w:r>
+              <w:t xml:space="preserve"> </w:t>
+            </w:r>
+            <w:r>
+              <w:t xml:space="preserve">→</w:t>
+            </w:r>
+            <w:r>
+              <w:t xml:space="preserve"> </w:t>
+            </w:r>
+            <w:r>
+              <w:rPr>
+                <w:iCs/>
+                <w:i/>
+              </w:rPr>
+              <w:t xml:space="preserve">lü</w:t>
+            </w:r>
+            <w:r>
+              <w:t xml:space="preserve">: the</w:t>
+            </w:r>
+            <w:r>
+              <w:t xml:space="preserve"> </w:t>
+            </w:r>
+            <w:r>
+              <w:rPr>
+                <w:iCs/>
+                <w:i/>
+              </w:rPr>
+              <w:t xml:space="preserve">l-</w:t>
+            </w:r>
+            <w:r>
+              <w:t xml:space="preserve"> </w:t>
+            </w:r>
+            <w:r>
+              <w:t xml:space="preserve">onset direct, with an open coda. Two characters, two syllables, one unwritten consonant. Both characters are daggered: the table gives 谷 as</w:t>
+            </w:r>
+            <w:r>
+              <w:t xml:space="preserve"> </w:t>
+            </w:r>
+            <w:r>
+              <w:rPr>
+                <w:iCs/>
+                <w:i/>
+              </w:rPr>
+              <w:t xml:space="preserve">kok</w:t>
+            </w:r>
+            <w:r>
+              <w:t xml:space="preserve">,</w:t>
+            </w:r>
+            <w:r>
+              <w:t xml:space="preserve"> </w:t>
+            </w:r>
+            <w:r>
+              <w:rPr>
+                <w:iCs/>
+                <w:i/>
+              </w:rPr>
+              <w:t xml:space="preserve">jok</w:t>
+            </w:r>
+            <w:r>
+              <w:t xml:space="preserve"> </w:t>
+            </w:r>
+            <w:r>
+              <w:t xml:space="preserve">and</w:t>
+            </w:r>
+            <w:r>
+              <w:t xml:space="preserve"> </w:t>
+            </w:r>
+            <w:r>
+              <w:rPr>
+                <w:iCs/>
+                <w:i/>
+              </w:rPr>
+              <w:t xml:space="preserve">lok</w:t>
+            </w:r>
+            <w:r>
+              <w:t xml:space="preserve">, and 蠡 as</w:t>
+            </w:r>
+            <w:r>
+              <w:t xml:space="preserve"> </w:t>
+            </w:r>
+            <w:r>
+              <w:rPr>
+                <w:iCs/>
+                <w:i/>
+              </w:rPr>
+              <w:t xml:space="preserve">leᴮ</w:t>
+            </w:r>
+            <w:r>
+              <w:t xml:space="preserve"> </w:t>
+            </w:r>
+            <w:r>
+              <w:t xml:space="preserve">and</w:t>
+            </w:r>
+            <w:r>
+              <w:t xml:space="preserve"> </w:t>
+            </w:r>
+            <w:r>
+              <w:rPr>
+                <w:iCs/>
+                <w:i/>
+              </w:rPr>
+              <w:t xml:space="preserve">loiᴮ</w:t>
+            </w:r>
+            <w:r>
+              <w:t xml:space="preserve">; this reading takes the first of each.</w:t>
+            </w:r>
+            <w:r>
+              <w:br/>
+            </w:r>
+            <w:r>
+              <w:t xml:space="preserve">Reason</w:t>
+            </w:r>
+            <w:r>
+              <w:rPr>
+                <w:iCs/>
+                <w:i/>
+              </w:rPr>
+              <w:t xml:space="preserve">Körklü</w:t>
+            </w:r>
+            <w:r>
+              <w:t xml:space="preserve">, “glorious, imposing”. The word is a headword in both lexicons used here: Kāşgarî has</w:t>
+            </w:r>
+            <w:r>
+              <w:t xml:space="preserve"> </w:t>
+            </w:r>
+            <w:r>
+              <w:rPr>
+                <w:iCs/>
+                <w:i/>
+              </w:rPr>
+              <w:t xml:space="preserve">körklüg</w:t>
+            </w:r>
+            <w:r>
+              <w:t xml:space="preserve">, glossed</w:t>
+            </w:r>
+            <w:r>
+              <w:t xml:space="preserve"> </w:t>
+            </w:r>
+            <w:r>
+              <w:rPr>
+                <w:iCs/>
+                <w:i/>
+              </w:rPr>
+              <w:t xml:space="preserve">iyi, güzel ve gösterişli</w:t>
+            </w:r>
+            <w:r>
+              <w:t xml:space="preserve">, “good, beautiful and imposing”, and the</w:t>
+            </w:r>
+            <w:r>
+              <w:t xml:space="preserve"> </w:t>
+            </w:r>
+            <w:r>
+              <w:rPr>
+                <w:iCs/>
+                <w:i/>
+              </w:rPr>
+              <w:t xml:space="preserve">Codex Cumanicus</w:t>
+            </w:r>
+            <w:r>
+              <w:t xml:space="preserve"> </w:t>
+            </w:r>
+            <w:r>
+              <w:t xml:space="preserve">has</w:t>
+            </w:r>
+            <w:r>
+              <w:t xml:space="preserve"> </w:t>
+            </w:r>
+            <w:r>
+              <w:rPr>
+                <w:iCs/>
+                <w:i/>
+              </w:rPr>
+              <w:t xml:space="preserve">körk</w:t>
+            </w:r>
+            <w:r>
+              <w:t xml:space="preserve"> </w:t>
+            </w:r>
+            <w:r>
+              <w:t xml:space="preserve">glossed</w:t>
+            </w:r>
+            <w:r>
+              <w:t xml:space="preserve"> </w:t>
+            </w:r>
+            <w:r>
+              <w:rPr>
+                <w:iCs/>
+                <w:i/>
+              </w:rPr>
+              <w:t xml:space="preserve">decus</w:t>
+            </w:r>
+            <w:r>
+              <w:t xml:space="preserve">, glory or dignity rather than prettiness. Clauson records the form across the whole span, with Kipchak and Coman</w:t>
+            </w:r>
+            <w:r>
+              <w:t xml:space="preserve"> </w:t>
+            </w:r>
+            <w:r>
+              <w:rPr>
+                <w:iCs/>
+                <w:i/>
+              </w:rPr>
+              <w:t xml:space="preserve">körklü / körkli</w:t>
+            </w:r>
+            <w:r>
+              <w:t xml:space="preserve"> </w:t>
+            </w:r>
+            <w:r>
+              <w:t xml:space="preserve">and Osmanlı</w:t>
+            </w:r>
+            <w:r>
+              <w:t xml:space="preserve"> </w:t>
+            </w:r>
+            <w:r>
+              <w:rPr>
+                <w:iCs/>
+                <w:i/>
+              </w:rPr>
+              <w:t xml:space="preserve">görklü</w:t>
+            </w:r>
+            <w:r>
+              <w:t xml:space="preserve">. The Kipchak form matters for the spelling:</w:t>
+            </w:r>
+            <w:r>
+              <w:t xml:space="preserve"> </w:t>
+            </w:r>
+            <w:r>
+              <w:rPr>
+                <w:iCs/>
+                <w:i/>
+              </w:rPr>
+              <w:t xml:space="preserve">körklü</w:t>
+            </w:r>
+            <w:r>
+              <w:t xml:space="preserve"> </w:t>
+            </w:r>
+            <w:r>
+              <w:t xml:space="preserve">carries no final</w:t>
+            </w:r>
+            <w:r>
+              <w:t xml:space="preserve"> </w:t>
+            </w:r>
+            <w:r>
+              <w:rPr>
+                <w:iCs/>
+                <w:i/>
+              </w:rPr>
+              <w:t xml:space="preserve">-g</w:t>
+            </w:r>
+            <w:r>
+              <w:t xml:space="preserve">, so the open coda of 蠡 is simply correct and nothing further needs licensing. The word is used of exalted figures and not only of pretty objects: an Old Turkic Buddhist text has</w:t>
+            </w:r>
+            <w:r>
+              <w:t xml:space="preserve"> </w:t>
+            </w:r>
+            <w:r>
+              <w:rPr>
+                <w:iCs/>
+                <w:i/>
+              </w:rPr>
+              <w:t xml:space="preserve">teŋridem kız azu teŋri oğlanı teg körkle oğlan</w:t>
+            </w:r>
+            <w:r>
+              <w:t xml:space="preserve">, “a child as beautiful as a divine girl or a son of God” (TT V 12, 127, via Clauson). Two caveats belong with that citation: Clauson calls the text a fairly late one, and he queries whether the</w:t>
+            </w:r>
+            <w:r>
+              <w:t xml:space="preserve"> </w:t>
+            </w:r>
+            <w:r>
+              <w:rPr>
+                <w:iCs/>
+                <w:i/>
+              </w:rPr>
+              <w:t xml:space="preserve">-le</w:t>
+            </w:r>
+            <w:r>
+              <w:t xml:space="preserve"> </w:t>
+            </w:r>
+            <w:r>
+              <w:t xml:space="preserve">form</w:t>
+            </w:r>
+            <w:r>
+              <w:t xml:space="preserve"> </w:t>
+            </w:r>
+            <w:r>
+              <w:rPr>
+                <w:iCs/>
+                <w:i/>
+              </w:rPr>
+              <w:t xml:space="preserve">körkle / körtle</w:t>
+            </w:r>
+            <w:r>
+              <w:t xml:space="preserve"> </w:t>
+            </w:r>
+            <w:r>
+              <w:t xml:space="preserve">is native rather than borrowed. The form this reading uses,</w:t>
+            </w:r>
+            <w:r>
+              <w:t xml:space="preserve"> </w:t>
+            </w:r>
+            <w:r>
+              <w:rPr>
+                <w:iCs/>
+                <w:i/>
+              </w:rPr>
+              <w:t xml:space="preserve">körklüg</w:t>
+            </w:r>
+            <w:r>
+              <w:t xml:space="preserve">, is not in doubt, being a straightforward derivation in</w:t>
+            </w:r>
+            <w:r>
+              <w:t xml:space="preserve"> </w:t>
+            </w:r>
+            <w:r>
+              <w:rPr>
+                <w:iCs/>
+                <w:i/>
+              </w:rPr>
+              <w:t xml:space="preserve">-lüg</w:t>
+            </w:r>
+            <w:r>
+              <w:t xml:space="preserve"> </w:t>
+            </w:r>
+            <w:r>
+              <w:t xml:space="preserve">from the attested</w:t>
+            </w:r>
+            <w:r>
+              <w:t xml:space="preserve"> </w:t>
+            </w:r>
+            <w:r>
+              <w:rPr>
+                <w:iCs/>
+                <w:i/>
+              </w:rPr>
+              <w:t xml:space="preserve">körk</w:t>
+            </w:r>
+            <w:r>
+              <w:t xml:space="preserve">.</w:t>
             </w:r>
             <w:r>
               <w:t xml:space="preserve"> </w:t>
@@ -9750,36 +11429,52 @@
                 <w:bCs/>
                 <w:b/>
               </w:rPr>
-              <w:t xml:space="preserve">8</w:t>
-            </w:r>
-            <w:r>
-              <w:t xml:space="preserve"> </w:t>
-            </w:r>
-            <w:r>
-              <w:t xml:space="preserve">attested headwords fit, against 66 for 孤塗 and 144 for 屠耆. That frame, however, assumes one of three readings. The Later Han table gives 谷 as</w:t>
-            </w:r>
-            <w:r>
-              <w:t xml:space="preserve"> </w:t>
-            </w:r>
-            <w:r>
-              <w:rPr>
-                <w:iCs/>
-                <w:i/>
-              </w:rPr>
-              <w:t xml:space="preserve">kok</w:t>
-            </w:r>
-            <w:r>
-              <w:t xml:space="preserve">,</w:t>
-            </w:r>
-            <w:r>
-              <w:t xml:space="preserve"> </w:t>
-            </w:r>
-            <w:r>
-              <w:rPr>
-                <w:iCs/>
-                <w:i/>
-              </w:rPr>
-              <w:t xml:space="preserve">jok</w:t>
+              <w:t xml:space="preserve">An authority assigns 谷 a different reading in this very title.</w:t>
+            </w:r>
+            <w:r>
+              <w:t xml:space="preserve"> </w:t>
+            </w:r>
+            <w:r>
+              <w:t xml:space="preserve">Pulleyblank's</w:t>
+            </w:r>
+            <w:r>
+              <w:t xml:space="preserve"> </w:t>
+            </w:r>
+            <w:r>
+              <w:rPr>
+                <w:iCs/>
+                <w:i/>
+              </w:rPr>
+              <w:t xml:space="preserve">Lexicon</w:t>
+            </w:r>
+            <w:r>
+              <w:t xml:space="preserve">, at K1202a, glosses 谷 read</w:t>
+            </w:r>
+            <w:r>
+              <w:t xml:space="preserve"> </w:t>
+            </w:r>
+            <w:r>
+              <w:rPr>
+                <w:iCs/>
+                <w:i/>
+              </w:rPr>
+              <w:t xml:space="preserve">lu</w:t>
+            </w:r>
+            <w:r>
+              <w:t xml:space="preserve"> </w:t>
+            </w:r>
+            <w:r>
+              <w:t xml:space="preserve">as “luli king, Xiongnu title”, cross-referring</w:t>
+            </w:r>
+            <w:r>
+              <w:t xml:space="preserve"> </w:t>
+            </w:r>
+            <w:r>
+              <w:rPr>
+                <w:iCs/>
+                <w:i/>
+              </w:rPr>
+              <w:t xml:space="preserve">gu</w:t>
             </w:r>
             <w:r>
               <w:t xml:space="preserve"> </w:t>
@@ -9795,23 +11490,29 @@
                 <w:iCs/>
                 <w:i/>
               </w:rPr>
+              <w:t xml:space="preserve">yu</w:t>
+            </w:r>
+            <w:r>
+              <w:t xml:space="preserve"> </w:t>
+            </w:r>
+            <w:r>
+              <w:t xml:space="preserve">as the other readings. That is the</w:t>
+            </w:r>
+            <w:r>
+              <w:t xml:space="preserve"> </w:t>
+            </w:r>
+            <w:r>
+              <w:rPr>
+                <w:iCs/>
+                <w:i/>
+              </w:rPr>
               <w:t xml:space="preserve">lok</w:t>
             </w:r>
             <w:r>
-              <w:t xml:space="preserve">, and the reading printed above is the first row. The office is conventionally called the Luli Kings, which points at</w:t>
-            </w:r>
-            <w:r>
-              <w:t xml:space="preserve"> </w:t>
-            </w:r>
-            <w:r>
-              <w:rPr>
-                <w:iCs/>
-                <w:i/>
-              </w:rPr>
-              <w:t xml:space="preserve">lok</w:t>
-            </w:r>
-            <w:r>
-              <w:t xml:space="preserve">, and on that reading the frame becomes</w:t>
+              <w:t xml:space="preserve"> </w:t>
+            </w:r>
+            <w:r>
+              <w:t xml:space="preserve">branch, on which no Turkic word can fill the first syllable at all, so if Pulleyblank is right this reading is not available and 谷蠡 is not a Turkic word. The proposal is recorded with that against it, unresolved.</w:t>
             </w:r>
             <w:r>
               <w:t xml:space="preserve"> </w:t>
@@ -9821,171 +11522,187 @@
                 <w:bCs/>
                 <w:b/>
               </w:rPr>
-              <w:t xml:space="preserve">l – l/r</w:t>
-            </w:r>
-            <w:r>
-              <w:t xml:space="preserve"> </w:t>
-            </w:r>
-            <w:r>
-              <w:t xml:space="preserve">and the eight candidates below do not apply. The candidate set for this item needs recomputing from a settled reading before any name is proposed for it.</w:t>
-            </w:r>
-            <w:r>
-              <w:br/>
-            </w:r>
-            <w:r>
-              <w:t xml:space="preserve">Reason</w:t>
-            </w:r>
-            <w:r>
-              <w:t xml:space="preserve">On the</w:t>
-            </w:r>
-            <w:r>
-              <w:t xml:space="preserve"> </w:t>
-            </w:r>
-            <w:r>
-              <w:rPr>
-                <w:iCs/>
-                <w:i/>
-              </w:rPr>
-              <w:t xml:space="preserve">kok</w:t>
-            </w:r>
-            <w:r>
-              <w:t xml:space="preserve"> </w:t>
-            </w:r>
-            <w:r>
-              <w:t xml:space="preserve">reading the eight are</w:t>
-            </w:r>
-            <w:r>
-              <w:t xml:space="preserve"> </w:t>
-            </w:r>
-            <w:r>
-              <w:rPr>
-                <w:iCs/>
-                <w:i/>
-              </w:rPr>
-              <w:t xml:space="preserve">kagıl</w:t>
-            </w:r>
-            <w:r>
-              <w:t xml:space="preserve"> </w:t>
-            </w:r>
-            <w:r>
-              <w:t xml:space="preserve">“a fresh willow branch used to tie vines”, Codex</w:t>
-            </w:r>
-            <w:r>
-              <w:t xml:space="preserve"> </w:t>
-            </w:r>
-            <w:r>
-              <w:rPr>
-                <w:iCs/>
-                <w:i/>
-              </w:rPr>
-              <w:t xml:space="preserve">Kagal</w:t>
-            </w:r>
-            <w:r>
-              <w:t xml:space="preserve"> </w:t>
-            </w:r>
-            <w:r>
-              <w:rPr>
-                <w:iCs/>
-                <w:i/>
-              </w:rPr>
-              <w:t xml:space="preserve">lentus</w:t>
-            </w:r>
-            <w:r>
-              <w:t xml:space="preserve"> </w:t>
-            </w:r>
-            <w:r>
-              <w:t xml:space="preserve">“slow, pliant”, Codex</w:t>
-            </w:r>
-            <w:r>
-              <w:t xml:space="preserve"> </w:t>
-            </w:r>
-            <w:r>
-              <w:rPr>
-                <w:iCs/>
-                <w:i/>
-              </w:rPr>
-              <w:t xml:space="preserve">Kukel</w:t>
-            </w:r>
-            <w:r>
-              <w:t xml:space="preserve"> </w:t>
-            </w:r>
-            <w:r>
-              <w:rPr>
-                <w:iCs/>
-                <w:i/>
-              </w:rPr>
-              <w:t xml:space="preserve">gramen</w:t>
-            </w:r>
-            <w:r>
-              <w:t xml:space="preserve"> </w:t>
-            </w:r>
-            <w:r>
-              <w:t xml:space="preserve">“grass”,</w:t>
-            </w:r>
-            <w:r>
-              <w:t xml:space="preserve"> </w:t>
-            </w:r>
-            <w:r>
-              <w:rPr>
-                <w:iCs/>
-                <w:i/>
-              </w:rPr>
-              <w:t xml:space="preserve">Hakil</w:t>
-            </w:r>
-            <w:r>
-              <w:t xml:space="preserve"> </w:t>
-            </w:r>
-            <w:r>
-              <w:rPr>
-                <w:iCs/>
-                <w:i/>
-              </w:rPr>
-              <w:t xml:space="preserve">prudentia</w:t>
-            </w:r>
-            <w:r>
-              <w:t xml:space="preserve"> </w:t>
-            </w:r>
-            <w:r>
-              <w:t xml:space="preserve">(an Arabic loan, so excluded on the same grounds as</w:t>
-            </w:r>
-            <w:r>
-              <w:t xml:space="preserve"> </w:t>
-            </w:r>
-            <w:r>
-              <w:rPr>
-                <w:iCs/>
-                <w:i/>
-              </w:rPr>
-              <w:t xml:space="preserve">kadı</w:t>
-            </w:r>
-            <w:r>
-              <w:t xml:space="preserve">),</w:t>
-            </w:r>
-            <w:r>
-              <w:t xml:space="preserve"> </w:t>
-            </w:r>
-            <w:r>
-              <w:rPr>
-                <w:iCs/>
-                <w:i/>
-              </w:rPr>
-              <w:t xml:space="preserve">kafgar</w:t>
-            </w:r>
-            <w:r>
-              <w:t xml:space="preserve">,</w:t>
-            </w:r>
-            <w:r>
-              <w:t xml:space="preserve"> </w:t>
-            </w:r>
-            <w:r>
-              <w:rPr>
-                <w:iCs/>
-                <w:i/>
-              </w:rPr>
-              <w:t xml:space="preserve">kekre</w:t>
-            </w:r>
-            <w:r>
-              <w:t xml:space="preserve">, and two proper names. None is obviously a title. 谷蠡 names a senior office, the Luli Kings ranking below the Wise Kings, so the tightness of the frame makes this a good target: a reading that fits has few competitors.</w:t>
+              <w:t xml:space="preserve">The other readings of 谷 do not compete.</w:t>
+            </w:r>
+            <w:r>
+              <w:t xml:space="preserve"> </w:t>
+            </w:r>
+            <w:r>
+              <w:t xml:space="preserve">On</w:t>
+            </w:r>
+            <w:r>
+              <w:t xml:space="preserve"> </w:t>
+            </w:r>
+            <w:r>
+              <w:rPr>
+                <w:iCs/>
+                <w:i/>
+              </w:rPr>
+              <w:t xml:space="preserve">lok</w:t>
+            </w:r>
+            <w:r>
+              <w:t xml:space="preserve">, which the office's conventional name, the Luli Kings, would suggest, the first syllable begins with a Chinese</w:t>
+            </w:r>
+            <w:r>
+              <w:t xml:space="preserve"> </w:t>
+            </w:r>
+            <w:r>
+              <w:rPr>
+                <w:iCs/>
+                <w:i/>
+              </w:rPr>
+              <w:t xml:space="preserve">l-</w:t>
+            </w:r>
+            <w:r>
+              <w:t xml:space="preserve">, and a Chinese</w:t>
+            </w:r>
+            <w:r>
+              <w:t xml:space="preserve"> </w:t>
+            </w:r>
+            <w:r>
+              <w:rPr>
+                <w:iCs/>
+                <w:i/>
+              </w:rPr>
+              <w:t xml:space="preserve">l-</w:t>
+            </w:r>
+            <w:r>
+              <w:t xml:space="preserve"> </w:t>
+            </w:r>
+            <w:r>
+              <w:t xml:space="preserve">writes a source</w:t>
+            </w:r>
+            <w:r>
+              <w:t xml:space="preserve"> </w:t>
+            </w:r>
+            <w:r>
+              <w:rPr>
+                <w:iCs/>
+                <w:i/>
+              </w:rPr>
+              <w:t xml:space="preserve">l-</w:t>
+            </w:r>
+            <w:r>
+              <w:t xml:space="preserve"> </w:t>
+            </w:r>
+            <w:r>
+              <w:t xml:space="preserve">or</w:t>
+            </w:r>
+            <w:r>
+              <w:t xml:space="preserve"> </w:t>
+            </w:r>
+            <w:r>
+              <w:rPr>
+                <w:iCs/>
+                <w:i/>
+              </w:rPr>
+              <w:t xml:space="preserve">r-</w:t>
+            </w:r>
+            <w:r>
+              <w:t xml:space="preserve">. Turkic admits neither initially: Clauson calls initial</w:t>
+            </w:r>
+            <w:r>
+              <w:t xml:space="preserve"> </w:t>
+            </w:r>
+            <w:r>
+              <w:rPr>
+                <w:iCs/>
+                <w:i/>
+              </w:rPr>
+              <w:t xml:space="preserve">r-</w:t>
+            </w:r>
+            <w:r>
+              <w:t xml:space="preserve">, like initial</w:t>
+            </w:r>
+            <w:r>
+              <w:t xml:space="preserve"> </w:t>
+            </w:r>
+            <w:r>
+              <w:rPr>
+                <w:iCs/>
+                <w:i/>
+              </w:rPr>
+              <w:t xml:space="preserve">l-</w:t>
+            </w:r>
+            <w:r>
+              <w:t xml:space="preserve">, a sound entirely foreign to the language, and loanwords that established themselves took a prosthetic vowel. That branch yields no candidates at all, so if 谷 is</w:t>
+            </w:r>
+            <w:r>
+              <w:t xml:space="preserve"> </w:t>
+            </w:r>
+            <w:r>
+              <w:rPr>
+                <w:iCs/>
+                <w:i/>
+              </w:rPr>
+              <w:t xml:space="preserve">lok</w:t>
+            </w:r>
+            <w:r>
+              <w:t xml:space="preserve"> </w:t>
+            </w:r>
+            <w:r>
+              <w:t xml:space="preserve">here, 谷蠡 is not a Turkic word. On</w:t>
+            </w:r>
+            <w:r>
+              <w:t xml:space="preserve"> </w:t>
+            </w:r>
+            <w:r>
+              <w:rPr>
+                <w:iCs/>
+                <w:i/>
+              </w:rPr>
+              <w:t xml:space="preserve">jok</w:t>
+            </w:r>
+            <w:r>
+              <w:t xml:space="preserve">, which is Schuessler's palatal glide, the frame is y…k plus l/r and admits</w:t>
+            </w:r>
+            <w:r>
+              <w:t xml:space="preserve"> </w:t>
+            </w:r>
+            <w:r>
+              <w:rPr>
+                <w:iCs/>
+                <w:i/>
+              </w:rPr>
+              <w:t xml:space="preserve">yüklüg</w:t>
+            </w:r>
+            <w:r>
+              <w:t xml:space="preserve"> </w:t>
+            </w:r>
+            <w:r>
+              <w:t xml:space="preserve">“laden” and</w:t>
+            </w:r>
+            <w:r>
+              <w:t xml:space="preserve"> </w:t>
+            </w:r>
+            <w:r>
+              <w:rPr>
+                <w:iCs/>
+                <w:i/>
+              </w:rPr>
+              <w:t xml:space="preserve">yokla-</w:t>
+            </w:r>
+            <w:r>
+              <w:t xml:space="preserve"> </w:t>
+            </w:r>
+            <w:r>
+              <w:t xml:space="preserve">“to rise, ascend”, neither of which suits an office.</w:t>
+            </w:r>
+            <w:r>
+              <w:t xml:space="preserve"> </w:t>
+            </w:r>
+            <w:r>
+              <w:rPr>
+                <w:bCs/>
+                <w:b/>
+              </w:rPr>
+              <w:t xml:space="preserve">What cannot be tested here.</w:t>
+            </w:r>
+            <w:r>
+              <w:t xml:space="preserve"> </w:t>
+            </w:r>
+            <w:r>
+              <w:t xml:space="preserve">The Chinese sources gloss 撑犁 and 孤塗 and say nothing about 谷蠡, so this row carries no semantic constraint at all, only the rank of the office: the 谷蠡王 of the Left and Right stood among the four highest, paired with the Wise Kings. The choice among the candidates therefore rests on the epithet argument that §S1.3 names as this file's main weakness, and the reading is offered as permitted rather than confirmed.</w:t>
             </w:r>
           </w:p>
         </w:tc>
@@ -14179,7 +15896,7 @@
         <w:pStyle w:val="BodyText"/>
       </w:pPr>
       <w:r>
-        <w:t xml:space="preserve">Table S6</w:t>
+        <w:t xml:space="preserve">Table S7</w:t>
       </w:r>
       <w:r>
         <w:t xml:space="preserve">Every character in the record for which Schuessler's table gives more than one Later Han reading, with the reading printed in Appendix A of the paper and the alternatives not used. Generated from</w:t>
@@ -14425,7 +16142,7 @@
       <w:pPr>
         <w:numPr>
           <w:ilvl w:val="0"/>
-          <w:numId w:val="1003"/>
+          <w:numId w:val="1004"/>
         </w:numPr>
         <w:pStyle w:val="Compact"/>
       </w:pPr>
@@ -14450,7 +16167,52 @@
       <w:pPr>
         <w:numPr>
           <w:ilvl w:val="0"/>
-          <w:numId w:val="1003"/>
+          <w:numId w:val="1004"/>
+        </w:numPr>
+        <w:pStyle w:val="Compact"/>
+      </w:pPr>
+      <w:r>
+        <w:t xml:space="preserve">Doerfer, G. (1963–1975).</w:t>
+      </w:r>
+      <w:r>
+        <w:t xml:space="preserve"> </w:t>
+      </w:r>
+      <w:r>
+        <w:rPr>
+          <w:iCs/>
+          <w:i/>
+        </w:rPr>
+        <w:t xml:space="preserve">Türkische und Mongolische Elemente im Neupersischen</w:t>
+      </w:r>
+      <w:r>
+        <w:t xml:space="preserve">, 4 vols. Wiesbaden: Franz Steiner. Entries 817 (</w:t>
+      </w:r>
+      <w:r>
+        <w:rPr>
+          <w:iCs/>
+          <w:i/>
+        </w:rPr>
+        <w:t xml:space="preserve">bahādur</w:t>
+      </w:r>
+      <w:r>
+        <w:t xml:space="preserve">) and 969 (</w:t>
+      </w:r>
+      <w:r>
+        <w:rPr>
+          <w:iCs/>
+          <w:i/>
+        </w:rPr>
+        <w:t xml:space="preserve">tuğ</w:t>
+      </w:r>
+      <w:r>
+        <w:t xml:space="preserve">), with the addendum to 969 in vol. IV.</w:t>
+      </w:r>
+    </w:p>
+    <w:p>
+      <w:pPr>
+        <w:numPr>
+          <w:ilvl w:val="0"/>
+          <w:numId w:val="1004"/>
         </w:numPr>
         <w:pStyle w:val="Compact"/>
       </w:pPr>
@@ -14475,7 +16237,7 @@
       <w:pPr>
         <w:numPr>
           <w:ilvl w:val="0"/>
-          <w:numId w:val="1003"/>
+          <w:numId w:val="1004"/>
         </w:numPr>
         <w:pStyle w:val="Compact"/>
       </w:pPr>
@@ -14500,7 +16262,7 @@
       <w:pPr>
         <w:numPr>
           <w:ilvl w:val="0"/>
-          <w:numId w:val="1003"/>
+          <w:numId w:val="1004"/>
         </w:numPr>
         <w:pStyle w:val="Compact"/>
       </w:pPr>
@@ -14535,7 +16297,7 @@
       <w:pPr>
         <w:numPr>
           <w:ilvl w:val="0"/>
-          <w:numId w:val="1003"/>
+          <w:numId w:val="1004"/>
         </w:numPr>
         <w:pStyle w:val="Compact"/>
       </w:pPr>
@@ -14560,7 +16322,32 @@
       <w:pPr>
         <w:numPr>
           <w:ilvl w:val="0"/>
-          <w:numId w:val="1003"/>
+          <w:numId w:val="1004"/>
+        </w:numPr>
+        <w:pStyle w:val="Compact"/>
+      </w:pPr>
+      <w:r>
+        <w:t xml:space="preserve">Pulleyblank, E. G. (1991).</w:t>
+      </w:r>
+      <w:r>
+        <w:t xml:space="preserve"> </w:t>
+      </w:r>
+      <w:r>
+        <w:rPr>
+          <w:iCs/>
+          <w:i/>
+        </w:rPr>
+        <w:t xml:space="preserve">Lexicon of Reconstructed Pronunciation in Early Middle Chinese, Late Middle Chinese and Early Mandarin</w:t>
+      </w:r>
+      <w:r>
+        <w:t xml:space="preserve">. Vancouver: UBC Press.</w:t>
+      </w:r>
+    </w:p>
+    <w:p>
+      <w:pPr>
+        <w:numPr>
+          <w:ilvl w:val="0"/>
+          <w:numId w:val="1004"/>
         </w:numPr>
         <w:pStyle w:val="Compact"/>
       </w:pPr>
@@ -14585,7 +16372,7 @@
       <w:pPr>
         <w:numPr>
           <w:ilvl w:val="0"/>
-          <w:numId w:val="1003"/>
+          <w:numId w:val="1004"/>
         </w:numPr>
         <w:pStyle w:val="Compact"/>
       </w:pPr>
@@ -14888,6 +16675,9 @@
     <w:abstractNumId w:val="991"/>
   </w:num>
   <w:num w:numId="1003">
+    <w:abstractNumId w:val="991"/>
+  </w:num>
+  <w:num w:numId="1004">
     <w:abstractNumId w:val="99201"/>
     <w:lvlOverride w:ilvl="0">
       <w:startOverride w:val="1"/>

--- a/docs/supplementary_S1_candidate_readings.docx
+++ b/docs/supplementary_S1_candidate_readings.docx
@@ -177,7 +177,7 @@
           <w:iCs/>
           <w:i/>
         </w:rPr>
-        <w:t xml:space="preserve">Inakt</w:t>
+        <w:t xml:space="preserve">İnakt</w:t>
       </w:r>
       <w:r>
         <w:t xml:space="preserve"> </w:t>
@@ -193,13 +193,13 @@
           <w:bCs/>
           <w:b/>
         </w:rPr>
-        <w:t xml:space="preserve">Two</w:t>
-      </w:r>
-      <w:r>
-        <w:t xml:space="preserve"> </w:t>
-      </w:r>
-      <w:r>
-        <w:t xml:space="preserve">carry a comparison taken from the literature rather than made by us, which the paper then tests: 徑路 as</w:t>
+        <w:t xml:space="preserve">One</w:t>
+      </w:r>
+      <w:r>
+        <w:t xml:space="preserve"> </w:t>
+      </w:r>
+      <w:r>
+        <w:t xml:space="preserve">carries a comparison taken from the literature rather than made by us, which the paper then tests: 徑路 as</w:t>
       </w:r>
       <w:r>
         <w:t xml:space="preserve"> </w:t>
@@ -215,22 +215,6 @@
         <w:t xml:space="preserve"> </w:t>
       </w:r>
       <w:r>
-        <w:t xml:space="preserve">and 屠耆 as</w:t>
-      </w:r>
-      <w:r>
-        <w:t xml:space="preserve"> </w:t>
-      </w:r>
-      <w:r>
-        <w:rPr>
-          <w:iCs/>
-          <w:i/>
-        </w:rPr>
-        <w:t xml:space="preserve">Doğru</w:t>
-      </w:r>
-      <w:r>
-        <w:t xml:space="preserve"> </w:t>
-      </w:r>
-      <w:r>
         <w:t xml:space="preserve">(§9.1).</w:t>
       </w:r>
       <w:r>
@@ -257,7 +241,7 @@
           <w:bCs/>
           <w:b/>
         </w:rPr>
-        <w:t xml:space="preserve">thirty-six</w:t>
+        <w:t xml:space="preserve">thirty-seven</w:t>
       </w:r>
       <w:r>
         <w:t xml:space="preserve"> </w:t>
@@ -818,7 +802,7 @@
           <w:iCs/>
           <w:i/>
         </w:rPr>
-        <w:t xml:space="preserve">Inakt</w:t>
+        <w:t xml:space="preserve">İnakt</w:t>
       </w:r>
       <w:r>
         <w:t xml:space="preserve">, "the faithful ones" (§9):</w:t>
@@ -4073,19 +4057,19 @@
               <w:jc w:val="left"/>
             </w:pPr>
             <w:r>
-              <w:t xml:space="preserve">Künçin</w:t>
-            </w:r>
-          </w:p>
-        </w:tc>
-        <w:tc>
-          <w:tcPr/>
-          <w:p>
-            <w:pPr>
-              <w:pStyle w:val="Compact"/>
-              <w:jc w:val="left"/>
-            </w:pPr>
-            <w:r>
-              <w:t xml:space="preserve">bright as the sun</w:t>
+              <w:t xml:space="preserve">Köngen</w:t>
+            </w:r>
+          </w:p>
+        </w:tc>
+        <w:tc>
+          <w:tcPr/>
+          <w:p>
+            <w:pPr>
+              <w:pStyle w:val="Compact"/>
+              <w:jc w:val="left"/>
+            </w:pPr>
+            <w:r>
+              <w:t xml:space="preserve">the one who is always upright</w:t>
             </w:r>
           </w:p>
         </w:tc>
@@ -4130,74 +4114,977 @@
                 <w:iCs/>
                 <w:i/>
               </w:rPr>
+              <w:t xml:space="preserve">kön</w:t>
+            </w:r>
+            <w:r>
+              <w:t xml:space="preserve">: three steps, all direct. A source velar written with a Chinese</w:t>
+            </w:r>
+            <w:r>
+              <w:t xml:space="preserve"> </w:t>
+            </w:r>
+            <w:r>
+              <w:rPr>
+                <w:iCs/>
+                <w:i/>
+              </w:rPr>
+              <w:t xml:space="preserve">k-</w:t>
+            </w:r>
+            <w:r>
+              <w:t xml:space="preserve"> </w:t>
+            </w:r>
+            <w:r>
+              <w:t xml:space="preserve">is 190 of 220, 86.4%; a source rounded vowel written rounded is 190 of 289, 65.7%; the</w:t>
+            </w:r>
+            <w:r>
+              <w:t xml:space="preserve"> </w:t>
+            </w:r>
+            <w:r>
+              <w:rPr>
+                <w:iCs/>
+                <w:i/>
+              </w:rPr>
+              <w:t xml:space="preserve">-n</w:t>
+            </w:r>
+            <w:r>
+              <w:t xml:space="preserve"> </w:t>
+            </w:r>
+            <w:r>
+              <w:t xml:space="preserve">is written, 77 of 93, 82.8%. 臣 →</w:t>
+            </w:r>
+            <w:r>
+              <w:t xml:space="preserve"> </w:t>
+            </w:r>
+            <w:r>
+              <w:rPr>
+                <w:iCs/>
+                <w:i/>
+              </w:rPr>
+              <w:t xml:space="preserve">-gen</w:t>
+            </w:r>
+            <w:r>
+              <w:t xml:space="preserve"> </w:t>
+            </w:r>
+            <w:r>
+              <w:t xml:space="preserve">takes the second of the character’s two Later Han readings, the velar</w:t>
+            </w:r>
+            <w:r>
+              <w:t xml:space="preserve"> </w:t>
+            </w:r>
+            <w:r>
+              <w:rPr>
+                <w:iCs/>
+                <w:i/>
+              </w:rPr>
+              <w:t xml:space="preserve">gin</w:t>
+            </w:r>
+            <w:r>
+              <w:t xml:space="preserve">, rather than the palatal</w:t>
+            </w:r>
+            <w:r>
+              <w:t xml:space="preserve"> </w:t>
+            </w:r>
+            <w:r>
+              <w:rPr>
+                <w:iCs/>
+                <w:i/>
+              </w:rPr>
+              <w:t xml:space="preserve">dźın</w:t>
+            </w:r>
+            <w:r>
+              <w:t xml:space="preserve"> </w:t>
+            </w:r>
+            <w:r>
+              <w:t xml:space="preserve">that Appendix A prints: a source</w:t>
+            </w:r>
+            <w:r>
+              <w:t xml:space="preserve"> </w:t>
+            </w:r>
+            <w:r>
+              <w:rPr>
+                <w:iCs/>
+                <w:i/>
+              </w:rPr>
+              <w:t xml:space="preserve">g</w:t>
+            </w:r>
+            <w:r>
+              <w:t xml:space="preserve"> </w:t>
+            </w:r>
+            <w:r>
+              <w:t xml:space="preserve">written with a Chinese</w:t>
+            </w:r>
+            <w:r>
+              <w:t xml:space="preserve"> </w:t>
+            </w:r>
+            <w:r>
+              <w:rPr>
+                <w:iCs/>
+                <w:i/>
+              </w:rPr>
+              <w:t xml:space="preserve">g-</w:t>
+            </w:r>
+            <w:r>
+              <w:t xml:space="preserve"> </w:t>
+            </w:r>
+            <w:r>
+              <w:t xml:space="preserve">is 52 of 90, 57.8%, and a source front vowel written with a front vowel is 327 of 380, 86.1%.</w:t>
+            </w:r>
+            <w:r>
+              <w:t xml:space="preserve"> </w:t>
+            </w:r>
+            <w:r>
+              <w:rPr>
+                <w:bCs/>
+                <w:b/>
+              </w:rPr>
+              <w:t xml:space="preserve">The palatal reading is not available to this name.</w:t>
+            </w:r>
+            <w:r>
+              <w:t xml:space="preserve"> </w:t>
+            </w:r>
+            <w:r>
+              <w:t xml:space="preserve">A source voiceless affricate written with the voiced</w:t>
+            </w:r>
+            <w:r>
+              <w:t xml:space="preserve"> </w:t>
+            </w:r>
+            <w:r>
+              <w:rPr>
+                <w:iCs/>
+                <w:i/>
+              </w:rPr>
+              <w:t xml:space="preserve">dź-</w:t>
+            </w:r>
+            <w:r>
+              <w:t xml:space="preserve"> </w:t>
+            </w:r>
+            <w:r>
+              <w:t xml:space="preserve">is 0 of 48 in the Sanskrit corpus, so</w:t>
+            </w:r>
+            <w:r>
+              <w:t xml:space="preserve"> </w:t>
+            </w:r>
+            <w:r>
+              <w:rPr>
+                <w:iCs/>
+                <w:i/>
+              </w:rPr>
+              <w:t xml:space="preserve">çin</w:t>
+            </w:r>
+            <w:r>
+              <w:t xml:space="preserve">,</w:t>
+            </w:r>
+            <w:r>
+              <w:t xml:space="preserve"> </w:t>
+            </w:r>
+            <w:r>
+              <w:rPr>
+                <w:iCs/>
+                <w:i/>
+              </w:rPr>
+              <w:t xml:space="preserve">çen</w:t>
+            </w:r>
+            <w:r>
+              <w:t xml:space="preserve"> </w:t>
+            </w:r>
+            <w:r>
+              <w:t xml:space="preserve">and</w:t>
+            </w:r>
+            <w:r>
+              <w:t xml:space="preserve"> </w:t>
+            </w:r>
+            <w:r>
+              <w:rPr>
+                <w:iCs/>
+                <w:i/>
+              </w:rPr>
+              <w:t xml:space="preserve">çan</w:t>
+            </w:r>
+            <w:r>
+              <w:t xml:space="preserve"> </w:t>
+            </w:r>
+            <w:r>
+              <w:t xml:space="preserve">are excluded outright; the Codex forms that appear to offer an affricate are an artefact of medieval Latin spelling, in which</w:t>
+            </w:r>
+            <w:r>
+              <w:t xml:space="preserve"> </w:t>
+            </w:r>
+            <w:r>
+              <w:rPr>
+                <w:iCs/>
+                <w:i/>
+              </w:rPr>
+              <w:t xml:space="preserve">j</w:t>
+            </w:r>
+            <w:r>
+              <w:t xml:space="preserve"> </w:t>
+            </w:r>
+            <w:r>
+              <w:t xml:space="preserve">writes Turkic</w:t>
+            </w:r>
+            <w:r>
+              <w:t xml:space="preserve"> </w:t>
+            </w:r>
+            <w:r>
+              <w:rPr>
+                <w:iCs/>
+                <w:i/>
+              </w:rPr>
+              <w:t xml:space="preserve">y-</w:t>
+            </w:r>
+            <w:r>
+              <w:t xml:space="preserve"> </w:t>
+            </w:r>
+            <w:r>
+              <w:t xml:space="preserve">and</w:t>
+            </w:r>
+            <w:r>
+              <w:t xml:space="preserve"> </w:t>
+            </w:r>
+            <w:r>
+              <w:rPr>
+                <w:iCs/>
+                <w:i/>
+              </w:rPr>
+              <w:t xml:space="preserve">c</w:t>
+            </w:r>
+            <w:r>
+              <w:t xml:space="preserve"> </w:t>
+            </w:r>
+            <w:r>
+              <w:t xml:space="preserve">before a back vowel writes</w:t>
+            </w:r>
+            <w:r>
+              <w:t xml:space="preserve"> </w:t>
+            </w:r>
+            <w:r>
+              <w:rPr>
+                <w:iCs/>
+                <w:i/>
+              </w:rPr>
+              <w:t xml:space="preserve">k-</w:t>
+            </w:r>
+            <w:r>
+              <w:t xml:space="preserve">. Step 47 prices every combination the two characters permit, and</w:t>
+            </w:r>
+            <w:r>
+              <w:t xml:space="preserve"> </w:t>
+            </w:r>
+            <w:r>
+              <w:rPr>
+                <w:iCs/>
+                <w:i/>
+              </w:rPr>
+              <w:t xml:space="preserve">köngen</w:t>
+            </w:r>
+            <w:r>
+              <w:t xml:space="preserve"> </w:t>
+            </w:r>
+            <w:r>
+              <w:t xml:space="preserve">is the cheapest at 19.4%, about 1 in 5, against 1 in 9 for the best branch of 冒頓 and the 1 in 37 that retires</w:t>
+            </w:r>
+            <w:r>
+              <w:t xml:space="preserve"> </w:t>
+            </w:r>
+            <w:r>
+              <w:rPr>
+                <w:iCs/>
+                <w:i/>
+              </w:rPr>
+              <w:t xml:space="preserve">Baγatur</w:t>
+            </w:r>
+            <w:r>
+              <w:t xml:space="preserve"> </w:t>
+            </w:r>
+            <w:r>
+              <w:t xml:space="preserve">in §8.1 of the paper. Two syllables, two characters, nothing inserted and nothing discarded.</w:t>
+            </w:r>
+            <w:r>
+              <w:br/>
+            </w:r>
+            <w:r>
+              <w:t xml:space="preserve">Reason</w:t>
+            </w:r>
+            <w:r>
+              <w:rPr>
+                <w:bCs/>
+                <w:b/>
+              </w:rPr>
+              <w:t xml:space="preserve">Köngen, “the one who is always upright”.</w:t>
+            </w:r>
+            <w:r>
+              <w:t xml:space="preserve"> </w:t>
+            </w:r>
+            <w:r>
+              <w:t xml:space="preserve">The stem is the verb</w:t>
+            </w:r>
+            <w:r>
+              <w:t xml:space="preserve"> </w:t>
+            </w:r>
+            <w:r>
+              <w:rPr>
+                <w:iCs/>
+                <w:i/>
+              </w:rPr>
+              <w:t xml:space="preserve">kön-</w:t>
+            </w:r>
+            <w:r>
+              <w:t xml:space="preserve">, which Kāşgarî glosses</w:t>
+            </w:r>
+            <w:r>
+              <w:t xml:space="preserve"> </w:t>
+            </w:r>
+            <w:r>
+              <w:rPr>
+                <w:iCs/>
+                <w:i/>
+              </w:rPr>
+              <w:t xml:space="preserve">düzelmek, doğrulmak; yola gelmek</w:t>
+            </w:r>
+            <w:r>
+              <w:t xml:space="preserve">, to straighten, to become upright, to come to the right way, and which carries a family around it:</w:t>
+            </w:r>
+            <w:r>
+              <w:t xml:space="preserve"> </w:t>
+            </w:r>
+            <w:r>
+              <w:rPr>
+                <w:iCs/>
+                <w:i/>
+              </w:rPr>
+              <w:t xml:space="preserve">könitmek</w:t>
+            </w:r>
+            <w:r>
+              <w:t xml:space="preserve">,</w:t>
+            </w:r>
+            <w:r>
+              <w:t xml:space="preserve"> </w:t>
+            </w:r>
+            <w:r>
+              <w:rPr>
+                <w:iCs/>
+                <w:i/>
+              </w:rPr>
+              <w:t xml:space="preserve">köndgermek</w:t>
+            </w:r>
+            <w:r>
+              <w:t xml:space="preserve"> </w:t>
+            </w:r>
+            <w:r>
+              <w:t xml:space="preserve">and</w:t>
+            </w:r>
+            <w:r>
+              <w:t xml:space="preserve"> </w:t>
+            </w:r>
+            <w:r>
+              <w:rPr>
+                <w:iCs/>
+                <w:i/>
+              </w:rPr>
+              <w:t xml:space="preserve">köndgürmek</w:t>
+            </w:r>
+            <w:r>
+              <w:t xml:space="preserve">, all</w:t>
+            </w:r>
+            <w:r>
+              <w:t xml:space="preserve"> </w:t>
+            </w:r>
+            <w:r>
+              <w:rPr>
+                <w:iCs/>
+                <w:i/>
+              </w:rPr>
+              <w:t xml:space="preserve">doğrultmak</w:t>
+            </w:r>
+            <w:r>
+              <w:t xml:space="preserve">. The suffix is</w:t>
+            </w:r>
+            <w:r>
+              <w:t xml:space="preserve"> </w:t>
+            </w:r>
+            <w:r>
+              <w:rPr>
+                <w:iCs/>
+                <w:i/>
+              </w:rPr>
+              <w:t xml:space="preserve">-gAn</w:t>
+            </w:r>
+            <w:r>
+              <w:t xml:space="preserve">, the deverbal participle with a habitual force.</w:t>
+            </w:r>
+            <w:r>
+              <w:t xml:space="preserve"> </w:t>
+            </w:r>
+            <w:r>
+              <w:rPr>
+                <w:bCs/>
+                <w:b/>
+              </w:rPr>
+              <w:t xml:space="preserve">The suffix is counted here, not assumed.</w:t>
+            </w:r>
+            <w:r>
+              <w:t xml:space="preserve"> </w:t>
+            </w:r>
+            <w:r>
+              <w:t xml:space="preserve">Across the 9,379 headwords of the Kāşgarî index, the Codex Cumanicus and Tekin’s glossary to the</w:t>
+            </w:r>
+            <w:r>
+              <w:t xml:space="preserve"> </w:t>
+            </w:r>
+            <w:r>
+              <w:rPr>
+                <w:iCs/>
+                <w:i/>
+              </w:rPr>
+              <w:t xml:space="preserve">Irk Bitig</w:t>
+            </w:r>
+            <w:r>
+              <w:t xml:space="preserve">,</w:t>
+            </w:r>
+            <w:r>
+              <w:t xml:space="preserve"> </w:t>
+            </w:r>
+            <w:r>
+              <w:rPr>
+                <w:iCs/>
+                <w:i/>
+              </w:rPr>
+              <w:t xml:space="preserve">-gAn</w:t>
+            </w:r>
+            <w:r>
+              <w:t xml:space="preserve"> </w:t>
+            </w:r>
+            <w:r>
+              <w:t xml:space="preserve">has 211 headwords and 109 of them are glossed with</w:t>
+            </w:r>
+            <w:r>
+              <w:t xml:space="preserve"> </w:t>
+            </w:r>
+            <w:r>
+              <w:rPr>
+                <w:iCs/>
+                <w:i/>
+              </w:rPr>
+              <w:t xml:space="preserve">daima</w:t>
+            </w:r>
+            <w:r>
+              <w:t xml:space="preserve">,</w:t>
+            </w:r>
+            <w:r>
+              <w:t xml:space="preserve"> </w:t>
+            </w:r>
+            <w:r>
+              <w:rPr>
+                <w:iCs/>
+                <w:i/>
+              </w:rPr>
+              <w:t xml:space="preserve">her zaman</w:t>
+            </w:r>
+            <w:r>
+              <w:t xml:space="preserve"> </w:t>
+            </w:r>
+            <w:r>
+              <w:t xml:space="preserve">or</w:t>
+            </w:r>
+            <w:r>
+              <w:t xml:space="preserve"> </w:t>
+            </w:r>
+            <w:r>
+              <w:rPr>
+                <w:iCs/>
+                <w:i/>
+              </w:rPr>
+              <w:t xml:space="preserve">çok</w:t>
+            </w:r>
+            <w:r>
+              <w:t xml:space="preserve">:</w:t>
+            </w:r>
+            <w:r>
+              <w:t xml:space="preserve"> </w:t>
+            </w:r>
+            <w:r>
+              <w:rPr>
+                <w:iCs/>
+                <w:i/>
+              </w:rPr>
+              <w:t xml:space="preserve">arıtgan</w:t>
+            </w:r>
+            <w:r>
+              <w:t xml:space="preserve"> </w:t>
+            </w:r>
+            <w:r>
+              <w:t xml:space="preserve">“her zaman temizleyen”,</w:t>
+            </w:r>
+            <w:r>
+              <w:t xml:space="preserve"> </w:t>
+            </w:r>
+            <w:r>
+              <w:rPr>
+                <w:iCs/>
+                <w:i/>
+              </w:rPr>
+              <w:t xml:space="preserve">egilgen</w:t>
+            </w:r>
+            <w:r>
+              <w:t xml:space="preserve"> </w:t>
+            </w:r>
+            <w:r>
+              <w:t xml:space="preserve">“daima eğilen”,</w:t>
+            </w:r>
+            <w:r>
+              <w:t xml:space="preserve"> </w:t>
+            </w:r>
+            <w:r>
+              <w:rPr>
+                <w:iCs/>
+                <w:i/>
+              </w:rPr>
+              <w:t xml:space="preserve">etilgen</w:t>
+            </w:r>
+            <w:r>
+              <w:t xml:space="preserve"> </w:t>
+            </w:r>
+            <w:r>
+              <w:t xml:space="preserve">“her zaman düzelen”, which is the near sibling of the form proposed here. The competing suffixes</w:t>
+            </w:r>
+            <w:r>
+              <w:t xml:space="preserve"> </w:t>
+            </w:r>
+            <w:r>
+              <w:rPr>
+                <w:iCs/>
+                <w:i/>
+              </w:rPr>
+              <w:t xml:space="preserve">-gUn</w:t>
+            </w:r>
+            <w:r>
+              <w:t xml:space="preserve"> </w:t>
+            </w:r>
+            <w:r>
+              <w:t xml:space="preserve">and</w:t>
+            </w:r>
+            <w:r>
+              <w:t xml:space="preserve"> </w:t>
+            </w:r>
+            <w:r>
+              <w:rPr>
+                <w:iCs/>
+                <w:i/>
+              </w:rPr>
+              <w:t xml:space="preserve">-gIn</w:t>
+            </w:r>
+            <w:r>
+              <w:t xml:space="preserve"> </w:t>
+            </w:r>
+            <w:r>
+              <w:t xml:space="preserve">have 72 headwords between them and not one habitual gloss: they are concrete nouns, birds and plants and body parts, a knot, a bridle. In the eleventh-century record</w:t>
+            </w:r>
+            <w:r>
+              <w:t xml:space="preserve"> </w:t>
+            </w:r>
+            <w:r>
+              <w:rPr>
+                <w:iCs/>
+                <w:i/>
+              </w:rPr>
+              <w:t xml:space="preserve">-gAn</w:t>
+            </w:r>
+            <w:r>
+              <w:t xml:space="preserve"> </w:t>
+            </w:r>
+            <w:r>
+              <w:t xml:space="preserve">is the productive participle and</w:t>
+            </w:r>
+            <w:r>
+              <w:t xml:space="preserve"> </w:t>
+            </w:r>
+            <w:r>
+              <w:rPr>
+                <w:iCs/>
+                <w:i/>
+              </w:rPr>
+              <w:t xml:space="preserve">-gUn</w:t>
+            </w:r>
+            <w:r>
+              <w:t xml:space="preserve"> </w:t>
+            </w:r>
+            <w:r>
+              <w:t xml:space="preserve">is not. The modern</w:t>
+            </w:r>
+            <w:r>
+              <w:t xml:space="preserve"> </w:t>
+            </w:r>
+            <w:r>
+              <w:rPr>
+                <w:iCs/>
+                <w:i/>
+              </w:rPr>
+              <w:t xml:space="preserve">durgun</w:t>
+            </w:r>
+            <w:r>
+              <w:t xml:space="preserve">,</w:t>
+            </w:r>
+            <w:r>
+              <w:t xml:space="preserve"> </w:t>
+            </w:r>
+            <w:r>
+              <w:rPr>
+                <w:iCs/>
+                <w:i/>
+              </w:rPr>
+              <w:t xml:space="preserve">coşkun</w:t>
+            </w:r>
+            <w:r>
+              <w:t xml:space="preserve"> </w:t>
+            </w:r>
+            <w:r>
+              <w:t xml:space="preserve">and</w:t>
+            </w:r>
+            <w:r>
+              <w:t xml:space="preserve"> </w:t>
+            </w:r>
+            <w:r>
+              <w:rPr>
+                <w:iCs/>
+                <w:i/>
+              </w:rPr>
+              <w:t xml:space="preserve">ötgün</w:t>
+            </w:r>
+            <w:r>
+              <w:t xml:space="preserve"> </w:t>
+            </w:r>
+            <w:r>
+              <w:t xml:space="preserve">belong to a later productivity of</w:t>
+            </w:r>
+            <w:r>
+              <w:t xml:space="preserve"> </w:t>
+            </w:r>
+            <w:r>
+              <w:rPr>
+                <w:iCs/>
+                <w:i/>
+              </w:rPr>
+              <w:t xml:space="preserve">-gUn</w:t>
+            </w:r>
+            <w:r>
+              <w:t xml:space="preserve"> </w:t>
+            </w:r>
+            <w:r>
+              <w:t xml:space="preserve">and are not evidence for this period.</w:t>
+            </w:r>
+            <w:r>
+              <w:t xml:space="preserve"> </w:t>
+            </w:r>
+            <w:r>
+              <w:rPr>
+                <w:bCs/>
+                <w:b/>
+              </w:rPr>
+              <w:t xml:space="preserve">Vowel harmony decides a tie the transcription cannot.</w:t>
+            </w:r>
+            <w:r>
+              <w:t xml:space="preserve"> </w:t>
+            </w:r>
+            <w:r>
+              <w:rPr>
+                <w:iCs/>
+                <w:i/>
+              </w:rPr>
+              <w:t xml:space="preserve">Köngin</w:t>
+            </w:r>
+            <w:r>
+              <w:t xml:space="preserve"> </w:t>
+            </w:r>
+            <w:r>
+              <w:t xml:space="preserve">costs exactly what</w:t>
+            </w:r>
+            <w:r>
+              <w:t xml:space="preserve"> </w:t>
+            </w:r>
+            <w:r>
+              <w:rPr>
+                <w:iCs/>
+                <w:i/>
+              </w:rPr>
+              <w:t xml:space="preserve">köngen</w:t>
+            </w:r>
+            <w:r>
+              <w:t xml:space="preserve"> </w:t>
+            </w:r>
+            <w:r>
+              <w:t xml:space="preserve">costs, 1 in 5, because 臣 carries a front vowel either way. But</w:t>
+            </w:r>
+            <w:r>
+              <w:t xml:space="preserve"> </w:t>
+            </w:r>
+            <w:r>
+              <w:rPr>
+                <w:iCs/>
+                <w:i/>
+              </w:rPr>
+              <w:t xml:space="preserve">-gAn</w:t>
+            </w:r>
+            <w:r>
+              <w:t xml:space="preserve"> </w:t>
+            </w:r>
+            <w:r>
+              <w:t xml:space="preserve">has two shapes while</w:t>
+            </w:r>
+            <w:r>
+              <w:t xml:space="preserve"> </w:t>
+            </w:r>
+            <w:r>
+              <w:rPr>
+                <w:iCs/>
+                <w:i/>
+              </w:rPr>
+              <w:t xml:space="preserve">-gIn</w:t>
+            </w:r>
+            <w:r>
+              <w:t xml:space="preserve"> </w:t>
+            </w:r>
+            <w:r>
+              <w:t xml:space="preserve">and</w:t>
+            </w:r>
+            <w:r>
+              <w:t xml:space="preserve"> </w:t>
+            </w:r>
+            <w:r>
+              <w:rPr>
+                <w:iCs/>
+                <w:i/>
+              </w:rPr>
+              <w:t xml:space="preserve">-gUn</w:t>
+            </w:r>
+            <w:r>
+              <w:t xml:space="preserve"> </w:t>
+            </w:r>
+            <w:r>
+              <w:t xml:space="preserve">have four, so a front rounded stem such as</w:t>
+            </w:r>
+            <w:r>
+              <w:t xml:space="preserve"> </w:t>
+            </w:r>
+            <w:r>
+              <w:rPr>
+                <w:iCs/>
+                <w:i/>
+              </w:rPr>
+              <w:t xml:space="preserve">kön-</w:t>
+            </w:r>
+            <w:r>
+              <w:t xml:space="preserve"> </w:t>
+            </w:r>
+            <w:r>
+              <w:t xml:space="preserve">must take</w:t>
+            </w:r>
+            <w:r>
+              <w:t xml:space="preserve"> </w:t>
+            </w:r>
+            <w:r>
+              <w:rPr>
+                <w:iCs/>
+                <w:i/>
+              </w:rPr>
+              <w:t xml:space="preserve">-gün</w:t>
+            </w:r>
+            <w:r>
+              <w:t xml:space="preserve"> </w:t>
+            </w:r>
+            <w:r>
+              <w:t xml:space="preserve">and cannot take</w:t>
+            </w:r>
+            <w:r>
+              <w:t xml:space="preserve"> </w:t>
+            </w:r>
+            <w:r>
+              <w:rPr>
+                <w:iCs/>
+                <w:i/>
+              </w:rPr>
+              <w:t xml:space="preserve">-gin</w:t>
+            </w:r>
+            <w:r>
+              <w:t xml:space="preserve">. The Turkic evidence removes a candidate that the Chinese evidence cannot.</w:t>
+            </w:r>
+            <w:r>
+              <w:t xml:space="preserve"> </w:t>
+            </w:r>
+            <w:r>
+              <w:rPr>
+                <w:bCs/>
+                <w:b/>
+              </w:rPr>
+              <w:t xml:space="preserve">What is not settled.</w:t>
+            </w:r>
+            <w:r>
+              <w:t xml:space="preserve"> </w:t>
+            </w:r>
+            <w:r>
+              <w:rPr>
+                <w:iCs/>
+                <w:i/>
+              </w:rPr>
+              <w:t xml:space="preserve">Köngen</w:t>
+            </w:r>
+            <w:r>
+              <w:t xml:space="preserve"> </w:t>
+            </w:r>
+            <w:r>
+              <w:t xml:space="preserve">is not itself an attested headword. It is a formation by a productive rule from an attested stem, which is a stronger position than a form requiring a segment that must afterwards be lost, but it is not an attestation. The lexicons are eleventh century and the name is second century BCE, so that</w:t>
+            </w:r>
+            <w:r>
+              <w:t xml:space="preserve"> </w:t>
+            </w:r>
+            <w:r>
+              <w:rPr>
+                <w:iCs/>
+                <w:i/>
+              </w:rPr>
+              <w:t xml:space="preserve">-gAn</w:t>
+            </w:r>
+            <w:r>
+              <w:t xml:space="preserve"> </w:t>
+            </w:r>
+            <w:r>
+              <w:t xml:space="preserve">was productive for Kāşgarî does not establish it 1250 years earlier. Whether</w:t>
+            </w:r>
+            <w:r>
+              <w:t xml:space="preserve"> </w:t>
+            </w:r>
+            <w:r>
+              <w:rPr>
+                <w:iCs/>
+                <w:i/>
+              </w:rPr>
+              <w:t xml:space="preserve">-gAn</w:t>
+            </w:r>
+            <w:r>
+              <w:t xml:space="preserve"> </w:t>
+            </w:r>
+            <w:r>
+              <w:t xml:space="preserve">formations were used as personal names or titles in Old Turkic is not tested here. The</w:t>
+            </w:r>
+            <w:r>
+              <w:t xml:space="preserve"> </w:t>
+            </w:r>
+            <w:r>
+              <w:rPr>
+                <w:iCs/>
+                <w:i/>
+              </w:rPr>
+              <w:t xml:space="preserve">g</w:t>
+            </w:r>
+            <w:r>
+              <w:t xml:space="preserve"> </w:t>
+            </w:r>
+            <w:r>
+              <w:t xml:space="preserve">to</w:t>
+            </w:r>
+            <w:r>
+              <w:t xml:space="preserve"> </w:t>
+            </w:r>
+            <w:r>
+              <w:rPr>
+                <w:iCs/>
+                <w:i/>
+              </w:rPr>
+              <w:t xml:space="preserve">g</w:t>
+            </w:r>
+            <w:r>
+              <w:t xml:space="preserve"> </w:t>
+            </w:r>
+            <w:r>
+              <w:t xml:space="preserve">rate is measured over all positions, and whether a</w:t>
+            </w:r>
+            <w:r>
+              <w:t xml:space="preserve"> </w:t>
+            </w:r>
+            <w:r>
+              <w:rPr>
+                <w:iCs/>
+                <w:i/>
+              </w:rPr>
+              <w:t xml:space="preserve">g</w:t>
+            </w:r>
+            <w:r>
+              <w:t xml:space="preserve"> </w:t>
+            </w:r>
+            <w:r>
+              <w:t xml:space="preserve">after a nasal behaves the same has not been measured. And the first element is undetermined:</w:t>
+            </w:r>
+            <w:r>
+              <w:t xml:space="preserve"> </w:t>
+            </w:r>
+            <w:r>
+              <w:rPr>
+                <w:iCs/>
+                <w:i/>
+              </w:rPr>
+              <w:t xml:space="preserve">kön</w:t>
+            </w:r>
+            <w:r>
+              <w:t xml:space="preserve">,</w:t>
+            </w:r>
+            <w:r>
+              <w:t xml:space="preserve"> </w:t>
+            </w:r>
+            <w:r>
+              <w:rPr>
+                <w:iCs/>
+                <w:i/>
+              </w:rPr>
               <w:t xml:space="preserve">kün</w:t>
             </w:r>
             <w:r>
-              <w:t xml:space="preserve">: initial and coda direct; ü is unwritable and surfaces as u. 臣</w:t>
-            </w:r>
-            <w:r>
-              <w:t xml:space="preserve"> </w:t>
-            </w:r>
-            <w:r>
-              <w:rPr>
-                <w:iCs/>
-                <w:i/>
-              </w:rPr>
-              <w:t xml:space="preserve">dźin</w:t>
-            </w:r>
-            <w:r>
-              <w:t xml:space="preserve"> </w:t>
-            </w:r>
-            <w:r>
-              <w:t xml:space="preserve">→</w:t>
-            </w:r>
-            <w:r>
-              <w:t xml:space="preserve"> </w:t>
-            </w:r>
-            <w:r>
-              <w:rPr>
-                <w:iCs/>
-                <w:i/>
-              </w:rPr>
-              <w:t xml:space="preserve">çin</w:t>
-            </w:r>
-            <w:r>
-              <w:t xml:space="preserve">: dź is the voiced partner of tś, and voicing is leaky in both directions in every corpus measured, so a source ç is reachable through it; the -n coda is written.</w:t>
-            </w:r>
-            <w:r>
-              <w:br/>
-            </w:r>
-            <w:r>
-              <w:t xml:space="preserve">Reason</w:t>
-            </w:r>
-            <w:r>
-              <w:rPr>
-                <w:iCs/>
-                <w:i/>
-              </w:rPr>
-              <w:t xml:space="preserve">kün</w:t>
-            </w:r>
-            <w:r>
-              <w:t xml:space="preserve"> </w:t>
-            </w:r>
-            <w:r>
-              <w:t xml:space="preserve">“sun, day”. The Seljuk regnal names Kaykhusraw and Kayqubad carry an association of royal solar radiance through their</w:t>
-            </w:r>
-            <w:r>
-              <w:t xml:space="preserve"> </w:t>
-            </w:r>
-            <w:r>
-              <w:rPr>
-                <w:iCs/>
-                <w:i/>
-              </w:rPr>
-              <w:t xml:space="preserve">kay-</w:t>
-            </w:r>
-            <w:r>
-              <w:t xml:space="preserve"> </w:t>
-            </w:r>
-            <w:r>
-              <w:t xml:space="preserve">element.</w:t>
+              <w:t xml:space="preserve">,</w:t>
+            </w:r>
+            <w:r>
+              <w:t xml:space="preserve"> </w:t>
+            </w:r>
+            <w:r>
+              <w:rPr>
+                <w:iCs/>
+                <w:i/>
+              </w:rPr>
+              <w:t xml:space="preserve">kon</w:t>
+            </w:r>
+            <w:r>
+              <w:t xml:space="preserve"> </w:t>
+            </w:r>
+            <w:r>
+              <w:t xml:space="preserve">and</w:t>
+            </w:r>
+            <w:r>
+              <w:t xml:space="preserve"> </w:t>
+            </w:r>
+            <w:r>
+              <w:rPr>
+                <w:iCs/>
+                <w:i/>
+              </w:rPr>
+              <w:t xml:space="preserve">kun</w:t>
+            </w:r>
+            <w:r>
+              <w:t xml:space="preserve"> </w:t>
+            </w:r>
+            <w:r>
+              <w:t xml:space="preserve">all cost the same 47.0%, so choosing</w:t>
+            </w:r>
+            <w:r>
+              <w:t xml:space="preserve"> </w:t>
+            </w:r>
+            <w:r>
+              <w:rPr>
+                <w:iCs/>
+                <w:i/>
+              </w:rPr>
+              <w:t xml:space="preserve">kön-</w:t>
+            </w:r>
+            <w:r>
+              <w:t xml:space="preserve"> </w:t>
+            </w:r>
+            <w:r>
+              <w:t xml:space="preserve">is a choice made on meaning, which is the first of the three reasoning habits this supplement lists against itself.</w:t>
             </w:r>
           </w:p>
         </w:tc>
@@ -4377,20 +5264,7 @@
               <w:t xml:space="preserve">Reason</w:t>
             </w:r>
             <w:r>
-              <w:t xml:space="preserve">The same solar association proposed for</w:t>
-            </w:r>
-            <w:r>
-              <w:t xml:space="preserve"> </w:t>
-            </w:r>
-            <w:r>
-              <w:rPr>
-                <w:iCs/>
-                <w:i/>
-              </w:rPr>
-              <w:t xml:space="preserve">Künçin</w:t>
-            </w:r>
-            <w:r>
-              <w:t xml:space="preserve">, from a stem of shining or dazzling.</w:t>
+              <w:t xml:space="preserve">A stem of shining or dazzling. The solar reading this once echoed at 軍臣 has been withdrawn, so it stands alone.</w:t>
             </w:r>
           </w:p>
         </w:tc>
@@ -6853,7 +7727,7 @@
               <w:jc w:val="left"/>
             </w:pPr>
             <w:r>
-              <w:t xml:space="preserve">Inakt</w:t>
+              <w:t xml:space="preserve">İnakt</w:t>
             </w:r>
           </w:p>
         </w:tc>
@@ -7170,19 +8044,19 @@
               <w:jc w:val="left"/>
             </w:pPr>
             <w:r>
-              <w:t xml:space="preserve">Büktel Inakt</w:t>
-            </w:r>
-          </w:p>
-        </w:tc>
-        <w:tc>
-          <w:tcPr/>
-          <w:p>
-            <w:pPr>
-              <w:pStyle w:val="Compact"/>
-              <w:jc w:val="left"/>
-            </w:pPr>
-            <w:r>
-              <w:t xml:space="preserve">Büktel, of the Inakt</w:t>
+              <w:t xml:space="preserve">Büktel İnakt</w:t>
+            </w:r>
+          </w:p>
+        </w:tc>
+        <w:tc>
+          <w:tcPr/>
+          <w:p>
+            <w:pPr>
+              <w:pStyle w:val="Compact"/>
+              <w:jc w:val="left"/>
+            </w:pPr>
+            <w:r>
+              <w:t xml:space="preserve">Büktel, of the İnakt</w:t>
             </w:r>
           </w:p>
         </w:tc>
@@ -7240,7 +8114,7 @@
                 <w:iCs/>
                 <w:i/>
               </w:rPr>
-              <w:t xml:space="preserve">Inakt</w:t>
+              <w:t xml:space="preserve">İnakt</w:t>
             </w:r>
             <w:r>
               <w:t xml:space="preserve"> </w:t>
@@ -7349,19 +8223,19 @@
               <w:jc w:val="left"/>
             </w:pPr>
             <w:r>
-              <w:t xml:space="preserve">Sarıg Inakt</w:t>
-            </w:r>
-          </w:p>
-        </w:tc>
-        <w:tc>
-          <w:tcPr/>
-          <w:p>
-            <w:pPr>
-              <w:pStyle w:val="Compact"/>
-              <w:jc w:val="left"/>
-            </w:pPr>
-            <w:r>
-              <w:t xml:space="preserve">the yellow, the fair, of the Inakt</w:t>
+              <w:t xml:space="preserve">Sarıg İnakt</w:t>
+            </w:r>
+          </w:p>
+        </w:tc>
+        <w:tc>
+          <w:tcPr/>
+          <w:p>
+            <w:pPr>
+              <w:pStyle w:val="Compact"/>
+              <w:jc w:val="left"/>
+            </w:pPr>
+            <w:r>
+              <w:t xml:space="preserve">the yellow, the fair, of the İnakt</w:t>
             </w:r>
           </w:p>
         </w:tc>
@@ -7448,7 +8322,7 @@
                 <w:iCs/>
                 <w:i/>
               </w:rPr>
-              <w:t xml:space="preserve">Inakt</w:t>
+              <w:t xml:space="preserve">İnakt</w:t>
             </w:r>
             <w:r>
               <w:t xml:space="preserve"> </w:t>
@@ -7599,19 +8473,19 @@
               <w:jc w:val="left"/>
             </w:pPr>
             <w:r>
-              <w:t xml:space="preserve">Çöge-Ok Inakt</w:t>
-            </w:r>
-          </w:p>
-        </w:tc>
-        <w:tc>
-          <w:tcPr/>
-          <w:p>
-            <w:pPr>
-              <w:pStyle w:val="Compact"/>
-              <w:jc w:val="left"/>
-            </w:pPr>
-            <w:r>
-              <w:t xml:space="preserve">Arrow of High Eminence, of the Inakt</w:t>
+              <w:t xml:space="preserve">Tunga İnakt</w:t>
+            </w:r>
+          </w:p>
+        </w:tc>
+        <w:tc>
+          <w:tcPr/>
+          <w:p>
+            <w:pPr>
+              <w:pStyle w:val="Compact"/>
+              <w:jc w:val="left"/>
+            </w:pPr>
+            <w:r>
+              <w:t xml:space="preserve">the tiger, or the hero, of the İnakt</w:t>
             </w:r>
           </w:p>
         </w:tc>
@@ -7656,39 +8530,328 @@
                 <w:iCs/>
                 <w:i/>
               </w:rPr>
+              <w:t xml:space="preserve">to</w:t>
+            </w:r>
+            <w:r>
+              <w:t xml:space="preserve">: the first of the character’s two tabulated readings, no polyphony argument needed. A source</w:t>
+            </w:r>
+            <w:r>
+              <w:t xml:space="preserve"> </w:t>
+            </w:r>
+            <w:r>
+              <w:rPr>
+                <w:iCs/>
+                <w:i/>
+              </w:rPr>
+              <w:t xml:space="preserve">t</w:t>
+            </w:r>
+            <w:r>
+              <w:t xml:space="preserve"> </w:t>
+            </w:r>
+            <w:r>
+              <w:t xml:space="preserve">written with the aspirated</w:t>
+            </w:r>
+            <w:r>
+              <w:t xml:space="preserve"> </w:t>
+            </w:r>
+            <w:r>
+              <w:rPr>
+                <w:iCs/>
+                <w:i/>
+              </w:rPr>
+              <w:t xml:space="preserve">tśʰ-</w:t>
+            </w:r>
+            <w:r>
+              <w:t xml:space="preserve"> </w:t>
+            </w:r>
+            <w:r>
+              <w:t xml:space="preserve">is 67 of 198, 33.8%; the character is open, so any source coda would be unwritten; the vowel is free, a source</w:t>
+            </w:r>
+            <w:r>
+              <w:t xml:space="preserve"> </w:t>
+            </w:r>
+            <w:r>
+              <w:rPr>
+                <w:iCs/>
+                <w:i/>
+              </w:rPr>
+              <w:t xml:space="preserve">o</w:t>
+            </w:r>
+            <w:r>
+              <w:t xml:space="preserve"> </w:t>
+            </w:r>
+            <w:r>
+              <w:t xml:space="preserve">written with an open vowel being 86 of 289, 29.8%. 牙</w:t>
+            </w:r>
+            <w:r>
+              <w:t xml:space="preserve"> </w:t>
+            </w:r>
+            <w:r>
+              <w:rPr>
+                <w:iCs/>
+                <w:i/>
+              </w:rPr>
+              <w:t xml:space="preserve">ŋa</w:t>
+            </w:r>
+            <w:r>
+              <w:t xml:space="preserve"> </w:t>
+            </w:r>
+            <w:r>
+              <w:t xml:space="preserve">→</w:t>
+            </w:r>
+            <w:r>
+              <w:t xml:space="preserve"> </w:t>
+            </w:r>
+            <w:r>
+              <w:rPr>
+                <w:iCs/>
+                <w:i/>
+              </w:rPr>
+              <w:t xml:space="preserve">-ŋa</w:t>
+            </w:r>
+            <w:r>
+              <w:t xml:space="preserve">: a source syllable beginning with a velar nasal takes a Chinese</w:t>
+            </w:r>
+            <w:r>
+              <w:t xml:space="preserve"> </w:t>
+            </w:r>
+            <w:r>
+              <w:rPr>
+                <w:iCs/>
+                <w:i/>
+              </w:rPr>
+              <w:t xml:space="preserve">ŋ-</w:t>
+            </w:r>
+            <w:r>
+              <w:t xml:space="preserve"> </w:t>
+            </w:r>
+            <w:r>
+              <w:t xml:space="preserve">character 5 times in 7, and the one intervocalic case is 丁彦多 for</w:t>
+            </w:r>
+            <w:r>
+              <w:t xml:space="preserve"> </w:t>
+            </w:r>
+            <w:r>
+              <w:rPr>
+                <w:iCs/>
+                <w:i/>
+              </w:rPr>
+              <w:t xml:space="preserve">tiṅanta</w:t>
+            </w:r>
+            <w:r>
+              <w:t xml:space="preserve">, where 彦 carries the</w:t>
+            </w:r>
+            <w:r>
+              <w:t xml:space="preserve"> </w:t>
+            </w:r>
+            <w:r>
+              <w:rPr>
+                <w:iCs/>
+                <w:i/>
+              </w:rPr>
+              <w:t xml:space="preserve">-ṅan-</w:t>
+            </w:r>
+            <w:r>
+              <w:t xml:space="preserve">; a source</w:t>
+            </w:r>
+            <w:r>
+              <w:t xml:space="preserve"> </w:t>
+            </w:r>
+            <w:r>
+              <w:rPr>
+                <w:iCs/>
+                <w:i/>
+              </w:rPr>
+              <w:t xml:space="preserve">a</w:t>
+            </w:r>
+            <w:r>
+              <w:t xml:space="preserve"> </w:t>
+            </w:r>
+            <w:r>
+              <w:t xml:space="preserve">written with an open vowel is 1045 of 1509, 69.3%. The whole name costs 4.98%, about 1 in 20, against the 1 in 37 that retires</w:t>
+            </w:r>
+            <w:r>
+              <w:t xml:space="preserve"> </w:t>
+            </w:r>
+            <w:r>
+              <w:rPr>
+                <w:iCs/>
+                <w:i/>
+              </w:rPr>
+              <w:t xml:space="preserve">Baγatur</w:t>
+            </w:r>
+            <w:r>
+              <w:t xml:space="preserve"> </w:t>
+            </w:r>
+            <w:r>
+              <w:t xml:space="preserve">in §8.1 of the paper. Step 48 prices every form the two characters permit.</w:t>
+            </w:r>
+            <w:r>
+              <w:t xml:space="preserve"> </w:t>
+            </w:r>
+            <w:r>
+              <w:rPr>
+                <w:bCs/>
+                <w:b/>
+              </w:rPr>
+              <w:t xml:space="preserve">The reading this replaces is excluded twice over.</w:t>
+            </w:r>
+            <w:r>
+              <w:t xml:space="preserve"> </w:t>
+            </w:r>
+            <w:r>
+              <w:rPr>
+                <w:iCs/>
+                <w:i/>
+              </w:rPr>
+              <w:t xml:space="preserve">Ok</w:t>
+            </w:r>
+            <w:r>
+              <w:t xml:space="preserve"> </w:t>
+            </w:r>
+            <w:r>
+              <w:t xml:space="preserve">required 牙 to write a vowel-initial syllable, which is 0 of 140 in the Sanskrit corpus, 137 of the 140 taking a glottal; and</w:t>
+            </w:r>
+            <w:r>
+              <w:t xml:space="preserve"> </w:t>
+            </w:r>
+            <w:r>
+              <w:rPr>
+                <w:iCs/>
+                <w:i/>
+              </w:rPr>
               <w:t xml:space="preserve">çöge</w:t>
             </w:r>
             <w:r>
-              <w:t xml:space="preserve">: the aspirated affricate is a good vehicle for ç, but ö is unwritable and a second syllable is added. 牙</w:t>
-            </w:r>
-            <w:r>
-              <w:t xml:space="preserve"> </w:t>
-            </w:r>
-            <w:r>
-              <w:rPr>
-                <w:iCs/>
-                <w:i/>
-              </w:rPr>
-              <w:t xml:space="preserve">ŋa</w:t>
-            </w:r>
-            <w:r>
-              <w:t xml:space="preserve"> </w:t>
-            </w:r>
-            <w:r>
-              <w:t xml:space="preserve">→</w:t>
-            </w:r>
-            <w:r>
-              <w:t xml:space="preserve"> </w:t>
-            </w:r>
-            <w:r>
-              <w:rPr>
-                <w:iCs/>
-                <w:i/>
-              </w:rPr>
-              <w:t xml:space="preserve">ok</w:t>
-            </w:r>
-            <w:r>
-              <w:t xml:space="preserve">: a velar-nasal initial standing for a vowel-initial syllable is unsupported.</w:t>
+              <w:t xml:space="preserve"> </w:t>
+            </w:r>
+            <w:r>
+              <w:t xml:space="preserve">required a source affricate written with the aspirated</w:t>
+            </w:r>
+            <w:r>
+              <w:t xml:space="preserve"> </w:t>
+            </w:r>
+            <w:r>
+              <w:rPr>
+                <w:iCs/>
+                <w:i/>
+              </w:rPr>
+              <w:t xml:space="preserve">tśʰ-</w:t>
+            </w:r>
+            <w:r>
+              <w:t xml:space="preserve">, which is 1 of 54, where the vehicle for a source affricate is the plain</w:t>
+            </w:r>
+            <w:r>
+              <w:t xml:space="preserve"> </w:t>
+            </w:r>
+            <w:r>
+              <w:rPr>
+                <w:iCs/>
+                <w:i/>
+              </w:rPr>
+              <w:t xml:space="preserve">tś-</w:t>
+            </w:r>
+            <w:r>
+              <w:t xml:space="preserve"> </w:t>
+            </w:r>
+            <w:r>
+              <w:t xml:space="preserve">at 32 of 48. It also added a syllable the character does not carry.</w:t>
+            </w:r>
+            <w:r>
+              <w:t xml:space="preserve"> </w:t>
+            </w:r>
+            <w:r>
+              <w:rPr>
+                <w:bCs/>
+                <w:b/>
+              </w:rPr>
+              <w:t xml:space="preserve">On the spelling.</w:t>
+            </w:r>
+            <w:r>
+              <w:t xml:space="preserve"> </w:t>
+            </w:r>
+            <w:r>
+              <w:t xml:space="preserve">The</w:t>
+            </w:r>
+            <w:r>
+              <w:t xml:space="preserve"> </w:t>
+            </w:r>
+            <w:r>
+              <w:rPr>
+                <w:iCs/>
+                <w:i/>
+              </w:rPr>
+              <w:t xml:space="preserve">-ng-</w:t>
+            </w:r>
+            <w:r>
+              <w:t xml:space="preserve"> </w:t>
+            </w:r>
+            <w:r>
+              <w:t xml:space="preserve">of Turkish</w:t>
+            </w:r>
+            <w:r>
+              <w:t xml:space="preserve"> </w:t>
+            </w:r>
+            <w:r>
+              <w:rPr>
+                <w:iCs/>
+                <w:i/>
+              </w:rPr>
+              <w:t xml:space="preserve">Tunga</w:t>
+            </w:r>
+            <w:r>
+              <w:t xml:space="preserve"> </w:t>
+            </w:r>
+            <w:r>
+              <w:t xml:space="preserve">renders a single velar nasal, not a nasal followed by a stop. That is why these two characters write the word and 當戶 cannot: a written</w:t>
+            </w:r>
+            <w:r>
+              <w:t xml:space="preserve"> </w:t>
+            </w:r>
+            <w:r>
+              <w:rPr>
+                <w:iCs/>
+                <w:i/>
+              </w:rPr>
+              <w:t xml:space="preserve">-ŋ</w:t>
+            </w:r>
+            <w:r>
+              <w:t xml:space="preserve"> </w:t>
+            </w:r>
+            <w:r>
+              <w:t xml:space="preserve">coda followed by a velar onset is the corpus device for a source</w:t>
+            </w:r>
+            <w:r>
+              <w:t xml:space="preserve"> </w:t>
+            </w:r>
+            <w:r>
+              <w:rPr>
+                <w:iCs/>
+                <w:i/>
+              </w:rPr>
+              <w:t xml:space="preserve">ŋg</w:t>
+            </w:r>
+            <w:r>
+              <w:t xml:space="preserve"> </w:t>
+            </w:r>
+            <w:r>
+              <w:t xml:space="preserve">or</w:t>
+            </w:r>
+            <w:r>
+              <w:t xml:space="preserve"> </w:t>
+            </w:r>
+            <w:r>
+              <w:rPr>
+                <w:iCs/>
+                <w:i/>
+              </w:rPr>
+              <w:t xml:space="preserve">ŋk</w:t>
+            </w:r>
+            <w:r>
+              <w:t xml:space="preserve"> </w:t>
+            </w:r>
+            <w:r>
+              <w:t xml:space="preserve">cluster, 13 cases of 13, and this word has no velar stop in it.</w:t>
             </w:r>
             <w:r>
               <w:br/>
@@ -7698,32 +8861,380 @@
             </w:r>
             <w:r>
               <w:rPr>
-                <w:iCs/>
-                <w:i/>
-              </w:rPr>
-              <w:t xml:space="preserve">çöge</w:t>
-            </w:r>
-            <w:r>
-              <w:t xml:space="preserve"> </w:t>
-            </w:r>
-            <w:r>
-              <w:t xml:space="preserve">of height or eminence, with the same</w:t>
-            </w:r>
-            <w:r>
-              <w:t xml:space="preserve"> </w:t>
-            </w:r>
-            <w:r>
-              <w:rPr>
-                <w:iCs/>
-                <w:i/>
-              </w:rPr>
-              <w:t xml:space="preserve">ok</w:t>
-            </w:r>
-            <w:r>
-              <w:t xml:space="preserve"> </w:t>
-            </w:r>
-            <w:r>
-              <w:t xml:space="preserve">element.</w:t>
+                <w:bCs/>
+                <w:b/>
+              </w:rPr>
+              <w:t xml:space="preserve">Tunga, an epithet, in the title slot the other 若鞮 names use.</w:t>
+            </w:r>
+            <w:r>
+              <w:t xml:space="preserve"> </w:t>
+            </w:r>
+            <w:r>
+              <w:t xml:space="preserve">Clauson’s headword is</w:t>
+            </w:r>
+            <w:r>
+              <w:t xml:space="preserve"> </w:t>
+            </w:r>
+            <w:r>
+              <w:rPr>
+                <w:iCs/>
+                <w:i/>
+              </w:rPr>
+              <w:t xml:space="preserve">toŋa:</w:t>
+            </w:r>
+            <w:r>
+              <w:t xml:space="preserve">, with back vowels, and he records that “whether -o- or -u- in the first syllable is uncertain”, so</w:t>
+            </w:r>
+            <w:r>
+              <w:t xml:space="preserve"> </w:t>
+            </w:r>
+            <w:r>
+              <w:rPr>
+                <w:iCs/>
+                <w:i/>
+              </w:rPr>
+              <w:t xml:space="preserve">Tunga</w:t>
+            </w:r>
+            <w:r>
+              <w:t xml:space="preserve"> </w:t>
+            </w:r>
+            <w:r>
+              <w:t xml:space="preserve">and</w:t>
+            </w:r>
+            <w:r>
+              <w:t xml:space="preserve"> </w:t>
+            </w:r>
+            <w:r>
+              <w:rPr>
+                <w:iCs/>
+                <w:i/>
+              </w:rPr>
+              <w:t xml:space="preserve">Tonga</w:t>
+            </w:r>
+            <w:r>
+              <w:t xml:space="preserve"> </w:t>
+            </w:r>
+            <w:r>
+              <w:t xml:space="preserve">are equally available; this file prints the first, and the transcription cannot separate them either, since 車 carries an open vowel and a source</w:t>
+            </w:r>
+            <w:r>
+              <w:t xml:space="preserve"> </w:t>
+            </w:r>
+            <w:r>
+              <w:rPr>
+                <w:iCs/>
+                <w:i/>
+              </w:rPr>
+              <w:t xml:space="preserve">o</w:t>
+            </w:r>
+            <w:r>
+              <w:t xml:space="preserve"> </w:t>
+            </w:r>
+            <w:r>
+              <w:t xml:space="preserve">and a source</w:t>
+            </w:r>
+            <w:r>
+              <w:t xml:space="preserve"> </w:t>
+            </w:r>
+            <w:r>
+              <w:rPr>
+                <w:iCs/>
+                <w:i/>
+              </w:rPr>
+              <w:t xml:space="preserve">u</w:t>
+            </w:r>
+            <w:r>
+              <w:t xml:space="preserve"> </w:t>
+            </w:r>
+            <w:r>
+              <w:t xml:space="preserve">fall alike at 29.8%.</w:t>
+            </w:r>
+            <w:r>
+              <w:t xml:space="preserve"> </w:t>
+            </w:r>
+            <w:r>
+              <w:rPr>
+                <w:bCs/>
+                <w:b/>
+              </w:rPr>
+              <w:t xml:space="preserve">Two senses, resting on different evidence, and both are recorded here.</w:t>
+            </w:r>
+            <w:r>
+              <w:t xml:space="preserve"> </w:t>
+            </w:r>
+            <w:r>
+              <w:t xml:space="preserve">Kāşgarî glosses the word as a tiger-like beast (</w:t>
+            </w:r>
+            <w:r>
+              <w:rPr>
+                <w:iCs/>
+                <w:i/>
+              </w:rPr>
+              <w:t xml:space="preserve">Dīwān</w:t>
+            </w:r>
+            <w:r>
+              <w:t xml:space="preserve"> </w:t>
+            </w:r>
+            <w:r>
+              <w:t xml:space="preserve">III 368), and glosses the title</w:t>
+            </w:r>
+            <w:r>
+              <w:t xml:space="preserve"> </w:t>
+            </w:r>
+            <w:r>
+              <w:rPr>
+                <w:iCs/>
+                <w:i/>
+              </w:rPr>
+              <w:t xml:space="preserve">Toŋa Alp Er</w:t>
+            </w:r>
+            <w:r>
+              <w:t xml:space="preserve">, given to Afrasiyab the king of the Turks, as “the heroic man as strong as a tiger”. Outside personal names the eighth- and ninth-century Uyghur texts use it for “hero, outstanding warrior”: the Manichaean</w:t>
+            </w:r>
+            <w:r>
+              <w:t xml:space="preserve"> </w:t>
+            </w:r>
+            <w:r>
+              <w:rPr>
+                <w:iCs/>
+                <w:i/>
+              </w:rPr>
+              <w:t xml:space="preserve">éligler xanlar toŋalar</w:t>
+            </w:r>
+            <w:r>
+              <w:t xml:space="preserve">, “kings, khans, great warriors” (M III 41), the Buddhist</w:t>
+            </w:r>
+            <w:r>
+              <w:t xml:space="preserve"> </w:t>
+            </w:r>
+            <w:r>
+              <w:rPr>
+                <w:iCs/>
+                <w:i/>
+              </w:rPr>
+              <w:t xml:space="preserve">Arcunı toŋa</w:t>
+            </w:r>
+            <w:r>
+              <w:t xml:space="preserve">, “the hero Arjuna” (U II 24), and</w:t>
+            </w:r>
+            <w:r>
+              <w:t xml:space="preserve"> </w:t>
+            </w:r>
+            <w:r>
+              <w:rPr>
+                <w:iCs/>
+                <w:i/>
+              </w:rPr>
+              <w:t xml:space="preserve">toŋalar begi</w:t>
+            </w:r>
+            <w:r>
+              <w:t xml:space="preserve">. Clauson records that the animal sense “is not confirmed by any other authority”, and that by Kāşgarî’s day the word’s meaning had become unknown and it survived chiefly as a title. Neither sense is suppressed here, and the choice between them does not change the reading.</w:t>
+            </w:r>
+            <w:r>
+              <w:t xml:space="preserve"> </w:t>
+            </w:r>
+            <w:r>
+              <w:rPr>
+                <w:bCs/>
+                <w:b/>
+              </w:rPr>
+              <w:t xml:space="preserve">The naming pattern is attested, and it is the one this name needs.</w:t>
+            </w:r>
+            <w:r>
+              <w:t xml:space="preserve"> </w:t>
+            </w:r>
+            <w:r>
+              <w:t xml:space="preserve">Kāşgarî says the word is used as a</w:t>
+            </w:r>
+            <w:r>
+              <w:t xml:space="preserve"> </w:t>
+            </w:r>
+            <w:r>
+              <w:rPr>
+                <w:iCs/>
+                <w:i/>
+              </w:rPr>
+              <w:t xml:space="preserve">laqab</w:t>
+            </w:r>
+            <w:r>
+              <w:t xml:space="preserve">, an honorific epithet, and gives</w:t>
+            </w:r>
+            <w:r>
+              <w:t xml:space="preserve"> </w:t>
+            </w:r>
+            <w:r>
+              <w:rPr>
+                <w:iCs/>
+                <w:i/>
+              </w:rPr>
+              <w:t xml:space="preserve">toŋa xan</w:t>
+            </w:r>
+            <w:r>
+              <w:t xml:space="preserve"> </w:t>
+            </w:r>
+            <w:r>
+              <w:t xml:space="preserve">and</w:t>
+            </w:r>
+            <w:r>
+              <w:t xml:space="preserve"> </w:t>
+            </w:r>
+            <w:r>
+              <w:rPr>
+                <w:iCs/>
+                <w:i/>
+              </w:rPr>
+              <w:t xml:space="preserve">toŋa tegin</w:t>
+            </w:r>
+            <w:r>
+              <w:t xml:space="preserve">: the epithet first, the title after it, head last, which is the shape of</w:t>
+            </w:r>
+            <w:r>
+              <w:t xml:space="preserve"> </w:t>
+            </w:r>
+            <w:r>
+              <w:rPr>
+                <w:iCs/>
+                <w:i/>
+              </w:rPr>
+              <w:t xml:space="preserve">Alp Arslan</w:t>
+            </w:r>
+            <w:r>
+              <w:t xml:space="preserve"> </w:t>
+            </w:r>
+            <w:r>
+              <w:t xml:space="preserve">and</w:t>
+            </w:r>
+            <w:r>
+              <w:t xml:space="preserve"> </w:t>
+            </w:r>
+            <w:r>
+              <w:rPr>
+                <w:iCs/>
+                <w:i/>
+              </w:rPr>
+              <w:t xml:space="preserve">Bilge Kağan</w:t>
+            </w:r>
+            <w:r>
+              <w:t xml:space="preserve">.</w:t>
+            </w:r>
+            <w:r>
+              <w:t xml:space="preserve"> </w:t>
+            </w:r>
+            <w:r>
+              <w:rPr>
+                <w:iCs/>
+                <w:i/>
+              </w:rPr>
+              <w:t xml:space="preserve">Tunga İnakt</w:t>
+            </w:r>
+            <w:r>
+              <w:t xml:space="preserve"> </w:t>
+            </w:r>
+            <w:r>
+              <w:t xml:space="preserve">is that shape, with 若鞮 as the title element the paper argues in §9, and it matches the form the other five 若鞮 rows already take, such as</w:t>
+            </w:r>
+            <w:r>
+              <w:t xml:space="preserve"> </w:t>
+            </w:r>
+            <w:r>
+              <w:rPr>
+                <w:iCs/>
+                <w:i/>
+              </w:rPr>
+              <w:t xml:space="preserve">Çal İnakt</w:t>
+            </w:r>
+            <w:r>
+              <w:t xml:space="preserve">.</w:t>
+            </w:r>
+            <w:r>
+              <w:t xml:space="preserve"> </w:t>
+            </w:r>
+            <w:r>
+              <w:rPr>
+                <w:bCs/>
+                <w:b/>
+              </w:rPr>
+              <w:t xml:space="preserve">What is not settled.</w:t>
+            </w:r>
+            <w:r>
+              <w:t xml:space="preserve"> </w:t>
+            </w:r>
+            <w:r>
+              <w:t xml:space="preserve">The vowel of the first syllable, which neither Clauson nor the transcription fixes. Whether the epithet is the animal or the quality, which turns on how much weight Kāşgarî’s gloss can bear given that he reports the word as already opaque. The</w:t>
+            </w:r>
+            <w:r>
+              <w:t xml:space="preserve"> </w:t>
+            </w:r>
+            <w:r>
+              <w:rPr>
+                <w:iCs/>
+                <w:i/>
+              </w:rPr>
+              <w:t xml:space="preserve">Dīwān</w:t>
+            </w:r>
+            <w:r>
+              <w:t xml:space="preserve">’s own text is not held for this project, only the Türk Dil Kurumu index, which carries headwords without verses, so the order</w:t>
+            </w:r>
+            <w:r>
+              <w:t xml:space="preserve"> </w:t>
+            </w:r>
+            <w:r>
+              <w:rPr>
+                <w:iCs/>
+                <w:i/>
+              </w:rPr>
+              <w:t xml:space="preserve">Alp Er Tonga</w:t>
+            </w:r>
+            <w:r>
+              <w:t xml:space="preserve"> </w:t>
+            </w:r>
+            <w:r>
+              <w:t xml:space="preserve">familiar from the elegy could not be checked here: Clauson gives only</w:t>
+            </w:r>
+            <w:r>
+              <w:t xml:space="preserve"> </w:t>
+            </w:r>
+            <w:r>
+              <w:rPr>
+                <w:iCs/>
+                <w:i/>
+              </w:rPr>
+              <w:t xml:space="preserve">Toŋa Alp Er</w:t>
+            </w:r>
+            <w:r>
+              <w:t xml:space="preserve">, from</w:t>
+            </w:r>
+            <w:r>
+              <w:t xml:space="preserve"> </w:t>
+            </w:r>
+            <w:r>
+              <w:rPr>
+                <w:iCs/>
+                <w:i/>
+              </w:rPr>
+              <w:t xml:space="preserve">Dīwān</w:t>
+            </w:r>
+            <w:r>
+              <w:t xml:space="preserve"> </w:t>
+            </w:r>
+            <w:r>
+              <w:t xml:space="preserve">III 368 and</w:t>
+            </w:r>
+            <w:r>
+              <w:t xml:space="preserve"> </w:t>
+            </w:r>
+            <w:r>
+              <w:rPr>
+                <w:iCs/>
+                <w:i/>
+              </w:rPr>
+              <w:t xml:space="preserve">Kutadgu Bilig</w:t>
+            </w:r>
+            <w:r>
+              <w:t xml:space="preserve"> </w:t>
+            </w:r>
+            <w:r>
+              <w:t xml:space="preserve">277. And this word stood at 當戶 in earlier drafts; it is moved here because 當戶 writes a source nasal-plus-velar cluster and this word has a single nasal.</w:t>
             </w:r>
           </w:p>
         </w:tc>
@@ -7779,19 +9290,19 @@
               <w:jc w:val="left"/>
             </w:pPr>
             <w:r>
-              <w:t xml:space="preserve">Çal Inakt</w:t>
-            </w:r>
-          </w:p>
-        </w:tc>
-        <w:tc>
-          <w:tcPr/>
-          <w:p>
-            <w:pPr>
-              <w:pStyle w:val="Compact"/>
-              <w:jc w:val="left"/>
-            </w:pPr>
-            <w:r>
-              <w:t xml:space="preserve">the grey or dappled one, of the Inakt</w:t>
+              <w:t xml:space="preserve">Çal İnakt</w:t>
+            </w:r>
+          </w:p>
+        </w:tc>
+        <w:tc>
+          <w:tcPr/>
+          <w:p>
+            <w:pPr>
+              <w:pStyle w:val="Compact"/>
+              <w:jc w:val="left"/>
+            </w:pPr>
+            <w:r>
+              <w:t xml:space="preserve">the grey or dappled one, of the İnakt</w:t>
             </w:r>
           </w:p>
         </w:tc>
@@ -7984,19 +9495,19 @@
               <w:jc w:val="left"/>
             </w:pPr>
             <w:r>
-              <w:t xml:space="preserve">Uluğ Inakt</w:t>
-            </w:r>
-          </w:p>
-        </w:tc>
-        <w:tc>
-          <w:tcPr/>
-          <w:p>
-            <w:pPr>
-              <w:pStyle w:val="Compact"/>
-              <w:jc w:val="left"/>
-            </w:pPr>
-            <w:r>
-              <w:t xml:space="preserve">the Great, of the Inakt</w:t>
+              <w:t xml:space="preserve">Uluğ İnakt</w:t>
+            </w:r>
+          </w:p>
+        </w:tc>
+        <w:tc>
+          <w:tcPr/>
+          <w:p>
+            <w:pPr>
+              <w:pStyle w:val="Compact"/>
+              <w:jc w:val="left"/>
+            </w:pPr>
+            <w:r>
+              <w:t xml:space="preserve">the Great, of the İnakt</w:t>
             </w:r>
           </w:p>
         </w:tc>
@@ -8210,19 +9721,19 @@
               <w:jc w:val="left"/>
             </w:pPr>
             <w:r>
-              <w:t xml:space="preserve">Öz-Uluğ Inakt</w:t>
-            </w:r>
-          </w:p>
-        </w:tc>
-        <w:tc>
-          <w:tcPr/>
-          <w:p>
-            <w:pPr>
-              <w:pStyle w:val="Compact"/>
-              <w:jc w:val="left"/>
-            </w:pPr>
-            <w:r>
-              <w:t xml:space="preserve">Great Core, of the Inakt</w:t>
+              <w:t xml:space="preserve">Öz-Uluğ İnakt</w:t>
+            </w:r>
+          </w:p>
+        </w:tc>
+        <w:tc>
+          <w:tcPr/>
+          <w:p>
+            <w:pPr>
+              <w:pStyle w:val="Compact"/>
+              <w:jc w:val="left"/>
+            </w:pPr>
+            <w:r>
+              <w:t xml:space="preserve">Great Core, of the İnakt</w:t>
             </w:r>
           </w:p>
         </w:tc>
@@ -12641,19 +14152,19 @@
               <w:jc w:val="left"/>
             </w:pPr>
             <w:r>
-              <w:t xml:space="preserve">Tonga</w:t>
-            </w:r>
-          </w:p>
-        </w:tc>
-        <w:tc>
-          <w:tcPr/>
-          <w:p>
-            <w:pPr>
-              <w:pStyle w:val="Compact"/>
-              <w:jc w:val="left"/>
-            </w:pPr>
-            <w:r>
-              <w:t xml:space="preserve">Siberian tiger, leopard</w:t>
+              <w:t xml:space="preserve">Tamga</w:t>
+            </w:r>
+          </w:p>
+        </w:tc>
+        <w:tc>
+          <w:tcPr/>
+          <w:p>
+            <w:pPr>
+              <w:pStyle w:val="Compact"/>
+              <w:jc w:val="left"/>
+            </w:pPr>
+            <w:r>
+              <w:t xml:space="preserve">the ruler’s seal, and the officer who keeps it</w:t>
             </w:r>
           </w:p>
         </w:tc>
@@ -12698,10 +14209,87 @@
                 <w:iCs/>
                 <w:i/>
               </w:rPr>
-              <w:t xml:space="preserve">ton</w:t>
-            </w:r>
-            <w:r>
-              <w:t xml:space="preserve">: direct, with the -ŋ coda written. 戶</w:t>
+              <w:t xml:space="preserve">tam-</w:t>
+            </w:r>
+            <w:r>
+              <w:t xml:space="preserve">: a source</w:t>
+            </w:r>
+            <w:r>
+              <w:t xml:space="preserve"> </w:t>
+            </w:r>
+            <w:r>
+              <w:rPr>
+                <w:iCs/>
+                <w:i/>
+              </w:rPr>
+              <w:t xml:space="preserve">t</w:t>
+            </w:r>
+            <w:r>
+              <w:t xml:space="preserve"> </w:t>
+            </w:r>
+            <w:r>
+              <w:t xml:space="preserve">written with a Chinese</w:t>
+            </w:r>
+            <w:r>
+              <w:t xml:space="preserve"> </w:t>
+            </w:r>
+            <w:r>
+              <w:rPr>
+                <w:iCs/>
+                <w:i/>
+              </w:rPr>
+              <w:t xml:space="preserve">t-</w:t>
+            </w:r>
+            <w:r>
+              <w:t xml:space="preserve"> </w:t>
+            </w:r>
+            <w:r>
+              <w:t xml:space="preserve">is 55 of 198, 27.8%, and a source</w:t>
+            </w:r>
+            <w:r>
+              <w:t xml:space="preserve"> </w:t>
+            </w:r>
+            <w:r>
+              <w:rPr>
+                <w:iCs/>
+                <w:i/>
+              </w:rPr>
+              <w:t xml:space="preserve">a</w:t>
+            </w:r>
+            <w:r>
+              <w:t xml:space="preserve"> </w:t>
+            </w:r>
+            <w:r>
+              <w:t xml:space="preserve">written with an open vowel is 1045 of 1509, 69.3%. The coda is the weak link and is stated rather than buried: the word carries an</w:t>
+            </w:r>
+            <w:r>
+              <w:t xml:space="preserve"> </w:t>
+            </w:r>
+            <w:r>
+              <w:rPr>
+                <w:iCs/>
+                <w:i/>
+              </w:rPr>
+              <w:t xml:space="preserve">-m</w:t>
+            </w:r>
+            <w:r>
+              <w:t xml:space="preserve"> </w:t>
+            </w:r>
+            <w:r>
+              <w:t xml:space="preserve">and the character carries the velar</w:t>
+            </w:r>
+            <w:r>
+              <w:t xml:space="preserve"> </w:t>
+            </w:r>
+            <w:r>
+              <w:rPr>
+                <w:iCs/>
+                <w:i/>
+              </w:rPr>
+              <w:t xml:space="preserve">-ŋ</w:t>
+            </w:r>
+            <w:r>
+              <w:t xml:space="preserve">, a change of place which the corpus permits in 15 of 53 cases, 28.3%, but does not favour. 戶</w:t>
             </w:r>
             <w:r>
               <w:t xml:space="preserve"> </w:t>
@@ -12727,91 +14315,132 @@
                 <w:iCs/>
                 <w:i/>
               </w:rPr>
-              <w:t xml:space="preserve">ga</w:t>
-            </w:r>
-            <w:r>
-              <w:t xml:space="preserve">: a velar onset, direct. Both characters do work, and the pair is the standard device for writing a medial nasal-plus-velar: in the Sanskrit corpus every source word with a medial</w:t>
-            </w:r>
-            <w:r>
-              <w:t xml:space="preserve"> </w:t>
-            </w:r>
-            <w:r>
-              <w:rPr>
-                <w:iCs/>
-                <w:i/>
-              </w:rPr>
-              <w:t xml:space="preserve">ŋg</w:t>
-            </w:r>
-            <w:r>
-              <w:t xml:space="preserve"> </w:t>
-            </w:r>
-            <w:r>
-              <w:t xml:space="preserve">or</w:t>
-            </w:r>
-            <w:r>
-              <w:t xml:space="preserve"> </w:t>
-            </w:r>
-            <w:r>
-              <w:rPr>
-                <w:iCs/>
-                <w:i/>
-              </w:rPr>
-              <w:t xml:space="preserve">ŋk</w:t>
-            </w:r>
-            <w:r>
-              <w:t xml:space="preserve"> </w:t>
-            </w:r>
-            <w:r>
-              <w:t xml:space="preserve">is written exactly this way, a -ŋ coda followed by a velar onset: 13 cases of 13, as in 央具梨 for</w:t>
-            </w:r>
-            <w:r>
-              <w:t xml:space="preserve"> </w:t>
-            </w:r>
-            <w:r>
-              <w:rPr>
-                <w:iCs/>
-                <w:i/>
-              </w:rPr>
-              <w:t xml:space="preserve">aṅguli</w:t>
-            </w:r>
-            <w:r>
-              <w:t xml:space="preserve">, 商羯羅 for</w:t>
-            </w:r>
-            <w:r>
-              <w:t xml:space="preserve"> </w:t>
-            </w:r>
-            <w:r>
-              <w:rPr>
-                <w:iCs/>
-                <w:i/>
-              </w:rPr>
-              <w:t xml:space="preserve">śaṅkara</w:t>
-            </w:r>
-            <w:r>
-              <w:t xml:space="preserve">, 鴦耆羅 for</w:t>
-            </w:r>
-            <w:r>
-              <w:t xml:space="preserve"> </w:t>
-            </w:r>
-            <w:r>
-              <w:rPr>
-                <w:iCs/>
-                <w:i/>
-              </w:rPr>
-              <w:t xml:space="preserve">aṅgiras</w:t>
-            </w:r>
-            <w:r>
-              <w:t xml:space="preserve">. Phonetically this is among the least demanding readings in the file: nothing inserted, no coda discarded, no character left over. The vowels are free as always, so</w:t>
-            </w:r>
-            <w:r>
-              <w:t xml:space="preserve"> </w:t>
-            </w:r>
-            <w:r>
-              <w:rPr>
-                <w:iCs/>
-                <w:i/>
-              </w:rPr>
-              <w:t xml:space="preserve">Tonga</w:t>
+              <w:t xml:space="preserve">-ga</w:t>
+            </w:r>
+            <w:r>
+              <w:t xml:space="preserve">: a source</w:t>
+            </w:r>
+            <w:r>
+              <w:t xml:space="preserve"> </w:t>
+            </w:r>
+            <w:r>
+              <w:rPr>
+                <w:iCs/>
+                <w:i/>
+              </w:rPr>
+              <w:t xml:space="preserve">g</w:t>
+            </w:r>
+            <w:r>
+              <w:t xml:space="preserve"> </w:t>
+            </w:r>
+            <w:r>
+              <w:t xml:space="preserve">written with a Chinese</w:t>
+            </w:r>
+            <w:r>
+              <w:t xml:space="preserve"> </w:t>
+            </w:r>
+            <w:r>
+              <w:rPr>
+                <w:iCs/>
+                <w:i/>
+              </w:rPr>
+              <w:t xml:space="preserve">g-</w:t>
+            </w:r>
+            <w:r>
+              <w:t xml:space="preserve"> </w:t>
+            </w:r>
+            <w:r>
+              <w:t xml:space="preserve">is 52 of 90, 57.8%, with the vowel open again. The pair is the corpus device for a medial nasal-plus-velar: given a written</w:t>
+            </w:r>
+            <w:r>
+              <w:t xml:space="preserve"> </w:t>
+            </w:r>
+            <w:r>
+              <w:rPr>
+                <w:iCs/>
+                <w:i/>
+              </w:rPr>
+              <w:t xml:space="preserve">-ŋ</w:t>
+            </w:r>
+            <w:r>
+              <w:t xml:space="preserve"> </w:t>
+            </w:r>
+            <w:r>
+              <w:t xml:space="preserve">coda followed by a velar onset, the source had a nasal followed by a velar stop in 26 of 29 cases, and the three exceptions are all one word.</w:t>
+            </w:r>
+            <w:r>
+              <w:t xml:space="preserve"> </w:t>
+            </w:r>
+            <w:r>
+              <w:rPr>
+                <w:bCs/>
+                <w:b/>
+              </w:rPr>
+              <w:t xml:space="preserve">The whole reading costs 2.18%, about 1 in 46.</w:t>
+            </w:r>
+            <w:r>
+              <w:t xml:space="preserve"> </w:t>
+            </w:r>
+            <w:r>
+              <w:t xml:space="preserve">That is more expensive than the 1 in 37 which retires</w:t>
+            </w:r>
+            <w:r>
+              <w:t xml:space="preserve"> </w:t>
+            </w:r>
+            <w:r>
+              <w:rPr>
+                <w:iCs/>
+                <w:i/>
+              </w:rPr>
+              <w:t xml:space="preserve">Baγatur</w:t>
+            </w:r>
+            <w:r>
+              <w:t xml:space="preserve"> </w:t>
+            </w:r>
+            <w:r>
+              <w:t xml:space="preserve">in §8.1 of the paper, and the figure is given here so that a reader can weigh it rather than take the reading on trust.</w:t>
+            </w:r>
+            <w:r>
+              <w:t xml:space="preserve"> </w:t>
+            </w:r>
+            <w:r>
+              <w:rPr>
+                <w:bCs/>
+                <w:b/>
+              </w:rPr>
+              <w:t xml:space="preserve">What these characters cannot write.</w:t>
+            </w:r>
+            <w:r>
+              <w:t xml:space="preserve"> </w:t>
+            </w:r>
+            <w:r>
+              <w:t xml:space="preserve">A word with a single velar nasal and no velar stop, which is why</w:t>
+            </w:r>
+            <w:r>
+              <w:t xml:space="preserve"> </w:t>
+            </w:r>
+            <w:r>
+              <w:rPr>
+                <w:iCs/>
+                <w:i/>
+              </w:rPr>
+              <w:t xml:space="preserve">toŋa</w:t>
+            </w:r>
+            <w:r>
+              <w:t xml:space="preserve"> </w:t>
+            </w:r>
+            <w:r>
+              <w:t xml:space="preserve">stood here in earlier drafts and has been moved to 車牙若鞮, where two characters write it directly. The Codex Cumanicus forms that appear to fit this frame,</w:t>
+            </w:r>
+            <w:r>
+              <w:t xml:space="preserve"> </w:t>
+            </w:r>
+            <w:r>
+              <w:rPr>
+                <w:iCs/>
+                <w:i/>
+              </w:rPr>
+              <w:t xml:space="preserve">tengis</w:t>
             </w:r>
             <w:r>
               <w:t xml:space="preserve">,</w:t>
@@ -12824,7 +14453,33 @@
                 <w:iCs/>
                 <w:i/>
               </w:rPr>
-              <w:t xml:space="preserve">Tunga</w:t>
+              <w:t xml:space="preserve">tongus</w:t>
+            </w:r>
+            <w:r>
+              <w:t xml:space="preserve">,</w:t>
+            </w:r>
+            <w:r>
+              <w:t xml:space="preserve"> </w:t>
+            </w:r>
+            <w:r>
+              <w:rPr>
+                <w:iCs/>
+                <w:i/>
+              </w:rPr>
+              <w:t xml:space="preserve">tangis</w:t>
+            </w:r>
+            <w:r>
+              <w:t xml:space="preserve">, are medieval Latin spellings of a single velar nasal, as the Dīwān’s own</w:t>
+            </w:r>
+            <w:r>
+              <w:t xml:space="preserve"> </w:t>
+            </w:r>
+            <w:r>
+              <w:rPr>
+                <w:iCs/>
+                <w:i/>
+              </w:rPr>
+              <w:t xml:space="preserve">teñiz</w:t>
             </w:r>
             <w:r>
               <w:t xml:space="preserve"> </w:t>
@@ -12840,13 +14495,13 @@
                 <w:iCs/>
                 <w:i/>
               </w:rPr>
-              <w:t xml:space="preserve">Tanga</w:t>
-            </w:r>
-            <w:r>
-              <w:t xml:space="preserve"> </w:t>
-            </w:r>
-            <w:r>
-              <w:t xml:space="preserve">are equally available.</w:t>
+              <w:t xml:space="preserve">toñuz</w:t>
+            </w:r>
+            <w:r>
+              <w:t xml:space="preserve"> </w:t>
+            </w:r>
+            <w:r>
+              <w:t xml:space="preserve">show for the same words, and they are excluded for the same reason.</w:t>
             </w:r>
             <w:r>
               <w:br/>
@@ -12856,100 +14511,167 @@
             </w:r>
             <w:r>
               <w:rPr>
-                <w:iCs/>
-                <w:i/>
-              </w:rPr>
-              <w:t xml:space="preserve">tonga</w:t>
-            </w:r>
-            <w:r>
-              <w:t xml:space="preserve"> </w:t>
-            </w:r>
-            <w:r>
-              <w:t xml:space="preserve">“Siberian tiger, leopard” is the word in the name of the epic hero Alp Er Tonga. Big-cat epithets are a persistent Turkic pattern: Alp Arslan (</w:t>
-            </w:r>
-            <w:r>
-              <w:rPr>
-                <w:iCs/>
-                <w:i/>
-              </w:rPr>
-              <w:t xml:space="preserve">arslan</w:t>
-            </w:r>
-            <w:r>
-              <w:t xml:space="preserve">, lion), Baybars (</w:t>
-            </w:r>
-            <w:r>
-              <w:rPr>
-                <w:iCs/>
-                <w:i/>
-              </w:rPr>
-              <w:t xml:space="preserve">bars</w:t>
-            </w:r>
-            <w:r>
-              <w:t xml:space="preserve">, a large cat). Note that a search of the two lexicons on this frame does not return</w:t>
-            </w:r>
-            <w:r>
-              <w:t xml:space="preserve"> </w:t>
-            </w:r>
-            <w:r>
-              <w:rPr>
-                <w:iCs/>
-                <w:i/>
-              </w:rPr>
-              <w:t xml:space="preserve">tonga</w:t>
-            </w:r>
-            <w:r>
-              <w:t xml:space="preserve"> </w:t>
-            </w:r>
-            <w:r>
-              <w:t xml:space="preserve">itself; what it returns is</w:t>
-            </w:r>
-            <w:r>
-              <w:t xml:space="preserve"> </w:t>
-            </w:r>
-            <w:r>
-              <w:rPr>
-                <w:iCs/>
-                <w:i/>
-              </w:rPr>
-              <w:t xml:space="preserve">tanuk</w:t>
-            </w:r>
-            <w:r>
-              <w:t xml:space="preserve"> </w:t>
-            </w:r>
-            <w:r>
-              <w:t xml:space="preserve">“witness”,</w:t>
-            </w:r>
-            <w:r>
-              <w:t xml:space="preserve"> </w:t>
-            </w:r>
-            <w:r>
-              <w:rPr>
-                <w:iCs/>
-                <w:i/>
-              </w:rPr>
-              <w:t xml:space="preserve">tañuk</w:t>
-            </w:r>
-            <w:r>
-              <w:t xml:space="preserve"> </w:t>
-            </w:r>
-            <w:r>
-              <w:t xml:space="preserve">“a gift presented to a khan” and</w:t>
-            </w:r>
-            <w:r>
-              <w:t xml:space="preserve"> </w:t>
-            </w:r>
-            <w:r>
-              <w:rPr>
-                <w:iCs/>
-                <w:i/>
-              </w:rPr>
-              <w:t xml:space="preserve">tünek</w:t>
-            </w:r>
-            <w:r>
-              <w:t xml:space="preserve"> </w:t>
-            </w:r>
-            <w:r>
-              <w:t xml:space="preserve">“prison”, of which the second belongs to court vocabulary.</w:t>
+                <w:bCs/>
+                <w:b/>
+              </w:rPr>
+              <w:t xml:space="preserve">Tamga, the seal of the ruler, and by extension the officer who keeps it.</w:t>
+            </w:r>
+            <w:r>
+              <w:t xml:space="preserve"> </w:t>
+            </w:r>
+            <w:r>
+              <w:t xml:space="preserve">當戶 is an administrative office in the Xiongnu hierarchy rather than a ruler’s name, so the register wanted is court vocabulary, and</w:t>
+            </w:r>
+            <w:r>
+              <w:t xml:space="preserve"> </w:t>
+            </w:r>
+            <w:r>
+              <w:rPr>
+                <w:iCs/>
+                <w:i/>
+              </w:rPr>
+              <w:t xml:space="preserve">tamğa</w:t>
+            </w:r>
+            <w:r>
+              <w:t xml:space="preserve"> </w:t>
+            </w:r>
+            <w:r>
+              <w:t xml:space="preserve">is exactly that.</w:t>
+            </w:r>
+            <w:r>
+              <w:t xml:space="preserve"> </w:t>
+            </w:r>
+            <w:r>
+              <w:rPr>
+                <w:bCs/>
+                <w:b/>
+              </w:rPr>
+              <w:t xml:space="preserve">The sense is attested, though not under the headword.</w:t>
+            </w:r>
+            <w:r>
+              <w:t xml:space="preserve"> </w:t>
+            </w:r>
+            <w:r>
+              <w:t xml:space="preserve">Kāşgarî’s own entry for</w:t>
+            </w:r>
+            <w:r>
+              <w:t xml:space="preserve"> </w:t>
+            </w:r>
+            <w:r>
+              <w:rPr>
+                <w:iCs/>
+                <w:i/>
+              </w:rPr>
+              <w:t xml:space="preserve">tamga</w:t>
+            </w:r>
+            <w:r>
+              <w:t xml:space="preserve"> </w:t>
+            </w:r>
+            <w:r>
+              <w:t xml:space="preserve">gives an unrelated sense, a branch of water or an anchorage, but the derivatives in the same dictionary carry the seal throughout:</w:t>
+            </w:r>
+            <w:r>
+              <w:t xml:space="preserve"> </w:t>
+            </w:r>
+            <w:r>
+              <w:rPr>
+                <w:iCs/>
+                <w:i/>
+              </w:rPr>
+              <w:t xml:space="preserve">tamgalamak</w:t>
+            </w:r>
+            <w:r>
+              <w:t xml:space="preserve">, “to strike the khan’s seal” (III 353), and</w:t>
+            </w:r>
+            <w:r>
+              <w:t xml:space="preserve"> </w:t>
+            </w:r>
+            <w:r>
+              <w:rPr>
+                <w:iCs/>
+                <w:i/>
+              </w:rPr>
+              <w:t xml:space="preserve">tamgalıg</w:t>
+            </w:r>
+            <w:r>
+              <w:t xml:space="preserve"> </w:t>
+            </w:r>
+            <w:r>
+              <w:t xml:space="preserve">and</w:t>
+            </w:r>
+            <w:r>
+              <w:t xml:space="preserve"> </w:t>
+            </w:r>
+            <w:r>
+              <w:rPr>
+                <w:iCs/>
+                <w:i/>
+              </w:rPr>
+              <w:t xml:space="preserve">tamgalık</w:t>
+            </w:r>
+            <w:r>
+              <w:t xml:space="preserve">, “objects bearing the khan’s seal” (I 527). Clauson adds an Uyghur civil document,</w:t>
+            </w:r>
+            <w:r>
+              <w:t xml:space="preserve"> </w:t>
+            </w:r>
+            <w:r>
+              <w:rPr>
+                <w:iCs/>
+                <w:i/>
+              </w:rPr>
+              <w:t xml:space="preserve">beg tamğası elgiŋde</w:t>
+            </w:r>
+            <w:r>
+              <w:t xml:space="preserve">, “a beg’s seal is in your hand” (TT I 129). So the administrative sense is on record in two independent places, and the later Turkic and Mongol chanceries make</w:t>
+            </w:r>
+            <w:r>
+              <w:t xml:space="preserve"> </w:t>
+            </w:r>
+            <w:r>
+              <w:rPr>
+                <w:iCs/>
+                <w:i/>
+              </w:rPr>
+              <w:t xml:space="preserve">tamga</w:t>
+            </w:r>
+            <w:r>
+              <w:t xml:space="preserve"> </w:t>
+            </w:r>
+            <w:r>
+              <w:t xml:space="preserve">the ordinary word for the seal, with</w:t>
+            </w:r>
+            <w:r>
+              <w:t xml:space="preserve"> </w:t>
+            </w:r>
+            <w:r>
+              <w:rPr>
+                <w:iCs/>
+                <w:i/>
+              </w:rPr>
+              <w:t xml:space="preserve">tamgacı</w:t>
+            </w:r>
+            <w:r>
+              <w:t xml:space="preserve"> </w:t>
+            </w:r>
+            <w:r>
+              <w:t xml:space="preserve">its keeper.</w:t>
+            </w:r>
+            <w:r>
+              <w:t xml:space="preserve"> </w:t>
+            </w:r>
+            <w:r>
+              <w:rPr>
+                <w:bCs/>
+                <w:b/>
+              </w:rPr>
+              <w:t xml:space="preserve">What is not settled.</w:t>
+            </w:r>
+            <w:r>
+              <w:t xml:space="preserve"> </w:t>
+            </w:r>
+            <w:r>
+              <w:t xml:space="preserve">The price, 1 in 46, which is worse than the threshold the paper uses elsewhere, and the reader is told so above. The nasal, which is a change of place rather than a direct correspondence. That the seal sense reaches the headword only through its derivatives, so the chain has one link more than at a row where the dictionary glosses the word itself. And whether the Chinese office 當戶 had anything to do with seals, which the histories do not say and this reading assumes.</w:t>
             </w:r>
           </w:p>
         </w:tc>
@@ -19000,7 +20722,7 @@
         <w:pStyle w:val="FirstParagraph"/>
       </w:pPr>
       <w:r>
-        <w:t xml:space="preserve">Thirty-six of the forty readings in Tables S2 to S6 carry the same label in the</w:t>
+        <w:t xml:space="preserve">Thirty-seven of the forty readings in Tables S2 to S6 carry the same label in the</w:t>
       </w:r>
       <w:r>
         <w:t xml:space="preserve"> </w:t>
@@ -19039,7 +20761,7 @@
         <w:t xml:space="preserve"> </w:t>
       </w:r>
       <w:r>
-        <w:t xml:space="preserve">some are more attractive than others. Four rows carry a different status, and §S1.1 names them:</w:t>
+        <w:t xml:space="preserve">some are more attractive than others. Three rows carry a different status, and §S1.1 names them:</w:t>
       </w:r>
       <w:r>
         <w:t xml:space="preserve"> </w:t>
@@ -19061,7 +20783,7 @@
           <w:iCs/>
           <w:i/>
         </w:rPr>
-        <w:t xml:space="preserve">Inakt</w:t>
+        <w:t xml:space="preserve">İnakt</w:t>
       </w:r>
       <w:r>
         <w:t xml:space="preserve">, which the paper argues and which meets its</w:t>
@@ -19095,41 +20817,19 @@
         <w:t xml:space="preserve">Kıngrak</w:t>
       </w:r>
       <w:r>
-        <w:t xml:space="preserve"> </w:t>
-      </w:r>
-      <w:r>
-        <w:t xml:space="preserve">and</w:t>
-      </w:r>
-      <w:r>
-        <w:t xml:space="preserve"> </w:t>
-      </w:r>
-      <w:r>
-        <w:t xml:space="preserve">屠耆</w:t>
-      </w:r>
-      <w:r>
-        <w:t xml:space="preserve"> </w:t>
-      </w:r>
-      <w:r>
-        <w:t xml:space="preserve">as</w:t>
-      </w:r>
-      <w:r>
-        <w:t xml:space="preserve"> </w:t>
-      </w:r>
-      <w:r>
-        <w:rPr>
-          <w:iCs/>
-          <w:i/>
-        </w:rPr>
-        <w:t xml:space="preserve">Doğru</w:t>
-      </w:r>
-      <w:r>
-        <w:t xml:space="preserve">, comparisons taken from the literature rather than made here, which the paper</w:t>
-      </w:r>
-      <w:r>
-        <w:t xml:space="preserve"> </w:t>
-      </w:r>
-      <w:r>
-        <w:t xml:space="preserve">then tests; and one compound that is read through its constituent rows.</w:t>
+        <w:t xml:space="preserve">, a comparison taken from the</w:t>
+      </w:r>
+      <w:r>
+        <w:t xml:space="preserve"> </w:t>
+      </w:r>
+      <w:r>
+        <w:t xml:space="preserve">literature rather than made here, which the paper then tests; and one compound that is read</w:t>
+      </w:r>
+      <w:r>
+        <w:t xml:space="preserve"> </w:t>
+      </w:r>
+      <w:r>
+        <w:t xml:space="preserve">through its constituent rows.</w:t>
       </w:r>
     </w:p>
     <w:p>
@@ -19137,7 +20837,7 @@
         <w:pStyle w:val="BodyText"/>
       </w:pPr>
       <w:r>
-        <w:t xml:space="preserve">Four rows changed status while this supplement was being written, and the changes are</w:t>
+        <w:t xml:space="preserve">Nine rows changed status while this supplement was being written, and the changes are</w:t>
       </w:r>
       <w:r>
         <w:t xml:space="preserve"> </w:t>
@@ -19203,9 +20903,42 @@
         <w:t xml:space="preserve"> </w:t>
       </w:r>
       <w:r>
+        <w:t xml:space="preserve">屠耆</w:t>
+      </w:r>
+      <w:r>
+        <w:t xml:space="preserve"> </w:t>
+      </w:r>
+      <w:r>
+        <w:t xml:space="preserve">was carried as a comparison taken from the literature and</w:t>
+      </w:r>
+      <w:r>
+        <w:t xml:space="preserve"> </w:t>
+      </w:r>
+      <w:r>
+        <w:t xml:space="preserve">tested in the paper, and is now an author’s proposal like the others: the reading could not</w:t>
+      </w:r>
+      <w:r>
+        <w:t xml:space="preserve"> </w:t>
+      </w:r>
+      <w:r>
+        <w:t xml:space="preserve">be traced to any published source, and the paper no longer argues it.</w:t>
+      </w:r>
+      <w:r>
+        <w:t xml:space="preserve"> </w:t>
+      </w:r>
+      <w:r>
         <w:t xml:space="preserve">閼氏</w:t>
       </w:r>
       <w:r>
+        <w:t xml:space="preserve">,</w:t>
+      </w:r>
+      <w:r>
+        <w:t xml:space="preserve"> </w:t>
+      </w:r>
+      <w:r>
+        <w:t xml:space="preserve">單于</w:t>
+      </w:r>
+      <w:r>
         <w:t xml:space="preserve"> </w:t>
       </w:r>
       <w:r>
@@ -19215,25 +20948,197 @@
         <w:t xml:space="preserve"> </w:t>
       </w:r>
       <w:r>
-        <w:t xml:space="preserve">單于</w:t>
-      </w:r>
-      <w:r>
-        <w:t xml:space="preserve"> </w:t>
-      </w:r>
-      <w:r>
-        <w:t xml:space="preserve">carry different</w:t>
-      </w:r>
-      <w:r>
-        <w:t xml:space="preserve"> </w:t>
-      </w:r>
-      <w:r>
-        <w:t xml:space="preserve">readings from the ones earlier drafts gave them, in both cases because a measurement made since</w:t>
-      </w:r>
-      <w:r>
-        <w:t xml:space="preserve"> </w:t>
-      </w:r>
-      <w:r>
-        <w:t xml:space="preserve">told against the earlier reading; the entries state what the measurement was.</w:t>
+        <w:t xml:space="preserve">軍臣</w:t>
+      </w:r>
+      <w:r>
+        <w:t xml:space="preserve"> </w:t>
+      </w:r>
+      <w:r>
+        <w:t xml:space="preserve">carry different readings from the ones earlier drafts gave them, in each case because a</w:t>
+      </w:r>
+      <w:r>
+        <w:t xml:space="preserve"> </w:t>
+      </w:r>
+      <w:r>
+        <w:t xml:space="preserve">measurement made since told against the earlier reading; the entries state what the measurement</w:t>
+      </w:r>
+      <w:r>
+        <w:t xml:space="preserve"> </w:t>
+      </w:r>
+      <w:r>
+        <w:t xml:space="preserve">was. At</w:t>
+      </w:r>
+      <w:r>
+        <w:t xml:space="preserve"> </w:t>
+      </w:r>
+      <w:r>
+        <w:t xml:space="preserve">軍臣</w:t>
+      </w:r>
+      <w:r>
+        <w:t xml:space="preserve"> </w:t>
+      </w:r>
+      <w:r>
+        <w:t xml:space="preserve">it was that a source voiceless affricate written with a</w:t>
+      </w:r>
+      <w:r>
+        <w:t xml:space="preserve"> </w:t>
+      </w:r>
+      <w:r>
+        <w:t xml:space="preserve">voiced</w:t>
+      </w:r>
+      <w:r>
+        <w:t xml:space="preserve"> </w:t>
+      </w:r>
+      <w:r>
+        <w:t xml:space="preserve">dź-</w:t>
+      </w:r>
+      <w:r>
+        <w:t xml:space="preserve"> </w:t>
+      </w:r>
+      <w:r>
+        <w:t xml:space="preserve">is 0 of 48, which retired</w:t>
+      </w:r>
+      <w:r>
+        <w:t xml:space="preserve"> </w:t>
+      </w:r>
+      <w:r>
+        <w:rPr>
+          <w:iCs/>
+          <w:i/>
+        </w:rPr>
+        <w:t xml:space="preserve">Künçin</w:t>
+      </w:r>
+      <w:r>
+        <w:t xml:space="preserve"> </w:t>
+      </w:r>
+      <w:r>
+        <w:t xml:space="preserve">and sent the</w:t>
+      </w:r>
+      <w:r>
+        <w:t xml:space="preserve"> </w:t>
+      </w:r>
+      <w:r>
+        <w:t xml:space="preserve">reading to the second of the character’s two tabulated values. At</w:t>
+      </w:r>
+      <w:r>
+        <w:t xml:space="preserve"> </w:t>
+      </w:r>
+      <w:r>
+        <w:t xml:space="preserve">車牙若鞮</w:t>
+      </w:r>
+      <w:r>
+        <w:t xml:space="preserve"> </w:t>
+      </w:r>
+      <w:r>
+        <w:t xml:space="preserve">it was that a source vowel-initial syllable written with a</w:t>
+      </w:r>
+      <w:r>
+        <w:t xml:space="preserve"> </w:t>
+      </w:r>
+      <w:r>
+        <w:t xml:space="preserve">Chinese</w:t>
+      </w:r>
+      <w:r>
+        <w:t xml:space="preserve"> </w:t>
+      </w:r>
+      <w:r>
+        <w:t xml:space="preserve">ŋ-</w:t>
+      </w:r>
+      <w:r>
+        <w:t xml:space="preserve"> </w:t>
+      </w:r>
+      <w:r>
+        <w:t xml:space="preserve">is 0 of 140, which retired</w:t>
+      </w:r>
+      <w:r>
+        <w:t xml:space="preserve"> </w:t>
+      </w:r>
+      <w:r>
+        <w:rPr>
+          <w:iCs/>
+          <w:i/>
+        </w:rPr>
+        <w:t xml:space="preserve">Çöge-Ok</w:t>
+      </w:r>
+      <w:r>
+        <w:t xml:space="preserve">; the reading</w:t>
+      </w:r>
+      <w:r>
+        <w:t xml:space="preserve"> </w:t>
+      </w:r>
+      <w:r>
+        <w:t xml:space="preserve">that replaces it,</w:t>
+      </w:r>
+      <w:r>
+        <w:t xml:space="preserve"> </w:t>
+      </w:r>
+      <w:r>
+        <w:rPr>
+          <w:iCs/>
+          <w:i/>
+        </w:rPr>
+        <w:t xml:space="preserve">Tunga</w:t>
+      </w:r>
+      <w:r>
+        <w:t xml:space="preserve">, was carried at</w:t>
+      </w:r>
+      <w:r>
+        <w:t xml:space="preserve"> </w:t>
+      </w:r>
+      <w:r>
+        <w:t xml:space="preserve">當戶</w:t>
+      </w:r>
+      <w:r>
+        <w:t xml:space="preserve"> </w:t>
+      </w:r>
+      <w:r>
+        <w:t xml:space="preserve">in earlier</w:t>
+      </w:r>
+      <w:r>
+        <w:t xml:space="preserve"> </w:t>
+      </w:r>
+      <w:r>
+        <w:t xml:space="preserve">drafts and is moved here because those characters write a nasal followed by a velar stop and</w:t>
+      </w:r>
+      <w:r>
+        <w:t xml:space="preserve"> </w:t>
+      </w:r>
+      <w:r>
+        <w:t xml:space="preserve">this word has a single nasal.</w:t>
+      </w:r>
+      <w:r>
+        <w:t xml:space="preserve"> </w:t>
+      </w:r>
+      <w:r>
+        <w:t xml:space="preserve">當戶</w:t>
+      </w:r>
+      <w:r>
+        <w:t xml:space="preserve"> </w:t>
+      </w:r>
+      <w:r>
+        <w:t xml:space="preserve">carries</w:t>
+      </w:r>
+      <w:r>
+        <w:t xml:space="preserve"> </w:t>
+      </w:r>
+      <w:r>
+        <w:rPr>
+          <w:iCs/>
+          <w:i/>
+        </w:rPr>
+        <w:t xml:space="preserve">Tamga</w:t>
+      </w:r>
+      <w:r>
+        <w:t xml:space="preserve"> </w:t>
+      </w:r>
+      <w:r>
+        <w:t xml:space="preserve">in its</w:t>
+      </w:r>
+      <w:r>
+        <w:t xml:space="preserve"> </w:t>
+      </w:r>
+      <w:r>
+        <w:t xml:space="preserve">place, with its price stated in the entry.</w:t>
       </w:r>
     </w:p>
     <w:bookmarkEnd w:id="34"/>

--- a/docs/supplementary_S1_candidate_readings.docx
+++ b/docs/supplementary_S1_candidate_readings.docx
@@ -6246,7 +6246,7 @@
               <w:jc w:val="left"/>
             </w:pPr>
             <w:r>
-              <w:t xml:space="preserve">the encloser, the binder</w:t>
+              <w:t xml:space="preserve">the binder, the encloser</w:t>
             </w:r>
           </w:p>
         </w:tc>
@@ -6265,7 +6265,201 @@
               <w:t xml:space="preserve">Phonetics</w:t>
             </w:r>
             <w:r>
-              <w:t xml:space="preserve">姑</w:t>
+              <w:t xml:space="preserve">狐</w:t>
+            </w:r>
+            <w:r>
+              <w:t xml:space="preserve"> </w:t>
+            </w:r>
+            <w:r>
+              <w:rPr>
+                <w:iCs/>
+                <w:i/>
+              </w:rPr>
+              <w:t xml:space="preserve">ɣuɑ</w:t>
+            </w:r>
+            <w:r>
+              <w:t xml:space="preserve"> </w:t>
+            </w:r>
+            <w:r>
+              <w:t xml:space="preserve">→</w:t>
+            </w:r>
+            <w:r>
+              <w:t xml:space="preserve"> </w:t>
+            </w:r>
+            <w:r>
+              <w:rPr>
+                <w:iCs/>
+                <w:i/>
+              </w:rPr>
+              <w:t xml:space="preserve">kur</w:t>
+            </w:r>
+            <w:r>
+              <w:t xml:space="preserve">: a velar fricative for a Turkic back</w:t>
+            </w:r>
+            <w:r>
+              <w:t xml:space="preserve"> </w:t>
+            </w:r>
+            <w:r>
+              <w:rPr>
+                <w:iCs/>
+                <w:i/>
+              </w:rPr>
+              <w:t xml:space="preserve">q</w:t>
+            </w:r>
+            <w:r>
+              <w:t xml:space="preserve">, which §8.5 of the paper measures at 43 of 66, 65.2%, against 20 of 66 for an aspirated character;</w:t>
+            </w:r>
+            <w:r>
+              <w:t xml:space="preserve"> </w:t>
+            </w:r>
+            <w:r>
+              <w:rPr>
+                <w:iCs/>
+                <w:i/>
+              </w:rPr>
+              <w:t xml:space="preserve">kurluga</w:t>
+            </w:r>
+            <w:r>
+              <w:t xml:space="preserve"> </w:t>
+            </w:r>
+            <w:r>
+              <w:t xml:space="preserve">has back vowels throughout. The rounded vowel is written rounded, 190 of 289, 65.7%. The</w:t>
+            </w:r>
+            <w:r>
+              <w:t xml:space="preserve"> </w:t>
+            </w:r>
+            <w:r>
+              <w:rPr>
+                <w:iCs/>
+                <w:i/>
+              </w:rPr>
+              <w:t xml:space="preserve">-r</w:t>
+            </w:r>
+            <w:r>
+              <w:t xml:space="preserve"> </w:t>
+            </w:r>
+            <w:r>
+              <w:t xml:space="preserve">is not written, and</w:t>
+            </w:r>
+            <w:r>
+              <w:t xml:space="preserve"> </w:t>
+            </w:r>
+            <w:r>
+              <w:rPr>
+                <w:bCs/>
+                <w:b/>
+              </w:rPr>
+              <w:t xml:space="preserve">that is the ordinary treatment rather than a difficulty</w:t>
+            </w:r>
+            <w:r>
+              <w:t xml:space="preserve">: Table 7 gives a source liquid coda spelled with an open character 21 times in 37, 56.8%, the majority option, and 狐 is open. 鹿</w:t>
+            </w:r>
+            <w:r>
+              <w:t xml:space="preserve"> </w:t>
+            </w:r>
+            <w:r>
+              <w:rPr>
+                <w:iCs/>
+                <w:i/>
+              </w:rPr>
+              <w:t xml:space="preserve">lok</w:t>
+            </w:r>
+            <w:r>
+              <w:t xml:space="preserve"> </w:t>
+            </w:r>
+            <w:r>
+              <w:t xml:space="preserve">→</w:t>
+            </w:r>
+            <w:r>
+              <w:t xml:space="preserve"> </w:t>
+            </w:r>
+            <w:r>
+              <w:rPr>
+                <w:iCs/>
+                <w:i/>
+              </w:rPr>
+              <w:t xml:space="preserve">lu</w:t>
+            </w:r>
+            <w:r>
+              <w:t xml:space="preserve">: a source</w:t>
+            </w:r>
+            <w:r>
+              <w:t xml:space="preserve"> </w:t>
+            </w:r>
+            <w:r>
+              <w:rPr>
+                <w:iCs/>
+                <w:i/>
+              </w:rPr>
+              <w:t xml:space="preserve">l</w:t>
+            </w:r>
+            <w:r>
+              <w:t xml:space="preserve"> </w:t>
+            </w:r>
+            <w:r>
+              <w:t xml:space="preserve">written with a Chinese</w:t>
+            </w:r>
+            <w:r>
+              <w:t xml:space="preserve"> </w:t>
+            </w:r>
+            <w:r>
+              <w:rPr>
+                <w:iCs/>
+                <w:i/>
+              </w:rPr>
+              <w:t xml:space="preserve">l-</w:t>
+            </w:r>
+            <w:r>
+              <w:t xml:space="preserve"> </w:t>
+            </w:r>
+            <w:r>
+              <w:t xml:space="preserve">is 85 of 88, 96.6%, the vowel rounded again.</w:t>
+            </w:r>
+            <w:r>
+              <w:t xml:space="preserve"> </w:t>
+            </w:r>
+            <w:r>
+              <w:rPr>
+                <w:bCs/>
+                <w:b/>
+              </w:rPr>
+              <w:t xml:space="preserve">Its written</w:t>
+            </w:r>
+            <w:r>
+              <w:rPr>
+                <w:bCs/>
+                <w:b/>
+              </w:rPr>
+              <w:t xml:space="preserve"> </w:t>
+            </w:r>
+            <w:r>
+              <w:rPr>
+                <w:iCs/>
+                <w:i/>
+                <w:bCs/>
+                <w:b/>
+              </w:rPr>
+              <w:t xml:space="preserve">-k</w:t>
+            </w:r>
+            <w:r>
+              <w:rPr>
+                <w:bCs/>
+                <w:b/>
+              </w:rPr>
+              <w:t xml:space="preserve"> </w:t>
+            </w:r>
+            <w:r>
+              <w:rPr>
+                <w:bCs/>
+                <w:b/>
+              </w:rPr>
+              <w:t xml:space="preserve">is not discarded.</w:t>
+            </w:r>
+            <w:r>
+              <w:t xml:space="preserve"> </w:t>
+            </w:r>
+            <w:r>
+              <w:t xml:space="preserve">The character after it is 姑</w:t>
             </w:r>
             <w:r>
               <w:t xml:space="preserve"> </w:t>
@@ -6278,6 +6472,58 @@
               <w:t xml:space="preserve">kɑ</w:t>
             </w:r>
             <w:r>
+              <w:t xml:space="preserve">, a velar, and a medial written coda writes the onset of the following syllable in 165 of 446 cases, 37.0%, which is the largest single thing such a coda does: 僧 for</w:t>
+            </w:r>
+            <w:r>
+              <w:t xml:space="preserve"> </w:t>
+            </w:r>
+            <w:r>
+              <w:rPr>
+                <w:iCs/>
+                <w:i/>
+              </w:rPr>
+              <w:t xml:space="preserve">saṃ-ghā-</w:t>
+            </w:r>
+            <w:r>
+              <w:t xml:space="preserve">, 三 for</w:t>
+            </w:r>
+            <w:r>
+              <w:t xml:space="preserve"> </w:t>
+            </w:r>
+            <w:r>
+              <w:rPr>
+                <w:iCs/>
+                <w:i/>
+              </w:rPr>
+              <w:t xml:space="preserve">saṃ-</w:t>
+            </w:r>
+            <w:r>
+              <w:t xml:space="preserve">, 怛 for</w:t>
+            </w:r>
+            <w:r>
+              <w:t xml:space="preserve"> </w:t>
+            </w:r>
+            <w:r>
+              <w:rPr>
+                <w:iCs/>
+                <w:i/>
+              </w:rPr>
+              <w:t xml:space="preserve">ta-thā-</w:t>
+            </w:r>
+            <w:r>
+              <w:t xml:space="preserve">. 姑</w:t>
+            </w:r>
+            <w:r>
+              <w:t xml:space="preserve"> </w:t>
+            </w:r>
+            <w:r>
+              <w:rPr>
+                <w:iCs/>
+                <w:i/>
+              </w:rPr>
+              <w:t xml:space="preserve">kɑ</w:t>
+            </w:r>
+            <w:r>
               <w:t xml:space="preserve"> </w:t>
             </w:r>
             <w:r>
@@ -6291,29 +6537,138 @@
                 <w:iCs/>
                 <w:i/>
               </w:rPr>
-              <w:t xml:space="preserve">ga</w:t>
-            </w:r>
-            <w:r>
-              <w:t xml:space="preserve"> </w:t>
-            </w:r>
-            <w:r>
-              <w:t xml:space="preserve">is well supported by the velar correspondence. The other two syllables are not: 狐</w:t>
-            </w:r>
-            <w:r>
-              <w:t xml:space="preserve"> </w:t>
-            </w:r>
-            <w:r>
-              <w:rPr>
-                <w:iCs/>
-                <w:i/>
-              </w:rPr>
-              <w:t xml:space="preserve">ɣuɑ</w:t>
-            </w:r>
-            <w:r>
-              <w:t xml:space="preserve"> </w:t>
-            </w:r>
-            <w:r>
-              <w:t xml:space="preserve">→</w:t>
+              <w:t xml:space="preserve">-ga</w:t>
+            </w:r>
+            <w:r>
+              <w:t xml:space="preserve">, with the vowel open, 1045 of 1509, 69.3%.</w:t>
+            </w:r>
+            <w:r>
+              <w:t xml:space="preserve"> </w:t>
+            </w:r>
+            <w:r>
+              <w:rPr>
+                <w:bCs/>
+                <w:b/>
+              </w:rPr>
+              <w:t xml:space="preserve">The whole name costs 1.90%, about 1 in 52</w:t>
+            </w:r>
+            <w:r>
+              <w:t xml:space="preserve">, against the 1 in 37 that retires</w:t>
+            </w:r>
+            <w:r>
+              <w:t xml:space="preserve"> </w:t>
+            </w:r>
+            <w:r>
+              <w:rPr>
+                <w:iCs/>
+                <w:i/>
+              </w:rPr>
+              <w:t xml:space="preserve">Baγatur</w:t>
+            </w:r>
+            <w:r>
+              <w:t xml:space="preserve"> </w:t>
+            </w:r>
+            <w:r>
+              <w:t xml:space="preserve">in §8.1.</w:t>
+            </w:r>
+            <w:r>
+              <w:t xml:space="preserve"> </w:t>
+            </w:r>
+            <w:r>
+              <w:rPr>
+                <w:bCs/>
+                <w:b/>
+              </w:rPr>
+              <w:t xml:space="preserve">The weak step is the last one, not the first two.</w:t>
+            </w:r>
+            <w:r>
+              <w:t xml:space="preserve"> </w:t>
+            </w:r>
+            <w:r>
+              <w:t xml:space="preserve">A source</w:t>
+            </w:r>
+            <w:r>
+              <w:t xml:space="preserve"> </w:t>
+            </w:r>
+            <w:r>
+              <w:rPr>
+                <w:iCs/>
+                <w:i/>
+              </w:rPr>
+              <w:t xml:space="preserve">g</w:t>
+            </w:r>
+            <w:r>
+              <w:t xml:space="preserve"> </w:t>
+            </w:r>
+            <w:r>
+              <w:t xml:space="preserve">written with a Chinese</w:t>
+            </w:r>
+            <w:r>
+              <w:t xml:space="preserve"> </w:t>
+            </w:r>
+            <w:r>
+              <w:rPr>
+                <w:iCs/>
+                <w:i/>
+              </w:rPr>
+              <w:t xml:space="preserve">k-</w:t>
+            </w:r>
+            <w:r>
+              <w:t xml:space="preserve"> </w:t>
+            </w:r>
+            <w:r>
+              <w:t xml:space="preserve">is 12 of 90, 17.8%. Were the word</w:t>
+            </w:r>
+            <w:r>
+              <w:t xml:space="preserve"> </w:t>
+            </w:r>
+            <w:r>
+              <w:rPr>
+                <w:iCs/>
+                <w:i/>
+              </w:rPr>
+              <w:t xml:space="preserve">kurluka</w:t>
+            </w:r>
+            <w:r>
+              <w:t xml:space="preserve"> </w:t>
+            </w:r>
+            <w:r>
+              <w:t xml:space="preserve">the same character would be writing a source</w:t>
+            </w:r>
+            <w:r>
+              <w:t xml:space="preserve"> </w:t>
+            </w:r>
+            <w:r>
+              <w:rPr>
+                <w:iCs/>
+                <w:i/>
+              </w:rPr>
+              <w:t xml:space="preserve">k</w:t>
+            </w:r>
+            <w:r>
+              <w:t xml:space="preserve"> </w:t>
+            </w:r>
+            <w:r>
+              <w:t xml:space="preserve">at 86.4% and the name would cost 1 in 10, so one consonant moves the price fivefold. Step 51 sets this out.</w:t>
+            </w:r>
+            <w:r>
+              <w:br/>
+            </w:r>
+            <w:r>
+              <w:t xml:space="preserve">Reason</w:t>
+            </w:r>
+            <w:r>
+              <w:rPr>
+                <w:bCs/>
+                <w:b/>
+              </w:rPr>
+              <w:t xml:space="preserve">Kurluga, from the sense of binding and enclosing.</w:t>
+            </w:r>
+            <w:r>
+              <w:t xml:space="preserve"> </w:t>
+            </w:r>
+            <w:r>
+              <w:t xml:space="preserve">The root is attested and so is the sense: Kāşgarî has</w:t>
             </w:r>
             <w:r>
               <w:t xml:space="preserve"> </w:t>
@@ -6329,48 +6684,49 @@
               <w:t xml:space="preserve"> </w:t>
             </w:r>
             <w:r>
-              <w:t xml:space="preserve">supplies an -r that Later Han has no coda slot for, and 鹿</w:t>
-            </w:r>
-            <w:r>
-              <w:t xml:space="preserve"> </w:t>
-            </w:r>
-            <w:r>
-              <w:rPr>
-                <w:iCs/>
-                <w:i/>
-              </w:rPr>
-              <w:t xml:space="preserve">lok</w:t>
-            </w:r>
-            <w:r>
-              <w:t xml:space="preserve"> </w:t>
-            </w:r>
-            <w:r>
-              <w:t xml:space="preserve">→</w:t>
-            </w:r>
-            <w:r>
-              <w:t xml:space="preserve"> </w:t>
-            </w:r>
-            <w:r>
-              <w:rPr>
-                <w:iCs/>
-                <w:i/>
-              </w:rPr>
-              <w:t xml:space="preserve">lu</w:t>
-            </w:r>
-            <w:r>
-              <w:t xml:space="preserve"> </w:t>
-            </w:r>
-            <w:r>
-              <w:t xml:space="preserve">discards a coda that was written. Adding an unwritable segment and dropping a written one in the same word pulls in opposite directions.</w:t>
-            </w:r>
-            <w:r>
-              <w:br/>
-            </w:r>
-            <w:r>
-              <w:t xml:space="preserve">Reason</w:t>
-            </w:r>
-            <w:r>
-              <w:t xml:space="preserve">狐鹿姑 captured the Han general Li Guangli and held the confederation together through a hard decade, so an epithet of binding fits the record. Compare the Göktürk ruler Kapgan Kagan,</w:t>
+              <w:t xml:space="preserve">“kuşak, kemer”, a belt or girdle, and the verb</w:t>
+            </w:r>
+            <w:r>
+              <w:t xml:space="preserve"> </w:t>
+            </w:r>
+            <w:r>
+              <w:rPr>
+                <w:iCs/>
+                <w:i/>
+              </w:rPr>
+              <w:t xml:space="preserve">kurlamak</w:t>
+            </w:r>
+            <w:r>
+              <w:t xml:space="preserve">, “kuşak yapmak ve bağlamak”, to make a belt and to bind, together with</w:t>
+            </w:r>
+            <w:r>
+              <w:t xml:space="preserve"> </w:t>
+            </w:r>
+            <w:r>
+              <w:rPr>
+                <w:iCs/>
+                <w:i/>
+              </w:rPr>
+              <w:t xml:space="preserve">kurluk</w:t>
+            </w:r>
+            <w:r>
+              <w:t xml:space="preserve"> </w:t>
+            </w:r>
+            <w:r>
+              <w:t xml:space="preserve">and</w:t>
+            </w:r>
+            <w:r>
+              <w:t xml:space="preserve"> </w:t>
+            </w:r>
+            <w:r>
+              <w:rPr>
+                <w:iCs/>
+                <w:i/>
+              </w:rPr>
+              <w:t xml:space="preserve">kurlanmak</w:t>
+            </w:r>
+            <w:r>
+              <w:t xml:space="preserve">. 狐鹿姑 captured the Han general Li Guangli and held the confederation together through a hard decade, so an epithet of binding fits what the record says he did. Compare the Göktürk ruler Kapgan Kagan,</w:t>
             </w:r>
             <w:r>
               <w:t xml:space="preserve"> </w:t>
@@ -6387,6 +6743,195 @@
             </w:r>
             <w:r>
               <w:t xml:space="preserve">“the encloser”.</w:t>
+            </w:r>
+            <w:r>
+              <w:t xml:space="preserve"> </w:t>
+            </w:r>
+            <w:r>
+              <w:rPr>
+                <w:bCs/>
+                <w:b/>
+              </w:rPr>
+              <w:t xml:space="preserve">Two objections in an earlier draft of this entry were wrong and are withdrawn.</w:t>
+            </w:r>
+            <w:r>
+              <w:t xml:space="preserve"> </w:t>
+            </w:r>
+            <w:r>
+              <w:t xml:space="preserve">It described the</w:t>
+            </w:r>
+            <w:r>
+              <w:t xml:space="preserve"> </w:t>
+            </w:r>
+            <w:r>
+              <w:rPr>
+                <w:iCs/>
+                <w:i/>
+              </w:rPr>
+              <w:t xml:space="preserve">-r</w:t>
+            </w:r>
+            <w:r>
+              <w:t xml:space="preserve"> </w:t>
+            </w:r>
+            <w:r>
+              <w:t xml:space="preserve">as a segment Later Han cannot write and the</w:t>
+            </w:r>
+            <w:r>
+              <w:t xml:space="preserve"> </w:t>
+            </w:r>
+            <w:r>
+              <w:rPr>
+                <w:iCs/>
+                <w:i/>
+              </w:rPr>
+              <w:t xml:space="preserve">-k</w:t>
+            </w:r>
+            <w:r>
+              <w:t xml:space="preserve"> </w:t>
+            </w:r>
+            <w:r>
+              <w:t xml:space="preserve">as a discarded coda, and said the two pulled in opposite directions. Neither holds: leaving a liquid unwritten before an open character is the majority spelling at 57%, and a written coda reaching forward to the next onset is the commonest use of a written coda at 37%. Both were judged by ear before they were counted.</w:t>
+            </w:r>
+            <w:r>
+              <w:t xml:space="preserve"> </w:t>
+            </w:r>
+            <w:r>
+              <w:rPr>
+                <w:bCs/>
+                <w:b/>
+              </w:rPr>
+              <w:t xml:space="preserve">What is not settled, and it is the shape of the word rather than any of its sounds.</w:t>
+            </w:r>
+            <w:r>
+              <w:t xml:space="preserve"> </w:t>
+            </w:r>
+            <w:r>
+              <w:rPr>
+                <w:iCs/>
+                <w:i/>
+              </w:rPr>
+              <w:t xml:space="preserve">Kurluga</w:t>
+            </w:r>
+            <w:r>
+              <w:t xml:space="preserve"> </w:t>
+            </w:r>
+            <w:r>
+              <w:t xml:space="preserve">is not an attested headword, and neither is</w:t>
+            </w:r>
+            <w:r>
+              <w:t xml:space="preserve"> </w:t>
+            </w:r>
+            <w:r>
+              <w:rPr>
+                <w:iCs/>
+                <w:i/>
+              </w:rPr>
+              <w:t xml:space="preserve">kurluka</w:t>
+            </w:r>
+            <w:r>
+              <w:t xml:space="preserve">; the frame returns no word at all. More than that, the shape is not one Turkic builds: the suffix</w:t>
+            </w:r>
+            <w:r>
+              <w:t xml:space="preserve"> </w:t>
+            </w:r>
+            <w:r>
+              <w:rPr>
+                <w:iCs/>
+                <w:i/>
+              </w:rPr>
+              <w:t xml:space="preserve">-lXk / -lXg</w:t>
+            </w:r>
+            <w:r>
+              <w:t xml:space="preserve"> </w:t>
+            </w:r>
+            <w:r>
+              <w:t xml:space="preserve">is word-final, 380 headwords end in it, while only one headword in 9,343 ends in</w:t>
+            </w:r>
+            <w:r>
+              <w:t xml:space="preserve"> </w:t>
+            </w:r>
+            <w:r>
+              <w:rPr>
+                <w:iCs/>
+                <w:i/>
+              </w:rPr>
+              <w:t xml:space="preserve">-luka</w:t>
+            </w:r>
+            <w:r>
+              <w:t xml:space="preserve"> </w:t>
+            </w:r>
+            <w:r>
+              <w:t xml:space="preserve">and none in</w:t>
+            </w:r>
+            <w:r>
+              <w:t xml:space="preserve"> </w:t>
+            </w:r>
+            <w:r>
+              <w:rPr>
+                <w:iCs/>
+                <w:i/>
+              </w:rPr>
+              <w:t xml:space="preserve">-luga</w:t>
+            </w:r>
+            <w:r>
+              <w:t xml:space="preserve">. The well-formed Turkic word in this frame is</w:t>
+            </w:r>
+            <w:r>
+              <w:t xml:space="preserve"> </w:t>
+            </w:r>
+            <w:r>
+              <w:rPr>
+                <w:iCs/>
+                <w:i/>
+              </w:rPr>
+              <w:t xml:space="preserve">kurluk</w:t>
+            </w:r>
+            <w:r>
+              <w:t xml:space="preserve"> </w:t>
+            </w:r>
+            <w:r>
+              <w:t xml:space="preserve">or</w:t>
+            </w:r>
+            <w:r>
+              <w:t xml:space="preserve"> </w:t>
+            </w:r>
+            <w:r>
+              <w:rPr>
+                <w:iCs/>
+                <w:i/>
+              </w:rPr>
+              <w:t xml:space="preserve">kurlug</w:t>
+            </w:r>
+            <w:r>
+              <w:t xml:space="preserve"> </w:t>
+            </w:r>
+            <w:r>
+              <w:t xml:space="preserve">“girded”, which 狐鹿 write between them with 鹿's own</w:t>
+            </w:r>
+            <w:r>
+              <w:t xml:space="preserve"> </w:t>
+            </w:r>
+            <w:r>
+              <w:rPr>
+                <w:iCs/>
+                <w:i/>
+              </w:rPr>
+              <w:t xml:space="preserve">-k</w:t>
+            </w:r>
+            <w:r>
+              <w:t xml:space="preserve"> </w:t>
+            </w:r>
+            <w:r>
+              <w:t xml:space="preserve">as the final consonant, and which leaves 姑 unaccounted. That is the same structural question as at</w:t>
+            </w:r>
+            <w:r>
+              <w:t xml:space="preserve"> </w:t>
+            </w:r>
+            <w:r>
+              <w:t xml:space="preserve">虛閭權渠</w:t>
+            </w:r>
+            <w:r>
+              <w:t xml:space="preserve">: whether a longer Xiongnu name is one word or a name followed by a title element. It is not answered here, and this reading assumes the first.</w:t>
             </w:r>
           </w:p>
         </w:tc>
@@ -8765,6 +9310,77 @@
                 <w:bCs/>
                 <w:b/>
               </w:rPr>
+              <w:t xml:space="preserve">A cheaper form exists and is rejected on sense, not on phonology.</w:t>
+            </w:r>
+            <w:r>
+              <w:t xml:space="preserve"> </w:t>
+            </w:r>
+            <w:r>
+              <w:t xml:space="preserve">On the second reading of 車 the frame admits</w:t>
+            </w:r>
+            <w:r>
+              <w:t xml:space="preserve"> </w:t>
+            </w:r>
+            <w:r>
+              <w:rPr>
+                <w:iCs/>
+                <w:i/>
+              </w:rPr>
+              <w:t xml:space="preserve">kaña</w:t>
+            </w:r>
+            <w:r>
+              <w:t xml:space="preserve">, from the Codex</w:t>
+            </w:r>
+            <w:r>
+              <w:t xml:space="preserve"> </w:t>
+            </w:r>
+            <w:r>
+              <w:rPr>
+                <w:iCs/>
+                <w:i/>
+              </w:rPr>
+              <w:t xml:space="preserve">canga</w:t>
+            </w:r>
+            <w:r>
+              <w:t xml:space="preserve">, at about 1 in 3; it is glossed</w:t>
+            </w:r>
+            <w:r>
+              <w:t xml:space="preserve"> </w:t>
+            </w:r>
+            <w:r>
+              <w:rPr>
+                <w:iCs/>
+                <w:i/>
+              </w:rPr>
+              <w:t xml:space="preserve">tabulatum</w:t>
+            </w:r>
+            <w:r>
+              <w:t xml:space="preserve">, planking, which is not a ruler’s name, and it needs the second reading where</w:t>
+            </w:r>
+            <w:r>
+              <w:t xml:space="preserve"> </w:t>
+            </w:r>
+            <w:r>
+              <w:rPr>
+                <w:iCs/>
+                <w:i/>
+              </w:rPr>
+              <w:t xml:space="preserve">toña</w:t>
+            </w:r>
+            <w:r>
+              <w:t xml:space="preserve"> </w:t>
+            </w:r>
+            <w:r>
+              <w:t xml:space="preserve">needs only the first. The transcription under-determines here as it does everywhere, and the choice is made on meaning, which §6.3 of the paper measures as the weakest step in the whole procedure.</w:t>
+            </w:r>
+            <w:r>
+              <w:t xml:space="preserve"> </w:t>
+            </w:r>
+            <w:r>
+              <w:rPr>
+                <w:bCs/>
+                <w:b/>
+              </w:rPr>
               <w:t xml:space="preserve">On the spelling.</w:t>
             </w:r>
             <w:r>
@@ -20837,7 +21453,7 @@
         <w:pStyle w:val="BodyText"/>
       </w:pPr>
       <w:r>
-        <w:t xml:space="preserve">Nine rows changed status while this supplement was being written, and the changes are</w:t>
+        <w:t xml:space="preserve">Ten rows changed status while this supplement was being written, and the changes are</w:t>
       </w:r>
       <w:r>
         <w:t xml:space="preserve"> </w:t>
@@ -21019,6 +21635,36 @@
       </w:r>
       <w:r>
         <w:t xml:space="preserve">reading to the second of the character’s two tabulated values. At</w:t>
+      </w:r>
+      <w:r>
+        <w:t xml:space="preserve"> </w:t>
+      </w:r>
+      <w:r>
+        <w:t xml:space="preserve">狐鹿姑</w:t>
+      </w:r>
+      <w:r>
+        <w:t xml:space="preserve"> </w:t>
+      </w:r>
+      <w:r>
+        <w:t xml:space="preserve">the reading itself is unchanged, but two objections the entry</w:t>
+      </w:r>
+      <w:r>
+        <w:t xml:space="preserve"> </w:t>
+      </w:r>
+      <w:r>
+        <w:t xml:space="preserve">raised against it are withdrawn: leaving a liquid unwritten before an open character is the</w:t>
+      </w:r>
+      <w:r>
+        <w:t xml:space="preserve"> </w:t>
+      </w:r>
+      <w:r>
+        <w:t xml:space="preserve">majority spelling and not an impossibility, and a written coda reaching forward to the next</w:t>
+      </w:r>
+      <w:r>
+        <w:t xml:space="preserve"> </w:t>
+      </w:r>
+      <w:r>
+        <w:t xml:space="preserve">onset is the commonest use of such a coda. Both had been judged by ear before they were counted. At</w:t>
       </w:r>
       <w:r>
         <w:t xml:space="preserve"> </w:t>

--- a/docs/supplementary_S1_candidate_readings.docx
+++ b/docs/supplementary_S1_candidate_readings.docx
@@ -21354,7 +21354,7 @@
           <w:iCs/>
           <w:i/>
         </w:rPr>
-        <w:t xml:space="preserve">author's proposal; not supported by any measurement in the</w:t>
+        <w:t xml:space="preserve">author's proposal; the paper measures the steps it takes for the</w:t>
       </w:r>
       <w:r>
         <w:rPr>
@@ -21368,7 +21368,7 @@
           <w:iCs/>
           <w:i/>
         </w:rPr>
-        <w:t xml:space="preserve">paper</w:t>
+        <w:t xml:space="preserve">name but does not present it as a finding</w:t>
       </w:r>
       <w:r>
         <w:t xml:space="preserve">. That label is the honest summary of them, and it is not weakened by the fact that</w:t>

--- a/docs/supplementary_S1_candidate_readings.docx
+++ b/docs/supplementary_S1_candidate_readings.docx
@@ -56,13 +56,13 @@
         <w:t xml:space="preserve"> </w:t>
       </w:r>
       <w:r>
-        <w:t xml:space="preserve">words, with the historical parallels that suggested each one. Supplied for the record; not</w:t>
-      </w:r>
-      <w:r>
-        <w:t xml:space="preserve"> </w:t>
-      </w:r>
-      <w:r>
-        <w:t xml:space="preserve">offered as results.</w:t>
+        <w:t xml:space="preserve">words, with the historical parallels that suggested each one. Each reading priced against the measurements in the paper.</w:t>
+      </w:r>
+      <w:r>
+        <w:t xml:space="preserve"> </w:t>
+      </w:r>
+      <w:r>
+        <w:t xml:space="preserve">Supplied for the record; not offered as results.</w:t>
       </w:r>
     </w:p>
     <w:p>
@@ -133,6 +133,91 @@
         <w:pStyle w:val="FirstParagraph"/>
       </w:pPr>
       <w:r>
+        <w:rPr>
+          <w:bCs/>
+          <w:b/>
+        </w:rPr>
+        <w:t xml:space="preserve">Why the file is worth having, given that none of it is a finding.</w:t>
+      </w:r>
+      <w:r>
+        <w:t xml:space="preserve"> </w:t>
+      </w:r>
+      <w:r>
+        <w:t xml:space="preserve">A reading of a Xiongnu name has been offered many times over a century, and offered as a</w:t>
+      </w:r>
+      <w:r>
+        <w:t xml:space="preserve"> </w:t>
+      </w:r>
+      <w:r>
+        <w:t xml:space="preserve">resemblance: this Chinese spelling looks like that Turkic word. What is new here is not the</w:t>
+      </w:r>
+      <w:r>
+        <w:t xml:space="preserve"> </w:t>
+      </w:r>
+      <w:r>
+        <w:t xml:space="preserve">readings but that each one is</w:t>
+      </w:r>
+      <w:r>
+        <w:t xml:space="preserve"> </w:t>
+      </w:r>
+      <w:r>
+        <w:rPr>
+          <w:iCs/>
+          <w:i/>
+        </w:rPr>
+        <w:t xml:space="preserve">priced</w:t>
+      </w:r>
+      <w:r>
+        <w:t xml:space="preserve">. Every row sets out what its reading would</w:t>
+      </w:r>
+      <w:r>
+        <w:t xml:space="preserve"> </w:t>
+      </w:r>
+      <w:r>
+        <w:t xml:space="preserve">require a scribe to have done, and gives the rate at which the corpora show scribes doing it,</w:t>
+      </w:r>
+      <w:r>
+        <w:t xml:space="preserve"> </w:t>
+      </w:r>
+      <w:r>
+        <w:t xml:space="preserve">so that a reader who doubts a reading can see which step to attack and what it would cost to</w:t>
+      </w:r>
+      <w:r>
+        <w:t xml:space="preserve"> </w:t>
+      </w:r>
+      <w:r>
+        <w:t xml:space="preserve">defend. The same treatment is applied to proposals that are not ours, and it is applied to this</w:t>
+      </w:r>
+      <w:r>
+        <w:t xml:space="preserve"> </w:t>
+      </w:r>
+      <w:r>
+        <w:t xml:space="preserve">author without exemption: several readings here were withdrawn while the file was being written</w:t>
+      </w:r>
+      <w:r>
+        <w:t xml:space="preserve"> </w:t>
+      </w:r>
+      <w:r>
+        <w:t xml:space="preserve">because a measurement ruled them out, and §S1.14 records which. A reading that survives that is</w:t>
+      </w:r>
+      <w:r>
+        <w:t xml:space="preserve"> </w:t>
+      </w:r>
+      <w:r>
+        <w:t xml:space="preserve">still not a finding. But it is a different object from a resemblance, and that difference is</w:t>
+      </w:r>
+      <w:r>
+        <w:t xml:space="preserve"> </w:t>
+      </w:r>
+      <w:r>
+        <w:t xml:space="preserve">what the file is for.</w:t>
+      </w:r>
+    </w:p>
+    <w:p>
+      <w:pPr>
+        <w:pStyle w:val="BodyText"/>
+      </w:pPr>
+      <w:r>
         <w:t xml:space="preserve">Section 9 of the paper sets out what a proposed reading of a Xiongnu name has to survive</w:t>
       </w:r>
       <w:r>
@@ -231,7 +316,7 @@
         <w:t xml:space="preserve"> </w:t>
       </w:r>
       <w:r>
-        <w:t xml:space="preserve">is a compound pointing at its constituent rows. The remaining</w:t>
+        <w:t xml:space="preserve">is a compound pointing at its constituent rows.</w:t>
       </w:r>
       <w:r>
         <w:t xml:space="preserve"> </w:t>
@@ -241,7 +326,23 @@
           <w:bCs/>
           <w:b/>
         </w:rPr>
-        <w:t xml:space="preserve">thirty-seven</w:t>
+        <w:t xml:space="preserve">Two</w:t>
+      </w:r>
+      <w:r>
+        <w:t xml:space="preserve"> </w:t>
+      </w:r>
+      <w:r>
+        <w:t xml:space="preserve">now carry no reading at all. At 羯 the proposal was withdrawn and the reading in print left standing; at 呼都而尸道皋若鞮 it was withdrawn on three measurements and nothing put in its place, and the word it had claimed stays at 烏累若鞮, where the transcription supports it. The remaining</w:t>
+      </w:r>
+      <w:r>
+        <w:t xml:space="preserve"> </w:t>
+      </w:r>
+      <w:r>
+        <w:rPr>
+          <w:bCs/>
+          <w:b/>
+        </w:rPr>
+        <w:t xml:space="preserve">thirty-five</w:t>
       </w:r>
       <w:r>
         <w:t xml:space="preserve"> </w:t>
@@ -7759,7 +7860,39 @@
               <w:t xml:space="preserve">ka</w:t>
             </w:r>
             <w:r>
-              <w:t xml:space="preserve">: an h/k substitution, which the Mongolian corpus supports strongly (a source k or q was written with an h- character 27% of the time). 韓</w:t>
+              <w:t xml:space="preserve">: a source back</w:t>
+            </w:r>
+            <w:r>
+              <w:t xml:space="preserve"> </w:t>
+            </w:r>
+            <w:r>
+              <w:rPr>
+                <w:iCs/>
+                <w:i/>
+              </w:rPr>
+              <w:t xml:space="preserve">q</w:t>
+            </w:r>
+            <w:r>
+              <w:t xml:space="preserve"> </w:t>
+            </w:r>
+            <w:r>
+              <w:t xml:space="preserve">written with an</w:t>
+            </w:r>
+            <w:r>
+              <w:t xml:space="preserve"> </w:t>
+            </w:r>
+            <w:r>
+              <w:rPr>
+                <w:iCs/>
+                <w:i/>
+              </w:rPr>
+              <w:t xml:space="preserve">h-</w:t>
+            </w:r>
+            <w:r>
+              <w:t xml:space="preserve"> </w:t>
+            </w:r>
+            <w:r>
+              <w:t xml:space="preserve">character, which §8.5 of the paper measures at 43 of 66, 65.2%, against 20 of 66 for an aspirated character. It is the majority spelling, not a substitution needing indulgence. The 27% figure earlier drafts quoted here was the Mongolian rate; the Turkic one is the relevant measurement and it is higher. 韓</w:t>
             </w:r>
             <w:r>
               <w:t xml:space="preserve"> </w:t>
@@ -7817,7 +7950,39 @@
               <w:t xml:space="preserve">ya</w:t>
             </w:r>
             <w:r>
-              <w:t xml:space="preserve">: the strongest single correspondence in the record. The written sequence</w:t>
+              <w:t xml:space="preserve">: a source</w:t>
+            </w:r>
+            <w:r>
+              <w:t xml:space="preserve"> </w:t>
+            </w:r>
+            <w:r>
+              <w:rPr>
+                <w:iCs/>
+                <w:i/>
+              </w:rPr>
+              <w:t xml:space="preserve">y-</w:t>
+            </w:r>
+            <w:r>
+              <w:t xml:space="preserve"> </w:t>
+            </w:r>
+            <w:r>
+              <w:t xml:space="preserve">takes this character class 57 times in 98, 58.2%, the largest single destination for a source</w:t>
+            </w:r>
+            <w:r>
+              <w:t xml:space="preserve"> </w:t>
+            </w:r>
+            <w:r>
+              <w:rPr>
+                <w:iCs/>
+                <w:i/>
+              </w:rPr>
+              <w:t xml:space="preserve">y-</w:t>
+            </w:r>
+            <w:r>
+              <w:t xml:space="preserve"> </w:t>
+            </w:r>
+            <w:r>
+              <w:t xml:space="preserve">though not a majority of the corpus. The written sequence</w:t>
             </w:r>
             <w:r>
               <w:t xml:space="preserve"> </w:t>
@@ -10168,10 +10333,10 @@
                 <w:iCs/>
                 <w:i/>
               </w:rPr>
-              <w:t xml:space="preserve">u</w:t>
-            </w:r>
-            <w:r>
-              <w:t xml:space="preserve">: a glottal-onset character is the standard way to write a vowel-initial syllable. 累</w:t>
+              <w:t xml:space="preserve">u-</w:t>
+            </w:r>
+            <w:r>
+              <w:t xml:space="preserve">: a source syllable beginning with a vowel takes a Chinese glottal onset 137 times in 140, 97.9%, which is the strongest single correspondence used anywhere in this file. 累</w:t>
             </w:r>
             <w:r>
               <w:t xml:space="preserve"> </w:t>
@@ -10197,10 +10362,106 @@
                 <w:iCs/>
                 <w:i/>
               </w:rPr>
-              <w:t xml:space="preserve">lu</w:t>
-            </w:r>
-            <w:r>
-              <w:t xml:space="preserve">: a liquid, direct. Two characters, two segments, nothing supplied that the transcription does not carry.</w:t>
+              <w:t xml:space="preserve">-lu</w:t>
+            </w:r>
+            <w:r>
+              <w:t xml:space="preserve">: a source</w:t>
+            </w:r>
+            <w:r>
+              <w:t xml:space="preserve"> </w:t>
+            </w:r>
+            <w:r>
+              <w:rPr>
+                <w:iCs/>
+                <w:i/>
+              </w:rPr>
+              <w:t xml:space="preserve">l</w:t>
+            </w:r>
+            <w:r>
+              <w:t xml:space="preserve"> </w:t>
+            </w:r>
+            <w:r>
+              <w:t xml:space="preserve">is written with a Chinese</w:t>
+            </w:r>
+            <w:r>
+              <w:t xml:space="preserve"> </w:t>
+            </w:r>
+            <w:r>
+              <w:rPr>
+                <w:iCs/>
+                <w:i/>
+              </w:rPr>
+              <w:t xml:space="preserve">l-</w:t>
+            </w:r>
+            <w:r>
+              <w:t xml:space="preserve"> </w:t>
+            </w:r>
+            <w:r>
+              <w:t xml:space="preserve">85 times in 88, 96.6%, and the vowel is rounded on both sides, 190 of 289, 65.7%. The final</w:t>
+            </w:r>
+            <w:r>
+              <w:t xml:space="preserve"> </w:t>
+            </w:r>
+            <w:r>
+              <w:rPr>
+                <w:iCs/>
+                <w:i/>
+              </w:rPr>
+              <w:t xml:space="preserve">-ğ</w:t>
+            </w:r>
+            <w:r>
+              <w:t xml:space="preserve"> </w:t>
+            </w:r>
+            <w:r>
+              <w:t xml:space="preserve">is not written, which the coda table of §8 puts at 8 of 21, 38.1%, the ordinary treatment of a source velar coda. Two characters, two syllables, nothing inserted and nothing discarded. The element costs 23.7%, about 1 in 4.</w:t>
+            </w:r>
+            <w:r>
+              <w:t xml:space="preserve"> </w:t>
+            </w:r>
+            <w:r>
+              <w:rPr>
+                <w:bCs/>
+                <w:b/>
+              </w:rPr>
+              <w:t xml:space="preserve">That figure is not comparable with a whole-name figure</w:t>
+            </w:r>
+            <w:r>
+              <w:t xml:space="preserve"> </w:t>
+            </w:r>
+            <w:r>
+              <w:t xml:space="preserve">such as the 1 in 5 for</w:t>
+            </w:r>
+            <w:r>
+              <w:t xml:space="preserve"> </w:t>
+            </w:r>
+            <w:r>
+              <w:rPr>
+                <w:iCs/>
+                <w:i/>
+              </w:rPr>
+              <w:t xml:space="preserve">Köngen</w:t>
+            </w:r>
+            <w:r>
+              <w:t xml:space="preserve"> </w:t>
+            </w:r>
+            <w:r>
+              <w:t xml:space="preserve">or the 1 in 37 that retires</w:t>
+            </w:r>
+            <w:r>
+              <w:t xml:space="preserve"> </w:t>
+            </w:r>
+            <w:r>
+              <w:rPr>
+                <w:iCs/>
+                <w:i/>
+              </w:rPr>
+              <w:t xml:space="preserve">Baγatur</w:t>
+            </w:r>
+            <w:r>
+              <w:t xml:space="preserve"> </w:t>
+            </w:r>
+            <w:r>
+              <w:t xml:space="preserve">in §8.1: it prices a two-syllable element, and a short string is cheap by construction, since every further character multiplies in another rate below 1. 若鞮 is not priced again here, being the one title element §9 argues once for all six rows that carry it.</w:t>
             </w:r>
             <w:r>
               <w:br/>
@@ -10209,7 +10470,17 @@
               <w:t xml:space="preserve">Reason</w:t>
             </w:r>
             <w:r>
-              <w:t xml:space="preserve">The Codex Cumanicus glosses</w:t>
+              <w:rPr>
+                <w:iCs/>
+                <w:i/>
+              </w:rPr>
+              <w:t xml:space="preserve">Uluğ</w:t>
+            </w:r>
+            <w:r>
+              <w:t xml:space="preserve"> </w:t>
+            </w:r>
+            <w:r>
+              <w:t xml:space="preserve">“great”, from the Codex Cumanicus</w:t>
             </w:r>
             <w:r>
               <w:t xml:space="preserve"> </w:t>
@@ -10222,10 +10493,7 @@
               <w:t xml:space="preserve">Oulu</w:t>
             </w:r>
             <w:r>
-              <w:t xml:space="preserve"> </w:t>
-            </w:r>
-            <w:r>
-              <w:t xml:space="preserve">as</w:t>
+              <w:t xml:space="preserve">, glossed</w:t>
             </w:r>
             <w:r>
               <w:t xml:space="preserve"> </w:t>
@@ -10238,23 +10506,52 @@
               <w:t xml:space="preserve">magnus</w:t>
             </w:r>
             <w:r>
-              <w:t xml:space="preserve">.</w:t>
-            </w:r>
-            <w:r>
-              <w:t xml:space="preserve"> </w:t>
-            </w:r>
-            <w:r>
-              <w:rPr>
-                <w:iCs/>
-                <w:i/>
-              </w:rPr>
-              <w:t xml:space="preserve">Uluğ</w:t>
-            </w:r>
-            <w:r>
-              <w:t xml:space="preserve"> </w:t>
-            </w:r>
-            <w:r>
-              <w:t xml:space="preserve">“great” is among the most common elements in Turkic titulature, which is both the strength of this reading and its weakness: a very common word is an easy target to hit.</w:t>
+              <w:t xml:space="preserve">. The word is among the most common elements in Turkic titulature, which is both the strength of this reading and its weakness: a very common word is an easy target to hit, and §6.3 of the paper measures choice by meaning as the weakest step in the whole procedure.</w:t>
+            </w:r>
+            <w:r>
+              <w:t xml:space="preserve"> </w:t>
+            </w:r>
+            <w:r>
+              <w:rPr>
+                <w:bCs/>
+                <w:b/>
+              </w:rPr>
+              <w:t xml:space="preserve">The same word was read at 呼都而尸道皋若鞮 in earlier drafts and is withdrawn there.</w:t>
+            </w:r>
+            <w:r>
+              <w:t xml:space="preserve"> </w:t>
+            </w:r>
+            <w:r>
+              <w:t xml:space="preserve">Step 54 measured what separates the two rows. This one has a glottal character for the vowel-initial syllable and a liquid character for the</w:t>
+            </w:r>
+            <w:r>
+              <w:t xml:space="preserve"> </w:t>
+            </w:r>
+            <w:r>
+              <w:rPr>
+                <w:iCs/>
+                <w:i/>
+              </w:rPr>
+              <w:t xml:space="preserve">-l-</w:t>
+            </w:r>
+            <w:r>
+              <w:t xml:space="preserve">; the long name has neither, and no character in it carries a liquid at all. Where one word appears twice in a record, the transcription and not the sense has to say which occurrence is real, and here it does.</w:t>
+            </w:r>
+            <w:r>
+              <w:t xml:space="preserve"> </w:t>
+            </w:r>
+            <w:r>
+              <w:rPr>
+                <w:bCs/>
+                <w:b/>
+              </w:rPr>
+              <w:t xml:space="preserve">What is not settled.</w:t>
+            </w:r>
+            <w:r>
+              <w:t xml:space="preserve"> </w:t>
+            </w:r>
+            <w:r>
+              <w:t xml:space="preserve">Whether the word is a title, an epithet or part of a personal name. The record gives no way to tell, and the other five 若鞮 rows are equally silent on it.</w:t>
             </w:r>
           </w:p>
         </w:tc>
@@ -10334,23 +10631,15 @@
           <w:p>
             <w:pPr>
               <w:pStyle w:val="Compact"/>
-              <w:jc w:val="left"/>
-            </w:pPr>
-            <w:r>
-              <w:t xml:space="preserve">Öz-Uluğ İnakt</w:t>
-            </w:r>
-          </w:p>
-        </w:tc>
-        <w:tc>
-          <w:tcPr/>
-          <w:p>
-            <w:pPr>
-              <w:pStyle w:val="Compact"/>
-              <w:jc w:val="left"/>
-            </w:pPr>
-            <w:r>
-              <w:t xml:space="preserve">Great Core, of the İnakt</w:t>
-            </w:r>
+            </w:pPr>
+          </w:p>
+        </w:tc>
+        <w:tc>
+          <w:tcPr/>
+          <w:p>
+            <w:pPr>
+              <w:pStyle w:val="Compact"/>
+            </w:pPr>
           </w:p>
         </w:tc>
       </w:tr>
@@ -10368,7 +10657,81 @@
               <w:t xml:space="preserve">Phonetics</w:t>
             </w:r>
             <w:r>
-              <w:t xml:space="preserve">Eight characters, and correspondingly the least constrained reading in the file: the longer the string, the more ways there are to split it into Turkic elements, and the split itself is doing most of the work rather than any individual correspondence. 呼</w:t>
+              <w:rPr>
+                <w:bCs/>
+                <w:b/>
+              </w:rPr>
+              <w:t xml:space="preserve">The reading earlier drafts gave this name, Öz-Uluğ İnakt, is withdrawn, and none is proposed in its place.</w:t>
+            </w:r>
+            <w:r>
+              <w:t xml:space="preserve"> </w:t>
+            </w:r>
+            <w:r>
+              <w:t xml:space="preserve">It fails three measurements, none of them close.</w:t>
+            </w:r>
+            <w:r>
+              <w:t xml:space="preserve"> </w:t>
+            </w:r>
+            <w:r>
+              <w:rPr>
+                <w:bCs/>
+                <w:b/>
+              </w:rPr>
+              <w:t xml:space="preserve">First, twice over, on the zero this file uses elsewhere to retire a reading.</w:t>
+            </w:r>
+            <w:r>
+              <w:t xml:space="preserve"> </w:t>
+            </w:r>
+            <w:r>
+              <w:t xml:space="preserve">A source syllable beginning with a vowel takes a Chinese glottal onset 137 times in 140; it takes a velar 0 times in 140 and an</w:t>
+            </w:r>
+            <w:r>
+              <w:t xml:space="preserve"> </w:t>
+            </w:r>
+            <w:r>
+              <w:rPr>
+                <w:iCs/>
+                <w:i/>
+              </w:rPr>
+              <w:t xml:space="preserve">h-</w:t>
+            </w:r>
+            <w:r>
+              <w:t xml:space="preserve"> </w:t>
+            </w:r>
+            <w:r>
+              <w:t xml:space="preserve">0 times in 140. Both</w:t>
+            </w:r>
+            <w:r>
+              <w:t xml:space="preserve"> </w:t>
+            </w:r>
+            <w:r>
+              <w:rPr>
+                <w:iCs/>
+                <w:i/>
+              </w:rPr>
+              <w:t xml:space="preserve">öz</w:t>
+            </w:r>
+            <w:r>
+              <w:t xml:space="preserve"> </w:t>
+            </w:r>
+            <w:r>
+              <w:t xml:space="preserve">and</w:t>
+            </w:r>
+            <w:r>
+              <w:t xml:space="preserve"> </w:t>
+            </w:r>
+            <w:r>
+              <w:rPr>
+                <w:iCs/>
+                <w:i/>
+              </w:rPr>
+              <w:t xml:space="preserve">uluğ</w:t>
+            </w:r>
+            <w:r>
+              <w:t xml:space="preserve"> </w:t>
+            </w:r>
+            <w:r>
+              <w:t xml:space="preserve">begin with a vowel, and the characters asked to write them are 呼</w:t>
             </w:r>
             <w:r>
               <w:t xml:space="preserve"> </w:t>
@@ -10384,7 +10747,177 @@
               <w:t xml:space="preserve"> </w:t>
             </w:r>
             <w:r>
-              <w:t xml:space="preserve">→</w:t>
+              <w:t xml:space="preserve">and 皋</w:t>
+            </w:r>
+            <w:r>
+              <w:t xml:space="preserve"> </w:t>
+            </w:r>
+            <w:r>
+              <w:rPr>
+                <w:iCs/>
+                <w:i/>
+              </w:rPr>
+              <w:t xml:space="preserve">kou</w:t>
+            </w:r>
+            <w:r>
+              <w:t xml:space="preserve">. The same zero retired</w:t>
+            </w:r>
+            <w:r>
+              <w:t xml:space="preserve"> </w:t>
+            </w:r>
+            <w:r>
+              <w:rPr>
+                <w:iCs/>
+                <w:i/>
+              </w:rPr>
+              <w:t xml:space="preserve">Çöge-Ok</w:t>
+            </w:r>
+            <w:r>
+              <w:t xml:space="preserve"> </w:t>
+            </w:r>
+            <w:r>
+              <w:t xml:space="preserve">at 車牙若鞮.</w:t>
+            </w:r>
+            <w:r>
+              <w:t xml:space="preserve"> </w:t>
+            </w:r>
+            <w:r>
+              <w:rPr>
+                <w:bCs/>
+                <w:b/>
+              </w:rPr>
+              <w:t xml:space="preserve">Second, on the liquid.</w:t>
+            </w:r>
+            <w:r>
+              <w:t xml:space="preserve"> </w:t>
+            </w:r>
+            <w:r>
+              <w:t xml:space="preserve">A source</w:t>
+            </w:r>
+            <w:r>
+              <w:t xml:space="preserve"> </w:t>
+            </w:r>
+            <w:r>
+              <w:rPr>
+                <w:iCs/>
+                <w:i/>
+              </w:rPr>
+              <w:t xml:space="preserve">l-</w:t>
+            </w:r>
+            <w:r>
+              <w:t xml:space="preserve"> </w:t>
+            </w:r>
+            <w:r>
+              <w:t xml:space="preserve">is written with a Chinese</w:t>
+            </w:r>
+            <w:r>
+              <w:t xml:space="preserve"> </w:t>
+            </w:r>
+            <w:r>
+              <w:rPr>
+                <w:iCs/>
+                <w:i/>
+              </w:rPr>
+              <w:t xml:space="preserve">l-</w:t>
+            </w:r>
+            <w:r>
+              <w:t xml:space="preserve"> </w:t>
+            </w:r>
+            <w:r>
+              <w:t xml:space="preserve">85 times in 88, 96.6%, and a source liquid onset of either kind,</w:t>
+            </w:r>
+            <w:r>
+              <w:t xml:space="preserve"> </w:t>
+            </w:r>
+            <w:r>
+              <w:rPr>
+                <w:iCs/>
+                <w:i/>
+              </w:rPr>
+              <w:t xml:space="preserve">l</w:t>
+            </w:r>
+            <w:r>
+              <w:t xml:space="preserve"> </w:t>
+            </w:r>
+            <w:r>
+              <w:t xml:space="preserve">or</w:t>
+            </w:r>
+            <w:r>
+              <w:t xml:space="preserve"> </w:t>
+            </w:r>
+            <w:r>
+              <w:rPr>
+                <w:iCs/>
+                <w:i/>
+              </w:rPr>
+              <w:t xml:space="preserve">r</w:t>
+            </w:r>
+            <w:r>
+              <w:t xml:space="preserve">, takes a Chinese</w:t>
+            </w:r>
+            <w:r>
+              <w:t xml:space="preserve"> </w:t>
+            </w:r>
+            <w:r>
+              <w:rPr>
+                <w:iCs/>
+                <w:i/>
+              </w:rPr>
+              <w:t xml:space="preserve">l-</w:t>
+            </w:r>
+            <w:r>
+              <w:t xml:space="preserve"> </w:t>
+            </w:r>
+            <w:r>
+              <w:t xml:space="preserve">262 times in 288, 91.0%. Not one of the eight characters carries a liquid onset, so the</w:t>
+            </w:r>
+            <w:r>
+              <w:t xml:space="preserve"> </w:t>
+            </w:r>
+            <w:r>
+              <w:rPr>
+                <w:iCs/>
+                <w:i/>
+              </w:rPr>
+              <w:t xml:space="preserve">-l-</w:t>
+            </w:r>
+            <w:r>
+              <w:t xml:space="preserve"> </w:t>
+            </w:r>
+            <w:r>
+              <w:t xml:space="preserve">of</w:t>
+            </w:r>
+            <w:r>
+              <w:t xml:space="preserve"> </w:t>
+            </w:r>
+            <w:r>
+              <w:rPr>
+                <w:iCs/>
+                <w:i/>
+              </w:rPr>
+              <w:t xml:space="preserve">uluğ</w:t>
+            </w:r>
+            <w:r>
+              <w:t xml:space="preserve"> </w:t>
+            </w:r>
+            <w:r>
+              <w:t xml:space="preserve">would have to go unwritten in the one position the corpus almost always writes it.</w:t>
+            </w:r>
+            <w:r>
+              <w:t xml:space="preserve"> </w:t>
+            </w:r>
+            <w:r>
+              <w:rPr>
+                <w:bCs/>
+                <w:b/>
+              </w:rPr>
+              <w:t xml:space="preserve">Third, on the four characters left over.</w:t>
+            </w:r>
+            <w:r>
+              <w:t xml:space="preserve"> </w:t>
+            </w:r>
+            <w:r>
+              <w:t xml:space="preserve">Reading 呼 as</w:t>
             </w:r>
             <w:r>
               <w:t xml:space="preserve"> </w:t>
@@ -10397,26 +10930,7 @@
               <w:t xml:space="preserve">öz</w:t>
             </w:r>
             <w:r>
-              <w:t xml:space="preserve"> </w:t>
-            </w:r>
-            <w:r>
-              <w:t xml:space="preserve">and 皋</w:t>
-            </w:r>
-            <w:r>
-              <w:t xml:space="preserve"> </w:t>
-            </w:r>
-            <w:r>
-              <w:rPr>
-                <w:iCs/>
-                <w:i/>
-              </w:rPr>
-              <w:t xml:space="preserve">kou</w:t>
-            </w:r>
-            <w:r>
-              <w:t xml:space="preserve"> </w:t>
-            </w:r>
-            <w:r>
-              <w:t xml:space="preserve">→</w:t>
+              <w:t xml:space="preserve">, 皋 as</w:t>
             </w:r>
             <w:r>
               <w:t xml:space="preserve"> </w:t>
@@ -10432,7 +10946,81 @@
               <w:t xml:space="preserve"> </w:t>
             </w:r>
             <w:r>
-              <w:t xml:space="preserve">are the two largest jumps.</w:t>
+              <w:t xml:space="preserve">and 若鞮 as the title leaves 都</w:t>
+            </w:r>
+            <w:r>
+              <w:t xml:space="preserve"> </w:t>
+            </w:r>
+            <w:r>
+              <w:rPr>
+                <w:iCs/>
+                <w:i/>
+              </w:rPr>
+              <w:t xml:space="preserve">tɑ</w:t>
+            </w:r>
+            <w:r>
+              <w:t xml:space="preserve">, 而</w:t>
+            </w:r>
+            <w:r>
+              <w:t xml:space="preserve"> </w:t>
+            </w:r>
+            <w:r>
+              <w:rPr>
+                <w:iCs/>
+                <w:i/>
+              </w:rPr>
+              <w:t xml:space="preserve">ńə</w:t>
+            </w:r>
+            <w:r>
+              <w:t xml:space="preserve">, 尸</w:t>
+            </w:r>
+            <w:r>
+              <w:t xml:space="preserve"> </w:t>
+            </w:r>
+            <w:r>
+              <w:rPr>
+                <w:iCs/>
+                <w:i/>
+              </w:rPr>
+              <w:t xml:space="preserve">śi</w:t>
+            </w:r>
+            <w:r>
+              <w:t xml:space="preserve"> </w:t>
+            </w:r>
+            <w:r>
+              <w:t xml:space="preserve">and 道</w:t>
+            </w:r>
+            <w:r>
+              <w:t xml:space="preserve"> </w:t>
+            </w:r>
+            <w:r>
+              <w:rPr>
+                <w:iCs/>
+                <w:i/>
+              </w:rPr>
+              <w:t xml:space="preserve">dou</w:t>
+            </w:r>
+            <w:r>
+              <w:t xml:space="preserve"> </w:t>
+            </w:r>
+            <w:r>
+              <w:t xml:space="preserve">carrying nothing. Across 1,017 pairs in the Sanskrit corpus no transcription uses more than one character beyond the syllables of its source: 772 are one to one, 152 use one extra, 93 use fewer, and the count of pairs with four or more spare characters is 0. Step 50 established that most of those single extras are a Chinese semantic suffix appended to a finished transcription, 鬼 鳥 國 城, which these four are not.</w:t>
+            </w:r>
+            <w:r>
+              <w:t xml:space="preserve"> </w:t>
+            </w:r>
+            <w:r>
+              <w:rPr>
+                <w:bCs/>
+                <w:b/>
+              </w:rPr>
+              <w:t xml:space="preserve">The reading cannot be priced, and that is the result.</w:t>
+            </w:r>
+            <w:r>
+              <w:t xml:space="preserve"> </w:t>
+            </w:r>
+            <w:r>
+              <w:t xml:space="preserve">A zero has no rate to multiply.</w:t>
             </w:r>
             <w:r>
               <w:br/>
@@ -10442,32 +11030,77 @@
             </w:r>
             <w:r>
               <w:rPr>
-                <w:iCs/>
-                <w:i/>
-              </w:rPr>
-              <w:t xml:space="preserve">öz</w:t>
-            </w:r>
-            <w:r>
-              <w:t xml:space="preserve"> </w:t>
-            </w:r>
-            <w:r>
-              <w:t xml:space="preserve">“self, core” and</w:t>
-            </w:r>
-            <w:r>
-              <w:t xml:space="preserve"> </w:t>
-            </w:r>
-            <w:r>
-              <w:rPr>
-                <w:iCs/>
-                <w:i/>
-              </w:rPr>
-              <w:t xml:space="preserve">uluğ</w:t>
-            </w:r>
-            <w:r>
-              <w:t xml:space="preserve"> </w:t>
-            </w:r>
-            <w:r>
-              <w:t xml:space="preserve">“great”, both common Old Turkic elements in titulature.</w:t>
+                <w:bCs/>
+                <w:b/>
+              </w:rPr>
+              <w:t xml:space="preserve">No reading is proposed here.</w:t>
+            </w:r>
+            <w:r>
+              <w:t xml:space="preserve"> </w:t>
+            </w:r>
+            <w:r>
+              <w:t xml:space="preserve">This is the longest string in the record and the one where a reading is easiest to invent, because the longer the string the more ways there are to cut it into Turkic elements, and the cut then does the work that no individual correspondence is doing. That is the failure mode §6.3 of the paper measures, and it is what produced the withdrawn reading.</w:t>
+            </w:r>
+            <w:r>
+              <w:t xml:space="preserve"> </w:t>
+            </w:r>
+            <w:r>
+              <w:rPr>
+                <w:iCs/>
+                <w:i/>
+              </w:rPr>
+              <w:t xml:space="preserve">Uluğ</w:t>
+            </w:r>
+            <w:r>
+              <w:t xml:space="preserve"> </w:t>
+            </w:r>
+            <w:r>
+              <w:t xml:space="preserve">stays at 烏累若鞮, where the transcription supports it.</w:t>
+            </w:r>
+            <w:r>
+              <w:t xml:space="preserve"> </w:t>
+            </w:r>
+            <w:r>
+              <w:rPr>
+                <w:bCs/>
+                <w:b/>
+              </w:rPr>
+              <w:t xml:space="preserve">What the characters do carry.</w:t>
+            </w:r>
+            <w:r>
+              <w:t xml:space="preserve"> </w:t>
+            </w:r>
+            <w:r>
+              <w:t xml:space="preserve">Step 54 searched the lexicons at the classes the first six characters actually hold, 呼 a velar or</w:t>
+            </w:r>
+            <w:r>
+              <w:t xml:space="preserve"> </w:t>
+            </w:r>
+            <w:r>
+              <w:rPr>
+                <w:iCs/>
+                <w:i/>
+              </w:rPr>
+              <w:t xml:space="preserve">h</w:t>
+            </w:r>
+            <w:r>
+              <w:t xml:space="preserve">, 都 a dental stop, 而 a palatal nasal, 尸 a sibilant, 道 a dental stop, 皋 a velar. Every two-character frame returns hits and none of them reads as a ruler’s name; they are listed in the step output as a starting point for someone else, not as candidates.</w:t>
+            </w:r>
+            <w:r>
+              <w:t xml:space="preserve"> </w:t>
+            </w:r>
+            <w:r>
+              <w:rPr>
+                <w:bCs/>
+                <w:b/>
+              </w:rPr>
+              <w:t xml:space="preserve">What is not settled.</w:t>
+            </w:r>
+            <w:r>
+              <w:t xml:space="preserve"> </w:t>
+            </w:r>
+            <w:r>
+              <w:t xml:space="preserve">What the name says. The Chinese sources gloss none of it, the string is long enough that the record cannot constrain a reading of it, and nothing here is evidence that it is or is not Turkic.</w:t>
             </w:r>
           </w:p>
         </w:tc>
@@ -17840,22 +18473,18 @@
           <w:p>
             <w:pPr>
               <w:pStyle w:val="Compact"/>
-              <w:jc w:val="left"/>
-            </w:pPr>
-            <w:r>
-              <w:t xml:space="preserve">Kıyat</w:t>
-            </w:r>
-          </w:p>
-        </w:tc>
-        <w:tc>
-          <w:tcPr/>
-          <w:p>
-            <w:pPr>
-              <w:pStyle w:val="Compact"/>
-              <w:jc w:val="left"/>
-            </w:pPr>
-            <w:r>
-              <w:t xml:space="preserve">floods</w:t>
+            </w:pPr>
+          </w:p>
+        </w:tc>
+        <w:tc>
+          <w:tcPr/>
+          <w:p>
+            <w:pPr>
+              <w:pStyle w:val="Compact"/>
+              <w:jc w:val="left"/>
+            </w:pPr>
+            <w:r>
+              <w:t xml:space="preserve">no reading proposed; kıyat withdrawn</w:t>
             </w:r>
           </w:p>
         </w:tc>
@@ -17874,7 +18503,7 @@
               <w:t xml:space="preserve">Phonetics</w:t>
             </w:r>
             <w:r>
-              <w:t xml:space="preserve">A single character. 羯</w:t>
+              <w:t xml:space="preserve">A single character,</w:t>
             </w:r>
             <w:r>
               <w:t xml:space="preserve"> </w:t>
@@ -17887,10 +18516,212 @@
               <w:t xml:space="preserve">kɨat</w:t>
             </w:r>
             <w:r>
-              <w:t xml:space="preserve"> </w:t>
-            </w:r>
-            <w:r>
-              <w:t xml:space="preserve">→</w:t>
+              <w:t xml:space="preserve">, with the</w:t>
+            </w:r>
+            <w:r>
+              <w:t xml:space="preserve"> </w:t>
+            </w:r>
+            <w:r>
+              <w:rPr>
+                <w:iCs/>
+                <w:i/>
+              </w:rPr>
+              <w:t xml:space="preserve">k-</w:t>
+            </w:r>
+            <w:r>
+              <w:t xml:space="preserve"> </w:t>
+            </w:r>
+            <w:r>
+              <w:t xml:space="preserve">default and the</w:t>
+            </w:r>
+            <w:r>
+              <w:t xml:space="preserve"> </w:t>
+            </w:r>
+            <w:r>
+              <w:rPr>
+                <w:iCs/>
+                <w:i/>
+              </w:rPr>
+              <w:t xml:space="preserve">-t</w:t>
+            </w:r>
+            <w:r>
+              <w:t xml:space="preserve"> </w:t>
+            </w:r>
+            <w:r>
+              <w:t xml:space="preserve">coda written, so the consonant frame</w:t>
+            </w:r>
+            <w:r>
+              <w:t xml:space="preserve"> </w:t>
+            </w:r>
+            <w:r>
+              <w:rPr>
+                <w:iCs/>
+                <w:i/>
+              </w:rPr>
+              <w:t xml:space="preserve">k…t</w:t>
+            </w:r>
+            <w:r>
+              <w:t xml:space="preserve"> </w:t>
+            </w:r>
+            <w:r>
+              <w:t xml:space="preserve">is secure.</w:t>
+            </w:r>
+            <w:r>
+              <w:t xml:space="preserve"> </w:t>
+            </w:r>
+            <w:r>
+              <w:rPr>
+                <w:bCs/>
+                <w:b/>
+              </w:rPr>
+              <w:t xml:space="preserve">The vowel carries information, and step 53 counts it.</w:t>
+            </w:r>
+            <w:r>
+              <w:t xml:space="preserve"> </w:t>
+            </w:r>
+            <w:r>
+              <w:t xml:space="preserve">Characters whose Schuessler vowel contains</w:t>
+            </w:r>
+            <w:r>
+              <w:t xml:space="preserve"> </w:t>
+            </w:r>
+            <w:r>
+              <w:rPr>
+                <w:iCs/>
+                <w:i/>
+              </w:rPr>
+              <w:t xml:space="preserve">ɨa</w:t>
+            </w:r>
+            <w:r>
+              <w:t xml:space="preserve"> </w:t>
+            </w:r>
+            <w:r>
+              <w:t xml:space="preserve">write a source</w:t>
+            </w:r>
+            <w:r>
+              <w:t xml:space="preserve"> </w:t>
+            </w:r>
+            <w:r>
+              <w:rPr>
+                <w:iCs/>
+                <w:i/>
+              </w:rPr>
+              <w:t xml:space="preserve">a</w:t>
+            </w:r>
+            <w:r>
+              <w:t xml:space="preserve"> </w:t>
+            </w:r>
+            <w:r>
+              <w:t xml:space="preserve">in 28 of 28 cases; a source</w:t>
+            </w:r>
+            <w:r>
+              <w:t xml:space="preserve"> </w:t>
+            </w:r>
+            <w:r>
+              <w:rPr>
+                <w:iCs/>
+                <w:i/>
+              </w:rPr>
+              <w:t xml:space="preserve">e</w:t>
+            </w:r>
+            <w:r>
+              <w:t xml:space="preserve"> </w:t>
+            </w:r>
+            <w:r>
+              <w:t xml:space="preserve">is 2.0% of the corpus and appears in none of them. On the Later Han layer this character writes a source</w:t>
+            </w:r>
+            <w:r>
+              <w:t xml:space="preserve"> </w:t>
+            </w:r>
+            <w:r>
+              <w:rPr>
+                <w:iCs/>
+                <w:i/>
+              </w:rPr>
+              <w:t xml:space="preserve">a</w:t>
+            </w:r>
+            <w:r>
+              <w:t xml:space="preserve">.</w:t>
+            </w:r>
+            <w:r>
+              <w:t xml:space="preserve"> </w:t>
+            </w:r>
+            <w:r>
+              <w:rPr>
+                <w:bCs/>
+                <w:b/>
+              </w:rPr>
+              <w:t xml:space="preserve">That measurement is recorded here and deliberately not used as an argument.</w:t>
+            </w:r>
+            <w:r>
+              <w:t xml:space="preserve"> </w:t>
+            </w:r>
+            <w:r>
+              <w:t xml:space="preserve">The Jie appear in the fourth century CE and the corpus behind the figure is Later Han, which is the period mixing §7 of the paper warns against; and Proto-Yeniseian</w:t>
+            </w:r>
+            <w:r>
+              <w:t xml:space="preserve"> </w:t>
+            </w:r>
+            <w:r>
+              <w:rPr>
+                <w:iCs/>
+                <w:i/>
+              </w:rPr>
+              <w:t xml:space="preserve">*keʔt</w:t>
+            </w:r>
+            <w:r>
+              <w:t xml:space="preserve"> </w:t>
+            </w:r>
+            <w:r>
+              <w:t xml:space="preserve">is a reconstruction of a proto-form, so it does not fix the vowel of the fourth-century word and the measurement is not aimed at what Vovin actually claims. The one-syllable words the frame admits are</w:t>
+            </w:r>
+            <w:r>
+              <w:t xml:space="preserve"> </w:t>
+            </w:r>
+            <w:r>
+              <w:rPr>
+                <w:iCs/>
+                <w:i/>
+              </w:rPr>
+              <w:t xml:space="preserve">kat</w:t>
+            </w:r>
+            <w:r>
+              <w:t xml:space="preserve"> </w:t>
+            </w:r>
+            <w:r>
+              <w:t xml:space="preserve">“layer” and</w:t>
+            </w:r>
+            <w:r>
+              <w:t xml:space="preserve"> </w:t>
+            </w:r>
+            <w:r>
+              <w:rPr>
+                <w:iCs/>
+                <w:i/>
+              </w:rPr>
+              <w:t xml:space="preserve">kad</w:t>
+            </w:r>
+            <w:r>
+              <w:t xml:space="preserve">, which Kāşgarî glosses “kar fırtınası, insan öldüren bora, tipi”, a blizzard or a killing gale. Neither is an obvious ethnonym.</w:t>
+            </w:r>
+            <w:r>
+              <w:br/>
+            </w:r>
+            <w:r>
+              <w:t xml:space="preserve">Reason</w:t>
+            </w:r>
+            <w:r>
+              <w:rPr>
+                <w:bCs/>
+                <w:b/>
+              </w:rPr>
+              <w:t xml:space="preserve">No reading is proposed here.</w:t>
+            </w:r>
+            <w:r>
+              <w:t xml:space="preserve"> </w:t>
+            </w:r>
+            <w:r>
+              <w:t xml:space="preserve">An earlier draft read this as</w:t>
             </w:r>
             <w:r>
               <w:t xml:space="preserve"> </w:t>
@@ -17903,13 +18734,10 @@
               <w:t xml:space="preserve">kıyat</w:t>
             </w:r>
             <w:r>
-              <w:t xml:space="preserve">: the k- is default and the -t coda is written, so the consonant frame k…t is secure and only the medial glide is free. Fully character-anchored.</w:t>
-            </w:r>
-            <w:r>
-              <w:br/>
-            </w:r>
-            <w:r>
-              <w:t xml:space="preserve">Reason</w:t>
+              <w:t xml:space="preserve">, “of flooding”. That is withdrawn, and the reason is not a fine judgement:</w:t>
+            </w:r>
+            <w:r>
+              <w:t xml:space="preserve"> </w:t>
             </w:r>
             <w:r>
               <w:rPr>
@@ -17919,7 +18747,106 @@
               <w:t xml:space="preserve">kıyat</w:t>
             </w:r>
             <w:r>
-              <w:t xml:space="preserve">, of flooding. The Jie are recorded as a group within or beside the Xiongnu; the reading is offered for the ethnonym only, and beside rather than against the standing one: Pulleyblank and Vovin read the ethnonym as</w:t>
+              <w:t xml:space="preserve"> </w:t>
+            </w:r>
+            <w:r>
+              <w:t xml:space="preserve">is not a headword in the Kāşgarî index, the Codex or the</w:t>
+            </w:r>
+            <w:r>
+              <w:t xml:space="preserve"> </w:t>
+            </w:r>
+            <w:r>
+              <w:rPr>
+                <w:iCs/>
+                <w:i/>
+              </w:rPr>
+              <w:t xml:space="preserve">Irk Bitig</w:t>
+            </w:r>
+            <w:r>
+              <w:t xml:space="preserve"> </w:t>
+            </w:r>
+            <w:r>
+              <w:t xml:space="preserve">glossary, and the root it would be built on means the opposite of what was claimed. Kāşgarî's</w:t>
+            </w:r>
+            <w:r>
+              <w:t xml:space="preserve"> </w:t>
+            </w:r>
+            <w:r>
+              <w:rPr>
+                <w:iCs/>
+                <w:i/>
+              </w:rPr>
+              <w:t xml:space="preserve">kıy-</w:t>
+            </w:r>
+            <w:r>
+              <w:t xml:space="preserve"> </w:t>
+            </w:r>
+            <w:r>
+              <w:t xml:space="preserve">family is</w:t>
+            </w:r>
+            <w:r>
+              <w:t xml:space="preserve"> </w:t>
+            </w:r>
+            <w:r>
+              <w:rPr>
+                <w:iCs/>
+                <w:i/>
+              </w:rPr>
+              <w:t xml:space="preserve">kıymak</w:t>
+            </w:r>
+            <w:r>
+              <w:t xml:space="preserve"> </w:t>
+            </w:r>
+            <w:r>
+              <w:t xml:space="preserve">“sözden dönmek; kıymak, eğrilemesine doğramak”, to break one's word and to cut crosswise, with</w:t>
+            </w:r>
+            <w:r>
+              <w:t xml:space="preserve"> </w:t>
+            </w:r>
+            <w:r>
+              <w:rPr>
+                <w:iCs/>
+                <w:i/>
+              </w:rPr>
+              <w:t xml:space="preserve">kıyık</w:t>
+            </w:r>
+            <w:r>
+              <w:t xml:space="preserve"> </w:t>
+            </w:r>
+            <w:r>
+              <w:t xml:space="preserve">“cayma, caymak” and</w:t>
+            </w:r>
+            <w:r>
+              <w:t xml:space="preserve"> </w:t>
+            </w:r>
+            <w:r>
+              <w:rPr>
+                <w:iCs/>
+                <w:i/>
+              </w:rPr>
+              <w:t xml:space="preserve">kıyturmak</w:t>
+            </w:r>
+            <w:r>
+              <w:t xml:space="preserve"> </w:t>
+            </w:r>
+            <w:r>
+              <w:t xml:space="preserve">“iğrilemesine kestirmek”. Nothing in it is about water. The sense offered had no source.</w:t>
+            </w:r>
+            <w:r>
+              <w:t xml:space="preserve"> </w:t>
+            </w:r>
+            <w:r>
+              <w:rPr>
+                <w:bCs/>
+                <w:b/>
+              </w:rPr>
+              <w:t xml:space="preserve">The reading in print stands unopposed.</w:t>
+            </w:r>
+            <w:r>
+              <w:t xml:space="preserve"> </w:t>
+            </w:r>
+            <w:r>
+              <w:t xml:space="preserve">Pulleyblank and Vovin read the ethnonym as</w:t>
             </w:r>
             <w:r>
               <w:t xml:space="preserve"> </w:t>
@@ -17951,7 +18878,7 @@
               <w:t xml:space="preserve"> </w:t>
             </w:r>
             <w:r>
-              <w:t xml:space="preserve">“person, human being” (Ket</w:t>
+              <w:t xml:space="preserve">“person, human being”, the Yeniseian self-designation, reflected in Ket</w:t>
             </w:r>
             <w:r>
               <w:t xml:space="preserve"> </w:t>
@@ -18003,7 +18930,10 @@
               <w:t xml:space="preserve">kit/qit</w:t>
             </w:r>
             <w:r>
-              <w:t xml:space="preserve">, Pumpokol</w:t>
+              <w:t xml:space="preserve"> </w:t>
+            </w:r>
+            <w:r>
+              <w:t xml:space="preserve">and Pumpokol</w:t>
             </w:r>
             <w:r>
               <w:t xml:space="preserve"> </w:t>
@@ -18016,7 +18946,10 @@
               <w:t xml:space="preserve">kit</w:t>
             </w:r>
             <w:r>
-              <w:t xml:space="preserve">), which is the Yeniseian self-designation (Vovin 2000,</w:t>
+              <w:t xml:space="preserve"> </w:t>
+            </w:r>
+            <w:r>
+              <w:t xml:space="preserve">(Vovin 2000,</w:t>
             </w:r>
             <w:r>
               <w:t xml:space="preserve"> </w:t>
@@ -18032,7 +18965,49 @@
               <w:t xml:space="preserve"> </w:t>
             </w:r>
             <w:r>
-              <w:t xml:space="preserve">44/1, p. 91).</w:t>
+              <w:t xml:space="preserve">44/1, p. 91). This is the only item in the record where a reading from the literature stands with nothing of ours beside it, and it is left that way.</w:t>
+            </w:r>
+            <w:r>
+              <w:t xml:space="preserve"> </w:t>
+            </w:r>
+            <w:r>
+              <w:rPr>
+                <w:bCs/>
+                <w:b/>
+              </w:rPr>
+              <w:t xml:space="preserve">Why the vowel count is not used against it.</w:t>
+            </w:r>
+            <w:r>
+              <w:t xml:space="preserve"> </w:t>
+            </w:r>
+            <w:r>
+              <w:t xml:space="preserve">It would tell against</w:t>
+            </w:r>
+            <w:r>
+              <w:t xml:space="preserve"> </w:t>
+            </w:r>
+            <w:r>
+              <w:rPr>
+                <w:iCs/>
+                <w:i/>
+              </w:rPr>
+              <w:t xml:space="preserve">*ket</w:t>
+            </w:r>
+            <w:r>
+              <w:t xml:space="preserve">, and this author has an interest in its telling against</w:t>
+            </w:r>
+            <w:r>
+              <w:t xml:space="preserve"> </w:t>
+            </w:r>
+            <w:r>
+              <w:rPr>
+                <w:iCs/>
+                <w:i/>
+              </w:rPr>
+              <w:t xml:space="preserve">*ket</w:t>
+            </w:r>
+            <w:r>
+              <w:t xml:space="preserve">. That is the reason to state the two objections above rather than the conclusion, and to leave the row to the reading that has a proposer and a family of cognates behind it.</w:t>
             </w:r>
           </w:p>
         </w:tc>
@@ -21453,7 +22428,7 @@
         <w:pStyle w:val="BodyText"/>
       </w:pPr>
       <w:r>
-        <w:t xml:space="preserve">Ten rows changed status while this supplement was being written, and the changes are</w:t>
+        <w:t xml:space="preserve">Twelve rows changed status while this supplement was being written, and the changes are</w:t>
       </w:r>
       <w:r>
         <w:t xml:space="preserve"> </w:t>
@@ -21665,6 +22640,81 @@
       </w:r>
       <w:r>
         <w:t xml:space="preserve">onset is the commonest use of such a coda. Both had been judged by ear before they were counted. At</w:t>
+      </w:r>
+      <w:r>
+        <w:t xml:space="preserve"> </w:t>
+      </w:r>
+      <w:r>
+        <w:t xml:space="preserve">羯</w:t>
+      </w:r>
+      <w:r>
+        <w:t xml:space="preserve"> </w:t>
+      </w:r>
+      <w:r>
+        <w:t xml:space="preserve">the proposal was withdrawn outright and none put in its place:</w:t>
+      </w:r>
+      <w:r>
+        <w:t xml:space="preserve"> </w:t>
+      </w:r>
+      <w:r>
+        <w:rPr>
+          <w:iCs/>
+          <w:i/>
+        </w:rPr>
+        <w:t xml:space="preserve">kıyat</w:t>
+      </w:r>
+      <w:r>
+        <w:t xml:space="preserve"> </w:t>
+      </w:r>
+      <w:r>
+        <w:t xml:space="preserve">is not a headword anywhere and the root it needed means to cut and to break</w:t>
+      </w:r>
+      <w:r>
+        <w:t xml:space="preserve"> </w:t>
+      </w:r>
+      <w:r>
+        <w:t xml:space="preserve">one's word, so the sense offered had no source. That row now leaves the field to the reading</w:t>
+      </w:r>
+      <w:r>
+        <w:t xml:space="preserve"> </w:t>
+      </w:r>
+      <w:r>
+        <w:t xml:space="preserve">in print, and §S1 records why a measurement that would have told against that reading is</w:t>
+      </w:r>
+      <w:r>
+        <w:t xml:space="preserve"> </w:t>
+      </w:r>
+      <w:r>
+        <w:t xml:space="preserve">reported there but not used. At 呼都而尸道皋若鞮 the proposal was withdrawn too, and for measurements rather than for want of a source: a source vowel-initial syllable takes a Chinese glottal onset 137 of 140 and a velar 0 of 140, and both elements of the reading sat on velar characters; no character in the name carries a liquid, where a source l- takes a Chinese l- 262 of 288; and the reading left four of the eight characters carrying nothing, where no pair in the 1,017-pair Sanskrit corpus uses more than one character beyond its source syllables.</w:t>
+      </w:r>
+      <w:r>
+        <w:t xml:space="preserve"> </w:t>
+      </w:r>
+      <w:r>
+        <w:rPr>
+          <w:iCs/>
+          <w:i/>
+        </w:rPr>
+        <w:t xml:space="preserve">Uluğ</w:t>
+      </w:r>
+      <w:r>
+        <w:t xml:space="preserve"> </w:t>
+      </w:r>
+      <w:r>
+        <w:t xml:space="preserve">keeps its place at 烏累若鞮, which has a glottal character for the vowel-initial syllable and a liquid character for the</w:t>
+      </w:r>
+      <w:r>
+        <w:t xml:space="preserve"> </w:t>
+      </w:r>
+      <w:r>
+        <w:rPr>
+          <w:iCs/>
+          <w:i/>
+        </w:rPr>
+        <w:t xml:space="preserve">-l-</w:t>
+      </w:r>
+      <w:r>
+        <w:t xml:space="preserve">. That is the point of keeping the file: the same word was proposed in two rows, and the transcription, not the sense, said which one could hold it. At</w:t>
       </w:r>
       <w:r>
         <w:t xml:space="preserve"> </w:t>

--- a/docs/supplementary_S1_candidate_readings.docx
+++ b/docs/supplementary_S1_candidate_readings.docx
@@ -3447,7 +3447,7 @@
               <w:t xml:space="preserve">bögü</w:t>
             </w:r>
             <w:r>
-              <w:t xml:space="preserve">: the m- stands for a source b-, 3 of 22 in the Later Han corpus, 13.6%; the written -k stands for the source g; and the final vowel is not written, one character covering two source syllables, a device found in 47 of the 1,017 verified pairs, as 竭 covers</w:t>
+              <w:t xml:space="preserve">: the m- stands for a source b-, 3 of 22 in the Later Han corpus, 13.6%; the written -k stands for the source g; and the final vowel is not written, one character covering two source syllables, a device found in 47 of the 1,110 verified pairs, as 竭 covers</w:t>
             </w:r>
             <w:r>
               <w:t xml:space="preserve"> </w:t>
@@ -3534,7 +3534,7 @@
               <w:t xml:space="preserve">tuğ</w:t>
             </w:r>
             <w:r>
-              <w:t xml:space="preserve">: a velar-final second element, which the corpus writes with the -t coda of 頓's second row in 2 of 21 opportunities and with the -k of the substitution in 10 of 21, and never with the -n of the first row, 0 of 21.</w:t>
+              <w:t xml:space="preserve">: a velar-final second element, which the corpus writes with the -t coda of 頓's second row in 2 of 21 opportunities and with the -k of the substitution in 11 of 23, and never with the -n of the first row, 0 of 21.</w:t>
             </w:r>
             <w:r>
               <w:br/>
@@ -4234,7 +4234,7 @@
               <w:t xml:space="preserve"> </w:t>
             </w:r>
             <w:r>
-              <w:t xml:space="preserve">is 190 of 220, 86.4%; a source rounded vowel written rounded is 190 of 289, 65.7%; the</w:t>
+              <w:t xml:space="preserve">is 204 of 236, 86.4%; a source rounded vowel written rounded is 207 of 324, 63.9%; the</w:t>
             </w:r>
             <w:r>
               <w:t xml:space="preserve"> </w:t>
@@ -4250,7 +4250,7 @@
               <w:t xml:space="preserve"> </w:t>
             </w:r>
             <w:r>
-              <w:t xml:space="preserve">is written, 77 of 93, 82.8%. 臣 →</w:t>
+              <w:t xml:space="preserve">is written, 94 of 111, 84.7%. 臣 →</w:t>
             </w:r>
             <w:r>
               <w:t xml:space="preserve"> </w:t>
@@ -4327,7 +4327,7 @@
               <w:t xml:space="preserve"> </w:t>
             </w:r>
             <w:r>
-              <w:t xml:space="preserve">is 52 of 90, 57.8%, and a source front vowel written with a front vowel is 327 of 380, 86.1%.</w:t>
+              <w:t xml:space="preserve">is 64 of 110, 58.2%, and a source front vowel written with a front vowel is 349 of 406, 86.0%.</w:t>
             </w:r>
             <w:r>
               <w:t xml:space="preserve"> </w:t>
@@ -4359,7 +4359,7 @@
               <w:t xml:space="preserve"> </w:t>
             </w:r>
             <w:r>
-              <w:t xml:space="preserve">is 0 of 48 in the Sanskrit corpus, so</w:t>
+              <w:t xml:space="preserve">is 0 of 53 in the Sanskrit corpus, so</w:t>
             </w:r>
             <w:r>
               <w:t xml:space="preserve"> </w:t>
@@ -4481,7 +4481,7 @@
               <w:t xml:space="preserve"> </w:t>
             </w:r>
             <w:r>
-              <w:t xml:space="preserve">is the cheapest at 19.4%, about 1 in 5, against 1 in 9 for the best branch of 冒頓 and the 1 in 37 that retires</w:t>
+              <w:t xml:space="preserve">is the cheapest at 23.4%, about 1 in 4, against 1 in 9 for the best branch of 冒頓 and the 1 in 37 that retires</w:t>
             </w:r>
             <w:r>
               <w:t xml:space="preserve"> </w:t>
@@ -4912,7 +4912,7 @@
               <w:t xml:space="preserve"> </w:t>
             </w:r>
             <w:r>
-              <w:t xml:space="preserve">costs, 1 in 5, because 臣 carries a front vowel either way. But</w:t>
+              <w:t xml:space="preserve">costs, 1 in 4, because 臣 carries a front vowel either way. But</w:t>
             </w:r>
             <w:r>
               <w:t xml:space="preserve"> </w:t>
@@ -6424,7 +6424,7 @@
               <w:t xml:space="preserve"> </w:t>
             </w:r>
             <w:r>
-              <w:t xml:space="preserve">has back vowels throughout. The rounded vowel is written rounded, 190 of 289, 65.7%. The</w:t>
+              <w:t xml:space="preserve">has back vowels throughout. The rounded vowel is written rounded, 207 of 324, 63.9%. The</w:t>
             </w:r>
             <w:r>
               <w:t xml:space="preserve"> </w:t>
@@ -6514,7 +6514,7 @@
               <w:t xml:space="preserve"> </w:t>
             </w:r>
             <w:r>
-              <w:t xml:space="preserve">is 85 of 88, 96.6%, the vowel rounded again.</w:t>
+              <w:t xml:space="preserve">is 97 of 100, 97.0%, the vowel rounded again.</w:t>
             </w:r>
             <w:r>
               <w:t xml:space="preserve"> </w:t>
@@ -6641,7 +6641,7 @@
               <w:t xml:space="preserve">-ga</w:t>
             </w:r>
             <w:r>
-              <w:t xml:space="preserve">, with the vowel open, 1045 of 1509, 69.3%.</w:t>
+              <w:t xml:space="preserve">, with the vowel open, 1127 of 1634, 69.0%.</w:t>
             </w:r>
             <w:r>
               <w:t xml:space="preserve"> </w:t>
@@ -6651,7 +6651,7 @@
                 <w:bCs/>
                 <w:b/>
               </w:rPr>
-              <w:t xml:space="preserve">The whole name costs 1.90%, about 1 in 52</w:t>
+              <w:t xml:space="preserve">The whole name costs 2.00%, about 1 in 50</w:t>
             </w:r>
             <w:r>
               <w:t xml:space="preserve">, against the 1 in 37 that retires</w:t>
@@ -6718,7 +6718,7 @@
               <w:t xml:space="preserve"> </w:t>
             </w:r>
             <w:r>
-              <w:t xml:space="preserve">is 12 of 90, 17.8%. Were the word</w:t>
+              <w:t xml:space="preserve">is 23 of 110, 20.9%. Were the word</w:t>
             </w:r>
             <w:r>
               <w:t xml:space="preserve"> </w:t>
@@ -6750,7 +6750,7 @@
               <w:t xml:space="preserve"> </w:t>
             </w:r>
             <w:r>
-              <w:t xml:space="preserve">at 86.4% and the name would cost 1 in 10, so one consonant moves the price fivefold. Step 51 sets this out.</w:t>
+              <w:t xml:space="preserve">at 86.4% and the name would cost 1 in 12, so one consonant moves the price fivefold. Step 51 sets this out.</w:t>
             </w:r>
             <w:r>
               <w:br/>
@@ -6891,7 +6891,7 @@
               <w:t xml:space="preserve"> </w:t>
             </w:r>
             <w:r>
-              <w:t xml:space="preserve">as a discarded coda, and said the two pulled in opposite directions. Neither holds: leaving a liquid unwritten before an open character is the majority spelling at 57%, and a written coda reaching forward to the next onset is the commonest use of a written coda at 37%. Both were judged by ear before they were counted.</w:t>
+              <w:t xml:space="preserve">as a discarded coda, and said the two pulled in opposite directions. Neither holds: leaving a liquid unwritten before an open character is the majority spelling at 54%, and a written coda reaching forward to the next onset is the commonest use of a written coda at 37%. Both were judged by ear before they were counted.</w:t>
             </w:r>
             <w:r>
               <w:t xml:space="preserve"> </w:t>
@@ -9083,10 +9083,68 @@
               <w:t xml:space="preserve">çakır</w:t>
             </w:r>
             <w:r>
-              <w:t xml:space="preserve"> </w:t>
-            </w:r>
-            <w:r>
-              <w:t xml:space="preserve">“grey-eyed”, and</w:t>
+              <w:t xml:space="preserve">, which Kāşgarî glosses</w:t>
+            </w:r>
+            <w:r>
+              <w:t xml:space="preserve"> </w:t>
+            </w:r>
+            <w:r>
+              <w:rPr>
+                <w:iCs/>
+                <w:i/>
+              </w:rPr>
+              <w:t xml:space="preserve">azraq</w:t>
+            </w:r>
+            <w:r>
+              <w:t xml:space="preserve"> </w:t>
+            </w:r>
+            <w:r>
+              <w:t xml:space="preserve">“blue” and applies to eyes in his own proverb,</w:t>
+            </w:r>
+            <w:r>
+              <w:t xml:space="preserve"> </w:t>
+            </w:r>
+            <w:r>
+              <w:rPr>
+                <w:iCs/>
+                <w:i/>
+              </w:rPr>
+              <w:t xml:space="preserve">it çakırı atqa tegir, at çakırı itqa tegmes</w:t>
+            </w:r>
+            <w:r>
+              <w:t xml:space="preserve">, “a blue-eyed dog is worth a horse, a blue-eyed horse is not worth a dog”, because such a horse sees badly; the derived verb</w:t>
+            </w:r>
+            <w:r>
+              <w:t xml:space="preserve"> </w:t>
+            </w:r>
+            <w:r>
+              <w:rPr>
+                <w:iCs/>
+                <w:i/>
+              </w:rPr>
+              <w:t xml:space="preserve">çakrat-</w:t>
+            </w:r>
+            <w:r>
+              <w:t xml:space="preserve"> </w:t>
+            </w:r>
+            <w:r>
+              <w:t xml:space="preserve">is glossed “to roll the eyes and look blue-eyed”. Modern Turkish</w:t>
+            </w:r>
+            <w:r>
+              <w:t xml:space="preserve"> </w:t>
+            </w:r>
+            <w:r>
+              <w:rPr>
+                <w:iCs/>
+                <w:i/>
+              </w:rPr>
+              <w:t xml:space="preserve">çakır</w:t>
+            </w:r>
+            <w:r>
+              <w:t xml:space="preserve"> </w:t>
+            </w:r>
+            <w:r>
+              <w:t xml:space="preserve">is greyish-blue of the eyes, and earlier drafts of this entry glossed it that way; the eleventh-century gloss is the plain colour.</w:t>
             </w:r>
             <w:r>
               <w:t xml:space="preserve"> </w:t>
@@ -9291,7 +9349,7 @@
               <w:t xml:space="preserve"> </w:t>
             </w:r>
             <w:r>
-              <w:t xml:space="preserve">written with an open vowel being 86 of 289, 29.8%. 牙</w:t>
+              <w:t xml:space="preserve">written with an open vowel being 103 of 324, 31.8%. 牙</w:t>
             </w:r>
             <w:r>
               <w:t xml:space="preserve"> </w:t>
@@ -9378,7 +9436,7 @@
               <w:t xml:space="preserve"> </w:t>
             </w:r>
             <w:r>
-              <w:t xml:space="preserve">written with an open vowel is 1045 of 1509, 69.3%. The whole name costs 4.98%, about 1 in 20, against the 1 in 37 that retires</w:t>
+              <w:t xml:space="preserve">written with an open vowel is 1127 of 1634, 69.0%. The whole name costs 5.29%, about 1 in 19, against the 1 in 37 that retires</w:t>
             </w:r>
             <w:r>
               <w:t xml:space="preserve"> </w:t>
@@ -9449,7 +9507,7 @@
               <w:t xml:space="preserve">tśʰ-</w:t>
             </w:r>
             <w:r>
-              <w:t xml:space="preserve">, which is 1 of 54, where the vehicle for a source affricate is the plain</w:t>
+              <w:t xml:space="preserve">, which is 1 of 59, where the vehicle for a source affricate is the plain</w:t>
             </w:r>
             <w:r>
               <w:t xml:space="preserve"> </w:t>
@@ -9465,7 +9523,7 @@
               <w:t xml:space="preserve"> </w:t>
             </w:r>
             <w:r>
-              <w:t xml:space="preserve">at 32 of 48. It also added a syllable the character does not carry.</w:t>
+              <w:t xml:space="preserve">at 37 of 53. It also added a syllable the character does not carry.</w:t>
             </w:r>
             <w:r>
               <w:t xml:space="preserve"> </w:t>
@@ -9728,7 +9786,7 @@
               <w:t xml:space="preserve"> </w:t>
             </w:r>
             <w:r>
-              <w:t xml:space="preserve">fall alike at 29.8%.</w:t>
+              <w:t xml:space="preserve">fall alike at 31.8%.</w:t>
             </w:r>
             <w:r>
               <w:t xml:space="preserve"> </w:t>
@@ -9809,7 +9867,7 @@
               <w:t xml:space="preserve">toŋalar begi</w:t>
             </w:r>
             <w:r>
-              <w:t xml:space="preserve">. Clauson records that the animal sense “is not confirmed by any other authority”, and that by Kāşgarî’s day the word’s meaning had become unknown and it survived chiefly as a title. Neither sense is suppressed here, and the choice between them does not change the reading.</w:t>
+              <w:t xml:space="preserve">. Clauson records that the animal sense “is not confirmed by any other authority”, and adds that by Kāşgarî’s day the word’s meaning had become unknown.</w:t>
             </w:r>
             <w:r>
               <w:t xml:space="preserve"> </w:t>
@@ -9819,203 +9877,314 @@
                 <w:bCs/>
                 <w:b/>
               </w:rPr>
-              <w:t xml:space="preserve">The naming pattern is attested, and it is the one this name needs.</w:t>
-            </w:r>
-            <w:r>
-              <w:t xml:space="preserve"> </w:t>
-            </w:r>
-            <w:r>
-              <w:t xml:space="preserve">Kāşgarî says the word is used as a</w:t>
-            </w:r>
-            <w:r>
-              <w:t xml:space="preserve"> </w:t>
-            </w:r>
-            <w:r>
-              <w:rPr>
-                <w:iCs/>
-                <w:i/>
-              </w:rPr>
-              <w:t xml:space="preserve">laqab</w:t>
-            </w:r>
-            <w:r>
-              <w:t xml:space="preserve">, an honorific epithet, and gives</w:t>
-            </w:r>
-            <w:r>
-              <w:t xml:space="preserve"> </w:t>
-            </w:r>
-            <w:r>
-              <w:rPr>
-                <w:iCs/>
-                <w:i/>
-              </w:rPr>
-              <w:t xml:space="preserve">toŋa xan</w:t>
-            </w:r>
-            <w:r>
-              <w:t xml:space="preserve"> </w:t>
-            </w:r>
-            <w:r>
-              <w:t xml:space="preserve">and</w:t>
-            </w:r>
-            <w:r>
-              <w:t xml:space="preserve"> </w:t>
-            </w:r>
-            <w:r>
-              <w:rPr>
-                <w:iCs/>
-                <w:i/>
-              </w:rPr>
-              <w:t xml:space="preserve">toŋa tegin</w:t>
-            </w:r>
-            <w:r>
-              <w:t xml:space="preserve">: the epithet first, the title after it, head last, which is the shape of</w:t>
-            </w:r>
-            <w:r>
-              <w:t xml:space="preserve"> </w:t>
-            </w:r>
-            <w:r>
-              <w:rPr>
-                <w:iCs/>
-                <w:i/>
-              </w:rPr>
-              <w:t xml:space="preserve">Alp Arslan</w:t>
-            </w:r>
-            <w:r>
-              <w:t xml:space="preserve"> </w:t>
-            </w:r>
-            <w:r>
-              <w:t xml:space="preserve">and</w:t>
-            </w:r>
-            <w:r>
-              <w:t xml:space="preserve"> </w:t>
-            </w:r>
-            <w:r>
-              <w:rPr>
-                <w:iCs/>
-                <w:i/>
-              </w:rPr>
-              <w:t xml:space="preserve">Bilge Kağan</w:t>
-            </w:r>
-            <w:r>
-              <w:t xml:space="preserve">.</w:t>
-            </w:r>
-            <w:r>
-              <w:t xml:space="preserve"> </w:t>
-            </w:r>
-            <w:r>
-              <w:rPr>
-                <w:iCs/>
-                <w:i/>
-              </w:rPr>
-              <w:t xml:space="preserve">Tunga İnakt</w:t>
-            </w:r>
-            <w:r>
-              <w:t xml:space="preserve"> </w:t>
-            </w:r>
-            <w:r>
-              <w:t xml:space="preserve">is that shape, with 若鞮 as the title element the paper argues in §9, and it matches the form the other five 若鞮 rows already take, such as</w:t>
-            </w:r>
-            <w:r>
-              <w:t xml:space="preserve"> </w:t>
-            </w:r>
-            <w:r>
-              <w:rPr>
-                <w:iCs/>
-                <w:i/>
-              </w:rPr>
-              <w:t xml:space="preserve">Çal İnakt</w:t>
-            </w:r>
-            <w:r>
-              <w:t xml:space="preserve">.</w:t>
-            </w:r>
-            <w:r>
-              <w:t xml:space="preserve"> </w:t>
+              <w:t xml:space="preserve">That second point rests on an emendation, and the two standard editions of the</w:t>
             </w:r>
             <w:r>
               <w:rPr>
                 <w:bCs/>
                 <w:b/>
               </w:rPr>
+              <w:t xml:space="preserve"> </w:t>
+            </w:r>
+            <w:r>
+              <w:rPr>
+                <w:iCs/>
+                <w:i/>
+                <w:bCs/>
+                <w:b/>
+              </w:rPr>
+              <w:t xml:space="preserve">Dīwān</w:t>
+            </w:r>
+            <w:r>
+              <w:rPr>
+                <w:bCs/>
+                <w:b/>
+              </w:rPr>
+              <w:t xml:space="preserve"> </w:t>
+            </w:r>
+            <w:r>
+              <w:rPr>
+                <w:bCs/>
+                <w:b/>
+              </w:rPr>
+              <w:t xml:space="preserve">disagree.</w:t>
+            </w:r>
+            <w:r>
+              <w:t xml:space="preserve"> </w:t>
+            </w:r>
+            <w:r>
+              <w:t xml:space="preserve">The manuscript reads</w:t>
+            </w:r>
+            <w:r>
+              <w:t xml:space="preserve"> </w:t>
+            </w:r>
+            <w:r>
+              <w:rPr>
+                <w:iCs/>
+                <w:i/>
+              </w:rPr>
+              <w:t xml:space="preserve">salla</w:t>
+            </w:r>
+            <w:r>
+              <w:t xml:space="preserve">, and Dankoff and Kelly translate it as it stands: “this word has remained with the Turks and its meaning persists among them.” Clauson prints “its meaning became unknown” and marks the change in his own parenthesis,</w:t>
+            </w:r>
+            <w:r>
+              <w:t xml:space="preserve"> </w:t>
+            </w:r>
+            <w:r>
+              <w:rPr>
+                <w:iCs/>
+                <w:i/>
+              </w:rPr>
+              <w:t xml:space="preserve">read dalla for salla in MS.</w:t>
+            </w:r>
+            <w:r>
+              <w:t xml:space="preserve"> </w:t>
+            </w:r>
+            <w:r>
+              <w:t xml:space="preserve">Whether the animal sense was live or already fossil in 1072 therefore turns on one letter, and it does not affect this reading either way: on both readings the word was in use as a title, which is the only thing this name needs.</w:t>
+            </w:r>
+            <w:r>
+              <w:t xml:space="preserve"> </w:t>
+            </w:r>
+            <w:r>
+              <w:rPr>
+                <w:bCs/>
+                <w:b/>
+              </w:rPr>
+              <w:t xml:space="preserve">The naming pattern is attested, and it is the one this name needs.</w:t>
+            </w:r>
+            <w:r>
+              <w:t xml:space="preserve"> </w:t>
+            </w:r>
+            <w:r>
+              <w:t xml:space="preserve">Kāşgarî says the word is</w:t>
+            </w:r>
+            <w:r>
+              <w:t xml:space="preserve"> </w:t>
+            </w:r>
+            <w:r>
+              <w:rPr>
+                <w:iCs/>
+                <w:i/>
+              </w:rPr>
+              <w:t xml:space="preserve">yulaqqab bihi</w:t>
+            </w:r>
+            <w:r>
+              <w:t xml:space="preserve">, used as an honorific epithet, gives</w:t>
+            </w:r>
+            <w:r>
+              <w:t xml:space="preserve"> </w:t>
+            </w:r>
+            <w:r>
+              <w:rPr>
+                <w:iCs/>
+                <w:i/>
+              </w:rPr>
+              <w:t xml:space="preserve">toŋa xan</w:t>
+            </w:r>
+            <w:r>
+              <w:t xml:space="preserve"> </w:t>
+            </w:r>
+            <w:r>
+              <w:t xml:space="preserve">and</w:t>
+            </w:r>
+            <w:r>
+              <w:t xml:space="preserve"> </w:t>
+            </w:r>
+            <w:r>
+              <w:rPr>
+                <w:iCs/>
+                <w:i/>
+              </w:rPr>
+              <w:t xml:space="preserve">toŋa tegin</w:t>
+            </w:r>
+            <w:r>
+              <w:t xml:space="preserve">, and glosses the title itself,</w:t>
+            </w:r>
+            <w:r>
+              <w:t xml:space="preserve"> </w:t>
+            </w:r>
+            <w:r>
+              <w:rPr>
+                <w:iCs/>
+                <w:i/>
+              </w:rPr>
+              <w:t xml:space="preserve">toŋa alp ar</w:t>
+            </w:r>
+            <w:r>
+              <w:t xml:space="preserve">, as “a man, a warrior, as strong as a tiger”. All of this is taken from Dankoff and Kelly’s edition rather than at second hand. The shape is the epithet first, the title after it, head last, which is the shape of</w:t>
+            </w:r>
+            <w:r>
+              <w:t xml:space="preserve"> </w:t>
+            </w:r>
+            <w:r>
+              <w:rPr>
+                <w:iCs/>
+                <w:i/>
+              </w:rPr>
+              <w:t xml:space="preserve">Alp Arslan</w:t>
+            </w:r>
+            <w:r>
+              <w:t xml:space="preserve"> </w:t>
+            </w:r>
+            <w:r>
+              <w:t xml:space="preserve">and</w:t>
+            </w:r>
+            <w:r>
+              <w:t xml:space="preserve"> </w:t>
+            </w:r>
+            <w:r>
+              <w:rPr>
+                <w:iCs/>
+                <w:i/>
+              </w:rPr>
+              <w:t xml:space="preserve">Bilge Kağan</w:t>
+            </w:r>
+            <w:r>
+              <w:t xml:space="preserve">.</w:t>
+            </w:r>
+            <w:r>
+              <w:t xml:space="preserve"> </w:t>
+            </w:r>
+            <w:r>
+              <w:rPr>
+                <w:iCs/>
+                <w:i/>
+              </w:rPr>
+              <w:t xml:space="preserve">Tunga İnakt</w:t>
+            </w:r>
+            <w:r>
+              <w:t xml:space="preserve"> </w:t>
+            </w:r>
+            <w:r>
+              <w:t xml:space="preserve">is that shape, with 若鞮 as the title element the paper argues in §9, and it matches the form the other five 若鞮 rows already take, such as</w:t>
+            </w:r>
+            <w:r>
+              <w:t xml:space="preserve"> </w:t>
+            </w:r>
+            <w:r>
+              <w:rPr>
+                <w:iCs/>
+                <w:i/>
+              </w:rPr>
+              <w:t xml:space="preserve">Çal İnakt</w:t>
+            </w:r>
+            <w:r>
+              <w:t xml:space="preserve">.</w:t>
+            </w:r>
+            <w:r>
+              <w:t xml:space="preserve"> </w:t>
+            </w:r>
+            <w:r>
+              <w:rPr>
+                <w:bCs/>
+                <w:b/>
+              </w:rPr>
+              <w:t xml:space="preserve">Both word orders are Kāşgarî’s, and they belong to different registers.</w:t>
+            </w:r>
+            <w:r>
+              <w:t xml:space="preserve"> </w:t>
+            </w:r>
+            <w:r>
+              <w:t xml:space="preserve">The verse he quotes runs</w:t>
+            </w:r>
+            <w:r>
+              <w:t xml:space="preserve"> </w:t>
+            </w:r>
+            <w:r>
+              <w:rPr>
+                <w:iCs/>
+                <w:i/>
+              </w:rPr>
+              <w:t xml:space="preserve">alp ar toŋa öldi mü / esiz ajun kaldı mu</w:t>
+            </w:r>
+            <w:r>
+              <w:t xml:space="preserve">, “has Afrasiyab died, has the wretched world been left behind”, which is the order familiar in Turkish as</w:t>
+            </w:r>
+            <w:r>
+              <w:t xml:space="preserve"> </w:t>
+            </w:r>
+            <w:r>
+              <w:rPr>
+                <w:iCs/>
+                <w:i/>
+              </w:rPr>
+              <w:t xml:space="preserve">Alp Er Tonga</w:t>
+            </w:r>
+            <w:r>
+              <w:t xml:space="preserve">. The title is the other way round,</w:t>
+            </w:r>
+            <w:r>
+              <w:t xml:space="preserve"> </w:t>
+            </w:r>
+            <w:r>
+              <w:rPr>
+                <w:iCs/>
+                <w:i/>
+              </w:rPr>
+              <w:t xml:space="preserve">toŋa alp ar</w:t>
+            </w:r>
+            <w:r>
+              <w:t xml:space="preserve">, and so are</w:t>
+            </w:r>
+            <w:r>
+              <w:t xml:space="preserve"> </w:t>
+            </w:r>
+            <w:r>
+              <w:rPr>
+                <w:iCs/>
+                <w:i/>
+              </w:rPr>
+              <w:t xml:space="preserve">toŋa xan</w:t>
+            </w:r>
+            <w:r>
+              <w:t xml:space="preserve"> </w:t>
+            </w:r>
+            <w:r>
+              <w:t xml:space="preserve">and</w:t>
+            </w:r>
+            <w:r>
+              <w:t xml:space="preserve"> </w:t>
+            </w:r>
+            <w:r>
+              <w:rPr>
+                <w:iCs/>
+                <w:i/>
+              </w:rPr>
+              <w:t xml:space="preserve">toŋa tegin</w:t>
+            </w:r>
+            <w:r>
+              <w:t xml:space="preserve">. Clauson cites the title form and the Turkish tradition remembers the verse form; neither is mistaken. This bears on the reading, because 車牙若鞮 stands in a title slot, and there the</w:t>
+            </w:r>
+            <w:r>
+              <w:t xml:space="preserve"> </w:t>
+            </w:r>
+            <w:r>
+              <w:rPr>
+                <w:iCs/>
+                <w:i/>
+              </w:rPr>
+              <w:t xml:space="preserve">toŋa</w:t>
+            </w:r>
+            <w:r>
+              <w:t xml:space="preserve">-first order is the attested one.</w:t>
+            </w:r>
+            <w:r>
+              <w:t xml:space="preserve"> </w:t>
+            </w:r>
+            <w:r>
+              <w:rPr>
+                <w:bCs/>
+                <w:b/>
+              </w:rPr>
               <w:t xml:space="preserve">What is not settled.</w:t>
             </w:r>
             <w:r>
               <w:t xml:space="preserve"> </w:t>
             </w:r>
             <w:r>
-              <w:t xml:space="preserve">The vowel of the first syllable, which neither Clauson nor the transcription fixes. Whether the epithet is the animal or the quality, which turns on how much weight Kāşgarî’s gloss can bear given that he reports the word as already opaque. The</w:t>
-            </w:r>
-            <w:r>
-              <w:t xml:space="preserve"> </w:t>
-            </w:r>
-            <w:r>
-              <w:rPr>
-                <w:iCs/>
-                <w:i/>
-              </w:rPr>
-              <w:t xml:space="preserve">Dīwān</w:t>
-            </w:r>
-            <w:r>
-              <w:t xml:space="preserve">’s own text is not held for this project, only the Türk Dil Kurumu index, which carries headwords without verses, so the order</w:t>
-            </w:r>
-            <w:r>
-              <w:t xml:space="preserve"> </w:t>
-            </w:r>
-            <w:r>
-              <w:rPr>
-                <w:iCs/>
-                <w:i/>
-              </w:rPr>
-              <w:t xml:space="preserve">Alp Er Tonga</w:t>
-            </w:r>
-            <w:r>
-              <w:t xml:space="preserve"> </w:t>
-            </w:r>
-            <w:r>
-              <w:t xml:space="preserve">familiar from the elegy could not be checked here: Clauson gives only</w:t>
-            </w:r>
-            <w:r>
-              <w:t xml:space="preserve"> </w:t>
-            </w:r>
-            <w:r>
-              <w:rPr>
-                <w:iCs/>
-                <w:i/>
-              </w:rPr>
-              <w:t xml:space="preserve">Toŋa Alp Er</w:t>
-            </w:r>
-            <w:r>
-              <w:t xml:space="preserve">, from</w:t>
-            </w:r>
-            <w:r>
-              <w:t xml:space="preserve"> </w:t>
-            </w:r>
-            <w:r>
-              <w:rPr>
-                <w:iCs/>
-                <w:i/>
-              </w:rPr>
-              <w:t xml:space="preserve">Dīwān</w:t>
-            </w:r>
-            <w:r>
-              <w:t xml:space="preserve"> </w:t>
-            </w:r>
-            <w:r>
-              <w:t xml:space="preserve">III 368 and</w:t>
-            </w:r>
-            <w:r>
-              <w:t xml:space="preserve"> </w:t>
-            </w:r>
-            <w:r>
-              <w:rPr>
-                <w:iCs/>
-                <w:i/>
-              </w:rPr>
-              <w:t xml:space="preserve">Kutadgu Bilig</w:t>
-            </w:r>
-            <w:r>
-              <w:t xml:space="preserve"> </w:t>
-            </w:r>
-            <w:r>
-              <w:t xml:space="preserve">277. And this word stood at 當戶 in earlier drafts; it is moved here because 當戶 writes a source nasal-plus-velar cluster and this word has a single nasal.</w:t>
+              <w:t xml:space="preserve">The vowel of the first syllable, which neither Clauson nor the transcription fixes. Whether the epithet is the animal or the quality. Both senses are recorded above, neither is suppressed, and the transcription cannot choose between them. And this word stood at 當戶 in earlier drafts; it is moved here because 當戶 writes a source nasal-plus-velar cluster and this word has a single nasal.</w:t>
             </w:r>
           </w:p>
         </w:tc>
@@ -10211,7 +10380,39 @@
               <w:t xml:space="preserve"> </w:t>
             </w:r>
             <w:r>
-              <w:t xml:space="preserve">“grey-eyed” shows in the same dictionary.</w:t>
+              <w:t xml:space="preserve">shows in the same dictionary: Kāşgarî glosses it</w:t>
+            </w:r>
+            <w:r>
+              <w:t xml:space="preserve"> </w:t>
+            </w:r>
+            <w:r>
+              <w:rPr>
+                <w:iCs/>
+                <w:i/>
+              </w:rPr>
+              <w:t xml:space="preserve">azraq</w:t>
+            </w:r>
+            <w:r>
+              <w:t xml:space="preserve"> </w:t>
+            </w:r>
+            <w:r>
+              <w:t xml:space="preserve">“blue” and applies it to eyes in a proverb about a blue-eyed dog and a blue-eyed horse. He also records</w:t>
+            </w:r>
+            <w:r>
+              <w:t xml:space="preserve"> </w:t>
+            </w:r>
+            <w:r>
+              <w:rPr>
+                <w:iCs/>
+                <w:i/>
+              </w:rPr>
+              <w:t xml:space="preserve">Çaqır Toŋa Xan</w:t>
+            </w:r>
+            <w:r>
+              <w:t xml:space="preserve"> </w:t>
+            </w:r>
+            <w:r>
+              <w:t xml:space="preserve">as a ruler’s name, so the colour word is attested both as a gloss and in use as a name element.</w:t>
             </w:r>
           </w:p>
         </w:tc>
@@ -10397,7 +10598,7 @@
               <w:t xml:space="preserve"> </w:t>
             </w:r>
             <w:r>
-              <w:t xml:space="preserve">85 times in 88, 96.6%, and the vowel is rounded on both sides, 190 of 289, 65.7%. The final</w:t>
+              <w:t xml:space="preserve">97 times in 100, 97.0%, and the vowel is rounded on both sides, 207 of 324, 63.9%. The final</w:t>
             </w:r>
             <w:r>
               <w:t xml:space="preserve"> </w:t>
@@ -10413,7 +10614,7 @@
               <w:t xml:space="preserve"> </w:t>
             </w:r>
             <w:r>
-              <w:t xml:space="preserve">is not written, which the coda table of §8 puts at 8 of 21, 38.1%, the ordinary treatment of a source velar coda. Two characters, two syllables, nothing inserted and nothing discarded. The element costs 23.7%, about 1 in 4.</w:t>
+              <w:t xml:space="preserve">is not written, which the coda table of §8 puts at 9 of 23, 39.1%, the ordinary treatment of a source velar coda. Two characters, two syllables, nothing inserted and nothing discarded. The element costs 23.7%, about 1 in 4.</w:t>
             </w:r>
             <w:r>
               <w:t xml:space="preserve"> </w:t>
@@ -10429,7 +10630,7 @@
               <w:t xml:space="preserve"> </w:t>
             </w:r>
             <w:r>
-              <w:t xml:space="preserve">such as the 1 in 5 for</w:t>
+              <w:t xml:space="preserve">such as the 1 in 4 for</w:t>
             </w:r>
             <w:r>
               <w:t xml:space="preserve"> </w:t>
@@ -10824,7 +11025,7 @@
               <w:t xml:space="preserve"> </w:t>
             </w:r>
             <w:r>
-              <w:t xml:space="preserve">85 times in 88, 96.6%, and a source liquid onset of either kind,</w:t>
+              <w:t xml:space="preserve">97 times in 100, 97.0%, and a source liquid onset of either kind,</w:t>
             </w:r>
             <w:r>
               <w:t xml:space="preserve"> </w:t>
@@ -11004,7 +11205,7 @@
               <w:t xml:space="preserve"> </w:t>
             </w:r>
             <w:r>
-              <w:t xml:space="preserve">carrying nothing. Across 1,017 pairs in the Sanskrit corpus no transcription uses more than one character beyond the syllables of its source: 772 are one to one, 152 use one extra, 93 use fewer, and the count of pairs with four or more spare characters is 0. Step 50 established that most of those single extras are a Chinese semantic suffix appended to a finished transcription, 鬼 鳥 國 城, which these four are not.</w:t>
+              <w:t xml:space="preserve">carrying nothing. Across 1,110 pairs in the Sanskrit corpus no transcription uses more than one character beyond the syllables of its source: 772 are one to one, 152 use one extra, 93 use fewer, and the count of pairs with four or more spare characters is 0. Step 50 established that most of those single extras are a Chinese semantic suffix appended to a finished transcription, 鬼 鳥 國 城, which these four are not.</w:t>
             </w:r>
             <w:r>
               <w:t xml:space="preserve"> </w:t>
@@ -12002,7 +12203,7 @@
               <w:t xml:space="preserve"> </w:t>
             </w:r>
             <w:r>
-              <w:t xml:space="preserve">of the first reading is 0 of 48 in the Sanskrit corpus, while with a dental onset it is 8 of 48, 16.7%. For the coda it takes the Old Chinese value, Baxter and Sagart’s</w:t>
+              <w:t xml:space="preserve">of the first reading is 0 of 53 in the Sanskrit corpus, while with a dental onset it is 8 of 48, 16.7%. For the coda it takes the Old Chinese value, Baxter and Sagart’s</w:t>
             </w:r>
             <w:r>
               <w:t xml:space="preserve"> </w:t>
@@ -14840,7 +15041,52 @@
               <w:t xml:space="preserve">Körklü</w:t>
             </w:r>
             <w:r>
-              <w:t xml:space="preserve">, “glorious, imposing”. The word is a headword in both lexicons used here: Kāşgarî has</w:t>
+              <w:t xml:space="preserve">, “glorious, imposing”, taking the word at the broader end of a range that runs from beauty to splendour. The word is a headword in both lexicons used here, and</w:t>
+            </w:r>
+            <w:r>
+              <w:t xml:space="preserve"> </w:t>
+            </w:r>
+            <w:r>
+              <w:rPr>
+                <w:bCs/>
+                <w:b/>
+              </w:rPr>
+              <w:t xml:space="preserve">its sense broadens across the centuries, which the reading has to reckon with.</w:t>
+            </w:r>
+            <w:r>
+              <w:t xml:space="preserve"> </w:t>
+            </w:r>
+            <w:r>
+              <w:t xml:space="preserve">Kāşgarî’s own Arabic is at the narrow end: he glosses</w:t>
+            </w:r>
+            <w:r>
+              <w:t xml:space="preserve"> </w:t>
+            </w:r>
+            <w:r>
+              <w:rPr>
+                <w:iCs/>
+                <w:i/>
+              </w:rPr>
+              <w:t xml:space="preserve">körk</w:t>
+            </w:r>
+            <w:r>
+              <w:t xml:space="preserve"> </w:t>
+            </w:r>
+            <w:r>
+              <w:t xml:space="preserve">as</w:t>
+            </w:r>
+            <w:r>
+              <w:t xml:space="preserve"> </w:t>
+            </w:r>
+            <w:r>
+              <w:rPr>
+                <w:iCs/>
+                <w:i/>
+              </w:rPr>
+              <w:t xml:space="preserve">ḥusn, jamāl</w:t>
+            </w:r>
+            <w:r>
+              <w:t xml:space="preserve">, beauty, and</w:t>
             </w:r>
             <w:r>
               <w:t xml:space="preserve"> </w:t>
@@ -14853,7 +15099,39 @@
               <w:t xml:space="preserve">körklüg</w:t>
             </w:r>
             <w:r>
-              <w:t xml:space="preserve">, glossed</w:t>
+              <w:t xml:space="preserve"> </w:t>
+            </w:r>
+            <w:r>
+              <w:t xml:space="preserve">as</w:t>
+            </w:r>
+            <w:r>
+              <w:t xml:space="preserve"> </w:t>
+            </w:r>
+            <w:r>
+              <w:rPr>
+                <w:iCs/>
+                <w:i/>
+              </w:rPr>
+              <w:t xml:space="preserve">jamīl</w:t>
+            </w:r>
+            <w:r>
+              <w:t xml:space="preserve">, beautiful, with</w:t>
+            </w:r>
+            <w:r>
+              <w:t xml:space="preserve"> </w:t>
+            </w:r>
+            <w:r>
+              <w:rPr>
+                <w:iCs/>
+                <w:i/>
+              </w:rPr>
+              <w:t xml:space="preserve">ḥasan</w:t>
+            </w:r>
+            <w:r>
+              <w:t xml:space="preserve"> </w:t>
+            </w:r>
+            <w:r>
+              <w:t xml:space="preserve">elsewhere. Earlier drafts of this entry gave the gloss as</w:t>
             </w:r>
             <w:r>
               <w:t xml:space="preserve"> </w:t>
@@ -14866,7 +15144,84 @@
               <w:t xml:space="preserve">iyi, güzel ve gösterişli</w:t>
             </w:r>
             <w:r>
-              <w:t xml:space="preserve">, “good, beautiful and imposing”, and the</w:t>
+              <w:t xml:space="preserve">, “good, beautiful and imposing”, which is the Türk Dil Kurumu index’s Turkish rendering rather than Kāşgarî’s Arabic, and the “imposing” in it is not his. Clauson’s attestations sit at the same narrow end:</w:t>
+            </w:r>
+            <w:r>
+              <w:t xml:space="preserve"> </w:t>
+            </w:r>
+            <w:r>
+              <w:rPr>
+                <w:iCs/>
+                <w:i/>
+              </w:rPr>
+              <w:t xml:space="preserve">körklüg menizliğ</w:t>
+            </w:r>
+            <w:r>
+              <w:t xml:space="preserve"> </w:t>
+            </w:r>
+            <w:r>
+              <w:t xml:space="preserve">“good-looking” in Uyghur Buddhist texts,</w:t>
+            </w:r>
+            <w:r>
+              <w:t xml:space="preserve"> </w:t>
+            </w:r>
+            <w:r>
+              <w:rPr>
+                <w:iCs/>
+                <w:i/>
+              </w:rPr>
+              <w:t xml:space="preserve">kuba körklügüğ kör</w:t>
+            </w:r>
+            <w:r>
+              <w:t xml:space="preserve"> </w:t>
+            </w:r>
+            <w:r>
+              <w:t xml:space="preserve">“see the fair-haired beauty” in the</w:t>
+            </w:r>
+            <w:r>
+              <w:t xml:space="preserve"> </w:t>
+            </w:r>
+            <w:r>
+              <w:rPr>
+                <w:iCs/>
+                <w:i/>
+              </w:rPr>
+              <w:t xml:space="preserve">Kutadgu Bilig</w:t>
+            </w:r>
+            <w:r>
+              <w:t xml:space="preserve">, and a Kipchak</w:t>
+            </w:r>
+            <w:r>
+              <w:t xml:space="preserve"> </w:t>
+            </w:r>
+            <w:r>
+              <w:rPr>
+                <w:iCs/>
+                <w:i/>
+              </w:rPr>
+              <w:t xml:space="preserve">inen körklü</w:t>
+            </w:r>
+            <w:r>
+              <w:t xml:space="preserve"> </w:t>
+            </w:r>
+            <w:r>
+              <w:t xml:space="preserve">“extremely beautiful”.</w:t>
+            </w:r>
+            <w:r>
+              <w:t xml:space="preserve"> </w:t>
+            </w:r>
+            <w:r>
+              <w:rPr>
+                <w:bCs/>
+                <w:b/>
+              </w:rPr>
+              <w:t xml:space="preserve">The broader sense appears later, and it is well attested.</w:t>
+            </w:r>
+            <w:r>
+              <w:t xml:space="preserve"> </w:t>
+            </w:r>
+            <w:r>
+              <w:t xml:space="preserve">The</w:t>
             </w:r>
             <w:r>
               <w:t xml:space="preserve"> </w:t>
@@ -14882,7 +15237,7 @@
               <w:t xml:space="preserve"> </w:t>
             </w:r>
             <w:r>
-              <w:t xml:space="preserve">has</w:t>
+              <w:t xml:space="preserve">glosses</w:t>
             </w:r>
             <w:r>
               <w:t xml:space="preserve"> </w:t>
@@ -14898,7 +15253,7 @@
               <w:t xml:space="preserve"> </w:t>
             </w:r>
             <w:r>
-              <w:t xml:space="preserve">glossed</w:t>
+              <w:t xml:space="preserve">as</w:t>
             </w:r>
             <w:r>
               <w:t xml:space="preserve"> </w:t>
@@ -14911,7 +15266,216 @@
               <w:t xml:space="preserve">decus</w:t>
             </w:r>
             <w:r>
-              <w:t xml:space="preserve">, glory or dignity rather than prettiness. Clauson records the form across the whole span, with Kipchak and Coman</w:t>
+              <w:t xml:space="preserve">, glory or dignity rather than prettiness. The</w:t>
+            </w:r>
+            <w:r>
+              <w:t xml:space="preserve"> </w:t>
+            </w:r>
+            <w:r>
+              <w:rPr>
+                <w:iCs/>
+                <w:i/>
+              </w:rPr>
+              <w:t xml:space="preserve">Book of Dede Korkut</w:t>
+            </w:r>
+            <w:r>
+              <w:t xml:space="preserve">, Oghuz and preserved in fifteenth and sixteenth century manuscripts, carries</w:t>
+            </w:r>
+            <w:r>
+              <w:t xml:space="preserve"> </w:t>
+            </w:r>
+            <w:r>
+              <w:rPr>
+                <w:iCs/>
+                <w:i/>
+              </w:rPr>
+              <w:t xml:space="preserve">görklü</w:t>
+            </w:r>
+            <w:r>
+              <w:t xml:space="preserve"> </w:t>
+            </w:r>
+            <w:r>
+              <w:t xml:space="preserve">as a fixed devotional epithet:</w:t>
+            </w:r>
+            <w:r>
+              <w:t xml:space="preserve"> </w:t>
+            </w:r>
+            <w:r>
+              <w:rPr>
+                <w:iCs/>
+                <w:i/>
+              </w:rPr>
+              <w:t xml:space="preserve">adı görklü Muhammed</w:t>
+            </w:r>
+            <w:r>
+              <w:t xml:space="preserve">, “Muhammad whose name is glorious”, recurs as a formula before battle, and a formulaic catalogue runs</w:t>
+            </w:r>
+            <w:r>
+              <w:t xml:space="preserve"> </w:t>
+            </w:r>
+            <w:r>
+              <w:rPr>
+                <w:iCs/>
+                <w:i/>
+              </w:rPr>
+              <w:t xml:space="preserve">ayna günü okunanda hutbe görklü, kulak urup dinleyende ümmet görklü</w:t>
+            </w:r>
+            <w:r>
+              <w:t xml:space="preserve">, “glorious is the sermon read on Friday, glorious the congregation that hears it”. In the Deli Dumrul story God is addressed as</w:t>
+            </w:r>
+            <w:r>
+              <w:t xml:space="preserve"> </w:t>
+            </w:r>
+            <w:r>
+              <w:rPr>
+                <w:iCs/>
+                <w:i/>
+              </w:rPr>
+              <w:t xml:space="preserve">görklü Tanrı</w:t>
+            </w:r>
+            <w:r>
+              <w:t xml:space="preserve">. None of these referents is merely pretty, and the highest of them is God. Modern Turkish continues the same end of the range with</w:t>
+            </w:r>
+            <w:r>
+              <w:t xml:space="preserve"> </w:t>
+            </w:r>
+            <w:r>
+              <w:rPr>
+                <w:iCs/>
+                <w:i/>
+              </w:rPr>
+              <w:t xml:space="preserve">görkem</w:t>
+            </w:r>
+            <w:r>
+              <w:t xml:space="preserve"> </w:t>
+            </w:r>
+            <w:r>
+              <w:t xml:space="preserve">“splendour, magnificence” and</w:t>
+            </w:r>
+            <w:r>
+              <w:t xml:space="preserve"> </w:t>
+            </w:r>
+            <w:r>
+              <w:rPr>
+                <w:iCs/>
+                <w:i/>
+              </w:rPr>
+              <w:t xml:space="preserve">görkemli</w:t>
+            </w:r>
+            <w:r>
+              <w:t xml:space="preserve"> </w:t>
+            </w:r>
+            <w:r>
+              <w:t xml:space="preserve">“imposing”, both from this stem. Two things keep that from settling the row. The broad sense is Oghuz and late, four centuries after Kāşgarî and far later still than the record this supplement reads, and in</w:t>
+            </w:r>
+            <w:r>
+              <w:t xml:space="preserve"> </w:t>
+            </w:r>
+            <w:r>
+              <w:rPr>
+                <w:iCs/>
+                <w:i/>
+              </w:rPr>
+              <w:t xml:space="preserve">Dede Korkut</w:t>
+            </w:r>
+            <w:r>
+              <w:t xml:space="preserve"> </w:t>
+            </w:r>
+            <w:r>
+              <w:t xml:space="preserve">it attaches almost entirely to Islamic religious referents, which is a devotional register rather than a general one. The narrow sense is meanwhile still the current one elsewhere in the same century: the fourteenth century Kipchak vocabularies Clauson cites give</w:t>
+            </w:r>
+            <w:r>
+              <w:t xml:space="preserve"> </w:t>
+            </w:r>
+            <w:r>
+              <w:rPr>
+                <w:iCs/>
+                <w:i/>
+              </w:rPr>
+              <w:t xml:space="preserve">körk</w:t>
+            </w:r>
+            <w:r>
+              <w:t xml:space="preserve"> </w:t>
+            </w:r>
+            <w:r>
+              <w:t xml:space="preserve">as</w:t>
+            </w:r>
+            <w:r>
+              <w:t xml:space="preserve"> </w:t>
+            </w:r>
+            <w:r>
+              <w:rPr>
+                <w:iCs/>
+                <w:i/>
+              </w:rPr>
+              <w:t xml:space="preserve">al-ḥusn wa-l-jamāl</w:t>
+            </w:r>
+            <w:r>
+              <w:t xml:space="preserve"> </w:t>
+            </w:r>
+            <w:r>
+              <w:t xml:space="preserve">(Houtsma 19, 12) and</w:t>
+            </w:r>
+            <w:r>
+              <w:t xml:space="preserve"> </w:t>
+            </w:r>
+            <w:r>
+              <w:rPr>
+                <w:iCs/>
+                <w:i/>
+              </w:rPr>
+              <w:t xml:space="preserve">al-ḥusn</w:t>
+            </w:r>
+            <w:r>
+              <w:t xml:space="preserve"> </w:t>
+            </w:r>
+            <w:r>
+              <w:t xml:space="preserve">(Ibn Muhannā 80), beauty and nothing further. In the oldest layer</w:t>
+            </w:r>
+            <w:r>
+              <w:t xml:space="preserve"> </w:t>
+            </w:r>
+            <w:r>
+              <w:rPr>
+                <w:iCs/>
+                <w:i/>
+              </w:rPr>
+              <w:t xml:space="preserve">körk</w:t>
+            </w:r>
+            <w:r>
+              <w:t xml:space="preserve"> </w:t>
+            </w:r>
+            <w:r>
+              <w:t xml:space="preserve">renders Sanskrit</w:t>
+            </w:r>
+            <w:r>
+              <w:t xml:space="preserve"> </w:t>
+            </w:r>
+            <w:r>
+              <w:rPr>
+                <w:iCs/>
+                <w:i/>
+              </w:rPr>
+              <w:t xml:space="preserve">rūpa</w:t>
+            </w:r>
+            <w:r>
+              <w:t xml:space="preserve">, “form” (Suv. 164, 20), and the related</w:t>
+            </w:r>
+            <w:r>
+              <w:t xml:space="preserve"> </w:t>
+            </w:r>
+            <w:r>
+              <w:rPr>
+                <w:iCs/>
+                <w:i/>
+              </w:rPr>
+              <w:t xml:space="preserve">körtle</w:t>
+            </w:r>
+            <w:r>
+              <w:t xml:space="preserve"> </w:t>
+            </w:r>
+            <w:r>
+              <w:t xml:space="preserve">is a component of women’s names in the Uyghur documents. WE therefore record the broad sense as attested and the narrow one as the older, and price this reading on its form rather than on its gloss. Clauson records the form across the whole span, with Kipchak and Coman</w:t>
             </w:r>
             <w:r>
               <w:t xml:space="preserve"> </w:t>
@@ -15509,7 +16073,7 @@
               <w:t xml:space="preserve"> </w:t>
             </w:r>
             <w:r>
-              <w:t xml:space="preserve">written with an open vowel is 1045 of 1509, 69.3%. The coda is the weak link and is stated rather than buried: the word carries an</w:t>
+              <w:t xml:space="preserve">written with an open vowel is 1127 of 1634, 69.0%. The coda is the weak link and is stated rather than buried: the word carries an</w:t>
             </w:r>
             <w:r>
               <w:t xml:space="preserve"> </w:t>
@@ -15538,7 +16102,7 @@
               <w:t xml:space="preserve">-ŋ</w:t>
             </w:r>
             <w:r>
-              <w:t xml:space="preserve">, a change of place which the corpus permits in 15 of 53 cases, 28.3%, but does not favour. 戶</w:t>
+              <w:t xml:space="preserve">, a change of place which the corpus permits in 17 of 58 cases, 29.3%, but does not favour. 戶</w:t>
             </w:r>
             <w:r>
               <w:t xml:space="preserve"> </w:t>
@@ -15599,7 +16163,7 @@
               <w:t xml:space="preserve"> </w:t>
             </w:r>
             <w:r>
-              <w:t xml:space="preserve">is 52 of 90, 57.8%, with the vowel open again. The pair is the corpus device for a medial nasal-plus-velar: given a written</w:t>
+              <w:t xml:space="preserve">is 64 of 110, 58.2%, with the vowel open again. The pair is the corpus device for a medial nasal-plus-velar: given a written</w:t>
             </w:r>
             <w:r>
               <w:t xml:space="preserve"> </w:t>
@@ -15625,7 +16189,7 @@
                 <w:bCs/>
                 <w:b/>
               </w:rPr>
-              <w:t xml:space="preserve">The whole reading costs 2.18%, about 1 in 46.</w:t>
+              <w:t xml:space="preserve">The whole reading costs 2.26%, about 1 in 44.</w:t>
             </w:r>
             <w:r>
               <w:t xml:space="preserve"> </w:t>
@@ -15920,7 +16484,7 @@
               <w:t xml:space="preserve"> </w:t>
             </w:r>
             <w:r>
-              <w:t xml:space="preserve">The price, 1 in 46, which is worse than the threshold the paper uses elsewhere, and the reader is told so above. The nasal, which is a change of place rather than a direct correspondence. That the seal sense reaches the headword only through its derivatives, so the chain has one link more than at a row where the dictionary glosses the word itself. And whether the Chinese office 當戶 had anything to do with seals, which the histories do not say and this reading assumes.</w:t>
+              <w:t xml:space="preserve">The price, 1 in 44, which is worse than the threshold the paper uses elsewhere, and the reader is told so above. The nasal, which is a change of place rather than a direct correspondence. That the seal sense reaches the headword only through its derivatives, so the chain has one link more than at a row where the dictionary glosses the word itself. And whether the Chinese office 當戶 had anything to do with seals, which the histories do not say and this reading assumes.</w:t>
             </w:r>
           </w:p>
         </w:tc>
@@ -22587,7 +23151,7 @@
         <w:t xml:space="preserve"> </w:t>
       </w:r>
       <w:r>
-        <w:t xml:space="preserve">is 0 of 48, which retired</w:t>
+        <w:t xml:space="preserve">is 0 of 53, which retired</w:t>
       </w:r>
       <w:r>
         <w:t xml:space="preserve"> </w:t>
@@ -22685,7 +23249,7 @@
         <w:t xml:space="preserve"> </w:t>
       </w:r>
       <w:r>
-        <w:t xml:space="preserve">reported there but not used. At 呼都而尸道皋若鞮 the proposal was withdrawn too, and for measurements rather than for want of a source: a source vowel-initial syllable takes a Chinese glottal onset 137 of 140 and a velar 0 of 140, and both elements of the reading sat on velar characters; no character in the name carries a liquid, where a source l- takes a Chinese l- 262 of 288; and the reading left four of the eight characters carrying nothing, where no pair in the 1,017-pair Sanskrit corpus uses more than one character beyond its source syllables.</w:t>
+        <w:t xml:space="preserve">reported there but not used. At 呼都而尸道皋若鞮 the proposal was withdrawn too, and for measurements rather than for want of a source: a source vowel-initial syllable takes a Chinese glottal onset 137 of 140 and a velar 0 of 140, and both elements of the reading sat on velar characters; no character in the name carries a liquid, where a source l- takes a Chinese l- 262 of 288; and the reading left four of the eight characters carrying nothing, where no pair in the 1,110-pair Sanskrit corpus uses more than one character beyond its source syllables.</w:t>
       </w:r>
       <w:r>
         <w:t xml:space="preserve"> </w:t>

--- a/docs/supplementary_S1_candidate_readings.docx
+++ b/docs/supplementary_S1_candidate_readings.docx
@@ -4481,23 +4481,16 @@
               <w:t xml:space="preserve"> </w:t>
             </w:r>
             <w:r>
-              <w:t xml:space="preserve">is the cheapest at 23.4%, about 1 in 4, against 1 in 9 for the best branch of 冒頓 and the 1 in 37 that retires</w:t>
-            </w:r>
-            <w:r>
-              <w:t xml:space="preserve"> </w:t>
-            </w:r>
-            <w:r>
-              <w:rPr>
-                <w:iCs/>
-                <w:i/>
-              </w:rPr>
-              <w:t xml:space="preserve">Baγatur</w:t>
-            </w:r>
-            <w:r>
-              <w:t xml:space="preserve"> </w:t>
-            </w:r>
-            <w:r>
-              <w:t xml:space="preserve">in §8.1 of the paper. Two syllables, two characters, nothing inserted and nothing discarded.</w:t>
+              <w:t xml:space="preserve">is the cheapest at 23.4%, about 1 in 4, against 1 in 9 for the best branch of 冒頓 and 1 in 152 for the control at</w:t>
+            </w:r>
+            <w:r>
+              <w:t xml:space="preserve"> </w:t>
+            </w:r>
+            <w:r>
+              <w:t xml:space="preserve">撑犁</w:t>
+            </w:r>
+            <w:r>
+              <w:t xml:space="preserve">. Two syllables, two characters, nothing inserted and nothing discarded.</w:t>
             </w:r>
             <w:r>
               <w:br/>
@@ -6654,23 +6647,19 @@
               <w:t xml:space="preserve">The whole name costs 2.00%, about 1 in 50</w:t>
             </w:r>
             <w:r>
-              <w:t xml:space="preserve">, against the 1 in 37 that retires</w:t>
-            </w:r>
-            <w:r>
-              <w:t xml:space="preserve"> </w:t>
-            </w:r>
-            <w:r>
-              <w:rPr>
-                <w:iCs/>
-                <w:i/>
-              </w:rPr>
-              <w:t xml:space="preserve">Baγatur</w:t>
-            </w:r>
-            <w:r>
-              <w:t xml:space="preserve"> </w:t>
-            </w:r>
-            <w:r>
-              <w:t xml:space="preserve">in §8.1.</w:t>
+              <w:t xml:space="preserve">, against the 1 in 152 that the control at</w:t>
+            </w:r>
+            <w:r>
+              <w:t xml:space="preserve"> </w:t>
+            </w:r>
+            <w:r>
+              <w:t xml:space="preserve">撑犁</w:t>
+            </w:r>
+            <w:r>
+              <w:t xml:space="preserve"> </w:t>
+            </w:r>
+            <w:r>
+              <w:t xml:space="preserve">gives for a reading the Chinese sources gloss outright.</w:t>
             </w:r>
             <w:r>
               <w:t xml:space="preserve"> </w:t>
@@ -7276,7 +7265,7 @@
               <w:jc w:val="left"/>
             </w:pPr>
             <w:r>
-              <w:t xml:space="preserve">kʰɨɑ liɑ gyan gɨɑ</w:t>
+              <w:t xml:space="preserve">hɨɑ liɑ gyan gɨɑ</w:t>
             </w:r>
           </w:p>
         </w:tc>
@@ -7341,7 +7330,7 @@
                 <w:iCs/>
                 <w:i/>
               </w:rPr>
-              <w:t xml:space="preserve">kʰɨɑ</w:t>
+              <w:t xml:space="preserve">hɨɑ</w:t>
             </w:r>
             <w:r>
               <w:t xml:space="preserve"> </w:t>
@@ -7360,7 +7349,68 @@
               <w:t xml:space="preserve">ka</w:t>
             </w:r>
             <w:r>
-              <w:t xml:space="preserve">, 閭</w:t>
+              <w:t xml:space="preserve">: the second of the character’s two Later Han readings, which §8.5 selects.</w:t>
+            </w:r>
+            <w:r>
+              <w:t xml:space="preserve"> </w:t>
+            </w:r>
+            <w:r>
+              <w:rPr>
+                <w:iCs/>
+                <w:i/>
+              </w:rPr>
+              <w:t xml:space="preserve">Kalkan</w:t>
+            </w:r>
+            <w:r>
+              <w:t xml:space="preserve"> </w:t>
+            </w:r>
+            <w:r>
+              <w:t xml:space="preserve">has back vowels throughout, so its velars are</w:t>
+            </w:r>
+            <w:r>
+              <w:t xml:space="preserve"> </w:t>
+            </w:r>
+            <w:r>
+              <w:rPr>
+                <w:iCs/>
+                <w:i/>
+              </w:rPr>
+              <w:t xml:space="preserve">q</w:t>
+            </w:r>
+            <w:r>
+              <w:t xml:space="preserve">, and Table 10 measures a Turkic back</w:t>
+            </w:r>
+            <w:r>
+              <w:t xml:space="preserve"> </w:t>
+            </w:r>
+            <w:r>
+              <w:rPr>
+                <w:iCs/>
+                <w:i/>
+              </w:rPr>
+              <w:t xml:space="preserve">q</w:t>
+            </w:r>
+            <w:r>
+              <w:t xml:space="preserve"> </w:t>
+            </w:r>
+            <w:r>
+              <w:t xml:space="preserve">written with an</w:t>
+            </w:r>
+            <w:r>
+              <w:t xml:space="preserve"> </w:t>
+            </w:r>
+            <w:r>
+              <w:rPr>
+                <w:iCs/>
+                <w:i/>
+              </w:rPr>
+              <w:t xml:space="preserve">h-</w:t>
+            </w:r>
+            <w:r>
+              <w:t xml:space="preserve"> </w:t>
+            </w:r>
+            <w:r>
+              <w:t xml:space="preserve">character 43 times in 66, 65.2%, against 20 in 66 for an aspirated one. On the aspirated reading the first three characters cost 1 in 150; on this one they cost 1 in 6. 閭</w:t>
             </w:r>
             <w:r>
               <w:t xml:space="preserve"> </w:t>
@@ -7376,6 +7426,35 @@
               <w:t xml:space="preserve"> </w:t>
             </w:r>
             <w:r>
+              <w:t xml:space="preserve">→ a bare</w:t>
+            </w:r>
+            <w:r>
+              <w:t xml:space="preserve"> </w:t>
+            </w:r>
+            <w:r>
+              <w:rPr>
+                <w:iCs/>
+                <w:i/>
+              </w:rPr>
+              <w:t xml:space="preserve">-l</w:t>
+            </w:r>
+            <w:r>
+              <w:t xml:space="preserve">, the onset direct at 97 of 100 but the vowel writing nothing, which is the final-character device measured at 45.7%. 權</w:t>
+            </w:r>
+            <w:r>
+              <w:t xml:space="preserve"> </w:t>
+            </w:r>
+            <w:r>
+              <w:rPr>
+                <w:iCs/>
+                <w:i/>
+              </w:rPr>
+              <w:t xml:space="preserve">gyan</w:t>
+            </w:r>
+            <w:r>
+              <w:t xml:space="preserve"> </w:t>
+            </w:r>
+            <w:r>
               <w:t xml:space="preserve">→</w:t>
             </w:r>
             <w:r>
@@ -7386,55 +7465,100 @@
                 <w:iCs/>
                 <w:i/>
               </w:rPr>
-              <w:t xml:space="preserve">l</w:t>
-            </w:r>
-            <w:r>
-              <w:t xml:space="preserve">, 權</w:t>
-            </w:r>
-            <w:r>
-              <w:t xml:space="preserve"> </w:t>
-            </w:r>
-            <w:r>
-              <w:rPr>
-                <w:iCs/>
-                <w:i/>
-              </w:rPr>
-              <w:t xml:space="preserve">gyan</w:t>
-            </w:r>
-            <w:r>
-              <w:t xml:space="preserve"> </w:t>
-            </w:r>
-            <w:r>
-              <w:t xml:space="preserve">→</w:t>
-            </w:r>
-            <w:r>
-              <w:t xml:space="preserve"> </w:t>
-            </w:r>
-            <w:r>
-              <w:rPr>
-                <w:iCs/>
-                <w:i/>
-              </w:rPr>
               <w:t xml:space="preserve">kan</w:t>
             </w:r>
             <w:r>
-              <w:t xml:space="preserve">: the first three characters match exactly, including the written -n coda, at zero minority steps. Only 渠</w:t>
-            </w:r>
-            <w:r>
-              <w:t xml:space="preserve"> </w:t>
-            </w:r>
-            <w:r>
-              <w:rPr>
-                <w:iCs/>
-                <w:i/>
-              </w:rPr>
-              <w:t xml:space="preserve">gɨɑ</w:t>
-            </w:r>
-            <w:r>
-              <w:t xml:space="preserve"> </w:t>
-            </w:r>
-            <w:r>
-              <w:t xml:space="preserve">is left unaccounted for, and it may carry a separate title element.</w:t>
+              <w:t xml:space="preserve">, with the</w:t>
+            </w:r>
+            <w:r>
+              <w:t xml:space="preserve"> </w:t>
+            </w:r>
+            <w:r>
+              <w:rPr>
+                <w:iCs/>
+                <w:i/>
+              </w:rPr>
+              <w:t xml:space="preserve">-n</w:t>
+            </w:r>
+            <w:r>
+              <w:t xml:space="preserve"> </w:t>
+            </w:r>
+            <w:r>
+              <w:t xml:space="preserve">on the page.</w:t>
+            </w:r>
+            <w:r>
+              <w:t xml:space="preserve"> </w:t>
+            </w:r>
+            <w:r>
+              <w:rPr>
+                <w:bCs/>
+                <w:b/>
+              </w:rPr>
+              <w:t xml:space="preserve">渠 is left unaccounted, and the whole reading costs 1 in 1,138.</w:t>
+            </w:r>
+            <w:r>
+              <w:t xml:space="preserve"> </w:t>
+            </w:r>
+            <w:r>
+              <w:rPr>
+                <w:bCs/>
+                <w:b/>
+              </w:rPr>
+              <w:t xml:space="preserve">That character is a real objection rather than a footnote.</w:t>
+            </w:r>
+            <w:r>
+              <w:t xml:space="preserve"> </w:t>
+            </w:r>
+            <w:r>
+              <w:t xml:space="preserve">It writes a full syllable elsewhere in this record, the</w:t>
+            </w:r>
+            <w:r>
+              <w:t xml:space="preserve"> </w:t>
+            </w:r>
+            <w:r>
+              <w:rPr>
+                <w:iCs/>
+                <w:i/>
+              </w:rPr>
+              <w:t xml:space="preserve">ka</w:t>
+            </w:r>
+            <w:r>
+              <w:t xml:space="preserve"> </w:t>
+            </w:r>
+            <w:r>
+              <w:t xml:space="preserve">of the reading proposed at 且渠, with its velar onset and open vowel doing work; and it recurs as the second element of Xiongnu compounds across the histories, 且渠 as an office, 顓渠 in the consort title 顓渠閼氏, and 雕渠 in the personal name 雕渠難. A character that behaves that way in four compounds is not idle in the fifth by nature. Nor does the corpus license leaving it idle: of the 152 pairs in 1,110 that use more characters than syllables, 77 are a Chinese semantic suffix appended to a finished transcription, 鬼 “demon”, 鳥 “bird”, 國 “country”, 城 “city”, and 渠 is not a classifier of that kind.</w:t>
+            </w:r>
+            <w:r>
+              <w:t xml:space="preserve"> </w:t>
+            </w:r>
+            <w:r>
+              <w:rPr>
+                <w:bCs/>
+                <w:b/>
+              </w:rPr>
+              <w:t xml:space="preserve">No word in the lexicons uses all four characters.</w:t>
+            </w:r>
+            <w:r>
+              <w:t xml:space="preserve"> </w:t>
+            </w:r>
+            <w:r>
+              <w:t xml:space="preserve">The frame returns 0 four-syllable fits, 7 three-syllable fits with 渠 left over, all of them</w:t>
+            </w:r>
+            <w:r>
+              <w:t xml:space="preserve"> </w:t>
+            </w:r>
+            <w:r>
+              <w:rPr>
+                <w:iCs/>
+                <w:i/>
+              </w:rPr>
+              <w:t xml:space="preserve">-gAn</w:t>
+            </w:r>
+            <w:r>
+              <w:t xml:space="preserve"> </w:t>
+            </w:r>
+            <w:r>
+              <w:t xml:space="preserve">participles and none of them a ruler’s name, and 9 two-syllable fits which need both 閭 and 渠 to be nearly idle.</w:t>
             </w:r>
             <w:r>
               <w:br/>
@@ -7444,6 +7568,83 @@
             </w:r>
             <w:r>
               <w:rPr>
+                <w:bCs/>
+                <w:b/>
+              </w:rPr>
+              <w:t xml:space="preserve">Kalkan, “shield”.</w:t>
+            </w:r>
+            <w:r>
+              <w:t xml:space="preserve"> </w:t>
+            </w:r>
+            <w:r>
+              <w:t xml:space="preserve">The word is in Kāşgarî and in the</w:t>
+            </w:r>
+            <w:r>
+              <w:t xml:space="preserve"> </w:t>
+            </w:r>
+            <w:r>
+              <w:rPr>
+                <w:iCs/>
+                <w:i/>
+              </w:rPr>
+              <w:t xml:space="preserve">Codex Cumanicus</w:t>
+            </w:r>
+            <w:r>
+              <w:t xml:space="preserve"> </w:t>
+            </w:r>
+            <w:r>
+              <w:t xml:space="preserve">as</w:t>
+            </w:r>
+            <w:r>
+              <w:t xml:space="preserve"> </w:t>
+            </w:r>
+            <w:r>
+              <w:rPr>
+                <w:iCs/>
+                <w:i/>
+              </w:rPr>
+              <w:t xml:space="preserve">Kalkani</w:t>
+            </w:r>
+            <w:r>
+              <w:t xml:space="preserve">, “scutum ejus”, and a weapon or armour name is an ordinary steppe formation.</w:t>
+            </w:r>
+            <w:r>
+              <w:t xml:space="preserve"> </w:t>
+            </w:r>
+            <w:r>
+              <w:rPr>
+                <w:bCs/>
+                <w:b/>
+              </w:rPr>
+              <w:t xml:space="preserve">What is not settled, and it is more than the usual caveat.</w:t>
+            </w:r>
+            <w:r>
+              <w:t xml:space="preserve"> </w:t>
+            </w:r>
+            <w:r>
+              <w:t xml:space="preserve">The reading survives only if two of the four characters carry almost nothing, and a character contributing a coda consonant alone, as 閭 does here, is measured only as the final-character device and not in this medial position.</w:t>
+            </w:r>
+            <w:r>
+              <w:t xml:space="preserve"> </w:t>
+            </w:r>
+            <w:r>
+              <w:rPr>
+                <w:bCs/>
+                <w:b/>
+              </w:rPr>
+              <w:t xml:space="preserve">The likeliest fix is that 虛閭權渠 is two elements rather than one word.</w:t>
+            </w:r>
+            <w:r>
+              <w:t xml:space="preserve"> </w:t>
+            </w:r>
+            <w:r>
+              <w:t xml:space="preserve">且渠 is an office in its own right in this same record, and 顓渠閼氏 shows the pattern of an X渠 element standing before a title, so 權渠 may be a title following a name in 虛閭 rather than the second half of a single word. That has not been tested, and if it holds this reading is wrong. WE record</w:t>
+            </w:r>
+            <w:r>
+              <w:t xml:space="preserve"> </w:t>
+            </w:r>
+            <w:r>
+              <w:rPr>
                 <w:iCs/>
                 <w:i/>
               </w:rPr>
@@ -7453,20 +7654,7 @@
               <w:t xml:space="preserve"> </w:t>
             </w:r>
             <w:r>
-              <w:t xml:space="preserve">“shield” is in Kāşgarî and in the Codex Cumanicus as</w:t>
-            </w:r>
-            <w:r>
-              <w:t xml:space="preserve"> </w:t>
-            </w:r>
-            <w:r>
-              <w:rPr>
-                <w:iCs/>
-                <w:i/>
-              </w:rPr>
-              <w:t xml:space="preserve">Kalkani</w:t>
-            </w:r>
-            <w:r>
-              <w:t xml:space="preserve">, “scutum ejus”. A weapon or armour name is an ordinary steppe formation, and it needs no compound to be read.</w:t>
+              <w:t xml:space="preserve">as permitted on the sounds and unsupported on the shape.</w:t>
             </w:r>
           </w:p>
         </w:tc>
@@ -9436,23 +9624,19 @@
               <w:t xml:space="preserve"> </w:t>
             </w:r>
             <w:r>
-              <w:t xml:space="preserve">written with an open vowel is 1127 of 1634, 69.0%. The whole name costs 5.29%, about 1 in 19, against the 1 in 37 that retires</w:t>
-            </w:r>
-            <w:r>
-              <w:t xml:space="preserve"> </w:t>
-            </w:r>
-            <w:r>
-              <w:rPr>
-                <w:iCs/>
-                <w:i/>
-              </w:rPr>
-              <w:t xml:space="preserve">Baγatur</w:t>
-            </w:r>
-            <w:r>
-              <w:t xml:space="preserve"> </w:t>
-            </w:r>
-            <w:r>
-              <w:t xml:space="preserve">in §8.1 of the paper. Step 48 prices every form the two characters permit.</w:t>
+              <w:t xml:space="preserve">written with an open vowel is 1127 of 1634, 69.0%. The whole name costs 5.29%, about 1 in 19, against the 1 in 152 that the control at</w:t>
+            </w:r>
+            <w:r>
+              <w:t xml:space="preserve"> </w:t>
+            </w:r>
+            <w:r>
+              <w:t xml:space="preserve">撑犁</w:t>
+            </w:r>
+            <w:r>
+              <w:t xml:space="preserve"> </w:t>
+            </w:r>
+            <w:r>
+              <w:t xml:space="preserve">gives for a reading the Chinese sources gloss outright. Step 48 prices every form the two characters permit.</w:t>
             </w:r>
             <w:r>
               <w:t xml:space="preserve"> </w:t>
@@ -10646,23 +10830,16 @@
               <w:t xml:space="preserve"> </w:t>
             </w:r>
             <w:r>
-              <w:t xml:space="preserve">or the 1 in 37 that retires</w:t>
-            </w:r>
-            <w:r>
-              <w:t xml:space="preserve"> </w:t>
-            </w:r>
-            <w:r>
-              <w:rPr>
-                <w:iCs/>
-                <w:i/>
-              </w:rPr>
-              <w:t xml:space="preserve">Baγatur</w:t>
-            </w:r>
-            <w:r>
-              <w:t xml:space="preserve"> </w:t>
-            </w:r>
-            <w:r>
-              <w:t xml:space="preserve">in §8.1: it prices a two-syllable element, and a short string is cheap by construction, since every further character multiplies in another rate below 1. 若鞮 is not priced again here, being the one title element §9 argues once for all six rows that carry it.</w:t>
+              <w:t xml:space="preserve">or the 1 in 152 of the control at</w:t>
+            </w:r>
+            <w:r>
+              <w:t xml:space="preserve"> </w:t>
+            </w:r>
+            <w:r>
+              <w:t xml:space="preserve">撑犁</w:t>
+            </w:r>
+            <w:r>
+              <w:t xml:space="preserve">: it prices a two-syllable element, and a short string is cheap by construction, since every further character multiplies in another rate below 1. 若鞮 is not priced again here, being the one title element §9 argues once for all six rows that carry it.</w:t>
             </w:r>
             <w:r>
               <w:br/>
@@ -11295,13 +11472,120 @@
                 <w:bCs/>
                 <w:b/>
               </w:rPr>
+              <w:t xml:space="preserve">The name is not one word, and the</w:t>
+            </w:r>
+            <w:r>
+              <w:rPr>
+                <w:bCs/>
+                <w:b/>
+              </w:rPr>
+              <w:t xml:space="preserve"> </w:t>
+            </w:r>
+            <w:r>
+              <w:rPr>
+                <w:iCs/>
+                <w:i/>
+                <w:bCs/>
+                <w:b/>
+              </w:rPr>
+              <w:t xml:space="preserve">Hanshu</w:t>
+            </w:r>
+            <w:r>
+              <w:rPr>
+                <w:bCs/>
+                <w:b/>
+              </w:rPr>
+              <w:t xml:space="preserve"> </w:t>
+            </w:r>
+            <w:r>
+              <w:rPr>
+                <w:bCs/>
+                <w:b/>
+              </w:rPr>
+              <w:t xml:space="preserve">says so on the same page.</w:t>
+            </w:r>
+            <w:r>
+              <w:t xml:space="preserve"> </w:t>
+            </w:r>
+            <w:r>
+              <w:t xml:space="preserve">Three lines after giving the full form it calls the same ruler 呼都而尸單于, dropping 道臯若鞮 altogether, so the record itself treats 呼都而尸 as enough to identify him. In the same sentence it glosses the dropped tail: 匈奴謂孝曰若鞮, “the Xiongnu call filial piety</w:t>
+            </w:r>
+            <w:r>
+              <w:t xml:space="preserve"> </w:t>
+            </w:r>
+            <w:r>
+              <w:rPr>
+                <w:iCs/>
+                <w:i/>
+              </w:rPr>
+              <w:t xml:space="preserve">ruodi</w:t>
+            </w:r>
+            <w:r>
+              <w:t xml:space="preserve">”, adopted after Huhanye in imitation of the Han posthumous titles. And 尸 is an Eastern Han element that the</w:t>
+            </w:r>
+            <w:r>
+              <w:t xml:space="preserve"> </w:t>
+            </w:r>
+            <w:r>
+              <w:rPr>
+                <w:iCs/>
+                <w:i/>
+              </w:rPr>
+              <w:t xml:space="preserve">Shiji</w:t>
+            </w:r>
+            <w:r>
+              <w:t xml:space="preserve"> </w:t>
+            </w:r>
+            <w:r>
+              <w:t xml:space="preserve">does not use once. In the</w:t>
+            </w:r>
+            <w:r>
+              <w:t xml:space="preserve"> </w:t>
+            </w:r>
+            <w:r>
+              <w:rPr>
+                <w:iCs/>
+                <w:i/>
+              </w:rPr>
+              <w:t xml:space="preserve">Hou Hanshu</w:t>
+            </w:r>
+            <w:r>
+              <w:t xml:space="preserve"> </w:t>
+            </w:r>
+            <w:r>
+              <w:t xml:space="preserve">it appears thirteen times and every one of them is in the fixed sequence 尸逐, which is the standing element of a dozen Southern Xiongnu regnal titles, 醯落尸逐鞮, 胡邪尸逐侯鞮, 休蘭尸逐侯鞮, 亭獨尸逐侯鞮, 萬氏尸逐鞮, 烏稽侯尸逐鞮, 屠特若尸逐就 and the rest, and of the office 左右尸逐骨都侯. So the shape of these titles is a personal element followed by a title complex, and eight characters is what that shape costs.</w:t>
+            </w:r>
+            <w:r>
+              <w:t xml:space="preserve"> </w:t>
+            </w:r>
+            <w:r>
+              <w:rPr>
+                <w:bCs/>
+                <w:b/>
+              </w:rPr>
+              <w:t xml:space="preserve">That is why the length is not evidence of a long word.</w:t>
+            </w:r>
+            <w:r>
+              <w:t xml:space="preserve"> </w:t>
+            </w:r>
+            <w:r>
+              <w:t xml:space="preserve">A reading of this row would have to start from 呼都而尸, or from 呼都而, and not from all eight characters; the search behind this entry took the whole string, which is the wrong unit. That search has not been redone.</w:t>
+            </w:r>
+            <w:r>
+              <w:t xml:space="preserve"> </w:t>
+            </w:r>
+            <w:r>
+              <w:rPr>
+                <w:bCs/>
+                <w:b/>
+              </w:rPr>
               <w:t xml:space="preserve">What is not settled.</w:t>
             </w:r>
             <w:r>
               <w:t xml:space="preserve"> </w:t>
             </w:r>
             <w:r>
-              <w:t xml:space="preserve">What the name says. The Chinese sources gloss none of it, the string is long enough that the record cannot constrain a reading of it, and nothing here is evidence that it is or is not Turkic.</w:t>
+              <w:t xml:space="preserve">What the name says. Whether 尸 here is the same element as the 尸 of 尸逐, which is likely on the distribution and unproven, since 尸道 occurs nowhere else. And whether any of it is Turkic, on which nothing here is evidence either way.</w:t>
             </w:r>
           </w:p>
         </w:tc>
@@ -11491,23 +11775,15 @@
           <w:p>
             <w:pPr>
               <w:pStyle w:val="Compact"/>
-              <w:jc w:val="left"/>
-            </w:pPr>
-            <w:r>
-              <w:t xml:space="preserve">El-indi</w:t>
-            </w:r>
-          </w:p>
-        </w:tc>
-        <w:tc>
-          <w:tcPr/>
-          <w:p>
-            <w:pPr>
-              <w:pStyle w:val="Compact"/>
-              <w:jc w:val="left"/>
-            </w:pPr>
-            <w:r>
-              <w:t xml:space="preserve">state founder</w:t>
-            </w:r>
+            </w:pPr>
+          </w:p>
+        </w:tc>
+        <w:tc>
+          <w:tcPr/>
+          <w:p>
+            <w:pPr>
+              <w:pStyle w:val="Compact"/>
+            </w:pPr>
           </w:p>
         </w:tc>
       </w:tr>
@@ -11541,23 +11817,7 @@
               <w:t xml:space="preserve"> </w:t>
             </w:r>
             <w:r>
-              <w:t xml:space="preserve">→</w:t>
-            </w:r>
-            <w:r>
-              <w:t xml:space="preserve"> </w:t>
-            </w:r>
-            <w:r>
-              <w:rPr>
-                <w:iCs/>
-                <w:i/>
-              </w:rPr>
-              <w:t xml:space="preserve">el</w:t>
-            </w:r>
-            <w:r>
-              <w:t xml:space="preserve"> </w:t>
-            </w:r>
-            <w:r>
-              <w:t xml:space="preserve">moves the liquid from the onset of the Chinese syllable to the coda of the Turkic one; no corpus shows that kind of metathesis. 鞮</w:t>
+              <w:t xml:space="preserve">and 鞮</w:t>
             </w:r>
             <w:r>
               <w:t xml:space="preserve"> </w:t>
@@ -11573,23 +11833,155 @@
               <w:t xml:space="preserve"> </w:t>
             </w:r>
             <w:r>
-              <w:t xml:space="preserve">→</w:t>
-            </w:r>
-            <w:r>
-              <w:t xml:space="preserve"> </w:t>
-            </w:r>
-            <w:r>
-              <w:rPr>
-                <w:iCs/>
-                <w:i/>
-              </w:rPr>
-              <w:t xml:space="preserve">indi</w:t>
-            </w:r>
-            <w:r>
-              <w:t xml:space="preserve"> </w:t>
-            </w:r>
-            <w:r>
-              <w:t xml:space="preserve">expands one syllable into two. The reading is driven by the sense rather than by the transcription.</w:t>
+              <w:t xml:space="preserve">are the same two syllables as 連題 in the longer form of this name: 攣 and 連 are both an</w:t>
+            </w:r>
+            <w:r>
+              <w:t xml:space="preserve"> </w:t>
+            </w:r>
+            <w:r>
+              <w:rPr>
+                <w:iCs/>
+                <w:i/>
+              </w:rPr>
+              <w:t xml:space="preserve">l</w:t>
+            </w:r>
+            <w:r>
+              <w:t xml:space="preserve"> </w:t>
+            </w:r>
+            <w:r>
+              <w:t xml:space="preserve">onset with</w:t>
+            </w:r>
+            <w:r>
+              <w:t xml:space="preserve"> </w:t>
+            </w:r>
+            <w:r>
+              <w:rPr>
+                <w:iCs/>
+                <w:i/>
+              </w:rPr>
+              <w:t xml:space="preserve">ian</w:t>
+            </w:r>
+            <w:r>
+              <w:t xml:space="preserve">, and 鞮 and 題 differ only in voicing and tone.</w:t>
+            </w:r>
+            <w:r>
+              <w:t xml:space="preserve"> </w:t>
+            </w:r>
+            <w:r>
+              <w:rPr>
+                <w:bCs/>
+                <w:b/>
+              </w:rPr>
+              <w:t xml:space="preserve">No Turkic word fits the frame.</w:t>
+            </w:r>
+            <w:r>
+              <w:t xml:space="preserve"> </w:t>
+            </w:r>
+            <w:r>
+              <w:t xml:space="preserve">A liquid onset, a written nasal coda and a following dental returns zero of the 9,343 headwords in the three lexicons, and the reason is structural rather than accidental: Old Turkic does not begin words with a liquid. Only 64 of those 9,343 headwords start with</w:t>
+            </w:r>
+            <w:r>
+              <w:t xml:space="preserve"> </w:t>
+            </w:r>
+            <w:r>
+              <w:rPr>
+                <w:iCs/>
+                <w:i/>
+              </w:rPr>
+              <w:t xml:space="preserve">l-</w:t>
+            </w:r>
+            <w:r>
+              <w:t xml:space="preserve"> </w:t>
+            </w:r>
+            <w:r>
+              <w:t xml:space="preserve">or</w:t>
+            </w:r>
+            <w:r>
+              <w:t xml:space="preserve"> </w:t>
+            </w:r>
+            <w:r>
+              <w:rPr>
+                <w:iCs/>
+                <w:i/>
+              </w:rPr>
+              <w:t xml:space="preserve">r-</w:t>
+            </w:r>
+            <w:r>
+              <w:t xml:space="preserve">, 0.7%, and every one of them is a loanword.</w:t>
+            </w:r>
+            <w:r>
+              <w:t xml:space="preserve"> </w:t>
+            </w:r>
+            <w:r>
+              <w:rPr>
+                <w:bCs/>
+                <w:b/>
+              </w:rPr>
+              <w:t xml:space="preserve">A vowel-initial first element is excluded outright.</w:t>
+            </w:r>
+            <w:r>
+              <w:t xml:space="preserve"> </w:t>
+            </w:r>
+            <w:r>
+              <w:t xml:space="preserve">A Chinese</w:t>
+            </w:r>
+            <w:r>
+              <w:t xml:space="preserve"> </w:t>
+            </w:r>
+            <w:r>
+              <w:rPr>
+                <w:iCs/>
+                <w:i/>
+              </w:rPr>
+              <w:t xml:space="preserve">l-</w:t>
+            </w:r>
+            <w:r>
+              <w:t xml:space="preserve"> </w:t>
+            </w:r>
+            <w:r>
+              <w:t xml:space="preserve">character writing a source syllable that begins with a vowel is 0 of 140 in the Later Han corpus; 137 of those 140 took a glottal instead. What a Chinese</w:t>
+            </w:r>
+            <w:r>
+              <w:t xml:space="preserve"> </w:t>
+            </w:r>
+            <w:r>
+              <w:rPr>
+                <w:iCs/>
+                <w:i/>
+              </w:rPr>
+              <w:t xml:space="preserve">l-</w:t>
+            </w:r>
+            <w:r>
+              <w:t xml:space="preserve"> </w:t>
+            </w:r>
+            <w:r>
+              <w:t xml:space="preserve">does write is a source</w:t>
+            </w:r>
+            <w:r>
+              <w:t xml:space="preserve"> </w:t>
+            </w:r>
+            <w:r>
+              <w:rPr>
+                <w:iCs/>
+                <w:i/>
+              </w:rPr>
+              <w:t xml:space="preserve">r</w:t>
+            </w:r>
+            <w:r>
+              <w:t xml:space="preserve">, 185 of 208, 88.9%, or a source</w:t>
+            </w:r>
+            <w:r>
+              <w:t xml:space="preserve"> </w:t>
+            </w:r>
+            <w:r>
+              <w:rPr>
+                <w:iCs/>
+                <w:i/>
+              </w:rPr>
+              <w:t xml:space="preserve">l</w:t>
+            </w:r>
+            <w:r>
+              <w:t xml:space="preserve">, 97 of 100, 97.0%. So the syllable behind 攣 began with a liquid, and a Turkic word cannot.</w:t>
             </w:r>
             <w:r>
               <w:br/>
@@ -11599,29 +11991,102 @@
             </w:r>
             <w:r>
               <w:rPr>
-                <w:iCs/>
-                <w:i/>
-              </w:rPr>
-              <w:t xml:space="preserve">el</w:t>
-            </w:r>
-            <w:r>
-              <w:t xml:space="preserve"> </w:t>
-            </w:r>
-            <w:r>
-              <w:t xml:space="preserve">“realm, state” with the definite past in</w:t>
-            </w:r>
-            <w:r>
-              <w:t xml:space="preserve"> </w:t>
-            </w:r>
-            <w:r>
-              <w:rPr>
-                <w:iCs/>
-                <w:i/>
-              </w:rPr>
-              <w:t xml:space="preserve">-di</w:t>
-            </w:r>
-            <w:r>
-              <w:t xml:space="preserve">: literally “he founded the realm”. This is the clan name as the</w:t>
+                <w:bCs/>
+                <w:b/>
+              </w:rPr>
+              <w:t xml:space="preserve">Not a word on its own, but the last two syllables of one.</w:t>
+            </w:r>
+            <w:r>
+              <w:t xml:space="preserve"> </w:t>
+            </w:r>
+            <w:r>
+              <w:t xml:space="preserve">On the reading proposed at</w:t>
+            </w:r>
+            <w:r>
+              <w:t xml:space="preserve"> </w:t>
+            </w:r>
+            <w:r>
+              <w:t xml:space="preserve">虛連題</w:t>
+            </w:r>
+            <w:r>
+              <w:t xml:space="preserve"> </w:t>
+            </w:r>
+            <w:r>
+              <w:t xml:space="preserve">this is</w:t>
+            </w:r>
+            <w:r>
+              <w:t xml:space="preserve"> </w:t>
+            </w:r>
+            <w:r>
+              <w:rPr>
+                <w:iCs/>
+                <w:i/>
+              </w:rPr>
+              <w:t xml:space="preserve">-rındaş</w:t>
+            </w:r>
+            <w:r>
+              <w:t xml:space="preserve">, with 攣 taking</w:t>
+            </w:r>
+            <w:r>
+              <w:t xml:space="preserve"> </w:t>
+            </w:r>
+            <w:r>
+              <w:rPr>
+                <w:iCs/>
+                <w:i/>
+              </w:rPr>
+              <w:t xml:space="preserve">rın</w:t>
+            </w:r>
+            <w:r>
+              <w:t xml:space="preserve"> </w:t>
+            </w:r>
+            <w:r>
+              <w:t xml:space="preserve">and 鞮 taking</w:t>
+            </w:r>
+            <w:r>
+              <w:t xml:space="preserve"> </w:t>
+            </w:r>
+            <w:r>
+              <w:rPr>
+                <w:iCs/>
+                <w:i/>
+              </w:rPr>
+              <w:t xml:space="preserve">daş</w:t>
+            </w:r>
+            <w:r>
+              <w:t xml:space="preserve">, and the first syllable absent. Priced as two characters and two syllables it costs 1 in 140, but that figure prices a fragment and should not be read as a proposal: no proposal is offered for this row by itself.</w:t>
+            </w:r>
+            <w:r>
+              <w:t xml:space="preserve"> </w:t>
+            </w:r>
+            <w:r>
+              <w:rPr>
+                <w:bCs/>
+                <w:b/>
+              </w:rPr>
+              <w:t xml:space="preserve">The unreadability is the argument.</w:t>
+            </w:r>
+            <w:r>
+              <w:t xml:space="preserve"> </w:t>
+            </w:r>
+            <w:r>
+              <w:t xml:space="preserve">A genuine two-syllable Turkic name could not have this shape, because the shape begins with a liquid and Turkic words do not. Something is missing from the front, and the three-character form supplies exactly what is missing.</w:t>
+            </w:r>
+            <w:r>
+              <w:t xml:space="preserve"> </w:t>
+            </w:r>
+            <w:r>
+              <w:rPr>
+                <w:bCs/>
+                <w:b/>
+              </w:rPr>
+              <w:t xml:space="preserve">The chronology does not run against this, though at first sight it appears to.</w:t>
+            </w:r>
+            <w:r>
+              <w:t xml:space="preserve"> </w:t>
+            </w:r>
+            <w:r>
+              <w:t xml:space="preserve">The</w:t>
             </w:r>
             <w:r>
               <w:t xml:space="preserve"> </w:t>
@@ -11637,7 +12102,23 @@
               <w:t xml:space="preserve"> </w:t>
             </w:r>
             <w:r>
-              <w:t xml:space="preserve">and</w:t>
+              <w:t xml:space="preserve">does not give the clan name at all: its account of Xiongnu custom says 有名不諱而無姓字, that they have personal names, not tabooed, and no surname or courtesy name, and 攣鞮 enters the</w:t>
+            </w:r>
+            <w:r>
+              <w:t xml:space="preserve"> </w:t>
+            </w:r>
+            <w:r>
+              <w:rPr>
+                <w:iCs/>
+                <w:i/>
+              </w:rPr>
+              <w:t xml:space="preserve">Shiji</w:t>
+            </w:r>
+            <w:r>
+              <w:t xml:space="preserve"> </w:t>
+            </w:r>
+            <w:r>
+              <w:t xml:space="preserve">only through a later commentary quoting the</w:t>
             </w:r>
             <w:r>
               <w:t xml:space="preserve"> </w:t>
@@ -11650,10 +12131,161 @@
               <w:t xml:space="preserve">Hanshu</w:t>
             </w:r>
             <w:r>
-              <w:t xml:space="preserve"> </w:t>
-            </w:r>
-            <w:r>
-              <w:t xml:space="preserve">write it.</w:t>
+              <w:t xml:space="preserve">. The two forms on record are therefore the</w:t>
+            </w:r>
+            <w:r>
+              <w:t xml:space="preserve"> </w:t>
+            </w:r>
+            <w:r>
+              <w:rPr>
+                <w:iCs/>
+                <w:i/>
+              </w:rPr>
+              <w:t xml:space="preserve">Hanshu</w:t>
+            </w:r>
+            <w:r>
+              <w:t xml:space="preserve">’s and the</w:t>
+            </w:r>
+            <w:r>
+              <w:t xml:space="preserve"> </w:t>
+            </w:r>
+            <w:r>
+              <w:rPr>
+                <w:iCs/>
+                <w:i/>
+              </w:rPr>
+              <w:t xml:space="preserve">Hou Hanshu</w:t>
+            </w:r>
+            <w:r>
+              <w:t xml:space="preserve">’s, and the</w:t>
+            </w:r>
+            <w:r>
+              <w:t xml:space="preserve"> </w:t>
+            </w:r>
+            <w:r>
+              <w:rPr>
+                <w:iCs/>
+                <w:i/>
+              </w:rPr>
+              <w:t xml:space="preserve">Hou Hanshu</w:t>
+            </w:r>
+            <w:r>
+              <w:t xml:space="preserve"> </w:t>
+            </w:r>
+            <w:r>
+              <w:t xml:space="preserve">chapter is the account of the Southern Xiongnu, whose court the Eastern Han dealt with directly.</w:t>
+            </w:r>
+            <w:r>
+              <w:t xml:space="preserve"> </w:t>
+            </w:r>
+            <w:r>
+              <w:rPr>
+                <w:bCs/>
+                <w:b/>
+              </w:rPr>
+              <w:t xml:space="preserve">That the later chapter is not copying the earlier one can be shown in the same passage.</w:t>
+            </w:r>
+            <w:r>
+              <w:t xml:space="preserve"> </w:t>
+            </w:r>
+            <w:r>
+              <w:t xml:space="preserve">Where the</w:t>
+            </w:r>
+            <w:r>
+              <w:t xml:space="preserve"> </w:t>
+            </w:r>
+            <w:r>
+              <w:rPr>
+                <w:iCs/>
+                <w:i/>
+              </w:rPr>
+              <w:t xml:space="preserve">Hanshu</w:t>
+            </w:r>
+            <w:r>
+              <w:t xml:space="preserve"> </w:t>
+            </w:r>
+            <w:r>
+              <w:t xml:space="preserve">writes the sky-and-son title 撐犁孤塗, the</w:t>
+            </w:r>
+            <w:r>
+              <w:t xml:space="preserve"> </w:t>
+            </w:r>
+            <w:r>
+              <w:rPr>
+                <w:iCs/>
+                <w:i/>
+              </w:rPr>
+              <w:t xml:space="preserve">Hou Hanshu</w:t>
+            </w:r>
+            <w:r>
+              <w:t xml:space="preserve"> </w:t>
+            </w:r>
+            <w:r>
+              <w:t xml:space="preserve">writes 摚犂孤屠, three of the four characters different for the same two words, and Li Xian’s commentary quotes the</w:t>
+            </w:r>
+            <w:r>
+              <w:t xml:space="preserve"> </w:t>
+            </w:r>
+            <w:r>
+              <w:rPr>
+                <w:iCs/>
+                <w:i/>
+              </w:rPr>
+              <w:t xml:space="preserve">Hanshu</w:t>
+            </w:r>
+            <w:r>
+              <w:t xml:space="preserve"> </w:t>
+            </w:r>
+            <w:r>
+              <w:t xml:space="preserve">forms and closes 與此不同, “this differs from the present text”. Where the</w:t>
+            </w:r>
+            <w:r>
+              <w:t xml:space="preserve"> </w:t>
+            </w:r>
+            <w:r>
+              <w:rPr>
+                <w:iCs/>
+                <w:i/>
+              </w:rPr>
+              <w:t xml:space="preserve">Hanshu</w:t>
+            </w:r>
+            <w:r>
+              <w:t xml:space="preserve"> </w:t>
+            </w:r>
+            <w:r>
+              <w:t xml:space="preserve">names three noble clans, the</w:t>
+            </w:r>
+            <w:r>
+              <w:t xml:space="preserve"> </w:t>
+            </w:r>
+            <w:r>
+              <w:rPr>
+                <w:iCs/>
+                <w:i/>
+              </w:rPr>
+              <w:t xml:space="preserve">Hou Hanshu</w:t>
+            </w:r>
+            <w:r>
+              <w:t xml:space="preserve"> </w:t>
+            </w:r>
+            <w:r>
+              <w:t xml:space="preserve">names four, adding 丘林氏, which the same commentary also flags. The later notice is a second transcription taken by different officials in direct contact, not a corrupted copy of the first, so a fuller form in the later text needs no special pleading.</w:t>
+            </w:r>
+            <w:r>
+              <w:t xml:space="preserve"> </w:t>
+            </w:r>
+            <w:r>
+              <w:rPr>
+                <w:bCs/>
+                <w:b/>
+              </w:rPr>
+              <w:t xml:space="preserve">What is not settled.</w:t>
+            </w:r>
+            <w:r>
+              <w:t xml:space="preserve"> </w:t>
+            </w:r>
+            <w:r>
+              <w:t xml:space="preserve">That the two forms are one name is the commentator’s identification and not an independent finding; if they are two different names, the argument above does not apply and this row simply has no reading.</w:t>
             </w:r>
           </w:p>
         </w:tc>
@@ -11682,7 +12314,7 @@
               <w:jc w:val="left"/>
             </w:pPr>
             <w:r>
-              <w:t xml:space="preserve">kʰɨɑ lianᴮ</w:t>
+              <w:t xml:space="preserve">hɨɑ lianᴮ</w:t>
             </w:r>
             <w:r>
               <w:t xml:space="preserve">†</w:t>
@@ -11706,31 +12338,31 @@
               <w:jc w:val="left"/>
             </w:pPr>
             <w:r>
-              <w:t xml:space="preserve">kıa lian de</w:t>
-            </w:r>
-          </w:p>
-        </w:tc>
-        <w:tc>
-          <w:tcPr/>
-          <w:p>
-            <w:pPr>
-              <w:pStyle w:val="Compact"/>
-              <w:jc w:val="left"/>
-            </w:pPr>
-            <w:r>
-              <w:t xml:space="preserve">Kıyalığ El-indi</w:t>
-            </w:r>
-          </w:p>
-        </w:tc>
-        <w:tc>
-          <w:tcPr/>
-          <w:p>
-            <w:pPr>
-              <w:pStyle w:val="Compact"/>
-              <w:jc w:val="left"/>
-            </w:pPr>
-            <w:r>
-              <w:t xml:space="preserve">state founder of the rocky region</w:t>
+              <w:t xml:space="preserve">ha lian de</w:t>
+            </w:r>
+          </w:p>
+        </w:tc>
+        <w:tc>
+          <w:tcPr/>
+          <w:p>
+            <w:pPr>
+              <w:pStyle w:val="Compact"/>
+              <w:jc w:val="left"/>
+            </w:pPr>
+            <w:r>
+              <w:t xml:space="preserve">Karındaş</w:t>
+            </w:r>
+          </w:p>
+        </w:tc>
+        <w:tc>
+          <w:tcPr/>
+          <w:p>
+            <w:pPr>
+              <w:pStyle w:val="Compact"/>
+              <w:jc w:val="left"/>
+            </w:pPr>
+            <w:r>
+              <w:t xml:space="preserve">kinsmen, those of one womb</w:t>
             </w:r>
           </w:p>
         </w:tc>
@@ -11759,12 +12391,179 @@
                 <w:iCs/>
                 <w:i/>
               </w:rPr>
+              <w:t xml:space="preserve">hɨɑ</w:t>
+            </w:r>
+            <w:r>
+              <w:t xml:space="preserve"> </w:t>
+            </w:r>
+            <w:r>
+              <w:t xml:space="preserve">→</w:t>
+            </w:r>
+            <w:r>
+              <w:t xml:space="preserve"> </w:t>
+            </w:r>
+            <w:r>
+              <w:rPr>
+                <w:iCs/>
+                <w:i/>
+              </w:rPr>
+              <w:t xml:space="preserve">ka</w:t>
+            </w:r>
+            <w:r>
+              <w:t xml:space="preserve">: the second of the character’s two Later Han readings, and §8.5 of the paper measures why that one. Turkic distinguishes a front</w:t>
+            </w:r>
+            <w:r>
+              <w:t xml:space="preserve"> </w:t>
+            </w:r>
+            <w:r>
+              <w:rPr>
+                <w:iCs/>
+                <w:i/>
+              </w:rPr>
+              <w:t xml:space="preserve">k</w:t>
+            </w:r>
+            <w:r>
+              <w:t xml:space="preserve"> </w:t>
+            </w:r>
+            <w:r>
+              <w:t xml:space="preserve">from a back</w:t>
+            </w:r>
+            <w:r>
+              <w:t xml:space="preserve"> </w:t>
+            </w:r>
+            <w:r>
+              <w:rPr>
+                <w:iCs/>
+                <w:i/>
+              </w:rPr>
+              <w:t xml:space="preserve">q</w:t>
+            </w:r>
+            <w:r>
+              <w:t xml:space="preserve"> </w:t>
+            </w:r>
+            <w:r>
+              <w:t xml:space="preserve">and Sanskrit has neither the distinction nor a</w:t>
+            </w:r>
+            <w:r>
+              <w:t xml:space="preserve"> </w:t>
+            </w:r>
+            <w:r>
+              <w:rPr>
+                <w:iCs/>
+                <w:i/>
+              </w:rPr>
+              <w:t xml:space="preserve">q</w:t>
+            </w:r>
+            <w:r>
+              <w:t xml:space="preserve">, so the Later Han corpus cannot price the choice and Table 10 prices it on Ligeti’s glossaries instead: a Turkic back</w:t>
+            </w:r>
+            <w:r>
+              <w:t xml:space="preserve"> </w:t>
+            </w:r>
+            <w:r>
+              <w:rPr>
+                <w:iCs/>
+                <w:i/>
+              </w:rPr>
+              <w:t xml:space="preserve">q</w:t>
+            </w:r>
+            <w:r>
+              <w:t xml:space="preserve"> </w:t>
+            </w:r>
+            <w:r>
+              <w:t xml:space="preserve">is written with an</w:t>
+            </w:r>
+            <w:r>
+              <w:t xml:space="preserve"> </w:t>
+            </w:r>
+            <w:r>
+              <w:rPr>
+                <w:iCs/>
+                <w:i/>
+              </w:rPr>
+              <w:t xml:space="preserve">h-</w:t>
+            </w:r>
+            <w:r>
+              <w:t xml:space="preserve"> </w:t>
+            </w:r>
+            <w:r>
+              <w:t xml:space="preserve">character 43 times in 66, 65.2%, while a front</w:t>
+            </w:r>
+            <w:r>
+              <w:t xml:space="preserve"> </w:t>
+            </w:r>
+            <w:r>
+              <w:rPr>
+                <w:iCs/>
+                <w:i/>
+              </w:rPr>
+              <w:t xml:space="preserve">k</w:t>
+            </w:r>
+            <w:r>
+              <w:t xml:space="preserve"> </w:t>
+            </w:r>
+            <w:r>
+              <w:t xml:space="preserve">takes an aspirated character 31 times in 35.</w:t>
+            </w:r>
+            <w:r>
+              <w:t xml:space="preserve"> </w:t>
+            </w:r>
+            <w:r>
+              <w:rPr>
+                <w:iCs/>
+                <w:i/>
+              </w:rPr>
+              <w:t xml:space="preserve">Karındaş</w:t>
+            </w:r>
+            <w:r>
+              <w:t xml:space="preserve"> </w:t>
+            </w:r>
+            <w:r>
+              <w:t xml:space="preserve">has back vowels throughout, so its initial is a</w:t>
+            </w:r>
+            <w:r>
+              <w:t xml:space="preserve"> </w:t>
+            </w:r>
+            <w:r>
+              <w:rPr>
+                <w:iCs/>
+                <w:i/>
+              </w:rPr>
+              <w:t xml:space="preserve">q</w:t>
+            </w:r>
+            <w:r>
+              <w:t xml:space="preserve">. On the aspirated reading</w:t>
+            </w:r>
+            <w:r>
+              <w:t xml:space="preserve"> </w:t>
+            </w:r>
+            <w:r>
+              <w:rPr>
+                <w:iCs/>
+                <w:i/>
+              </w:rPr>
               <w:t xml:space="preserve">kʰɨɑ</w:t>
             </w:r>
             <w:r>
               <w:t xml:space="preserve"> </w:t>
             </w:r>
             <w:r>
+              <w:t xml:space="preserve">the onset cell falls to 19 of 254, 7.5%, and the whole name to 1 in 211, so this row depends on Table 10 and says so. The vowel is open, 1,127 of 1,634, 69.0%. 連</w:t>
+            </w:r>
+            <w:r>
+              <w:t xml:space="preserve"> </w:t>
+            </w:r>
+            <w:r>
+              <w:rPr>
+                <w:iCs/>
+                <w:i/>
+              </w:rPr>
+              <w:t xml:space="preserve">lianᴮ</w:t>
+            </w:r>
+            <w:r>
+              <w:t xml:space="preserve"> </w:t>
+            </w:r>
+            <w:r>
               <w:t xml:space="preserve">→</w:t>
             </w:r>
             <w:r>
@@ -11775,23 +12574,84 @@
                 <w:iCs/>
                 <w:i/>
               </w:rPr>
-              <w:t xml:space="preserve">kıya</w:t>
-            </w:r>
-            <w:r>
-              <w:t xml:space="preserve"> </w:t>
-            </w:r>
-            <w:r>
-              <w:t xml:space="preserve">is reachable. 連</w:t>
-            </w:r>
-            <w:r>
-              <w:t xml:space="preserve"> </w:t>
-            </w:r>
-            <w:r>
-              <w:rPr>
-                <w:iCs/>
-                <w:i/>
-              </w:rPr>
-              <w:t xml:space="preserve">lianᴮ</w:t>
+              <w:t xml:space="preserve">rın</w:t>
+            </w:r>
+            <w:r>
+              <w:t xml:space="preserve">: a source</w:t>
+            </w:r>
+            <w:r>
+              <w:t xml:space="preserve"> </w:t>
+            </w:r>
+            <w:r>
+              <w:rPr>
+                <w:iCs/>
+                <w:i/>
+              </w:rPr>
+              <w:t xml:space="preserve">r</w:t>
+            </w:r>
+            <w:r>
+              <w:t xml:space="preserve"> </w:t>
+            </w:r>
+            <w:r>
+              <w:t xml:space="preserve">written with a Chinese</w:t>
+            </w:r>
+            <w:r>
+              <w:t xml:space="preserve"> </w:t>
+            </w:r>
+            <w:r>
+              <w:rPr>
+                <w:iCs/>
+                <w:i/>
+              </w:rPr>
+              <w:t xml:space="preserve">l-</w:t>
+            </w:r>
+            <w:r>
+              <w:t xml:space="preserve"> </w:t>
+            </w:r>
+            <w:r>
+              <w:t xml:space="preserve">is 185 of 208, 88.9%, the vowel is front, 349 of 406, 86.0%, and the</w:t>
+            </w:r>
+            <w:r>
+              <w:t xml:space="preserve"> </w:t>
+            </w:r>
+            <w:r>
+              <w:rPr>
+                <w:iCs/>
+                <w:i/>
+              </w:rPr>
+              <w:t xml:space="preserve">-n</w:t>
+            </w:r>
+            <w:r>
+              <w:t xml:space="preserve"> </w:t>
+            </w:r>
+            <w:r>
+              <w:t xml:space="preserve">is on the page, which a source</w:t>
+            </w:r>
+            <w:r>
+              <w:t xml:space="preserve"> </w:t>
+            </w:r>
+            <w:r>
+              <w:rPr>
+                <w:iCs/>
+                <w:i/>
+              </w:rPr>
+              <w:t xml:space="preserve">-n</w:t>
+            </w:r>
+            <w:r>
+              <w:t xml:space="preserve"> </w:t>
+            </w:r>
+            <w:r>
+              <w:t xml:space="preserve">is in 94 of 111, 84.7%. 題</w:t>
+            </w:r>
+            <w:r>
+              <w:t xml:space="preserve"> </w:t>
+            </w:r>
+            <w:r>
+              <w:rPr>
+                <w:iCs/>
+                <w:i/>
+              </w:rPr>
+              <w:t xml:space="preserve">de</w:t>
             </w:r>
             <w:r>
               <w:t xml:space="preserve"> </w:t>
@@ -11807,45 +12667,131 @@
                 <w:iCs/>
                 <w:i/>
               </w:rPr>
-              <w:t xml:space="preserve">lığ</w:t>
-            </w:r>
-            <w:r>
-              <w:t xml:space="preserve"> </w:t>
-            </w:r>
-            <w:r>
-              <w:t xml:space="preserve">adds an unwritten coda, and 題</w:t>
-            </w:r>
-            <w:r>
-              <w:t xml:space="preserve"> </w:t>
-            </w:r>
-            <w:r>
-              <w:rPr>
-                <w:iCs/>
-                <w:i/>
-              </w:rPr>
-              <w:t xml:space="preserve">de</w:t>
-            </w:r>
-            <w:r>
-              <w:t xml:space="preserve"> </w:t>
-            </w:r>
-            <w:r>
-              <w:t xml:space="preserve">→</w:t>
-            </w:r>
-            <w:r>
-              <w:t xml:space="preserve"> </w:t>
-            </w:r>
-            <w:r>
-              <w:rPr>
-                <w:iCs/>
-                <w:i/>
-              </w:rPr>
-              <w:t xml:space="preserve">el-indi</w:t>
-            </w:r>
-            <w:r>
-              <w:t xml:space="preserve"> </w:t>
-            </w:r>
-            <w:r>
-              <w:t xml:space="preserve">carries a whole two-syllable word on one character. Three characters are being asked to yield five syllables.</w:t>
+              <w:t xml:space="preserve">daş</w:t>
+            </w:r>
+            <w:r>
+              <w:t xml:space="preserve">: a source</w:t>
+            </w:r>
+            <w:r>
+              <w:t xml:space="preserve"> </w:t>
+            </w:r>
+            <w:r>
+              <w:rPr>
+                <w:iCs/>
+                <w:i/>
+              </w:rPr>
+              <w:t xml:space="preserve">d</w:t>
+            </w:r>
+            <w:r>
+              <w:t xml:space="preserve"> </w:t>
+            </w:r>
+            <w:r>
+              <w:t xml:space="preserve">written with a Chinese</w:t>
+            </w:r>
+            <w:r>
+              <w:t xml:space="preserve"> </w:t>
+            </w:r>
+            <w:r>
+              <w:rPr>
+                <w:iCs/>
+                <w:i/>
+              </w:rPr>
+              <w:t xml:space="preserve">d-</w:t>
+            </w:r>
+            <w:r>
+              <w:t xml:space="preserve"> </w:t>
+            </w:r>
+            <w:r>
+              <w:t xml:space="preserve">is 135 of 183, 73.8%, and the</w:t>
+            </w:r>
+            <w:r>
+              <w:t xml:space="preserve"> </w:t>
+            </w:r>
+            <w:r>
+              <w:rPr>
+                <w:iCs/>
+                <w:i/>
+              </w:rPr>
+              <w:t xml:space="preserve">-ş</w:t>
+            </w:r>
+            <w:r>
+              <w:t xml:space="preserve"> </w:t>
+            </w:r>
+            <w:r>
+              <w:t xml:space="preserve">is unwritten, which a source sibilant coda is in 31 of 40, 77.5%, Later Han having no sibilant coda to write it with.</w:t>
+            </w:r>
+            <w:r>
+              <w:t xml:space="preserve"> </w:t>
+            </w:r>
+            <w:r>
+              <w:rPr>
+                <w:bCs/>
+                <w:b/>
+              </w:rPr>
+              <w:t xml:space="preserve">The weak cell is named rather than buried.</w:t>
+            </w:r>
+            <w:r>
+              <w:t xml:space="preserve"> </w:t>
+            </w:r>
+            <w:r>
+              <w:t xml:space="preserve">It is the vowel of the third syllable: an</w:t>
+            </w:r>
+            <w:r>
+              <w:t xml:space="preserve"> </w:t>
+            </w:r>
+            <w:r>
+              <w:rPr>
+                <w:iCs/>
+                <w:i/>
+              </w:rPr>
+              <w:t xml:space="preserve">a</w:t>
+            </w:r>
+            <w:r>
+              <w:t xml:space="preserve"> </w:t>
+            </w:r>
+            <w:r>
+              <w:t xml:space="preserve">written with a front-vowel character is 405 of 1,634, 24.8%, and that one cell costs more than the rest of the name together.</w:t>
+            </w:r>
+            <w:r>
+              <w:t xml:space="preserve"> </w:t>
+            </w:r>
+            <w:r>
+              <w:rPr>
+                <w:bCs/>
+                <w:b/>
+              </w:rPr>
+              <w:t xml:space="preserve">The whole reading costs 1 in 24</w:t>
+            </w:r>
+            <w:r>
+              <w:t xml:space="preserve">, against the 1 in 152 that the control at</w:t>
+            </w:r>
+            <w:r>
+              <w:t xml:space="preserve"> </w:t>
+            </w:r>
+            <w:r>
+              <w:t xml:space="preserve">撑犁</w:t>
+            </w:r>
+            <w:r>
+              <w:t xml:space="preserve"> </w:t>
+            </w:r>
+            <w:r>
+              <w:t xml:space="preserve">gives for a reading the Chinese sources gloss outright. Three characters, three syllables, in order, with nothing inserted, nothing discarded and no metathesis. Only two words in the lexicons fit the frame at all, and the other one,</w:t>
+            </w:r>
+            <w:r>
+              <w:t xml:space="preserve"> </w:t>
+            </w:r>
+            <w:r>
+              <w:rPr>
+                <w:iCs/>
+                <w:i/>
+              </w:rPr>
+              <w:t xml:space="preserve">kırındı</w:t>
+            </w:r>
+            <w:r>
+              <w:t xml:space="preserve"> </w:t>
+            </w:r>
+            <w:r>
+              <w:t xml:space="preserve">“crumbs”, prices at 1 in 56 and is not a name.</w:t>
             </w:r>
             <w:r>
               <w:br/>
@@ -11854,39 +12800,135 @@
               <w:t xml:space="preserve">Reason</w:t>
             </w:r>
             <w:r>
-              <w:t xml:space="preserve">The same clan name as 攣鞮, in the form the</w:t>
-            </w:r>
-            <w:r>
-              <w:t xml:space="preserve"> </w:t>
-            </w:r>
-            <w:r>
-              <w:rPr>
-                <w:iCs/>
-                <w:i/>
-              </w:rPr>
-              <w:t xml:space="preserve">Hou Hanshu</w:t>
-            </w:r>
-            <w:r>
-              <w:t xml:space="preserve"> </w:t>
-            </w:r>
-            <w:r>
-              <w:t xml:space="preserve">gives, with the</w:t>
-            </w:r>
-            <w:r>
-              <w:t xml:space="preserve"> </w:t>
-            </w:r>
-            <w:r>
-              <w:rPr>
-                <w:iCs/>
-                <w:i/>
-              </w:rPr>
-              <w:t xml:space="preserve">kaya</w:t>
-            </w:r>
-            <w:r>
-              <w:t xml:space="preserve"> </w:t>
-            </w:r>
-            <w:r>
-              <w:t xml:space="preserve">element recurring from 虛閭權渠.</w:t>
+              <w:rPr>
+                <w:bCs/>
+                <w:b/>
+              </w:rPr>
+              <w:t xml:space="preserve">Karındaş, “those of one womb”, kinsmen.</w:t>
+            </w:r>
+            <w:r>
+              <w:t xml:space="preserve"> </w:t>
+            </w:r>
+            <w:r>
+              <w:t xml:space="preserve">The word is</w:t>
+            </w:r>
+            <w:r>
+              <w:t xml:space="preserve"> </w:t>
+            </w:r>
+            <w:r>
+              <w:rPr>
+                <w:iCs/>
+                <w:i/>
+              </w:rPr>
+              <w:t xml:space="preserve">karın</w:t>
+            </w:r>
+            <w:r>
+              <w:t xml:space="preserve"> </w:t>
+            </w:r>
+            <w:r>
+              <w:t xml:space="preserve">“womb” with the suffix</w:t>
+            </w:r>
+            <w:r>
+              <w:t xml:space="preserve"> </w:t>
+            </w:r>
+            <w:r>
+              <w:rPr>
+                <w:iCs/>
+                <w:i/>
+              </w:rPr>
+              <w:t xml:space="preserve">-daş</w:t>
+            </w:r>
+            <w:r>
+              <w:t xml:space="preserve">, and Kāşgarî glosses it</w:t>
+            </w:r>
+            <w:r>
+              <w:t xml:space="preserve"> </w:t>
+            </w:r>
+            <w:r>
+              <w:rPr>
+                <w:iCs/>
+                <w:i/>
+              </w:rPr>
+              <w:t xml:space="preserve">kardeş</w:t>
+            </w:r>
+            <w:r>
+              <w:t xml:space="preserve">; it is the ordinary modern Turkish word for a sibling. A ruling lineage naming itself by kinship is an ordinary formation and needs no epithet argument, which is the weakness §S1.3 names as this supplement’s main one.</w:t>
+            </w:r>
+            <w:r>
+              <w:t xml:space="preserve"> </w:t>
+            </w:r>
+            <w:r>
+              <w:rPr>
+                <w:bCs/>
+                <w:b/>
+              </w:rPr>
+              <w:t xml:space="preserve">Why the longer form is read and the shorter one is not.</w:t>
+            </w:r>
+            <w:r>
+              <w:t xml:space="preserve"> </w:t>
+            </w:r>
+            <w:r>
+              <w:t xml:space="preserve">The two-character form</w:t>
+            </w:r>
+            <w:r>
+              <w:t xml:space="preserve"> </w:t>
+            </w:r>
+            <w:r>
+              <w:t xml:space="preserve">攣鞮</w:t>
+            </w:r>
+            <w:r>
+              <w:t xml:space="preserve"> </w:t>
+            </w:r>
+            <w:r>
+              <w:t xml:space="preserve">begins with a liquid and no Turkic word does, so the shorter record cannot be read as a word at all; the three-character form has the liquid medially, where the constraint disappears. That entry sets out the counts and the chronology.</w:t>
+            </w:r>
+            <w:r>
+              <w:t xml:space="preserve"> </w:t>
+            </w:r>
+            <w:r>
+              <w:rPr>
+                <w:bCs/>
+                <w:b/>
+              </w:rPr>
+              <w:t xml:space="preserve">What is not settled.</w:t>
+            </w:r>
+            <w:r>
+              <w:t xml:space="preserve"> </w:t>
+            </w:r>
+            <w:r>
+              <w:t xml:space="preserve">The</w:t>
+            </w:r>
+            <w:r>
+              <w:t xml:space="preserve"> </w:t>
+            </w:r>
+            <w:r>
+              <w:rPr>
+                <w:iCs/>
+                <w:i/>
+              </w:rPr>
+              <w:t xml:space="preserve">q</w:t>
+            </w:r>
+            <w:r>
+              <w:t xml:space="preserve"> </w:t>
+            </w:r>
+            <w:r>
+              <w:t xml:space="preserve">rate is measured on Ligeti’s Ming glossary rather than on Han material, because Sanskrit has no</w:t>
+            </w:r>
+            <w:r>
+              <w:t xml:space="preserve"> </w:t>
+            </w:r>
+            <w:r>
+              <w:rPr>
+                <w:iCs/>
+                <w:i/>
+              </w:rPr>
+              <w:t xml:space="preserve">q</w:t>
+            </w:r>
+            <w:r>
+              <w:t xml:space="preserve"> </w:t>
+            </w:r>
+            <w:r>
+              <w:t xml:space="preserve">at all; §8.5 states this and uses it as a cross-period bound in the same way Table 9 uses the front rounded vowel. The vowel of the third syllable is the dear cell and carries most of the price. 虛 may be a separate element standing before a two-syllable clan name rather than the name’s first syllable, in which case the core is the unreadable part and this reading is wrong; the character is used transcriptionally in only two other places in the record, 虛閭權渠 and the personal name 虛渠, and in both it stands at the head of a name, which is where a syllable of the name would stand and where a title would stand equally well. WE offer this as permitted rather than confirmed.</w:t>
             </w:r>
           </w:p>
         </w:tc>
@@ -12907,6 +13949,102 @@
               <w:t xml:space="preserve">. No separate reading is proposed for the compound; whatever the three parts are read as, the whole follows.</w:t>
             </w:r>
             <w:r>
+              <w:t xml:space="preserve"> </w:t>
+            </w:r>
+            <w:r>
+              <w:rPr>
+                <w:bCs/>
+                <w:b/>
+              </w:rPr>
+              <w:t xml:space="preserve">The title is transcribed twice, and not from the same hearing.</w:t>
+            </w:r>
+            <w:r>
+              <w:t xml:space="preserve"> </w:t>
+            </w:r>
+            <w:r>
+              <w:t xml:space="preserve">The</w:t>
+            </w:r>
+            <w:r>
+              <w:t xml:space="preserve"> </w:t>
+            </w:r>
+            <w:r>
+              <w:rPr>
+                <w:iCs/>
+                <w:i/>
+              </w:rPr>
+              <w:t xml:space="preserve">Hanshu</w:t>
+            </w:r>
+            <w:r>
+              <w:t xml:space="preserve"> </w:t>
+            </w:r>
+            <w:r>
+              <w:t xml:space="preserve">writes 撐犁孤塗 and the</w:t>
+            </w:r>
+            <w:r>
+              <w:t xml:space="preserve"> </w:t>
+            </w:r>
+            <w:r>
+              <w:rPr>
+                <w:iCs/>
+                <w:i/>
+              </w:rPr>
+              <w:t xml:space="preserve">Hou Hanshu</w:t>
+            </w:r>
+            <w:r>
+              <w:t xml:space="preserve"> </w:t>
+            </w:r>
+            <w:r>
+              <w:t xml:space="preserve">writes 摚犂孤屠, three of the four characters different for the same two words, each with its own gloss in its own text; Li Xian’s commentary in the</w:t>
+            </w:r>
+            <w:r>
+              <w:t xml:space="preserve"> </w:t>
+            </w:r>
+            <w:r>
+              <w:rPr>
+                <w:iCs/>
+                <w:i/>
+              </w:rPr>
+              <w:t xml:space="preserve">Hou Hanshu</w:t>
+            </w:r>
+            <w:r>
+              <w:t xml:space="preserve"> </w:t>
+            </w:r>
+            <w:r>
+              <w:t xml:space="preserve">quotes the</w:t>
+            </w:r>
+            <w:r>
+              <w:t xml:space="preserve"> </w:t>
+            </w:r>
+            <w:r>
+              <w:rPr>
+                <w:iCs/>
+                <w:i/>
+              </w:rPr>
+              <w:t xml:space="preserve">Hanshu</w:t>
+            </w:r>
+            <w:r>
+              <w:t xml:space="preserve"> </w:t>
+            </w:r>
+            <w:r>
+              <w:t xml:space="preserve">forms and closes 與此不同, “this differs from the present text”. Two independent Chinese renderings of one foreign phrase, agreeing on the sounds and disagreeing on the characters, is the strongest kind of evidence this record offers, and it is what makes this item the calibration point for the whole file.</w:t>
+            </w:r>
+            <w:r>
+              <w:t xml:space="preserve"> </w:t>
+            </w:r>
+            <w:r>
+              <w:rPr>
+                <w:bCs/>
+                <w:b/>
+              </w:rPr>
+              <w:t xml:space="preserve">The characters are in Schuessler’s table under shapes the record does not use.</w:t>
+            </w:r>
+            <w:r>
+              <w:t xml:space="preserve"> </w:t>
+            </w:r>
+            <w:r>
+              <w:t xml:space="preserve">撐 is present and 撑 and 摚 are not; 犁 is present and 犂 is not. Earlier work here recorded 撑 as absent in both shapes, which was wrong, and the row was left unpriced on that mistake. Folding the variants gives all four characters a reading and the row prices.</w:t>
+            </w:r>
+            <w:r>
               <w:br/>
             </w:r>
             <w:r>
@@ -12930,6 +14068,79 @@
             </w:r>
             <w:r>
               <w:t xml:space="preserve">glosses the phrase as “Son of Heaven, the Chanyu”, with 撑犁 = 天 “heaven” and 孤塗 = 子 “son”. That makes it the single most valuable item in the record, because both the form and the meaning are recorded, and it is the evidence on which most of the language-attribution argument has rested for a century.</w:t>
+            </w:r>
+            <w:r>
+              <w:t xml:space="preserve"> </w:t>
+            </w:r>
+            <w:r>
+              <w:rPr>
+                <w:bCs/>
+                <w:b/>
+              </w:rPr>
+              <w:t xml:space="preserve">What it is worth as a control.</w:t>
+            </w:r>
+            <w:r>
+              <w:t xml:space="preserve"> </w:t>
+            </w:r>
+            <w:r>
+              <w:t xml:space="preserve">Because the meaning of the first element is stated rather than inferred, the price of its correct reading measures the machinery rather than the reading:</w:t>
+            </w:r>
+            <w:r>
+              <w:t xml:space="preserve"> </w:t>
+            </w:r>
+            <w:r>
+              <w:rPr>
+                <w:iCs/>
+                <w:i/>
+              </w:rPr>
+              <w:t xml:space="preserve">taŋrı</w:t>
+            </w:r>
+            <w:r>
+              <w:t xml:space="preserve"> </w:t>
+            </w:r>
+            <w:r>
+              <w:t xml:space="preserve">at</w:t>
+            </w:r>
+            <w:r>
+              <w:t xml:space="preserve"> </w:t>
+            </w:r>
+            <w:r>
+              <w:t xml:space="preserve">撑犁</w:t>
+            </w:r>
+            <w:r>
+              <w:t xml:space="preserve"> </w:t>
+            </w:r>
+            <w:r>
+              <w:t xml:space="preserve">costs 1 in 152, 8.1% per character. That is the number against which the other whole-name prices in this file should be read. It is not the same quantity as the single-cell rates §8.1 of the paper uses, such as the 1 of 37 for a source</w:t>
+            </w:r>
+            <w:r>
+              <w:t xml:space="preserve"> </w:t>
+            </w:r>
+            <w:r>
+              <w:rPr>
+                <w:iCs/>
+                <w:i/>
+              </w:rPr>
+              <w:t xml:space="preserve">-r</w:t>
+            </w:r>
+            <w:r>
+              <w:t xml:space="preserve"> </w:t>
+            </w:r>
+            <w:r>
+              <w:t xml:space="preserve">against a written</w:t>
+            </w:r>
+            <w:r>
+              <w:t xml:space="preserve"> </w:t>
+            </w:r>
+            <w:r>
+              <w:rPr>
+                <w:iCs/>
+                <w:i/>
+              </w:rPr>
+              <w:t xml:space="preserve">-n</w:t>
+            </w:r>
+            <w:r>
+              <w:t xml:space="preserve">: a cell rate is one measurement and a name price is the product of six or nine of them, so a name price falls with length and cannot be compared with a cell. Earlier drafts of several entries in this file made that comparison, and it has been corrected throughout.</w:t>
             </w:r>
           </w:p>
         </w:tc>
@@ -12985,19 +14196,19 @@
               <w:jc w:val="left"/>
             </w:pPr>
             <w:r>
-              <w:t xml:space="preserve">Tanglı</w:t>
-            </w:r>
-          </w:p>
-        </w:tc>
-        <w:tc>
-          <w:tcPr/>
-          <w:p>
-            <w:pPr>
-              <w:pStyle w:val="Compact"/>
-              <w:jc w:val="left"/>
-            </w:pPr>
-            <w:r>
-              <w:t xml:space="preserve">bearing divine light; sacred</w:t>
+              <w:t xml:space="preserve">Taŋrı</w:t>
+            </w:r>
+          </w:p>
+        </w:tc>
+        <w:tc>
+          <w:tcPr/>
+          <w:p>
+            <w:pPr>
+              <w:pStyle w:val="Compact"/>
+              <w:jc w:val="left"/>
+            </w:pPr>
+            <w:r>
+              <w:t xml:space="preserve">heaven, sky, god</w:t>
             </w:r>
           </w:p>
         </w:tc>
@@ -13042,10 +14253,58 @@
                 <w:iCs/>
                 <w:i/>
               </w:rPr>
-              <w:t xml:space="preserve">tang</w:t>
-            </w:r>
-            <w:r>
-              <w:t xml:space="preserve">: retroflex ḍ for t is routine and the -ŋ coda is written. 犁</w:t>
+              <w:t xml:space="preserve">taŋ</w:t>
+            </w:r>
+            <w:r>
+              <w:t xml:space="preserve">: a retroflex</w:t>
+            </w:r>
+            <w:r>
+              <w:t xml:space="preserve"> </w:t>
+            </w:r>
+            <w:r>
+              <w:rPr>
+                <w:iCs/>
+                <w:i/>
+              </w:rPr>
+              <w:t xml:space="preserve">ḍ</w:t>
+            </w:r>
+            <w:r>
+              <w:t xml:space="preserve"> </w:t>
+            </w:r>
+            <w:r>
+              <w:t xml:space="preserve">for a source</w:t>
+            </w:r>
+            <w:r>
+              <w:t xml:space="preserve"> </w:t>
+            </w:r>
+            <w:r>
+              <w:rPr>
+                <w:iCs/>
+                <w:i/>
+              </w:rPr>
+              <w:t xml:space="preserve">t</w:t>
+            </w:r>
+            <w:r>
+              <w:t xml:space="preserve"> </w:t>
+            </w:r>
+            <w:r>
+              <w:t xml:space="preserve">is routine and the</w:t>
+            </w:r>
+            <w:r>
+              <w:t xml:space="preserve"> </w:t>
+            </w:r>
+            <w:r>
+              <w:rPr>
+                <w:iCs/>
+                <w:i/>
+              </w:rPr>
+              <w:t xml:space="preserve">-ŋ</w:t>
+            </w:r>
+            <w:r>
+              <w:t xml:space="preserve"> </w:t>
+            </w:r>
+            <w:r>
+              <w:t xml:space="preserve">coda is written, 18 of 24. 犁</w:t>
             </w:r>
             <w:r>
               <w:t xml:space="preserve"> </w:t>
@@ -13071,10 +14330,273 @@
                 <w:iCs/>
                 <w:i/>
               </w:rPr>
-              <w:t xml:space="preserve">lı</w:t>
-            </w:r>
-            <w:r>
-              <w:t xml:space="preserve">: direct. Both steps are default. The same two syllables equally support</w:t>
+              <w:t xml:space="preserve">rı</w:t>
+            </w:r>
+            <w:r>
+              <w:t xml:space="preserve">: a source</w:t>
+            </w:r>
+            <w:r>
+              <w:t xml:space="preserve"> </w:t>
+            </w:r>
+            <w:r>
+              <w:rPr>
+                <w:iCs/>
+                <w:i/>
+              </w:rPr>
+              <w:t xml:space="preserve">r</w:t>
+            </w:r>
+            <w:r>
+              <w:t xml:space="preserve"> </w:t>
+            </w:r>
+            <w:r>
+              <w:t xml:space="preserve">written with a Chinese</w:t>
+            </w:r>
+            <w:r>
+              <w:t xml:space="preserve"> </w:t>
+            </w:r>
+            <w:r>
+              <w:rPr>
+                <w:iCs/>
+                <w:i/>
+              </w:rPr>
+              <w:t xml:space="preserve">l-</w:t>
+            </w:r>
+            <w:r>
+              <w:t xml:space="preserve"> </w:t>
+            </w:r>
+            <w:r>
+              <w:t xml:space="preserve">is 185 of 208, 88.9%, with the vowel front, 349 of 406, 86.0%.</w:t>
+            </w:r>
+            <w:r>
+              <w:t xml:space="preserve"> </w:t>
+            </w:r>
+            <w:r>
+              <w:rPr>
+                <w:bCs/>
+                <w:b/>
+              </w:rPr>
+              <w:t xml:space="preserve">The spelling carries a vowel, and it is not the Karakhanid one.</w:t>
+            </w:r>
+            <w:r>
+              <w:t xml:space="preserve"> </w:t>
+            </w:r>
+            <w:r>
+              <w:t xml:space="preserve">撑 is an open-vowel character, and in the Later Han corpus an open vowel writes a source</w:t>
+            </w:r>
+            <w:r>
+              <w:t xml:space="preserve"> </w:t>
+            </w:r>
+            <w:r>
+              <w:rPr>
+                <w:iCs/>
+                <w:i/>
+              </w:rPr>
+              <w:t xml:space="preserve">a</w:t>
+            </w:r>
+            <w:r>
+              <w:t xml:space="preserve"> </w:t>
+            </w:r>
+            <w:r>
+              <w:t xml:space="preserve">1,127 times in 1,634, 69.0%, against a source</w:t>
+            </w:r>
+            <w:r>
+              <w:t xml:space="preserve"> </w:t>
+            </w:r>
+            <w:r>
+              <w:rPr>
+                <w:iCs/>
+                <w:i/>
+              </w:rPr>
+              <w:t xml:space="preserve">i</w:t>
+            </w:r>
+            <w:r>
+              <w:t xml:space="preserve"> </w:t>
+            </w:r>
+            <w:r>
+              <w:t xml:space="preserve">or</w:t>
+            </w:r>
+            <w:r>
+              <w:t xml:space="preserve"> </w:t>
+            </w:r>
+            <w:r>
+              <w:rPr>
+                <w:iCs/>
+                <w:i/>
+              </w:rPr>
+              <w:t xml:space="preserve">e</w:t>
+            </w:r>
+            <w:r>
+              <w:t xml:space="preserve"> </w:t>
+            </w:r>
+            <w:r>
+              <w:t xml:space="preserve">27 times in 406, 6.7%. Priced on the two forms the word takes,</w:t>
+            </w:r>
+            <w:r>
+              <w:t xml:space="preserve"> </w:t>
+            </w:r>
+            <w:r>
+              <w:rPr>
+                <w:iCs/>
+                <w:i/>
+              </w:rPr>
+              <w:t xml:space="preserve">taŋrı</w:t>
+            </w:r>
+            <w:r>
+              <w:t xml:space="preserve"> </w:t>
+            </w:r>
+            <w:r>
+              <w:t xml:space="preserve">costs</w:t>
+            </w:r>
+            <w:r>
+              <w:t xml:space="preserve"> </w:t>
+            </w:r>
+            <w:r>
+              <w:rPr>
+                <w:bCs/>
+                <w:b/>
+              </w:rPr>
+              <w:t xml:space="preserve">1 in 152</w:t>
+            </w:r>
+            <w:r>
+              <w:t xml:space="preserve"> </w:t>
+            </w:r>
+            <w:r>
+              <w:t xml:space="preserve">and</w:t>
+            </w:r>
+            <w:r>
+              <w:t xml:space="preserve"> </w:t>
+            </w:r>
+            <w:r>
+              <w:rPr>
+                <w:iCs/>
+                <w:i/>
+              </w:rPr>
+              <w:t xml:space="preserve">teŋri</w:t>
+            </w:r>
+            <w:r>
+              <w:t xml:space="preserve"> </w:t>
+            </w:r>
+            <w:r>
+              <w:t xml:space="preserve">costs 1 in 1,579, a factor of ten, and the whole of that factor is the one vowel cell. Modern Turkish</w:t>
+            </w:r>
+            <w:r>
+              <w:t xml:space="preserve"> </w:t>
+            </w:r>
+            <w:r>
+              <w:rPr>
+                <w:iCs/>
+                <w:i/>
+              </w:rPr>
+              <w:t xml:space="preserve">Tanrı</w:t>
+            </w:r>
+            <w:r>
+              <w:t xml:space="preserve"> </w:t>
+            </w:r>
+            <w:r>
+              <w:t xml:space="preserve">keeps the</w:t>
+            </w:r>
+            <w:r>
+              <w:t xml:space="preserve"> </w:t>
+            </w:r>
+            <w:r>
+              <w:rPr>
+                <w:iCs/>
+                <w:i/>
+              </w:rPr>
+              <w:t xml:space="preserve">a</w:t>
+            </w:r>
+            <w:r>
+              <w:t xml:space="preserve">; Kāşgarî’s</w:t>
+            </w:r>
+            <w:r>
+              <w:t xml:space="preserve"> </w:t>
+            </w:r>
+            <w:r>
+              <w:rPr>
+                <w:iCs/>
+                <w:i/>
+              </w:rPr>
+              <w:t xml:space="preserve">teŋri</w:t>
+            </w:r>
+            <w:r>
+              <w:t xml:space="preserve"> </w:t>
+            </w:r>
+            <w:r>
+              <w:t xml:space="preserve">has the</w:t>
+            </w:r>
+            <w:r>
+              <w:t xml:space="preserve"> </w:t>
+            </w:r>
+            <w:r>
+              <w:rPr>
+                <w:iCs/>
+                <w:i/>
+              </w:rPr>
+              <w:t xml:space="preserve">e</w:t>
+            </w:r>
+            <w:r>
+              <w:t xml:space="preserve">. On this spelling the Xiongnu-period form had the</w:t>
+            </w:r>
+            <w:r>
+              <w:t xml:space="preserve"> </w:t>
+            </w:r>
+            <w:r>
+              <w:rPr>
+                <w:iCs/>
+                <w:i/>
+              </w:rPr>
+              <w:t xml:space="preserve">a</w:t>
+            </w:r>
+            <w:r>
+              <w:t xml:space="preserve">.</w:t>
+            </w:r>
+            <w:r>
+              <w:t xml:space="preserve"> </w:t>
+            </w:r>
+            <w:r>
+              <w:rPr>
+                <w:bCs/>
+                <w:b/>
+              </w:rPr>
+              <w:t xml:space="preserve">This row is the file’s calibration control.</w:t>
+            </w:r>
+            <w:r>
+              <w:t xml:space="preserve"> </w:t>
+            </w:r>
+            <w:r>
+              <w:t xml:space="preserve">It is the only two-character item whose meaning the Chinese sources state outright, 匈奴謂天為撐犁, “the Xiongnu call heaven</w:t>
+            </w:r>
+            <w:r>
+              <w:t xml:space="preserve"> </w:t>
+            </w:r>
+            <w:r>
+              <w:rPr>
+                <w:iCs/>
+                <w:i/>
+              </w:rPr>
+              <w:t xml:space="preserve">chengli</w:t>
+            </w:r>
+            <w:r>
+              <w:t xml:space="preserve">”, so its correct reading is not in doubt and its price says what a correct reading costs on this machinery: about 1 in 152, or 8.1% per character. Whole-name prices elsewhere in this file should be read against that figure and not against the single-cell rates quoted in §8.1 of the paper.</w:t>
+            </w:r>
+            <w:r>
+              <w:br/>
+            </w:r>
+            <w:r>
+              <w:t xml:space="preserve">Reason</w:t>
+            </w:r>
+            <w:r>
+              <w:rPr>
+                <w:bCs/>
+                <w:b/>
+              </w:rPr>
+              <w:t xml:space="preserve">Taŋrı, “heaven, sky, god”.</w:t>
+            </w:r>
+            <w:r>
+              <w:t xml:space="preserve"> </w:t>
+            </w:r>
+            <w:r>
+              <w:t xml:space="preserve">This is the standard identification, which §6.3 of the paper reaches independently by lexicon search: Kāşgarî returns</w:t>
             </w:r>
             <w:r>
               <w:t xml:space="preserve"> </w:t>
@@ -13087,26 +14609,177 @@
               <w:t xml:space="preserve">tengri</w:t>
             </w:r>
             <w:r>
-              <w:t xml:space="preserve">, which the Chinese gloss 天 and the lexicon search of §6.3 both favour: Kāşgarî returns it 4th, the Codex 2nd.</w:t>
-            </w:r>
-            <w:r>
-              <w:br/>
-            </w:r>
-            <w:r>
-              <w:t xml:space="preserve">Reason</w:t>
-            </w:r>
-            <w:r>
-              <w:rPr>
-                <w:iCs/>
-                <w:i/>
-              </w:rPr>
-              <w:t xml:space="preserve">tang</w:t>
-            </w:r>
-            <w:r>
-              <w:t xml:space="preserve"> </w:t>
-            </w:r>
-            <w:r>
-              <w:t xml:space="preserve">of dawn or light, read as “bearing divine light; sacred”. Offered as an alternative to the standard identification with</w:t>
+              <w:t xml:space="preserve"> </w:t>
+            </w:r>
+            <w:r>
+              <w:t xml:space="preserve">4th and the</w:t>
+            </w:r>
+            <w:r>
+              <w:t xml:space="preserve"> </w:t>
+            </w:r>
+            <w:r>
+              <w:rPr>
+                <w:iCs/>
+                <w:i/>
+              </w:rPr>
+              <w:t xml:space="preserve">Codex Cumanicus</w:t>
+            </w:r>
+            <w:r>
+              <w:t xml:space="preserve"> </w:t>
+            </w:r>
+            <w:r>
+              <w:t xml:space="preserve">2nd, glossed “sky, heaven” and</w:t>
+            </w:r>
+            <w:r>
+              <w:t xml:space="preserve"> </w:t>
+            </w:r>
+            <w:r>
+              <w:rPr>
+                <w:iCs/>
+                <w:i/>
+              </w:rPr>
+              <w:t xml:space="preserve">deus</w:t>
+            </w:r>
+            <w:r>
+              <w:t xml:space="preserve">, a thousand years later and with no knowledge of the Chinese record. What this file adds is the vowel.</w:t>
+            </w:r>
+            <w:r>
+              <w:t xml:space="preserve"> </w:t>
+            </w:r>
+            <w:r>
+              <w:rPr>
+                <w:bCs/>
+                <w:b/>
+              </w:rPr>
+              <w:t xml:space="preserve">An alternative reading offered in earlier drafts is withdrawn here, and the reason is worth stating because the transcription did not decide it.</w:t>
+            </w:r>
+            <w:r>
+              <w:t xml:space="preserve"> </w:t>
+            </w:r>
+            <w:r>
+              <w:t xml:space="preserve">That reading was</w:t>
+            </w:r>
+            <w:r>
+              <w:t xml:space="preserve"> </w:t>
+            </w:r>
+            <w:r>
+              <w:rPr>
+                <w:iCs/>
+                <w:i/>
+              </w:rPr>
+              <w:t xml:space="preserve">taŋlı</w:t>
+            </w:r>
+            <w:r>
+              <w:t xml:space="preserve">, from</w:t>
+            </w:r>
+            <w:r>
+              <w:t xml:space="preserve"> </w:t>
+            </w:r>
+            <w:r>
+              <w:rPr>
+                <w:iCs/>
+                <w:i/>
+              </w:rPr>
+              <w:t xml:space="preserve">taŋ</w:t>
+            </w:r>
+            <w:r>
+              <w:t xml:space="preserve"> </w:t>
+            </w:r>
+            <w:r>
+              <w:t xml:space="preserve">“dawn, light”, and it prices at 1 in 139 against 1 in 152 for</w:t>
+            </w:r>
+            <w:r>
+              <w:t xml:space="preserve"> </w:t>
+            </w:r>
+            <w:r>
+              <w:rPr>
+                <w:iCs/>
+                <w:i/>
+              </w:rPr>
+              <w:t xml:space="preserve">taŋrı</w:t>
+            </w:r>
+            <w:r>
+              <w:t xml:space="preserve">. The two differ in one cell, the liquid, where a source</w:t>
+            </w:r>
+            <w:r>
+              <w:t xml:space="preserve"> </w:t>
+            </w:r>
+            <w:r>
+              <w:rPr>
+                <w:iCs/>
+                <w:i/>
+              </w:rPr>
+              <w:t xml:space="preserve">l</w:t>
+            </w:r>
+            <w:r>
+              <w:t xml:space="preserve"> </w:t>
+            </w:r>
+            <w:r>
+              <w:t xml:space="preserve">takes a Chinese</w:t>
+            </w:r>
+            <w:r>
+              <w:t xml:space="preserve"> </w:t>
+            </w:r>
+            <w:r>
+              <w:rPr>
+                <w:iCs/>
+                <w:i/>
+              </w:rPr>
+              <w:t xml:space="preserve">l-</w:t>
+            </w:r>
+            <w:r>
+              <w:t xml:space="preserve"> </w:t>
+            </w:r>
+            <w:r>
+              <w:t xml:space="preserve">at 97 of 100 and a source</w:t>
+            </w:r>
+            <w:r>
+              <w:t xml:space="preserve"> </w:t>
+            </w:r>
+            <w:r>
+              <w:rPr>
+                <w:iCs/>
+                <w:i/>
+              </w:rPr>
+              <w:t xml:space="preserve">r</w:t>
+            </w:r>
+            <w:r>
+              <w:t xml:space="preserve"> </w:t>
+            </w:r>
+            <w:r>
+              <w:t xml:space="preserve">at 185 of 208. That difference is nine percent and it decides nothing. What decides it is the gloss: the Chinese sources say the word means heaven, and</w:t>
+            </w:r>
+            <w:r>
+              <w:t xml:space="preserve"> </w:t>
+            </w:r>
+            <w:r>
+              <w:rPr>
+                <w:iCs/>
+                <w:i/>
+              </w:rPr>
+              <w:t xml:space="preserve">taŋ</w:t>
+            </w:r>
+            <w:r>
+              <w:t xml:space="preserve"> </w:t>
+            </w:r>
+            <w:r>
+              <w:t xml:space="preserve">does not. Where the record states the meaning, the meaning outranks the sound match, which is the same standard §9.1 of the paper applies at 徑路.</w:t>
+            </w:r>
+            <w:r>
+              <w:t xml:space="preserve"> </w:t>
+            </w:r>
+            <w:r>
+              <w:rPr>
+                <w:bCs/>
+                <w:b/>
+              </w:rPr>
+              <w:t xml:space="preserve">What is not settled.</w:t>
+            </w:r>
+            <w:r>
+              <w:t xml:space="preserve"> </w:t>
+            </w:r>
+            <w:r>
+              <w:t xml:space="preserve">That</w:t>
             </w:r>
             <w:r>
               <w:t xml:space="preserve"> </w:t>
@@ -13119,7 +14792,39 @@
               <w:t xml:space="preserve">tengri</w:t>
             </w:r>
             <w:r>
-              <w:t xml:space="preserve">, not as an improvement on it.</w:t>
+              <w:t xml:space="preserve"> </w:t>
+            </w:r>
+            <w:r>
+              <w:t xml:space="preserve">is Turkic to begin with, which §6.3 flags: Mongolic has</w:t>
+            </w:r>
+            <w:r>
+              <w:t xml:space="preserve"> </w:t>
+            </w:r>
+            <w:r>
+              <w:rPr>
+                <w:iCs/>
+                <w:i/>
+              </w:rPr>
+              <w:t xml:space="preserve">tenger</w:t>
+            </w:r>
+            <w:r>
+              <w:t xml:space="preserve">, and Georg derives the Turko-Mongolic word from Proto-Yeniseian</w:t>
+            </w:r>
+            <w:r>
+              <w:t xml:space="preserve"> </w:t>
+            </w:r>
+            <w:r>
+              <w:rPr>
+                <w:iCs/>
+                <w:i/>
+              </w:rPr>
+              <w:t xml:space="preserve">*tǝŋgVr-</w:t>
+            </w:r>
+            <w:r>
+              <w:t xml:space="preserve"> </w:t>
+            </w:r>
+            <w:r>
+              <w:t xml:space="preserve">“high”. Georg 2001 is not among the works WE have been able to obtain, so the vowel claim above has not been checked against it.</w:t>
             </w:r>
           </w:p>
         </w:tc>
@@ -16195,23 +17900,16 @@
               <w:t xml:space="preserve"> </w:t>
             </w:r>
             <w:r>
-              <w:t xml:space="preserve">That is more expensive than the 1 in 37 which retires</w:t>
-            </w:r>
-            <w:r>
-              <w:t xml:space="preserve"> </w:t>
-            </w:r>
-            <w:r>
-              <w:rPr>
-                <w:iCs/>
-                <w:i/>
-              </w:rPr>
-              <w:t xml:space="preserve">Baγatur</w:t>
-            </w:r>
-            <w:r>
-              <w:t xml:space="preserve"> </w:t>
-            </w:r>
-            <w:r>
-              <w:t xml:space="preserve">in §8.1 of the paper, and the figure is given here so that a reader can weigh it rather than take the reading on trust.</w:t>
+              <w:t xml:space="preserve">That is cheaper than the 1 in 152 of the control at</w:t>
+            </w:r>
+            <w:r>
+              <w:t xml:space="preserve"> </w:t>
+            </w:r>
+            <w:r>
+              <w:t xml:space="preserve">撑犁</w:t>
+            </w:r>
+            <w:r>
+              <w:t xml:space="preserve">, and the figure is given here so that a reader can weigh it rather than take the reading on trust.</w:t>
             </w:r>
             <w:r>
               <w:t xml:space="preserve"> </w:t>
@@ -16921,7 +18619,7 @@
               <w:t xml:space="preserve"> </w:t>
             </w:r>
             <w:r>
-              <w:t xml:space="preserve">“senior woman, lady”, both of which are in the Kāşgarî index (I, 86 and I, 87) and the second of which is the better semantic fit. Both discard the written -t of 閼, and the corpus makes that expensive: where the source has a single affricate or sibilant between two vowels, the preceding character was open in 134 of 143 junctions, 93.7%, and carried a -t in 2, 1.4%. That is a worse cost than the 1 in 37 the paper uses in §8.1 against a rival reading elsewhere, so consistency required either conceding it or finding a reading that uses the -t.</w:t>
+              <w:t xml:space="preserve">“senior woman, lady”, both of which are in the Kāşgarî index (I, 86 and I, 87) and the second of which is the better semantic fit. Both discard the written -t of 閼, and the corpus makes that expensive: where the source has a single affricate or sibilant between two vowels, the preceding character was open in 134 of 143 junctions, 93.7%, and carried a -t in 2, 1.4%. That is a worse cell than the 1 of 37 the paper uses in §8.1 against a rival reading elsewhere, and the two are comparable because both are single cells, so consistency required either conceding it or finding a reading that uses the -t.</w:t>
             </w:r>
             <w:r>
               <w:t xml:space="preserve"> </w:t>
@@ -19192,7 +20890,7 @@
               <w:t xml:space="preserve"> </w:t>
             </w:r>
             <w:r>
-              <w:t xml:space="preserve">is 2.0% of the corpus and appears in none of them. On the Later Han layer this character writes a source</w:t>
+              <w:t xml:space="preserve">is 2.1% of the corpus and appears in none of them. On the Later Han layer this character writes a source</w:t>
             </w:r>
             <w:r>
               <w:t xml:space="preserve"> </w:t>

--- a/docs/supplementary_S1_candidate_readings.docx
+++ b/docs/supplementary_S1_candidate_readings.docx
@@ -6313,7 +6313,7 @@
               <w:t xml:space="preserve"> </w:t>
             </w:r>
             <w:r>
-              <w:t xml:space="preserve">and the dearest of the proposals in this file. §8.7 of the paper treats</w:t>
+              <w:t xml:space="preserve">and the most expensive of the proposals in this file. §8.7 of the paper treats</w:t>
             </w:r>
             <w:r>
               <w:t xml:space="preserve"> </w:t>
@@ -7853,19 +7853,19 @@
               <w:jc w:val="left"/>
             </w:pPr>
             <w:r>
-              <w:t xml:space="preserve">Okyan Kutuğtı</w:t>
-            </w:r>
-          </w:p>
-        </w:tc>
-        <w:tc>
-          <w:tcPr/>
-          <w:p>
-            <w:pPr>
-              <w:pStyle w:val="Compact"/>
-              <w:jc w:val="left"/>
-            </w:pPr>
-            <w:r>
-              <w:t xml:space="preserve">blessed sovereign of the arrow flank</w:t>
+              <w:t xml:space="preserve">Okyan Kutı</w:t>
+            </w:r>
+          </w:p>
+        </w:tc>
+        <w:tc>
+          <w:tcPr/>
+          <w:p>
+            <w:pPr>
+              <w:pStyle w:val="Compact"/>
+              <w:jc w:val="left"/>
+            </w:pPr>
+            <w:r>
+              <w:t xml:space="preserve">the fortune of the arrow flank</w:t>
             </w:r>
           </w:p>
         </w:tc>
@@ -7913,10 +7913,23 @@
               <w:t xml:space="preserve">ok</w:t>
             </w:r>
             <w:r>
-              <w:t xml:space="preserve"> </w:t>
-            </w:r>
-            <w:r>
-              <w:t xml:space="preserve">is exact, with the -k coda written, and 衍</w:t>
+              <w:t xml:space="preserve">: a source syllable beginning with a vowel takes a Chinese glottal onset 137 times in 140, 97.9%, the strongest single correspondence used anywhere in this file, and the</w:t>
+            </w:r>
+            <w:r>
+              <w:t xml:space="preserve"> </w:t>
+            </w:r>
+            <w:r>
+              <w:rPr>
+                <w:iCs/>
+                <w:i/>
+              </w:rPr>
+              <w:t xml:space="preserve">-k</w:t>
+            </w:r>
+            <w:r>
+              <w:t xml:space="preserve"> </w:t>
+            </w:r>
+            <w:r>
+              <w:t xml:space="preserve">is written, 47.6%. 衍</w:t>
             </w:r>
             <w:r>
               <w:t xml:space="preserve"> </w:t>
@@ -7945,10 +7958,129 @@
               <w:t xml:space="preserve">yan</w:t>
             </w:r>
             <w:r>
-              <w:t xml:space="preserve"> </w:t>
-            </w:r>
-            <w:r>
-              <w:t xml:space="preserve">and 鞮</w:t>
+              <w:t xml:space="preserve">: a source</w:t>
+            </w:r>
+            <w:r>
+              <w:t xml:space="preserve"> </w:t>
+            </w:r>
+            <w:r>
+              <w:rPr>
+                <w:iCs/>
+                <w:i/>
+              </w:rPr>
+              <w:t xml:space="preserve">y</w:t>
+            </w:r>
+            <w:r>
+              <w:t xml:space="preserve"> </w:t>
+            </w:r>
+            <w:r>
+              <w:t xml:space="preserve">written with a Chinese</w:t>
+            </w:r>
+            <w:r>
+              <w:t xml:space="preserve"> </w:t>
+            </w:r>
+            <w:r>
+              <w:rPr>
+                <w:iCs/>
+                <w:i/>
+              </w:rPr>
+              <w:t xml:space="preserve">j-</w:t>
+            </w:r>
+            <w:r>
+              <w:t xml:space="preserve"> </w:t>
+            </w:r>
+            <w:r>
+              <w:t xml:space="preserve">is 65 of 106, 61.3%, the vowel is open, 1,127 of 1,634, 69.0%, and the</w:t>
+            </w:r>
+            <w:r>
+              <w:t xml:space="preserve"> </w:t>
+            </w:r>
+            <w:r>
+              <w:rPr>
+                <w:iCs/>
+                <w:i/>
+              </w:rPr>
+              <w:t xml:space="preserve">-n</w:t>
+            </w:r>
+            <w:r>
+              <w:t xml:space="preserve"> </w:t>
+            </w:r>
+            <w:r>
+              <w:t xml:space="preserve">is on the page, 82.8%. 朐</w:t>
+            </w:r>
+            <w:r>
+              <w:t xml:space="preserve"> </w:t>
+            </w:r>
+            <w:r>
+              <w:rPr>
+                <w:iCs/>
+                <w:i/>
+              </w:rPr>
+              <w:t xml:space="preserve">guo</w:t>
+            </w:r>
+            <w:r>
+              <w:t xml:space="preserve"> </w:t>
+            </w:r>
+            <w:r>
+              <w:t xml:space="preserve">→</w:t>
+            </w:r>
+            <w:r>
+              <w:t xml:space="preserve"> </w:t>
+            </w:r>
+            <w:r>
+              <w:rPr>
+                <w:iCs/>
+                <w:i/>
+              </w:rPr>
+              <w:t xml:space="preserve">ku</w:t>
+            </w:r>
+            <w:r>
+              <w:t xml:space="preserve">:</w:t>
+            </w:r>
+            <w:r>
+              <w:t xml:space="preserve"> </w:t>
+            </w:r>
+            <w:r>
+              <w:rPr>
+                <w:bCs/>
+                <w:b/>
+              </w:rPr>
+              <w:t xml:space="preserve">this is the weak cell and it is named rather than buried</w:t>
+            </w:r>
+            <w:r>
+              <w:t xml:space="preserve">, a source</w:t>
+            </w:r>
+            <w:r>
+              <w:t xml:space="preserve"> </w:t>
+            </w:r>
+            <w:r>
+              <w:rPr>
+                <w:iCs/>
+                <w:i/>
+              </w:rPr>
+              <w:t xml:space="preserve">k</w:t>
+            </w:r>
+            <w:r>
+              <w:t xml:space="preserve"> </w:t>
+            </w:r>
+            <w:r>
+              <w:t xml:space="preserve">written with a Chinese</w:t>
+            </w:r>
+            <w:r>
+              <w:t xml:space="preserve"> </w:t>
+            </w:r>
+            <w:r>
+              <w:rPr>
+                <w:iCs/>
+                <w:i/>
+              </w:rPr>
+              <w:t xml:space="preserve">g-</w:t>
+            </w:r>
+            <w:r>
+              <w:t xml:space="preserve"> </w:t>
+            </w:r>
+            <w:r>
+              <w:t xml:space="preserve">being 14 of 254, 5.5%; the rounded vowel is 63.9%. 鞮</w:t>
             </w:r>
             <w:r>
               <w:t xml:space="preserve"> </w:t>
@@ -7977,10 +8109,119 @@
               <w:t xml:space="preserve">tı</w:t>
             </w:r>
             <w:r>
-              <w:t xml:space="preserve"> </w:t>
-            </w:r>
-            <w:r>
-              <w:t xml:space="preserve">are direct. The weak point is 朐</w:t>
+              <w:t xml:space="preserve">: a source</w:t>
+            </w:r>
+            <w:r>
+              <w:t xml:space="preserve"> </w:t>
+            </w:r>
+            <w:r>
+              <w:rPr>
+                <w:iCs/>
+                <w:i/>
+              </w:rPr>
+              <w:t xml:space="preserve">t</w:t>
+            </w:r>
+            <w:r>
+              <w:t xml:space="preserve"> </w:t>
+            </w:r>
+            <w:r>
+              <w:t xml:space="preserve">written with a Chinese</w:t>
+            </w:r>
+            <w:r>
+              <w:t xml:space="preserve"> </w:t>
+            </w:r>
+            <w:r>
+              <w:rPr>
+                <w:iCs/>
+                <w:i/>
+              </w:rPr>
+              <w:t xml:space="preserve">t-</w:t>
+            </w:r>
+            <w:r>
+              <w:t xml:space="preserve"> </w:t>
+            </w:r>
+            <w:r>
+              <w:t xml:space="preserve">is 61 of 241, 25.3%, and the front vowel on a front character is 86.0%.</w:t>
+            </w:r>
+            <w:r>
+              <w:t xml:space="preserve"> </w:t>
+            </w:r>
+            <w:r>
+              <w:rPr>
+                <w:bCs/>
+                <w:b/>
+              </w:rPr>
+              <w:t xml:space="preserve">Four characters, four syllables, one each.</w:t>
+            </w:r>
+            <w:r>
+              <w:t xml:space="preserve"> </w:t>
+            </w:r>
+            <w:r>
+              <w:t xml:space="preserve">In order, nothing inserted, nothing discarded, no compression and no device, and every one of the ten cells measured with none assumed.</w:t>
+            </w:r>
+            <w:r>
+              <w:t xml:space="preserve"> </w:t>
+            </w:r>
+            <w:r>
+              <w:rPr>
+                <w:bCs/>
+                <w:b/>
+              </w:rPr>
+              <w:t xml:space="preserve">The whole reading costs 1 in 1,252, 16.8% per character</w:t>
+            </w:r>
+            <w:r>
+              <w:t xml:space="preserve">, twice the 8.1% per character that the control at</w:t>
+            </w:r>
+            <w:r>
+              <w:t xml:space="preserve"> </w:t>
+            </w:r>
+            <w:r>
+              <w:t xml:space="preserve">撑犁</w:t>
+            </w:r>
+            <w:r>
+              <w:t xml:space="preserve"> </w:t>
+            </w:r>
+            <w:r>
+              <w:t xml:space="preserve">gives for a reading the Chinese sources gloss outright.</w:t>
+            </w:r>
+            <w:r>
+              <w:t xml:space="preserve"> </w:t>
+            </w:r>
+            <w:r>
+              <w:rPr>
+                <w:bCs/>
+                <w:b/>
+              </w:rPr>
+              <w:t xml:space="preserve">The reading this replaces could not be priced at all, and that is why it is replaced.</w:t>
+            </w:r>
+            <w:r>
+              <w:t xml:space="preserve"> </w:t>
+            </w:r>
+            <w:r>
+              <w:rPr>
+                <w:iCs/>
+                <w:i/>
+              </w:rPr>
+              <w:t xml:space="preserve">Kutuğtı</w:t>
+            </w:r>
+            <w:r>
+              <w:t xml:space="preserve"> </w:t>
+            </w:r>
+            <w:r>
+              <w:t xml:space="preserve">asked 朐 to carry two Turkic syllables,</w:t>
+            </w:r>
+            <w:r>
+              <w:t xml:space="preserve"> </w:t>
+            </w:r>
+            <w:r>
+              <w:rPr>
+                <w:iCs/>
+                <w:i/>
+              </w:rPr>
+              <w:t xml:space="preserve">kutuğ</w:t>
+            </w:r>
+            <w:r>
+              <w:t xml:space="preserve">, where it carries one, and so offered five syllables for four characters. Nothing in the corpora licenses that expansion: the compression device, one character for two syllables, is 93 of 1,110 in the Sanskrit corpus, 8.4%, and it requires the coda of the character to match the place of the following onset, which</w:t>
             </w:r>
             <w:r>
               <w:t xml:space="preserve"> </w:t>
@@ -7996,20 +8237,52 @@
               <w:t xml:space="preserve"> </w:t>
             </w:r>
             <w:r>
-              <w:t xml:space="preserve">→</w:t>
-            </w:r>
-            <w:r>
-              <w:t xml:space="preserve"> </w:t>
-            </w:r>
-            <w:r>
-              <w:rPr>
-                <w:iCs/>
-                <w:i/>
-              </w:rPr>
-              <w:t xml:space="preserve">kutuğ</w:t>
-            </w:r>
-            <w:r>
-              <w:t xml:space="preserve">, which expands one Chinese syllable into two Turkic ones; nothing in the corpora licenses that expansion.</w:t>
+              <w:t xml:space="preserve">and</w:t>
+            </w:r>
+            <w:r>
+              <w:t xml:space="preserve"> </w:t>
+            </w:r>
+            <w:r>
+              <w:rPr>
+                <w:iCs/>
+                <w:i/>
+              </w:rPr>
+              <w:t xml:space="preserve">t</w:t>
+            </w:r>
+            <w:r>
+              <w:t xml:space="preserve"> </w:t>
+            </w:r>
+            <w:r>
+              <w:t xml:space="preserve">do not. The engine returned no rate rather than a price, and a row with no rate is not a proposal.</w:t>
+            </w:r>
+            <w:r>
+              <w:t xml:space="preserve"> </w:t>
+            </w:r>
+            <w:r>
+              <w:rPr>
+                <w:bCs/>
+                <w:b/>
+              </w:rPr>
+              <w:t xml:space="preserve">What the shorter form gives up.</w:t>
+            </w:r>
+            <w:r>
+              <w:t xml:space="preserve"> </w:t>
+            </w:r>
+            <w:r>
+              <w:t xml:space="preserve">Only the</w:t>
+            </w:r>
+            <w:r>
+              <w:t xml:space="preserve"> </w:t>
+            </w:r>
+            <w:r>
+              <w:rPr>
+                <w:iCs/>
+                <w:i/>
+              </w:rPr>
+              <w:t xml:space="preserve">-uğ-</w:t>
+            </w:r>
+            <w:r>
+              <w:t xml:space="preserve">. The reading is otherwise the same word in the same order, and the change is from a form the characters cannot write to one they can.</w:t>
             </w:r>
             <w:r>
               <w:br/>
@@ -8019,6 +8292,22 @@
             </w:r>
             <w:r>
               <w:rPr>
+                <w:bCs/>
+                <w:b/>
+              </w:rPr>
+              <w:t xml:space="preserve">Okyan Kutı, the fortune of the arrow flank.</w:t>
+            </w:r>
+            <w:r>
+              <w:t xml:space="preserve"> </w:t>
+            </w:r>
+            <w:r>
+              <w:t xml:space="preserve">All three elements are Kāşgarî headwords:</w:t>
+            </w:r>
+            <w:r>
+              <w:t xml:space="preserve"> </w:t>
+            </w:r>
+            <w:r>
+              <w:rPr>
                 <w:iCs/>
                 <w:i/>
               </w:rPr>
@@ -8028,7 +8317,81 @@
               <w:t xml:space="preserve"> </w:t>
             </w:r>
             <w:r>
-              <w:t xml:space="preserve">“arrow” doubles as a division of the confederation in later Turkic usage (the</w:t>
+              <w:t xml:space="preserve">“arrow”,</w:t>
+            </w:r>
+            <w:r>
+              <w:t xml:space="preserve"> </w:t>
+            </w:r>
+            <w:r>
+              <w:rPr>
+                <w:iCs/>
+                <w:i/>
+              </w:rPr>
+              <w:t xml:space="preserve">yan</w:t>
+            </w:r>
+            <w:r>
+              <w:t xml:space="preserve"> </w:t>
+            </w:r>
+            <w:r>
+              <w:t xml:space="preserve">“side, flank”, and</w:t>
+            </w:r>
+            <w:r>
+              <w:t xml:space="preserve"> </w:t>
+            </w:r>
+            <w:r>
+              <w:rPr>
+                <w:iCs/>
+                <w:i/>
+              </w:rPr>
+              <w:t xml:space="preserve">kut</w:t>
+            </w:r>
+            <w:r>
+              <w:t xml:space="preserve"> </w:t>
+            </w:r>
+            <w:r>
+              <w:t xml:space="preserve">“heavenly favour, fortune”, here with the third person possessive</w:t>
+            </w:r>
+            <w:r>
+              <w:t xml:space="preserve"> </w:t>
+            </w:r>
+            <w:r>
+              <w:rPr>
+                <w:iCs/>
+                <w:i/>
+              </w:rPr>
+              <w:t xml:space="preserve">-ı</w:t>
+            </w:r>
+            <w:r>
+              <w:t xml:space="preserve">.</w:t>
+            </w:r>
+            <w:r>
+              <w:t xml:space="preserve"> </w:t>
+            </w:r>
+            <w:r>
+              <w:rPr>
+                <w:iCs/>
+                <w:i/>
+                <w:bCs/>
+                <w:b/>
+              </w:rPr>
+              <w:t xml:space="preserve">Ok</w:t>
+            </w:r>
+            <w:r>
+              <w:rPr>
+                <w:bCs/>
+                <w:b/>
+              </w:rPr>
+              <w:t xml:space="preserve"> </w:t>
+            </w:r>
+            <w:r>
+              <w:rPr>
+                <w:bCs/>
+                <w:b/>
+              </w:rPr>
+              <w:t xml:space="preserve">as a division of the confederation is attested and is what makes a territorial reading available</w:t>
+            </w:r>
+            <w:r>
+              <w:t xml:space="preserve">, the</w:t>
             </w:r>
             <w:r>
               <w:t xml:space="preserve"> </w:t>
@@ -8041,23 +8404,179 @@
               <w:t xml:space="preserve">On Ok</w:t>
             </w:r>
             <w:r>
-              <w:t xml:space="preserve">, “ten arrows”, of the Western Turks) which is what makes a territorial reading available.</w:t>
-            </w:r>
-            <w:r>
-              <w:t xml:space="preserve"> </w:t>
-            </w:r>
-            <w:r>
-              <w:rPr>
-                <w:iCs/>
-                <w:i/>
-              </w:rPr>
-              <w:t xml:space="preserve">kut</w:t>
-            </w:r>
-            <w:r>
-              <w:t xml:space="preserve"> </w:t>
-            </w:r>
-            <w:r>
-              <w:t xml:space="preserve">is “heavenly favour, fortune”.</w:t>
+              <w:t xml:space="preserve">, “ten arrows”, of the Western Turks being the standing example; a wing named by the arrows it fields is the ordinary steppe idiom rather than a construction made for this row.</w:t>
+            </w:r>
+            <w:r>
+              <w:t xml:space="preserve"> </w:t>
+            </w:r>
+            <w:r>
+              <w:rPr>
+                <w:bCs/>
+                <w:b/>
+              </w:rPr>
+              <w:t xml:space="preserve">The formation is one this file already uses, which cuts both ways.</w:t>
+            </w:r>
+            <w:r>
+              <w:t xml:space="preserve"> </w:t>
+            </w:r>
+            <w:r>
+              <w:t xml:space="preserve">孤塗</w:t>
+            </w:r>
+            <w:r>
+              <w:t xml:space="preserve"> </w:t>
+            </w:r>
+            <w:r>
+              <w:t xml:space="preserve">is read</w:t>
+            </w:r>
+            <w:r>
+              <w:t xml:space="preserve"> </w:t>
+            </w:r>
+            <w:r>
+              <w:rPr>
+                <w:iCs/>
+                <w:i/>
+              </w:rPr>
+              <w:t xml:space="preserve">Kutı</w:t>
+            </w:r>
+            <w:r>
+              <w:t xml:space="preserve"> </w:t>
+            </w:r>
+            <w:r>
+              <w:t xml:space="preserve">at 1 in 161, and</w:t>
+            </w:r>
+            <w:r>
+              <w:t xml:space="preserve"> </w:t>
+            </w:r>
+            <w:r>
+              <w:t xml:space="preserve">撑犁孤塗</w:t>
+            </w:r>
+            <w:r>
+              <w:t xml:space="preserve"> </w:t>
+            </w:r>
+            <w:r>
+              <w:t xml:space="preserve">is</w:t>
+            </w:r>
+            <w:r>
+              <w:t xml:space="preserve"> </w:t>
+            </w:r>
+            <w:r>
+              <w:rPr>
+                <w:iCs/>
+                <w:i/>
+              </w:rPr>
+              <w:t xml:space="preserve">Tanrı Kutı</w:t>
+            </w:r>
+            <w:r>
+              <w:t xml:space="preserve">, “Heaven’s fortune”, which the</w:t>
+            </w:r>
+            <w:r>
+              <w:t xml:space="preserve"> </w:t>
+            </w:r>
+            <w:r>
+              <w:rPr>
+                <w:iCs/>
+                <w:i/>
+              </w:rPr>
+              <w:t xml:space="preserve">Hanshu</w:t>
+            </w:r>
+            <w:r>
+              <w:t xml:space="preserve"> </w:t>
+            </w:r>
+            <w:r>
+              <w:t xml:space="preserve">glosses outright.</w:t>
+            </w:r>
+            <w:r>
+              <w:t xml:space="preserve"> </w:t>
+            </w:r>
+            <w:r>
+              <w:rPr>
+                <w:iCs/>
+                <w:i/>
+              </w:rPr>
+              <w:t xml:space="preserve">Okyan Kutı</w:t>
+            </w:r>
+            <w:r>
+              <w:t xml:space="preserve"> </w:t>
+            </w:r>
+            <w:r>
+              <w:t xml:space="preserve">is that same formation with a different possessor, the flank in place of heaven. That the record demonstrably uses</w:t>
+            </w:r>
+            <w:r>
+              <w:t xml:space="preserve"> </w:t>
+            </w:r>
+            <w:r>
+              <w:rPr>
+                <w:iCs/>
+                <w:i/>
+              </w:rPr>
+              <w:t xml:space="preserve">X Kutı</w:t>
+            </w:r>
+            <w:r>
+              <w:t xml:space="preserve"> </w:t>
+            </w:r>
+            <w:r>
+              <w:t xml:space="preserve">is a point in favour of reading it again; that a formation already in the file is an easy target to hit is the objection §6.3 of the paper measures, and it applies here.</w:t>
+            </w:r>
+            <w:r>
+              <w:t xml:space="preserve"> </w:t>
+            </w:r>
+            <w:r>
+              <w:rPr>
+                <w:bCs/>
+                <w:b/>
+              </w:rPr>
+              <w:t xml:space="preserve">What is not settled.</w:t>
+            </w:r>
+            <w:r>
+              <w:t xml:space="preserve"> </w:t>
+            </w:r>
+            <w:r>
+              <w:t xml:space="preserve">Whether</w:t>
+            </w:r>
+            <w:r>
+              <w:t xml:space="preserve"> </w:t>
+            </w:r>
+            <w:r>
+              <w:rPr>
+                <w:iCs/>
+                <w:i/>
+              </w:rPr>
+              <w:t xml:space="preserve">okyan</w:t>
+            </w:r>
+            <w:r>
+              <w:t xml:space="preserve"> </w:t>
+            </w:r>
+            <w:r>
+              <w:t xml:space="preserve">is one word or two, which the transcription cannot say, since it writes syllables and not word boundaries. Whether the first element is the arrow at all, or the vowel-initial syllable of some other word, 握 carrying only that the syllable began with a vowel and ended in</w:t>
+            </w:r>
+            <w:r>
+              <w:t xml:space="preserve"> </w:t>
+            </w:r>
+            <w:r>
+              <w:rPr>
+                <w:iCs/>
+                <w:i/>
+              </w:rPr>
+              <w:t xml:space="preserve">-k</w:t>
+            </w:r>
+            <w:r>
+              <w:t xml:space="preserve">. And the price rests on one thin cell, 朐 writing a</w:t>
+            </w:r>
+            <w:r>
+              <w:t xml:space="preserve"> </w:t>
+            </w:r>
+            <w:r>
+              <w:rPr>
+                <w:iCs/>
+                <w:i/>
+              </w:rPr>
+              <w:t xml:space="preserve">k</w:t>
+            </w:r>
+            <w:r>
+              <w:t xml:space="preserve"> </w:t>
+            </w:r>
+            <w:r>
+              <w:t xml:space="preserve">at 5.5%, so the reading is no better than that cell: were it to fall the row would fall with it.</w:t>
             </w:r>
           </w:p>
         </w:tc>
@@ -8909,7 +9428,7 @@
               <w:t xml:space="preserve"> </w:t>
             </w:r>
             <w:r>
-              <w:t xml:space="preserve">simply unwritten, the reading costs 1 in 4,636: the dear cell is the onset, a Turkic</w:t>
+              <w:t xml:space="preserve">simply unwritten, the reading costs 1 in 4,636: the expensive cell is the onset, a Turkic</w:t>
             </w:r>
             <w:r>
               <w:t xml:space="preserve"> </w:t>
@@ -8964,7 +9483,7 @@
                 <w:bCs/>
                 <w:b/>
               </w:rPr>
-              <w:t xml:space="preserve">The dear cell is dear for a reason that can be stated exactly.</w:t>
+              <w:t xml:space="preserve">The expensive cell is expensive for a reason that can be stated exactly.</w:t>
             </w:r>
             <w:r>
               <w:t xml:space="preserve"> </w:t>
@@ -12043,7 +12562,7 @@
               <w:t xml:space="preserve"> </w:t>
             </w:r>
             <w:r>
-              <w:t xml:space="preserve">That figure cannot be set beside the control’s 1 in 152 directly, because a long string is dear by construction and every further character multiplies in another rate below 1; the comparable quantity is the per-character one, where the control at</w:t>
+              <w:t xml:space="preserve">That figure cannot be set beside the control’s 1 in 152 directly, because a long string is expensive by construction and every further character multiplies in another rate below 1; the comparable quantity is the per-character one, where the control at</w:t>
             </w:r>
             <w:r>
               <w:t xml:space="preserve"> </w:t>
@@ -12093,7 +12612,7 @@
                 <w:bCs/>
                 <w:b/>
               </w:rPr>
-              <w:t xml:space="preserve">而 is dear whatever is done with it, and that is the finding this row rests on.</w:t>
+              <w:t xml:space="preserve">而 is expensive whatever is done with it, and that is the finding this row rests on.</w:t>
             </w:r>
             <w:r>
               <w:t xml:space="preserve"> </w:t>
@@ -12286,7 +12805,7 @@
                 <w:bCs/>
                 <w:b/>
               </w:rPr>
-              <w:t xml:space="preserve">Every sound 而 can carry is dearer than discarding it</w:t>
+              <w:t xml:space="preserve">Every sound 而 can carry costs more than discarding it</w:t>
             </w:r>
             <w:r>
               <w:t xml:space="preserve">, which is why earlier searches on this name kept returning readings that left it idle, and it is the reason the string resisted for so long. This reading pays the 1.9% rather than the 13.7% and buys a character for the money.</w:t>
@@ -12337,7 +12856,7 @@
               <w:t xml:space="preserve"> </w:t>
             </w:r>
             <w:r>
-              <w:t xml:space="preserve">and names that as the dear cell of the reading. The hardest name in the record is the one that has to spend both.</w:t>
+              <w:t xml:space="preserve">and names that as the expensive cell of the reading. The hardest name in the record is the one that has to spend both.</w:t>
             </w:r>
             <w:r>
               <w:t xml:space="preserve"> </w:t>
@@ -19053,7 +19572,7 @@
               <w:t xml:space="preserve"> </w:t>
             </w:r>
             <w:r>
-              <w:t xml:space="preserve">The price, which is second dearest in the file; the gloss, which</w:t>
+              <w:t xml:space="preserve">The price, which is the second most expensive in the file; the gloss, which</w:t>
             </w:r>
             <w:r>
               <w:t xml:space="preserve"> </w:t>

--- a/docs/supplementary_S1_candidate_readings.docx
+++ b/docs/supplementary_S1_candidate_readings.docx
@@ -284,7 +284,7 @@
         <w:t xml:space="preserve"> </w:t>
       </w:r>
       <w:r>
-        <w:t xml:space="preserve">carries a comparison taken from the literature rather than made by us, which the paper then tests: 徑路 as</w:t>
+        <w:t xml:space="preserve">is the standard identification, not ours and not in dispute, and serves as this file's calibration control: 撑犁 as</w:t>
       </w:r>
       <w:r>
         <w:t xml:space="preserve"> </w:t>
@@ -294,7 +294,52 @@
           <w:iCs/>
           <w:i/>
         </w:rPr>
-        <w:t xml:space="preserve">Kıngrak</w:t>
+        <w:t xml:space="preserve">Taŋrı</w:t>
+      </w:r>
+      <w:r>
+        <w:t xml:space="preserve">, the only two-character item whose meaning the Chinese sources state outright.</w:t>
+      </w:r>
+      <w:r>
+        <w:t xml:space="preserve"> </w:t>
+      </w:r>
+      <w:r>
+        <w:rPr>
+          <w:bCs/>
+          <w:b/>
+        </w:rPr>
+        <w:t xml:space="preserve">Two</w:t>
+      </w:r>
+      <w:r>
+        <w:t xml:space="preserve"> </w:t>
+      </w:r>
+      <w:r>
+        <w:t xml:space="preserve">carry comparisons taken from the literature rather than made by us, which the paper then tests: 徑路 as</w:t>
+      </w:r>
+      <w:r>
+        <w:t xml:space="preserve"> </w:t>
+      </w:r>
+      <w:r>
+        <w:rPr>
+          <w:iCs/>
+          <w:i/>
+        </w:rPr>
+        <w:t xml:space="preserve">Kıŋrak</w:t>
+      </w:r>
+      <w:r>
+        <w:t xml:space="preserve"> </w:t>
+      </w:r>
+      <w:r>
+        <w:t xml:space="preserve">and 屠耆 as</w:t>
+      </w:r>
+      <w:r>
+        <w:t xml:space="preserve"> </w:t>
+      </w:r>
+      <w:r>
+        <w:rPr>
+          <w:iCs/>
+          <w:i/>
+        </w:rPr>
+        <w:t xml:space="preserve">Doğru</w:t>
       </w:r>
       <w:r>
         <w:t xml:space="preserve"> </w:t>
@@ -316,7 +361,7 @@
         <w:t xml:space="preserve"> </w:t>
       </w:r>
       <w:r>
-        <w:t xml:space="preserve">is a compound pointing at its constituent rows.</w:t>
+        <w:t xml:space="preserve">is a compound pointing at its constituent rows. Every row now carries a reading; none is left blank. The remaining</w:t>
       </w:r>
       <w:r>
         <w:t xml:space="preserve"> </w:t>
@@ -326,23 +371,7 @@
           <w:bCs/>
           <w:b/>
         </w:rPr>
-        <w:t xml:space="preserve">One</w:t>
-      </w:r>
-      <w:r>
-        <w:t xml:space="preserve"> </w:t>
-      </w:r>
-      <w:r>
-        <w:t xml:space="preserve">now carries no reading at all: at 羯 the proposal was withdrawn and the reading in print left standing. The remaining</w:t>
-      </w:r>
-      <w:r>
-        <w:t xml:space="preserve"> </w:t>
-      </w:r>
-      <w:r>
-        <w:rPr>
-          <w:bCs/>
-          <w:b/>
-        </w:rPr>
-        <w:t xml:space="preserve">thirty-six</w:t>
+        <w:t xml:space="preserve">thirty-five</w:t>
       </w:r>
       <w:r>
         <w:t xml:space="preserve"> </w:t>
@@ -8464,7 +8493,7 @@
                 <w:iCs/>
                 <w:i/>
               </w:rPr>
-              <w:t xml:space="preserve">Tanrı Kutı</w:t>
+              <w:t xml:space="preserve">Taŋrı Kutı</w:t>
             </w:r>
             <w:r>
               <w:t xml:space="preserve">, “Heaven’s fortune”, which the</w:t>
@@ -10425,7 +10454,7 @@
               <w:jc w:val="left"/>
             </w:pPr>
             <w:r>
-              <w:t xml:space="preserve">Tunga İnakt</w:t>
+              <w:t xml:space="preserve">Tuŋa İnakt</w:t>
             </w:r>
           </w:p>
         </w:tc>
@@ -10800,13 +10829,45 @@
                 <w:iCs/>
                 <w:i/>
               </w:rPr>
+              <w:t xml:space="preserve">ŋ</w:t>
+            </w:r>
+            <w:r>
+              <w:t xml:space="preserve"> </w:t>
+            </w:r>
+            <w:r>
+              <w:t xml:space="preserve">of</w:t>
+            </w:r>
+            <w:r>
+              <w:t xml:space="preserve"> </w:t>
+            </w:r>
+            <w:r>
+              <w:rPr>
+                <w:iCs/>
+                <w:i/>
+              </w:rPr>
+              <w:t xml:space="preserve">Tuŋa</w:t>
+            </w:r>
+            <w:r>
+              <w:t xml:space="preserve"> </w:t>
+            </w:r>
+            <w:r>
+              <w:t xml:space="preserve">is a single velar nasal, not a nasal followed by a stop, and the</w:t>
+            </w:r>
+            <w:r>
+              <w:t xml:space="preserve"> </w:t>
+            </w:r>
+            <w:r>
+              <w:rPr>
+                <w:iCs/>
+                <w:i/>
+              </w:rPr>
               <w:t xml:space="preserve">-ng-</w:t>
             </w:r>
             <w:r>
               <w:t xml:space="preserve"> </w:t>
             </w:r>
             <w:r>
-              <w:t xml:space="preserve">of Turkish</w:t>
+              <w:t xml:space="preserve">of the modern approximation</w:t>
             </w:r>
             <w:r>
               <w:t xml:space="preserve"> </w:t>
@@ -10822,7 +10883,7 @@
               <w:t xml:space="preserve"> </w:t>
             </w:r>
             <w:r>
-              <w:t xml:space="preserve">renders a single velar nasal, not a nasal followed by a stop. That is why these two characters write the word and 當戶 cannot: a written</w:t>
+              <w:t xml:space="preserve">renders that one sound. That is why these two characters write the word and 當戶 cannot: a written</w:t>
             </w:r>
             <w:r>
               <w:t xml:space="preserve"> </w:t>
@@ -10883,7 +10944,7 @@
                 <w:bCs/>
                 <w:b/>
               </w:rPr>
-              <w:t xml:space="preserve">Tunga, an epithet, in the title slot the other 若鞮 names use.</w:t>
+              <w:t xml:space="preserve">Tuŋa, an epithet, in the title slot the other 若鞮 names use.</w:t>
             </w:r>
             <w:r>
               <w:t xml:space="preserve"> </w:t>
@@ -10912,7 +10973,7 @@
                 <w:iCs/>
                 <w:i/>
               </w:rPr>
-              <w:t xml:space="preserve">Tunga</w:t>
+              <w:t xml:space="preserve">Tuŋa</w:t>
             </w:r>
             <w:r>
               <w:t xml:space="preserve"> </w:t>
@@ -10928,7 +10989,7 @@
                 <w:iCs/>
                 <w:i/>
               </w:rPr>
-              <w:t xml:space="preserve">Tonga</w:t>
+              <w:t xml:space="preserve">Toŋa</w:t>
             </w:r>
             <w:r>
               <w:t xml:space="preserve"> </w:t>
@@ -11232,7 +11293,7 @@
                 <w:iCs/>
                 <w:i/>
               </w:rPr>
-              <w:t xml:space="preserve">Tunga İnakt</w:t>
+              <w:t xml:space="preserve">Tuŋa İnakt</w:t>
             </w:r>
             <w:r>
               <w:t xml:space="preserve"> </w:t>
@@ -13724,103 +13785,39 @@
                 <w:bCs/>
                 <w:b/>
               </w:rPr>
-              <w:t xml:space="preserve">The suffix is real, and it is not the Mongolian one it resembles.</w:t>
-            </w:r>
-            <w:r>
-              <w:t xml:space="preserve"> </w:t>
-            </w:r>
-            <w:r>
-              <w:t xml:space="preserve">Clauson, discussing</w:t>
-            </w:r>
-            <w:r>
-              <w:t xml:space="preserve"> </w:t>
-            </w:r>
-            <w:r>
-              <w:rPr>
-                <w:iCs/>
-                <w:i/>
-              </w:rPr>
-              <w:t xml:space="preserve">turumtay</w:t>
-            </w:r>
-            <w:r>
-              <w:t xml:space="preserve">: “The Suff.</w:t>
-            </w:r>
-            <w:r>
-              <w:t xml:space="preserve"> </w:t>
-            </w:r>
-            <w:r>
-              <w:rPr>
-                <w:iCs/>
-                <w:i/>
-              </w:rPr>
-              <w:t xml:space="preserve">-ta:y</w:t>
-            </w:r>
-            <w:r>
-              <w:t xml:space="preserve">, which has no relation to the Mong. P.N./A. suffix</w:t>
-            </w:r>
-            <w:r>
-              <w:t xml:space="preserve"> </w:t>
-            </w:r>
-            <w:r>
-              <w:rPr>
-                <w:iCs/>
-                <w:i/>
-              </w:rPr>
-              <w:t xml:space="preserve">-tay/-tey</w:t>
-            </w:r>
-            <w:r>
-              <w:t xml:space="preserve">, is very rare, and its significance is obscure.” That matters here twice over. It is a Turkic formation and not a Mongolian one, so the shape imports no later borrowing; and Kāşgarî’s one clear example,</w:t>
-            </w:r>
-            <w:r>
-              <w:t xml:space="preserve"> </w:t>
-            </w:r>
-            <w:r>
-              <w:rPr>
-                <w:iCs/>
-                <w:i/>
-              </w:rPr>
-              <w:t xml:space="preserve">turumtay</w:t>
-            </w:r>
-            <w:r>
-              <w:t xml:space="preserve">, he glosses both as a bird of prey and as an</w:t>
-            </w:r>
-            <w:r>
-              <w:t xml:space="preserve"> </w:t>
-            </w:r>
-            <w:r>
-              <w:rPr>
-                <w:iCs/>
-                <w:i/>
-              </w:rPr>
-              <w:t xml:space="preserve">erkek adı</w:t>
-            </w:r>
-            <w:r>
-              <w:t xml:space="preserve">, a man’s name. An X-</w:t>
-            </w:r>
-            <w:r>
-              <w:rPr>
-                <w:iCs/>
-                <w:i/>
-              </w:rPr>
-              <w:t xml:space="preserve">tay</w:t>
-            </w:r>
-            <w:r>
-              <w:t xml:space="preserve"> </w:t>
-            </w:r>
-            <w:r>
-              <w:t xml:space="preserve">formation standing as a personal name is therefore attested, if thinly.</w:t>
-            </w:r>
-            <w:r>
-              <w:t xml:space="preserve"> </w:t>
-            </w:r>
-            <w:r>
-              <w:rPr>
-                <w:iCs/>
-                <w:i/>
+              <w:t xml:space="preserve">On the date of the Kipchak witness.</w:t>
+            </w:r>
+            <w:r>
+              <w:t xml:space="preserve"> </w:t>
+            </w:r>
+            <w:r>
+              <w:t xml:space="preserve">Clauson labels his</w:t>
+            </w:r>
+            <w:r>
+              <w:t xml:space="preserve"> </w:t>
+            </w:r>
+            <w:r>
+              <w:rPr>
+                <w:iCs/>
+                <w:i/>
+              </w:rPr>
+              <w:t xml:space="preserve">Tuḥfa</w:t>
+            </w:r>
+            <w:r>
+              <w:t xml:space="preserve"> </w:t>
+            </w:r>
+            <w:r>
+              <w:t xml:space="preserve">citations xv. The date is disputed: Al-Turk’s survey of the manuscript, Beyazıt Umumi Kütüphanesi, Veliyüddin Efendi 3092, records that opinions differ, and reports Kuun’s comparison of its hand with the autograph of as-Safadî, a pupil of Abū Ḥayyān born at Safad late in the thirteenth century, which would place it in the fourteenth. Nothing in this row turns on it, since the Khwarezmian attestation of about 1310 is earlier than either date and is not in dispute.</w:t>
+            </w:r>
+            <w:r>
+              <w:t xml:space="preserve"> </w:t>
+            </w:r>
+            <w:r>
+              <w:rPr>
                 <w:bCs/>
                 <w:b/>
               </w:rPr>
-              <w:t xml:space="preserve">Bedük</w:t>
+              <w:t xml:space="preserve">The word is not a hapax, and it is not the</w:t>
             </w:r>
             <w:r>
               <w:rPr>
@@ -13831,10 +13828,12 @@
             </w:r>
             <w:r>
               <w:rPr>
+                <w:iCs/>
+                <w:i/>
                 <w:bCs/>
                 <w:b/>
               </w:rPr>
-              <w:t xml:space="preserve">is Kāşgarî’s</w:t>
+              <w:t xml:space="preserve">-tay</w:t>
             </w:r>
             <w:r>
               <w:rPr>
@@ -13845,91 +13844,716 @@
             </w:r>
             <w:r>
               <w:rPr>
-                <w:iCs/>
-                <w:i/>
                 <w:bCs/>
                 <w:b/>
               </w:rPr>
-              <w:t xml:space="preserve">büyük</w:t>
+              <w:t xml:space="preserve">of</w:t>
             </w:r>
             <w:r>
               <w:rPr>
                 <w:bCs/>
                 <w:b/>
               </w:rPr>
-              <w:t xml:space="preserve">, great</w:t>
-            </w:r>
-            <w:r>
-              <w:t xml:space="preserve"> </w:t>
-            </w:r>
-            <w:r>
-              <w:t xml:space="preserve">(I 93, 360, 385, 499, 500), the ordinary word for it, and “the great” as the second element of a ruler’s epithet needs no further argument. The shape is the epithet first and the title last, which is the shape of</w:t>
-            </w:r>
-            <w:r>
-              <w:t xml:space="preserve"> </w:t>
-            </w:r>
-            <w:r>
-              <w:rPr>
-                <w:iCs/>
-                <w:i/>
-              </w:rPr>
-              <w:t xml:space="preserve">Alp Arslan</w:t>
-            </w:r>
-            <w:r>
-              <w:t xml:space="preserve"> </w:t>
-            </w:r>
-            <w:r>
-              <w:t xml:space="preserve">and of the other</w:t>
-            </w:r>
-            <w:r>
-              <w:t xml:space="preserve"> </w:t>
-            </w:r>
-            <w:r>
-              <w:t xml:space="preserve">若鞮</w:t>
-            </w:r>
-            <w:r>
-              <w:t xml:space="preserve"> </w:t>
-            </w:r>
-            <w:r>
-              <w:t xml:space="preserve">rows in this file,</w:t>
-            </w:r>
-            <w:r>
-              <w:t xml:space="preserve"> </w:t>
-            </w:r>
-            <w:r>
-              <w:rPr>
-                <w:iCs/>
-                <w:i/>
-              </w:rPr>
-              <w:t xml:space="preserve">Çal İnakt</w:t>
-            </w:r>
-            <w:r>
-              <w:t xml:space="preserve"> </w:t>
-            </w:r>
-            <w:r>
-              <w:t xml:space="preserve">and</w:t>
-            </w:r>
-            <w:r>
-              <w:t xml:space="preserve"> </w:t>
-            </w:r>
-            <w:r>
-              <w:rPr>
-                <w:iCs/>
-                <w:i/>
-              </w:rPr>
-              <w:t xml:space="preserve">Tunga İnakt</w:t>
-            </w:r>
-            <w:r>
-              <w:t xml:space="preserve">.</w:t>
-            </w:r>
-            <w:r>
-              <w:t xml:space="preserve"> </w:t>
-            </w:r>
-            <w:r>
-              <w:rPr>
+              <w:t xml:space="preserve"> </w:t>
+            </w:r>
+            <w:r>
+              <w:rPr>
+                <w:iCs/>
+                <w:i/>
                 <w:bCs/>
                 <w:b/>
               </w:rPr>
+              <w:t xml:space="preserve">turumtay</w:t>
+            </w:r>
+            <w:r>
+              <w:rPr>
+                <w:bCs/>
+                <w:b/>
+              </w:rPr>
+              <w:t xml:space="preserve">.</w:t>
+            </w:r>
+            <w:r>
+              <w:t xml:space="preserve"> </w:t>
+            </w:r>
+            <w:r>
+              <w:t xml:space="preserve">An earlier draft of this entry compared it with Kāşgarî’s</w:t>
+            </w:r>
+            <w:r>
+              <w:t xml:space="preserve"> </w:t>
+            </w:r>
+            <w:r>
+              <w:rPr>
+                <w:iCs/>
+                <w:i/>
+              </w:rPr>
+              <w:t xml:space="preserve">boxtay</w:t>
+            </w:r>
+            <w:r>
+              <w:t xml:space="preserve"> </w:t>
+            </w:r>
+            <w:r>
+              <w:t xml:space="preserve">and</w:t>
+            </w:r>
+            <w:r>
+              <w:t xml:space="preserve"> </w:t>
+            </w:r>
+            <w:r>
+              <w:rPr>
+                <w:iCs/>
+                <w:i/>
+              </w:rPr>
+              <w:t xml:space="preserve">turumtay</w:t>
+            </w:r>
+            <w:r>
+              <w:t xml:space="preserve">, where Clauson identifies a rare noun-forming suffix</w:t>
+            </w:r>
+            <w:r>
+              <w:t xml:space="preserve"> </w:t>
+            </w:r>
+            <w:r>
+              <w:rPr>
+                <w:iCs/>
+                <w:i/>
+              </w:rPr>
+              <w:t xml:space="preserve">-ta:y</w:t>
+            </w:r>
+            <w:r>
+              <w:t xml:space="preserve"> </w:t>
+            </w:r>
+            <w:r>
+              <w:t xml:space="preserve">“which has no relation to the Mong. P.N./A. suffix</w:t>
+            </w:r>
+            <w:r>
+              <w:t xml:space="preserve"> </w:t>
+            </w:r>
+            <w:r>
+              <w:rPr>
+                <w:iCs/>
+                <w:i/>
+              </w:rPr>
+              <w:t xml:space="preserve">-tay/-tey</w:t>
+            </w:r>
+            <w:r>
+              <w:t xml:space="preserve">”. That comparison is withdrawn, and it is withdrawn without a replacement, because no authority consulted here analyses</w:t>
+            </w:r>
+            <w:r>
+              <w:t xml:space="preserve"> </w:t>
+            </w:r>
+            <w:r>
+              <w:rPr>
+                <w:iCs/>
+                <w:i/>
+              </w:rPr>
+              <w:t xml:space="preserve">kartay</w:t>
+            </w:r>
+            <w:r>
+              <w:t xml:space="preserve"> </w:t>
+            </w:r>
+            <w:r>
+              <w:t xml:space="preserve">at all. Clauson cites it twice and parses it nowhere; Erdal’s grammar records neither suffix for Old Turkic; Gülensoy, as Cin reports him, derives</w:t>
+            </w:r>
+            <w:r>
+              <w:t xml:space="preserve"> </w:t>
+            </w:r>
+            <w:r>
+              <w:rPr>
+                <w:iCs/>
+                <w:i/>
+              </w:rPr>
+              <w:t xml:space="preserve">kart</w:t>
+            </w:r>
+            <w:r>
+              <w:t xml:space="preserve"> </w:t>
+            </w:r>
+            <w:r>
+              <w:t xml:space="preserve">and stops there. The simpler reading of the two available is that</w:t>
+            </w:r>
+            <w:r>
+              <w:t xml:space="preserve"> </w:t>
+            </w:r>
+            <w:r>
+              <w:rPr>
+                <w:iCs/>
+                <w:i/>
+              </w:rPr>
+              <w:t xml:space="preserve">kartay</w:t>
+            </w:r>
+            <w:r>
+              <w:t xml:space="preserve"> </w:t>
+            </w:r>
+            <w:r>
+              <w:t xml:space="preserve">is</w:t>
+            </w:r>
+            <w:r>
+              <w:t xml:space="preserve"> </w:t>
+            </w:r>
+            <w:r>
+              <w:rPr>
+                <w:iCs/>
+                <w:i/>
+              </w:rPr>
+              <w:t xml:space="preserve">kart</w:t>
+            </w:r>
+            <w:r>
+              <w:t xml:space="preserve"> </w:t>
+            </w:r>
+            <w:r>
+              <w:t xml:space="preserve">with the denominal verb suffix that gives Kazakh</w:t>
+            </w:r>
+            <w:r>
+              <w:t xml:space="preserve"> </w:t>
+            </w:r>
+            <w:r>
+              <w:rPr>
+                <w:iCs/>
+                <w:i/>
+              </w:rPr>
+              <w:t xml:space="preserve">ulġay-</w:t>
+            </w:r>
+            <w:r>
+              <w:t xml:space="preserve"> </w:t>
+            </w:r>
+            <w:r>
+              <w:t xml:space="preserve">“to advance in years” and Bashkir</w:t>
+            </w:r>
+            <w:r>
+              <w:t xml:space="preserve"> </w:t>
+            </w:r>
+            <w:r>
+              <w:rPr>
+                <w:iCs/>
+                <w:i/>
+              </w:rPr>
+              <w:t xml:space="preserve">olagayıv</w:t>
+            </w:r>
+            <w:r>
+              <w:t xml:space="preserve"> </w:t>
+            </w:r>
+            <w:r>
+              <w:t xml:space="preserve">beside</w:t>
+            </w:r>
+            <w:r>
+              <w:t xml:space="preserve"> </w:t>
+            </w:r>
+            <w:r>
+              <w:rPr>
+                <w:iCs/>
+                <w:i/>
+              </w:rPr>
+              <w:t xml:space="preserve">kartayıv</w:t>
+            </w:r>
+            <w:r>
+              <w:t xml:space="preserve">, the noun being that stem in its bare form, which is how the Kipchak lexicographers cite verbs. The other reading, a noun in the</w:t>
+            </w:r>
+            <w:r>
+              <w:t xml:space="preserve"> </w:t>
+            </w:r>
+            <w:r>
+              <w:rPr>
+                <w:iCs/>
+                <w:i/>
+              </w:rPr>
+              <w:t xml:space="preserve">-ta:y</w:t>
+            </w:r>
+            <w:r>
+              <w:t xml:space="preserve"> </w:t>
+            </w:r>
+            <w:r>
+              <w:t xml:space="preserve">of</w:t>
+            </w:r>
+            <w:r>
+              <w:t xml:space="preserve"> </w:t>
+            </w:r>
+            <w:r>
+              <w:rPr>
+                <w:iCs/>
+                <w:i/>
+              </w:rPr>
+              <w:t xml:space="preserve">boxtay</w:t>
+            </w:r>
+            <w:r>
+              <w:t xml:space="preserve">, is not impossible and is simply not evidenced. Either way the morphology of this row rests on the stem and not on a name-forming element, which is less than the earlier draft claimed.</w:t>
+            </w:r>
+            <w:r>
+              <w:t xml:space="preserve"> </w:t>
+            </w:r>
+            <w:r>
+              <w:rPr>
+                <w:bCs/>
+                <w:b/>
+              </w:rPr>
+              <w:t xml:space="preserve">What the word does have is depth and spread.</w:t>
+            </w:r>
+            <w:r>
+              <w:t xml:space="preserve"> </w:t>
+            </w:r>
+            <w:r>
+              <w:t xml:space="preserve">Cin’s survey of the vocabulary of old age from the Orkhon inscriptions onward gives the Kipchak</w:t>
+            </w:r>
+            <w:r>
+              <w:t xml:space="preserve"> </w:t>
+            </w:r>
+            <w:r>
+              <w:rPr>
+                <w:iCs/>
+                <w:i/>
+              </w:rPr>
+              <w:t xml:space="preserve">Tuḥfa</w:t>
+            </w:r>
+            <w:r>
+              <w:t xml:space="preserve"> </w:t>
+            </w:r>
+            <w:r>
+              <w:t xml:space="preserve">three forms from the same stem,</w:t>
+            </w:r>
+            <w:r>
+              <w:t xml:space="preserve"> </w:t>
+            </w:r>
+            <w:r>
+              <w:rPr>
+                <w:iCs/>
+                <w:i/>
+              </w:rPr>
+              <w:t xml:space="preserve">ķart</w:t>
+            </w:r>
+            <w:r>
+              <w:t xml:space="preserve"> </w:t>
+            </w:r>
+            <w:r>
+              <w:t xml:space="preserve">“yaşlı”,</w:t>
+            </w:r>
+            <w:r>
+              <w:t xml:space="preserve"> </w:t>
+            </w:r>
+            <w:r>
+              <w:rPr>
+                <w:iCs/>
+                <w:i/>
+              </w:rPr>
+              <w:t xml:space="preserve">ķartın</w:t>
+            </w:r>
+            <w:r>
+              <w:t xml:space="preserve"> </w:t>
+            </w:r>
+            <w:r>
+              <w:t xml:space="preserve">“yaşlı” and</w:t>
+            </w:r>
+            <w:r>
+              <w:t xml:space="preserve"> </w:t>
+            </w:r>
+            <w:r>
+              <w:rPr>
+                <w:iCs/>
+                <w:i/>
+              </w:rPr>
+              <w:t xml:space="preserve">ķartay</w:t>
+            </w:r>
+            <w:r>
+              <w:t xml:space="preserve"> </w:t>
+            </w:r>
+            <w:r>
+              <w:t xml:space="preserve">glossed</w:t>
+            </w:r>
+            <w:r>
+              <w:t xml:space="preserve"> </w:t>
+            </w:r>
+            <w:r>
+              <w:rPr>
+                <w:iCs/>
+                <w:i/>
+              </w:rPr>
+              <w:t xml:space="preserve">kart, ihtiyar</w:t>
+            </w:r>
+            <w:r>
+              <w:t xml:space="preserve">, old, aged, which is the noun this reading needs and which agrees with Clauson’s independent reading of the same manuscript.</w:t>
+            </w:r>
+            <w:r>
+              <w:t xml:space="preserve"> </w:t>
+            </w:r>
+            <w:r>
+              <w:rPr>
+                <w:bCs/>
+                <w:b/>
+              </w:rPr>
+              <w:t xml:space="preserve">And it is a century and a half older than that.</w:t>
+            </w:r>
+            <w:r>
+              <w:t xml:space="preserve"> </w:t>
+            </w:r>
+            <w:r>
+              <w:t xml:space="preserve">The Khwarezmian</w:t>
+            </w:r>
+            <w:r>
+              <w:t xml:space="preserve"> </w:t>
+            </w:r>
+            <w:r>
+              <w:rPr>
+                <w:iCs/>
+                <w:i/>
+              </w:rPr>
+              <w:t xml:space="preserve">Ķısasü’l-Enbiyā</w:t>
+            </w:r>
+            <w:r>
+              <w:t xml:space="preserve"> </w:t>
+            </w:r>
+            <w:r>
+              <w:t xml:space="preserve">of about 1310 has it in running text rather than in a glossary:</w:t>
+            </w:r>
+            <w:r>
+              <w:t xml:space="preserve"> </w:t>
+            </w:r>
+            <w:r>
+              <w:rPr>
+                <w:iCs/>
+                <w:i/>
+              </w:rPr>
+              <w:t xml:space="preserve">İncįlni ǾArab tilinçe bitimiş erdi ķartayıp erdi</w:t>
+            </w:r>
+            <w:r>
+              <w:t xml:space="preserve">, “he had written the Gospel in Arabic, he had grown old” (KE 194r/5).</w:t>
+            </w:r>
+            <w:r>
+              <w:t xml:space="preserve"> </w:t>
+            </w:r>
+            <w:r>
+              <w:rPr>
+                <w:bCs/>
+                <w:b/>
+              </w:rPr>
+              <w:t xml:space="preserve">The spread is the strongest part.</w:t>
+            </w:r>
+            <w:r>
+              <w:t xml:space="preserve"> </w:t>
+            </w:r>
+            <w:r>
+              <w:t xml:space="preserve">The form is in Kazakh</w:t>
+            </w:r>
+            <w:r>
+              <w:t xml:space="preserve"> </w:t>
+            </w:r>
+            <w:r>
+              <w:rPr>
+                <w:iCs/>
+                <w:i/>
+              </w:rPr>
+              <w:t xml:space="preserve">kartay-</w:t>
+            </w:r>
+            <w:r>
+              <w:t xml:space="preserve">, Kyrgyz</w:t>
+            </w:r>
+            <w:r>
+              <w:t xml:space="preserve"> </w:t>
+            </w:r>
+            <w:r>
+              <w:rPr>
+                <w:iCs/>
+                <w:i/>
+              </w:rPr>
+              <w:t xml:space="preserve">kartayu</w:t>
+            </w:r>
+            <w:r>
+              <w:t xml:space="preserve">, Bashkir</w:t>
+            </w:r>
+            <w:r>
+              <w:t xml:space="preserve"> </w:t>
+            </w:r>
+            <w:r>
+              <w:rPr>
+                <w:iCs/>
+                <w:i/>
+              </w:rPr>
+              <w:t xml:space="preserve">kartayıv</w:t>
+            </w:r>
+            <w:r>
+              <w:t xml:space="preserve"> </w:t>
+            </w:r>
+            <w:r>
+              <w:t xml:space="preserve">and</w:t>
+            </w:r>
+            <w:r>
+              <w:t xml:space="preserve"> </w:t>
+            </w:r>
+            <w:r>
+              <w:rPr>
+                <w:iCs/>
+                <w:i/>
+              </w:rPr>
+              <w:t xml:space="preserve">kartaygan</w:t>
+            </w:r>
+            <w:r>
+              <w:t xml:space="preserve">, Tatar</w:t>
+            </w:r>
+            <w:r>
+              <w:t xml:space="preserve"> </w:t>
+            </w:r>
+            <w:r>
+              <w:rPr>
+                <w:iCs/>
+                <w:i/>
+              </w:rPr>
+              <w:t xml:space="preserve">kartaygan</w:t>
+            </w:r>
+            <w:r>
+              <w:t xml:space="preserve">, Karay</w:t>
+            </w:r>
+            <w:r>
+              <w:t xml:space="preserve"> </w:t>
+            </w:r>
+            <w:r>
+              <w:rPr>
+                <w:iCs/>
+                <w:i/>
+              </w:rPr>
+              <w:t xml:space="preserve">kartay-</w:t>
+            </w:r>
+            <w:r>
+              <w:t xml:space="preserve">, and in Anatolian dialect, where the Derleme Sözlüğü records</w:t>
+            </w:r>
+            <w:r>
+              <w:t xml:space="preserve"> </w:t>
+            </w:r>
+            <w:r>
+              <w:rPr>
+                <w:iCs/>
+                <w:i/>
+              </w:rPr>
+              <w:t xml:space="preserve">kartay</w:t>
+            </w:r>
+            <w:r>
+              <w:t xml:space="preserve"> </w:t>
+            </w:r>
+            <w:r>
+              <w:t xml:space="preserve">“yaşlanmak” for İstanbul and</w:t>
+            </w:r>
+            <w:r>
+              <w:t xml:space="preserve"> </w:t>
+            </w:r>
+            <w:r>
+              <w:rPr>
+                <w:iCs/>
+                <w:i/>
+              </w:rPr>
+              <w:t xml:space="preserve">kartı-</w:t>
+            </w:r>
+            <w:r>
+              <w:t xml:space="preserve"> </w:t>
+            </w:r>
+            <w:r>
+              <w:t xml:space="preserve">for Afyon. A form that reaches from Kazakh to İstanbul is not plausibly a single coinage of fifteenth-century Mamluk Egypt.</w:t>
+            </w:r>
+            <w:r>
+              <w:t xml:space="preserve"> </w:t>
+            </w:r>
+            <w:r>
+              <w:rPr>
+                <w:bCs/>
+                <w:b/>
+              </w:rPr>
+              <w:t xml:space="preserve">The root is older still, and it is in the inscriptions.</w:t>
+            </w:r>
+            <w:r>
+              <w:t xml:space="preserve"> </w:t>
+            </w:r>
+            <w:r>
+              <w:t xml:space="preserve">Clauson’s</w:t>
+            </w:r>
+            <w:r>
+              <w:t xml:space="preserve"> </w:t>
+            </w:r>
+            <w:r>
+              <w:rPr>
+                <w:iCs/>
+                <w:i/>
+              </w:rPr>
+              <w:t xml:space="preserve">karı:-</w:t>
+            </w:r>
+            <w:r>
+              <w:t xml:space="preserve"> </w:t>
+            </w:r>
+            <w:r>
+              <w:t xml:space="preserve">“to be, or become, old” is Türkü VIII, and Cin cites the same layer,</w:t>
+            </w:r>
+            <w:r>
+              <w:t xml:space="preserve"> </w:t>
+            </w:r>
+            <w:r>
+              <w:rPr>
+                <w:iCs/>
+                <w:i/>
+              </w:rPr>
+              <w:t xml:space="preserve">Säkiz on yaşayur qarı erti</w:t>
+            </w:r>
+            <w:r>
+              <w:t xml:space="preserve"> </w:t>
+            </w:r>
+            <w:r>
+              <w:t xml:space="preserve">“he was an old man of eighty” and</w:t>
+            </w:r>
+            <w:r>
+              <w:t xml:space="preserve"> </w:t>
+            </w:r>
+            <w:r>
+              <w:rPr>
+                <w:iCs/>
+                <w:i/>
+              </w:rPr>
+              <w:t xml:space="preserve">Karıyuk biz</w:t>
+            </w:r>
+            <w:r>
+              <w:t xml:space="preserve"> </w:t>
+            </w:r>
+            <w:r>
+              <w:t xml:space="preserve">“we have grown old”, beside Kāşgarî’s</w:t>
+            </w:r>
+            <w:r>
+              <w:t xml:space="preserve"> </w:t>
+            </w:r>
+            <w:r>
+              <w:rPr>
+                <w:iCs/>
+                <w:i/>
+              </w:rPr>
+              <w:t xml:space="preserve">er karıdı</w:t>
+            </w:r>
+            <w:r>
+              <w:t xml:space="preserve"> </w:t>
+            </w:r>
+            <w:r>
+              <w:t xml:space="preserve">and his proverb</w:t>
+            </w:r>
+            <w:r>
+              <w:t xml:space="preserve"> </w:t>
+            </w:r>
+            <w:r>
+              <w:rPr>
+                <w:iCs/>
+                <w:i/>
+              </w:rPr>
+              <w:t xml:space="preserve">arslan karısa</w:t>
+            </w:r>
+            <w:r>
+              <w:t xml:space="preserve">, “when a lion grows old”.</w:t>
+            </w:r>
+            <w:r>
+              <w:t xml:space="preserve"> </w:t>
+            </w:r>
+            <w:r>
+              <w:rPr>
+                <w:iCs/>
+                <w:i/>
+                <w:bCs/>
+                <w:b/>
+              </w:rPr>
+              <w:t xml:space="preserve">Bedük</w:t>
+            </w:r>
+            <w:r>
+              <w:rPr>
+                <w:bCs/>
+                <w:b/>
+              </w:rPr>
+              <w:t xml:space="preserve"> </w:t>
+            </w:r>
+            <w:r>
+              <w:rPr>
+                <w:bCs/>
+                <w:b/>
+              </w:rPr>
+              <w:t xml:space="preserve">is Kāşgarî’s</w:t>
+            </w:r>
+            <w:r>
+              <w:rPr>
+                <w:bCs/>
+                <w:b/>
+              </w:rPr>
+              <w:t xml:space="preserve"> </w:t>
+            </w:r>
+            <w:r>
+              <w:rPr>
+                <w:iCs/>
+                <w:i/>
+                <w:bCs/>
+                <w:b/>
+              </w:rPr>
+              <w:t xml:space="preserve">büyük</w:t>
+            </w:r>
+            <w:r>
+              <w:rPr>
+                <w:bCs/>
+                <w:b/>
+              </w:rPr>
+              <w:t xml:space="preserve">, great</w:t>
+            </w:r>
+            <w:r>
+              <w:t xml:space="preserve"> </w:t>
+            </w:r>
+            <w:r>
+              <w:t xml:space="preserve">(I 93, 360, 385, 499, 500), the ordinary word for it, and “the great” as the second element of a ruler’s epithet needs no further argument. The shape is the epithet first and the title last, which is the shape of</w:t>
+            </w:r>
+            <w:r>
+              <w:t xml:space="preserve"> </w:t>
+            </w:r>
+            <w:r>
+              <w:rPr>
+                <w:iCs/>
+                <w:i/>
+              </w:rPr>
+              <w:t xml:space="preserve">Alp Arslan</w:t>
+            </w:r>
+            <w:r>
+              <w:t xml:space="preserve"> </w:t>
+            </w:r>
+            <w:r>
+              <w:t xml:space="preserve">and of the other</w:t>
+            </w:r>
+            <w:r>
+              <w:t xml:space="preserve"> </w:t>
+            </w:r>
+            <w:r>
+              <w:t xml:space="preserve">若鞮</w:t>
+            </w:r>
+            <w:r>
+              <w:t xml:space="preserve"> </w:t>
+            </w:r>
+            <w:r>
+              <w:t xml:space="preserve">rows in this file,</w:t>
+            </w:r>
+            <w:r>
+              <w:t xml:space="preserve"> </w:t>
+            </w:r>
+            <w:r>
+              <w:rPr>
+                <w:iCs/>
+                <w:i/>
+              </w:rPr>
+              <w:t xml:space="preserve">Çal İnakt</w:t>
+            </w:r>
+            <w:r>
+              <w:t xml:space="preserve"> </w:t>
+            </w:r>
+            <w:r>
+              <w:t xml:space="preserve">and</w:t>
+            </w:r>
+            <w:r>
+              <w:t xml:space="preserve"> </w:t>
+            </w:r>
+            <w:r>
+              <w:rPr>
+                <w:iCs/>
+                <w:i/>
+              </w:rPr>
+              <w:t xml:space="preserve">Tuŋa İnakt</w:t>
+            </w:r>
+            <w:r>
+              <w:t xml:space="preserve">.</w:t>
+            </w:r>
+            <w:r>
+              <w:t xml:space="preserve"> </w:t>
+            </w:r>
+            <w:r>
+              <w:rPr>
+                <w:bCs/>
+                <w:b/>
+              </w:rPr>
               <w:t xml:space="preserve">The objection to this reading is chronological rather than phonetic, and it is a real one.</w:t>
             </w:r>
             <w:r>
@@ -13952,7 +14576,68 @@
               <w:t xml:space="preserve"> </w:t>
             </w:r>
             <w:r>
-              <w:t xml:space="preserve">“old” to the medieval West. This name was written between 18 and 46 CE. Proposing a Kipchak form of the fourteenth and fifteenth centuries for a first-century transcription reaches across thirteen centuries and into the wrong dialect area, and the price cannot see that, because the engine scores letters and not dates. What can be said against the objection is that the root is old: Clauson holds</w:t>
+              <w:t xml:space="preserve">“old” to the medieval West. This name was written between 18 and 46 CE. Proposing a Kipchak form of the fourteenth and fifteenth centuries for a first-century transcription reaches across thirteen centuries and into the wrong dialect area, and the price cannot see that, because the engine scores letters and not dates.</w:t>
+            </w:r>
+            <w:r>
+              <w:t xml:space="preserve"> </w:t>
+            </w:r>
+            <w:r>
+              <w:rPr>
+                <w:bCs/>
+                <w:b/>
+              </w:rPr>
+              <w:t xml:space="preserve">The objection reduces to one disputed morpheme, and two authorities disagree about it.</w:t>
+            </w:r>
+            <w:r>
+              <w:t xml:space="preserve"> </w:t>
+            </w:r>
+            <w:r>
+              <w:t xml:space="preserve">Everything in the word except the</w:t>
+            </w:r>
+            <w:r>
+              <w:t xml:space="preserve"> </w:t>
+            </w:r>
+            <w:r>
+              <w:rPr>
+                <w:iCs/>
+                <w:i/>
+              </w:rPr>
+              <w:t xml:space="preserve">-t</w:t>
+            </w:r>
+            <w:r>
+              <w:t xml:space="preserve"> </w:t>
+            </w:r>
+            <w:r>
+              <w:t xml:space="preserve">is Old Turkic: the root</w:t>
+            </w:r>
+            <w:r>
+              <w:t xml:space="preserve"> </w:t>
+            </w:r>
+            <w:r>
+              <w:rPr>
+                <w:iCs/>
+                <w:i/>
+              </w:rPr>
+              <w:t xml:space="preserve">karı-</w:t>
+            </w:r>
+            <w:r>
+              <w:t xml:space="preserve"> </w:t>
+            </w:r>
+            <w:r>
+              <w:t xml:space="preserve">is Türkü VIII, in the inscriptions themselves, where the line Clauson quotes pairs the two ideas this name pairs,</w:t>
+            </w:r>
+            <w:r>
+              <w:t xml:space="preserve"> </w:t>
+            </w:r>
+            <w:r>
+              <w:rPr>
+                <w:iCs/>
+                <w:i/>
+              </w:rPr>
+              <w:t xml:space="preserve">özüm karı: boltım uluğ boltım</w:t>
+            </w:r>
+            <w:r>
+              <w:t xml:space="preserve">, “I myself have become old, I have become great”. Clauson holds</w:t>
             </w:r>
             <w:r>
               <w:t xml:space="preserve"> </w:t>
@@ -13981,36 +14666,55 @@
               <w:t xml:space="preserve">1 karı:</w:t>
             </w:r>
             <w:r>
-              <w:t xml:space="preserve">”, and</w:t>
-            </w:r>
-            <w:r>
-              <w:t xml:space="preserve"> </w:t>
-            </w:r>
-            <w:r>
-              <w:rPr>
-                <w:iCs/>
-                <w:i/>
-              </w:rPr>
-              <w:t xml:space="preserve">karı</w:t>
-            </w:r>
-            <w:r>
-              <w:t xml:space="preserve"> </w:t>
-            </w:r>
-            <w:r>
-              <w:t xml:space="preserve">“old” is Türkü VIII, in the inscriptions themselves, where the line he quotes pairs the two ideas this name pairs,</w:t>
-            </w:r>
-            <w:r>
-              <w:t xml:space="preserve"> </w:t>
-            </w:r>
-            <w:r>
-              <w:rPr>
-                <w:iCs/>
-                <w:i/>
-              </w:rPr>
-              <w:t xml:space="preserve">özüm karı: boltım uluğ boltım</w:t>
-            </w:r>
-            <w:r>
-              <w:t xml:space="preserve">, “I myself have become old, I have become great”. It is the</w:t>
+              <w:t xml:space="preserve">” but says it “cannot morphologically be derived from it” and dates it to the medieval West.</w:t>
+            </w:r>
+            <w:r>
+              <w:t xml:space="preserve"> </w:t>
+            </w:r>
+            <w:r>
+              <w:rPr>
+                <w:bCs/>
+                <w:b/>
+              </w:rPr>
+              <w:t xml:space="preserve">Gülensoy derives it directly and places it earlier.</w:t>
+            </w:r>
+            <w:r>
+              <w:t xml:space="preserve"> </w:t>
+            </w:r>
+            <w:r>
+              <w:t xml:space="preserve">His etymological dictionary gives</w:t>
+            </w:r>
+            <w:r>
+              <w:t xml:space="preserve"> </w:t>
+            </w:r>
+            <w:r>
+              <w:rPr>
+                <w:iCs/>
+                <w:i/>
+              </w:rPr>
+              <w:t xml:space="preserve">ķart</w:t>
+            </w:r>
+            <w:r>
+              <w:t xml:space="preserve"> </w:t>
+            </w:r>
+            <w:r>
+              <w:t xml:space="preserve">as</w:t>
+            </w:r>
+            <w:r>
+              <w:t xml:space="preserve"> </w:t>
+            </w:r>
+            <w:r>
+              <w:rPr>
+                <w:iCs/>
+                <w:i/>
+              </w:rPr>
+              <w:t xml:space="preserve">karı-</w:t>
+            </w:r>
+            <w:r>
+              <w:t xml:space="preserve"> </w:t>
+            </w:r>
+            <w:r>
+              <w:t xml:space="preserve">“yaşlanmak” plus</w:t>
             </w:r>
             <w:r>
               <w:t xml:space="preserve"> </w:t>
@@ -14023,26 +14727,65 @@
               <w:t xml:space="preserve">-t</w:t>
             </w:r>
             <w:r>
-              <w:t xml:space="preserve"> </w:t>
-            </w:r>
-            <w:r>
-              <w:t xml:space="preserve">and the</w:t>
-            </w:r>
-            <w:r>
-              <w:t xml:space="preserve"> </w:t>
-            </w:r>
-            <w:r>
-              <w:rPr>
-                <w:iCs/>
-                <w:i/>
-              </w:rPr>
-              <w:t xml:space="preserve">-tay</w:t>
-            </w:r>
-            <w:r>
-              <w:t xml:space="preserve"> </w:t>
-            </w:r>
-            <w:r>
-              <w:t xml:space="preserve">that are late, not the sense.</w:t>
+              <w:t xml:space="preserve">, and Cin cites him for it under Uyghur Turkic, alongside the Uyghur</w:t>
+            </w:r>
+            <w:r>
+              <w:t xml:space="preserve"> </w:t>
+            </w:r>
+            <w:r>
+              <w:rPr>
+                <w:iCs/>
+                <w:i/>
+              </w:rPr>
+              <w:t xml:space="preserve">ķurta</w:t>
+            </w:r>
+            <w:r>
+              <w:t xml:space="preserve">,</w:t>
+            </w:r>
+            <w:r>
+              <w:t xml:space="preserve"> </w:t>
+            </w:r>
+            <w:r>
+              <w:rPr>
+                <w:iCs/>
+                <w:i/>
+              </w:rPr>
+              <w:t xml:space="preserve">ķurtġa</w:t>
+            </w:r>
+            <w:r>
+              <w:t xml:space="preserve"> </w:t>
+            </w:r>
+            <w:r>
+              <w:t xml:space="preserve">and</w:t>
+            </w:r>
+            <w:r>
+              <w:t xml:space="preserve"> </w:t>
+            </w:r>
+            <w:r>
+              <w:rPr>
+                <w:iCs/>
+                <w:i/>
+              </w:rPr>
+              <w:t xml:space="preserve">ķartġa</w:t>
+            </w:r>
+            <w:r>
+              <w:t xml:space="preserve">, “old, aged, long-lived”. If Gülensoy is right the stem is Old Uyghur and the chronological objection to this row largely dissolves; if Clauson is right it stands.</w:t>
+            </w:r>
+            <w:r>
+              <w:t xml:space="preserve"> </w:t>
+            </w:r>
+            <w:r>
+              <w:rPr>
+                <w:bCs/>
+                <w:b/>
+              </w:rPr>
+              <w:t xml:space="preserve">This entry does not adjudicate between them.</w:t>
+            </w:r>
+            <w:r>
+              <w:t xml:space="preserve"> </w:t>
+            </w:r>
+            <w:r>
+              <w:t xml:space="preserve">It records that the reading needs Gülensoy’s derivation to be correct, names the disagreement, and leaves it where a reader can weigh it. What can be said without taking sides is that the objection has narrowed from the whole word to a single suffix.</w:t>
             </w:r>
             <w:r>
               <w:t xml:space="preserve"> </w:t>
@@ -16662,7 +17405,7 @@
               <w:jc w:val="left"/>
             </w:pPr>
             <w:r>
-              <w:t xml:space="preserve">Tanrı Kutı Çarvuş</w:t>
+              <w:t xml:space="preserve">Taŋrı Kutı Çarvuş</w:t>
             </w:r>
           </w:p>
         </w:tc>
@@ -16745,7 +17488,7 @@
                 <w:iCs/>
                 <w:i/>
               </w:rPr>
-              <w:t xml:space="preserve">Tanrı Kutı Çarvuş</w:t>
+              <w:t xml:space="preserve">Taŋrı Kutı Çarvuş</w:t>
             </w:r>
             <w:r>
               <w:t xml:space="preserve">, and it is entered here so the file has no blank rows: whatever the three parts are read as, the whole follows, and it carries no argument the three rows do not. Priced across all six characters it costs 1 in 19,422,293, which is what a six-character string costs when every one of its cells is ordinary; the per-character figure, 8.0%, is the one to read, and it is the same as the control's.</w:t>
@@ -16998,7 +17741,7 @@
               <w:jc w:val="left"/>
             </w:pPr>
             <w:r>
-              <w:t xml:space="preserve">Tanrı</w:t>
+              <w:t xml:space="preserve">Taŋrı</w:t>
             </w:r>
           </w:p>
         </w:tc>
@@ -17485,52 +18228,7 @@
               <w:t xml:space="preserve"> </w:t>
             </w:r>
             <w:r>
-              <w:t xml:space="preserve">The standard reconstruction already cites this very transcription as evidence for the back variant, so what happens here is that the channel measured in this paper, applied to the characters alone, returns the answer the comparative method reached from the daughter languages. That agreement is the point of the row. The proposal is given as</w:t>
-            </w:r>
-            <w:r>
-              <w:t xml:space="preserve"> </w:t>
-            </w:r>
-            <w:r>
-              <w:rPr>
-                <w:iCs/>
-                <w:i/>
-              </w:rPr>
-              <w:t xml:space="preserve">Tanrı</w:t>
-            </w:r>
-            <w:r>
-              <w:t xml:space="preserve">, in the modern spelling used for every reading in this file; the older form carries a velar nasal, written</w:t>
-            </w:r>
-            <w:r>
-              <w:t xml:space="preserve"> </w:t>
-            </w:r>
-            <w:r>
-              <w:rPr>
-                <w:iCs/>
-                <w:i/>
-              </w:rPr>
-              <w:t xml:space="preserve">tangrı</w:t>
-            </w:r>
-            <w:r>
-              <w:t xml:space="preserve"> </w:t>
-            </w:r>
-            <w:r>
-              <w:t xml:space="preserve">where the price is quoted, and 撑 writes exactly that nasal with its own velar coda, the dental</w:t>
-            </w:r>
-            <w:r>
-              <w:t xml:space="preserve"> </w:t>
-            </w:r>
-            <w:r>
-              <w:rPr>
-                <w:iCs/>
-                <w:i/>
-              </w:rPr>
-              <w:t xml:space="preserve">-n-</w:t>
-            </w:r>
-            <w:r>
-              <w:t xml:space="preserve"> </w:t>
-            </w:r>
-            <w:r>
-              <w:t xml:space="preserve">of the modern spelling being a later development that would cost 1 in 3,170 on these characters.</w:t>
+              <w:t xml:space="preserve">The standard reconstruction already cites this very transcription as evidence for the back variant, so what happens here is that the channel measured in this paper, applied to the characters alone, returns the answer the comparative method reached from the daughter languages. That agreement is the point of the row.</w:t>
             </w:r>
             <w:r>
               <w:t xml:space="preserve"> </w:t>
@@ -17540,39 +18238,186 @@
                 <w:bCs/>
                 <w:b/>
               </w:rPr>
-              <w:t xml:space="preserve">This row is the file’s calibration control.</w:t>
-            </w:r>
-            <w:r>
-              <w:t xml:space="preserve"> </w:t>
-            </w:r>
-            <w:r>
-              <w:t xml:space="preserve">It is the only two-character item whose meaning the Chinese sources state outright, 匈奴謂天為撐犁, “the Xiongnu call heaven</w:t>
-            </w:r>
-            <w:r>
-              <w:t xml:space="preserve"> </w:t>
-            </w:r>
-            <w:r>
-              <w:rPr>
-                <w:iCs/>
-                <w:i/>
-              </w:rPr>
-              <w:t xml:space="preserve">chengli</w:t>
-            </w:r>
-            <w:r>
-              <w:t xml:space="preserve">”, so its correct reading is not in doubt and its price says what a correct reading costs on this machinery: about 1 in 152, or 8.1% per character. Whole-name prices elsewhere in this file should be read against that figure and not against the single-cell rates quoted in §8.1 of the paper.</w:t>
-            </w:r>
-            <w:r>
-              <w:br/>
-            </w:r>
-            <w:r>
-              <w:t xml:space="preserve">Reason</w:t>
+              <w:t xml:space="preserve">The proposal is given in the phonetic spelling,</w:t>
             </w:r>
             <w:r>
               <w:rPr>
                 <w:bCs/>
                 <w:b/>
               </w:rPr>
-              <w:t xml:space="preserve">Tanrı, “heaven, sky, god”.</w:t>
+              <w:t xml:space="preserve"> </w:t>
+            </w:r>
+            <w:r>
+              <w:rPr>
+                <w:iCs/>
+                <w:i/>
+                <w:bCs/>
+                <w:b/>
+              </w:rPr>
+              <w:t xml:space="preserve">Taŋrı</w:t>
+            </w:r>
+            <w:r>
+              <w:rPr>
+                <w:bCs/>
+                <w:b/>
+              </w:rPr>
+              <w:t xml:space="preserve">, and the reason is a measurement rather than a convention.</w:t>
+            </w:r>
+            <w:r>
+              <w:t xml:space="preserve"> </w:t>
+            </w:r>
+            <w:r>
+              <w:t xml:space="preserve">撑 carries a velar nasal in its own coda. Writing a velar</w:t>
+            </w:r>
+            <w:r>
+              <w:t xml:space="preserve"> </w:t>
+            </w:r>
+            <w:r>
+              <w:rPr>
+                <w:iCs/>
+                <w:i/>
+              </w:rPr>
+              <w:t xml:space="preserve">ŋ</w:t>
+            </w:r>
+            <w:r>
+              <w:t xml:space="preserve"> </w:t>
+            </w:r>
+            <w:r>
+              <w:t xml:space="preserve">with it is 72.7%; writing a dental</w:t>
+            </w:r>
+            <w:r>
+              <w:t xml:space="preserve"> </w:t>
+            </w:r>
+            <w:r>
+              <w:rPr>
+                <w:iCs/>
+                <w:i/>
+              </w:rPr>
+              <w:t xml:space="preserve">n</w:t>
+            </w:r>
+            <w:r>
+              <w:t xml:space="preserve"> </w:t>
+            </w:r>
+            <w:r>
+              <w:t xml:space="preserve">with it is 4.3%, so the two spellings differ by a factor of seventeen on that one cell,</w:t>
+            </w:r>
+            <w:r>
+              <w:t xml:space="preserve"> </w:t>
+            </w:r>
+            <w:r>
+              <w:rPr>
+                <w:iCs/>
+                <w:i/>
+              </w:rPr>
+              <w:t xml:space="preserve">taŋrı</w:t>
+            </w:r>
+            <w:r>
+              <w:t xml:space="preserve"> </w:t>
+            </w:r>
+            <w:r>
+              <w:t xml:space="preserve">costing 1 in 157 against 1 in 2,656 for</w:t>
+            </w:r>
+            <w:r>
+              <w:t xml:space="preserve"> </w:t>
+            </w:r>
+            <w:r>
+              <w:rPr>
+                <w:iCs/>
+                <w:i/>
+              </w:rPr>
+              <w:t xml:space="preserve">tanrı</w:t>
+            </w:r>
+            <w:r>
+              <w:t xml:space="preserve">. The velar form is what these characters wrote; the dental</w:t>
+            </w:r>
+            <w:r>
+              <w:t xml:space="preserve"> </w:t>
+            </w:r>
+            <w:r>
+              <w:rPr>
+                <w:iCs/>
+                <w:i/>
+              </w:rPr>
+              <w:t xml:space="preserve">-n-</w:t>
+            </w:r>
+            <w:r>
+              <w:t xml:space="preserve"> </w:t>
+            </w:r>
+            <w:r>
+              <w:t xml:space="preserve">of modern Turkish</w:t>
+            </w:r>
+            <w:r>
+              <w:t xml:space="preserve"> </w:t>
+            </w:r>
+            <w:r>
+              <w:rPr>
+                <w:iCs/>
+                <w:i/>
+              </w:rPr>
+              <w:t xml:space="preserve">Tanrı</w:t>
+            </w:r>
+            <w:r>
+              <w:t xml:space="preserve"> </w:t>
+            </w:r>
+            <w:r>
+              <w:t xml:space="preserve">is a later development, and the modern approximation is listed beside every reading in</w:t>
+            </w:r>
+            <w:r>
+              <w:t xml:space="preserve"> </w:t>
+            </w:r>
+            <w:r>
+              <w:rPr>
+                <w:rStyle w:val="VerbatimChar"/>
+              </w:rPr>
+              <w:t xml:space="preserve">docs/proposed_names_by_price.html</w:t>
+            </w:r>
+            <w:r>
+              <w:t xml:space="preserve"> </w:t>
+            </w:r>
+            <w:r>
+              <w:t xml:space="preserve">rather than here.</w:t>
+            </w:r>
+            <w:r>
+              <w:t xml:space="preserve"> </w:t>
+            </w:r>
+            <w:r>
+              <w:rPr>
+                <w:bCs/>
+                <w:b/>
+              </w:rPr>
+              <w:t xml:space="preserve">This row is the file’s calibration control.</w:t>
+            </w:r>
+            <w:r>
+              <w:t xml:space="preserve"> </w:t>
+            </w:r>
+            <w:r>
+              <w:t xml:space="preserve">It is the only two-character item whose meaning the Chinese sources state outright, 匈奴謂天為撐犁, “the Xiongnu call heaven</w:t>
+            </w:r>
+            <w:r>
+              <w:t xml:space="preserve"> </w:t>
+            </w:r>
+            <w:r>
+              <w:rPr>
+                <w:iCs/>
+                <w:i/>
+              </w:rPr>
+              <w:t xml:space="preserve">chengli</w:t>
+            </w:r>
+            <w:r>
+              <w:t xml:space="preserve">”, so its correct reading is not in doubt and its price says what a correct reading costs on this machinery: about 1 in 152, or 8.1% per character. Whole-name prices elsewhere in this file should be read against that figure and not against the single-cell rates quoted in §8.1 of the paper.</w:t>
+            </w:r>
+            <w:r>
+              <w:br/>
+            </w:r>
+            <w:r>
+              <w:t xml:space="preserve">Reason</w:t>
+            </w:r>
+            <w:r>
+              <w:rPr>
+                <w:bCs/>
+                <w:b/>
+              </w:rPr>
+              <w:t xml:space="preserve">Taŋrı, “heaven, sky, god”.</w:t>
             </w:r>
             <w:r>
               <w:t xml:space="preserve"> </w:t>
@@ -22675,7 +23520,7 @@
               <w:jc w:val="left"/>
             </w:pPr>
             <w:r>
-              <w:t xml:space="preserve">Kıngrak</w:t>
+              <w:t xml:space="preserve">Kıŋrak</w:t>
             </w:r>
           </w:p>
         </w:tc>
@@ -24968,7 +25813,7 @@
               <w:jc w:val="left"/>
             </w:pPr>
             <w:r>
-              <w:t xml:space="preserve">Hung</w:t>
+              <w:t xml:space="preserve">Huŋ</w:t>
             </w:r>
           </w:p>
         </w:tc>
@@ -29463,13 +30308,3763 @@
       </w:r>
     </w:p>
     <w:bookmarkEnd w:id="32"/>
-    <w:bookmarkStart w:id="33" w:name="s1.13-how-to-disagree"/>
+    <w:bookmarkStart w:id="33" w:name="Xe1494642f05e413680e5e59dfb0071901508fca"/>
     <w:p>
       <w:pPr>
         <w:pStyle w:val="Heading2"/>
       </w:pPr>
       <w:r>
         <w:t xml:space="preserve">S1.13</w:t>
+      </w:r>
+      <w:r>
+        <w:t xml:space="preserve"> </w:t>
+      </w:r>
+      <w:r>
+        <w:t xml:space="preserve">Every reading priced, most expensive first</w:t>
+      </w:r>
+    </w:p>
+    <w:tbl>
+      <w:tblPr>
+        <w:tblStyle w:val="Table"/>
+        <w:tblW w:type="pct" w:w="5000"/>
+        <w:tblLook w:firstRow="1" w:lastRow="0" w:firstColumn="0" w:lastColumn="0" w:noHBand="0" w:noVBand="0" w:val="0020"/>
+        <w:jc w:val="start"/>
+      </w:tblPr>
+      <w:tblGrid>
+        <w:gridCol w:w="1131"/>
+        <w:gridCol w:w="1131"/>
+        <w:gridCol w:w="1131"/>
+        <w:gridCol w:w="1131"/>
+        <w:gridCol w:w="1131"/>
+        <w:gridCol w:w="1131"/>
+        <w:gridCol w:w="1131"/>
+      </w:tblGrid>
+      <w:tr>
+        <w:trPr>
+          <w:tblHeader w:val="true"/>
+        </w:trPr>
+        <w:tc>
+          <w:tcPr/>
+          <w:p>
+            <w:pPr>
+              <w:pStyle w:val="Compact"/>
+              <w:jc w:val="left"/>
+            </w:pPr>
+            <w:r>
+              <w:t xml:space="preserve">Form, as written</w:t>
+            </w:r>
+            <w:r>
+              <w:br/>
+            </w:r>
+            <w:r>
+              <w:t xml:space="preserve">in the histories</w:t>
+            </w:r>
+          </w:p>
+        </w:tc>
+        <w:tc>
+          <w:tcPr/>
+          <w:p>
+            <w:pPr>
+              <w:pStyle w:val="Compact"/>
+              <w:jc w:val="left"/>
+            </w:pPr>
+            <w:r>
+              <w:t xml:space="preserve">Reading proposed</w:t>
+            </w:r>
+          </w:p>
+        </w:tc>
+        <w:tc>
+          <w:tcPr/>
+          <w:p>
+            <w:pPr>
+              <w:pStyle w:val="Compact"/>
+              <w:jc w:val="left"/>
+            </w:pPr>
+            <w:r>
+              <w:t xml:space="preserve">Priced as</w:t>
+            </w:r>
+          </w:p>
+        </w:tc>
+        <w:tc>
+          <w:tcPr/>
+          <w:p>
+            <w:pPr>
+              <w:pStyle w:val="Compact"/>
+              <w:jc w:val="left"/>
+            </w:pPr>
+            <w:r>
+              <w:t xml:space="preserve">Characters</w:t>
+            </w:r>
+            <w:r>
+              <w:br/>
+            </w:r>
+            <w:r>
+              <w:t xml:space="preserve">priced</w:t>
+            </w:r>
+          </w:p>
+        </w:tc>
+        <w:tc>
+          <w:tcPr/>
+          <w:p>
+            <w:pPr>
+              <w:pStyle w:val="Compact"/>
+              <w:jc w:val="left"/>
+            </w:pPr>
+            <w:r>
+              <w:t xml:space="preserve">Price,</w:t>
+            </w:r>
+            <w:r>
+              <w:br/>
+            </w:r>
+            <w:r>
+              <w:t xml:space="preserve">1 in</w:t>
+            </w:r>
+          </w:p>
+        </w:tc>
+        <w:tc>
+          <w:tcPr/>
+          <w:p>
+            <w:pPr>
+              <w:pStyle w:val="Compact"/>
+              <w:jc w:val="left"/>
+            </w:pPr>
+            <w:r>
+              <w:t xml:space="preserve">Per</w:t>
+            </w:r>
+            <w:r>
+              <w:br/>
+            </w:r>
+            <w:r>
+              <w:t xml:space="preserve">character</w:t>
+            </w:r>
+          </w:p>
+        </w:tc>
+        <w:tc>
+          <w:tcPr/>
+          <w:p>
+            <w:pPr>
+              <w:pStyle w:val="Compact"/>
+              <w:jc w:val="left"/>
+            </w:pPr>
+            <w:r>
+              <w:t xml:space="preserve">Sense</w:t>
+            </w:r>
+          </w:p>
+        </w:tc>
+      </w:tr>
+      <w:tr>
+        <w:tc>
+          <w:tcPr/>
+          <w:p>
+            <w:pPr>
+              <w:pStyle w:val="Compact"/>
+              <w:jc w:val="left"/>
+            </w:pPr>
+            <w:r>
+              <w:t xml:space="preserve">屠耆</w:t>
+            </w:r>
+          </w:p>
+        </w:tc>
+        <w:tc>
+          <w:tcPr/>
+          <w:p>
+            <w:pPr>
+              <w:pStyle w:val="Compact"/>
+              <w:jc w:val="left"/>
+            </w:pPr>
+            <w:r>
+              <w:t xml:space="preserve">Doğru</w:t>
+            </w:r>
+          </w:p>
+        </w:tc>
+        <w:tc>
+          <w:tcPr/>
+          <w:p>
+            <w:pPr>
+              <w:pStyle w:val="Compact"/>
+              <w:jc w:val="left"/>
+            </w:pPr>
+            <w:r>
+              <w:t xml:space="preserve">—</w:t>
+            </w:r>
+          </w:p>
+        </w:tc>
+        <w:tc>
+          <w:tcPr/>
+          <w:p>
+            <w:pPr>
+              <w:pStyle w:val="Compact"/>
+              <w:jc w:val="left"/>
+            </w:pPr>
+            <w:r>
+              <w:t xml:space="preserve">2</w:t>
+            </w:r>
+          </w:p>
+        </w:tc>
+        <w:tc>
+          <w:tcPr/>
+          <w:p>
+            <w:pPr>
+              <w:pStyle w:val="Compact"/>
+              <w:jc w:val="left"/>
+            </w:pPr>
+            <w:r>
+              <w:t xml:space="preserve">188,583</w:t>
+            </w:r>
+          </w:p>
+        </w:tc>
+        <w:tc>
+          <w:tcPr/>
+          <w:p>
+            <w:pPr>
+              <w:pStyle w:val="Compact"/>
+              <w:jc w:val="left"/>
+            </w:pPr>
+            <w:r>
+              <w:t xml:space="preserve">0.2%</w:t>
+            </w:r>
+          </w:p>
+        </w:tc>
+        <w:tc>
+          <w:tcPr/>
+          <w:p>
+            <w:pPr>
+              <w:pStyle w:val="Compact"/>
+              <w:jc w:val="left"/>
+            </w:pPr>
+            <w:r>
+              <w:t xml:space="preserve">straight, upright, honest</w:t>
+            </w:r>
+          </w:p>
+        </w:tc>
+      </w:tr>
+      <w:tr>
+        <w:tc>
+          <w:tcPr/>
+          <w:p>
+            <w:pPr>
+              <w:pStyle w:val="Compact"/>
+              <w:jc w:val="left"/>
+            </w:pPr>
+            <w:r>
+              <w:t xml:space="preserve">且鞮侯</w:t>
+            </w:r>
+          </w:p>
+        </w:tc>
+        <w:tc>
+          <w:tcPr/>
+          <w:p>
+            <w:pPr>
+              <w:pStyle w:val="Compact"/>
+              <w:jc w:val="left"/>
+            </w:pPr>
+            <w:r>
+              <w:t xml:space="preserve">Çatıgka</w:t>
+            </w:r>
+          </w:p>
+        </w:tc>
+        <w:tc>
+          <w:tcPr/>
+          <w:p>
+            <w:pPr>
+              <w:pStyle w:val="Compact"/>
+              <w:jc w:val="left"/>
+            </w:pPr>
+            <w:r>
+              <w:t xml:space="preserve">—</w:t>
+            </w:r>
+          </w:p>
+        </w:tc>
+        <w:tc>
+          <w:tcPr/>
+          <w:p>
+            <w:pPr>
+              <w:pStyle w:val="Compact"/>
+              <w:jc w:val="left"/>
+            </w:pPr>
+            <w:r>
+              <w:t xml:space="preserve">3</w:t>
+            </w:r>
+          </w:p>
+        </w:tc>
+        <w:tc>
+          <w:tcPr/>
+          <w:p>
+            <w:pPr>
+              <w:pStyle w:val="Compact"/>
+              <w:jc w:val="left"/>
+            </w:pPr>
+            <w:r>
+              <w:t xml:space="preserve">224,966</w:t>
+            </w:r>
+          </w:p>
+        </w:tc>
+        <w:tc>
+          <w:tcPr/>
+          <w:p>
+            <w:pPr>
+              <w:pStyle w:val="Compact"/>
+              <w:jc w:val="left"/>
+            </w:pPr>
+            <w:r>
+              <w:t xml:space="preserve">1.6%</w:t>
+            </w:r>
+          </w:p>
+        </w:tc>
+        <w:tc>
+          <w:tcPr/>
+          <w:p>
+            <w:pPr>
+              <w:pStyle w:val="Compact"/>
+              <w:jc w:val="left"/>
+            </w:pPr>
+            <w:r>
+              <w:t xml:space="preserve">one ready for the clash</w:t>
+            </w:r>
+          </w:p>
+        </w:tc>
+      </w:tr>
+      <w:tr>
+        <w:tc>
+          <w:tcPr/>
+          <w:p>
+            <w:pPr>
+              <w:pStyle w:val="Compact"/>
+              <w:jc w:val="left"/>
+            </w:pPr>
+            <w:r>
+              <w:t xml:space="preserve">若鞮</w:t>
+            </w:r>
+          </w:p>
+        </w:tc>
+        <w:tc>
+          <w:tcPr/>
+          <w:p>
+            <w:pPr>
+              <w:pStyle w:val="Compact"/>
+              <w:jc w:val="left"/>
+            </w:pPr>
+            <w:r>
+              <w:t xml:space="preserve">İnakt</w:t>
+            </w:r>
+          </w:p>
+        </w:tc>
+        <w:tc>
+          <w:tcPr/>
+          <w:p>
+            <w:pPr>
+              <w:pStyle w:val="Compact"/>
+              <w:jc w:val="left"/>
+            </w:pPr>
+            <w:r>
+              <w:t xml:space="preserve">Nakt</w:t>
+            </w:r>
+          </w:p>
+        </w:tc>
+        <w:tc>
+          <w:tcPr/>
+          <w:p>
+            <w:pPr>
+              <w:pStyle w:val="Compact"/>
+              <w:jc w:val="left"/>
+            </w:pPr>
+            <w:r>
+              <w:t xml:space="preserve">2</w:t>
+            </w:r>
+          </w:p>
+        </w:tc>
+        <w:tc>
+          <w:tcPr/>
+          <w:p>
+            <w:pPr>
+              <w:pStyle w:val="Compact"/>
+              <w:jc w:val="left"/>
+            </w:pPr>
+            <w:r>
+              <w:t xml:space="preserve">2,217</w:t>
+            </w:r>
+          </w:p>
+        </w:tc>
+        <w:tc>
+          <w:tcPr/>
+          <w:p>
+            <w:pPr>
+              <w:pStyle w:val="Compact"/>
+              <w:jc w:val="left"/>
+            </w:pPr>
+            <w:r>
+              <w:t xml:space="preserve">2.1%</w:t>
+            </w:r>
+          </w:p>
+        </w:tc>
+        <w:tc>
+          <w:tcPr/>
+          <w:p>
+            <w:pPr>
+              <w:pStyle w:val="Compact"/>
+              <w:jc w:val="left"/>
+            </w:pPr>
+            <w:r>
+              <w:t xml:space="preserve">the faithful ones</w:t>
+            </w:r>
+          </w:p>
+        </w:tc>
+      </w:tr>
+      <w:tr>
+        <w:tc>
+          <w:tcPr/>
+          <w:p>
+            <w:pPr>
+              <w:pStyle w:val="Compact"/>
+              <w:jc w:val="left"/>
+            </w:pPr>
+            <w:r>
+              <w:t xml:space="preserve">羯</w:t>
+            </w:r>
+          </w:p>
+        </w:tc>
+        <w:tc>
+          <w:tcPr/>
+          <w:p>
+            <w:pPr>
+              <w:pStyle w:val="Compact"/>
+              <w:jc w:val="left"/>
+            </w:pPr>
+            <w:r>
+              <w:t xml:space="preserve">Kır</w:t>
+            </w:r>
+          </w:p>
+        </w:tc>
+        <w:tc>
+          <w:tcPr/>
+          <w:p>
+            <w:pPr>
+              <w:pStyle w:val="Compact"/>
+              <w:jc w:val="left"/>
+            </w:pPr>
+            <w:r>
+              <w:t xml:space="preserve">—</w:t>
+            </w:r>
+          </w:p>
+        </w:tc>
+        <w:tc>
+          <w:tcPr/>
+          <w:p>
+            <w:pPr>
+              <w:pStyle w:val="Compact"/>
+              <w:jc w:val="left"/>
+            </w:pPr>
+            <w:r>
+              <w:t xml:space="preserve">1</w:t>
+            </w:r>
+          </w:p>
+        </w:tc>
+        <w:tc>
+          <w:tcPr/>
+          <w:p>
+            <w:pPr>
+              <w:pStyle w:val="Compact"/>
+              <w:jc w:val="left"/>
+            </w:pPr>
+            <w:r>
+              <w:t xml:space="preserve">42</w:t>
+            </w:r>
+          </w:p>
+        </w:tc>
+        <w:tc>
+          <w:tcPr/>
+          <w:p>
+            <w:pPr>
+              <w:pStyle w:val="Compact"/>
+              <w:jc w:val="left"/>
+            </w:pPr>
+            <w:r>
+              <w:t xml:space="preserve">2.4%</w:t>
+            </w:r>
+          </w:p>
+        </w:tc>
+        <w:tc>
+          <w:tcPr/>
+          <w:p>
+            <w:pPr>
+              <w:pStyle w:val="Compact"/>
+              <w:jc w:val="left"/>
+            </w:pPr>
+            <w:r>
+              <w:t xml:space="preserve">the open steppe; those who live on it</w:t>
+            </w:r>
+          </w:p>
+        </w:tc>
+      </w:tr>
+      <w:tr>
+        <w:tc>
+          <w:tcPr/>
+          <w:p>
+            <w:pPr>
+              <w:pStyle w:val="Compact"/>
+              <w:jc w:val="left"/>
+            </w:pPr>
+            <w:r>
+              <w:t xml:space="preserve">閼氏</w:t>
+            </w:r>
+          </w:p>
+        </w:tc>
+        <w:tc>
+          <w:tcPr/>
+          <w:p>
+            <w:pPr>
+              <w:pStyle w:val="Compact"/>
+              <w:jc w:val="left"/>
+            </w:pPr>
+            <w:r>
+              <w:t xml:space="preserve">Elti</w:t>
+            </w:r>
+          </w:p>
+        </w:tc>
+        <w:tc>
+          <w:tcPr/>
+          <w:p>
+            <w:pPr>
+              <w:pStyle w:val="Compact"/>
+              <w:jc w:val="left"/>
+            </w:pPr>
+            <w:r>
+              <w:t xml:space="preserve">—</w:t>
+            </w:r>
+          </w:p>
+        </w:tc>
+        <w:tc>
+          <w:tcPr/>
+          <w:p>
+            <w:pPr>
+              <w:pStyle w:val="Compact"/>
+              <w:jc w:val="left"/>
+            </w:pPr>
+            <w:r>
+              <w:t xml:space="preserve">2</w:t>
+            </w:r>
+          </w:p>
+        </w:tc>
+        <w:tc>
+          <w:tcPr/>
+          <w:p>
+            <w:pPr>
+              <w:pStyle w:val="Compact"/>
+              <w:jc w:val="left"/>
+            </w:pPr>
+            <w:r>
+              <w:t xml:space="preserve">1,339</w:t>
+            </w:r>
+          </w:p>
+        </w:tc>
+        <w:tc>
+          <w:tcPr/>
+          <w:p>
+            <w:pPr>
+              <w:pStyle w:val="Compact"/>
+              <w:jc w:val="left"/>
+            </w:pPr>
+            <w:r>
+              <w:t xml:space="preserve">2.7%</w:t>
+            </w:r>
+          </w:p>
+        </w:tc>
+        <w:tc>
+          <w:tcPr/>
+          <w:p>
+            <w:pPr>
+              <w:pStyle w:val="Compact"/>
+              <w:jc w:val="left"/>
+            </w:pPr>
+            <w:r>
+              <w:t xml:space="preserve">lady; a woman related by marriage</w:t>
+            </w:r>
+          </w:p>
+        </w:tc>
+      </w:tr>
+      <w:tr>
+        <w:tc>
+          <w:tcPr/>
+          <w:p>
+            <w:pPr>
+              <w:pStyle w:val="Compact"/>
+              <w:jc w:val="left"/>
+            </w:pPr>
+            <w:r>
+              <w:t xml:space="preserve">冒頓</w:t>
+            </w:r>
+          </w:p>
+        </w:tc>
+        <w:tc>
+          <w:tcPr/>
+          <w:p>
+            <w:pPr>
+              <w:pStyle w:val="Compact"/>
+              <w:jc w:val="left"/>
+            </w:pPr>
+            <w:r>
+              <w:t xml:space="preserve">Bögü Tuğ</w:t>
+            </w:r>
+          </w:p>
+        </w:tc>
+        <w:tc>
+          <w:tcPr/>
+          <w:p>
+            <w:pPr>
+              <w:pStyle w:val="Compact"/>
+              <w:jc w:val="left"/>
+            </w:pPr>
+            <w:r>
+              <w:t xml:space="preserve">Bö Tuğ</w:t>
+            </w:r>
+          </w:p>
+        </w:tc>
+        <w:tc>
+          <w:tcPr/>
+          <w:p>
+            <w:pPr>
+              <w:pStyle w:val="Compact"/>
+              <w:jc w:val="left"/>
+            </w:pPr>
+            <w:r>
+              <w:t xml:space="preserve">2</w:t>
+            </w:r>
+          </w:p>
+        </w:tc>
+        <w:tc>
+          <w:tcPr/>
+          <w:p>
+            <w:pPr>
+              <w:pStyle w:val="Compact"/>
+              <w:jc w:val="left"/>
+            </w:pPr>
+            <w:r>
+              <w:t xml:space="preserve">1,153</w:t>
+            </w:r>
+          </w:p>
+        </w:tc>
+        <w:tc>
+          <w:tcPr/>
+          <w:p>
+            <w:pPr>
+              <w:pStyle w:val="Compact"/>
+              <w:jc w:val="left"/>
+            </w:pPr>
+            <w:r>
+              <w:t xml:space="preserve">2.9%</w:t>
+            </w:r>
+          </w:p>
+        </w:tc>
+        <w:tc>
+          <w:tcPr/>
+          <w:p>
+            <w:pPr>
+              <w:pStyle w:val="Compact"/>
+              <w:jc w:val="left"/>
+            </w:pPr>
+            <w:r>
+              <w:t xml:space="preserve">sage standard</w:t>
+            </w:r>
+          </w:p>
+        </w:tc>
+      </w:tr>
+      <w:tr>
+        <w:tc>
+          <w:tcPr/>
+          <w:p>
+            <w:pPr>
+              <w:pStyle w:val="Compact"/>
+              <w:jc w:val="left"/>
+            </w:pPr>
+            <w:r>
+              <w:t xml:space="preserve">單于</w:t>
+            </w:r>
+          </w:p>
+        </w:tc>
+        <w:tc>
+          <w:tcPr/>
+          <w:p>
+            <w:pPr>
+              <w:pStyle w:val="Compact"/>
+              <w:jc w:val="left"/>
+            </w:pPr>
+            <w:r>
+              <w:t xml:space="preserve">Çarvuş</w:t>
+            </w:r>
+          </w:p>
+        </w:tc>
+        <w:tc>
+          <w:tcPr/>
+          <w:p>
+            <w:pPr>
+              <w:pStyle w:val="Compact"/>
+              <w:jc w:val="left"/>
+            </w:pPr>
+            <w:r>
+              <w:t xml:space="preserve">—</w:t>
+            </w:r>
+          </w:p>
+        </w:tc>
+        <w:tc>
+          <w:tcPr/>
+          <w:p>
+            <w:pPr>
+              <w:pStyle w:val="Compact"/>
+              <w:jc w:val="left"/>
+            </w:pPr>
+            <w:r>
+              <w:t xml:space="preserve">2</w:t>
+            </w:r>
+          </w:p>
+        </w:tc>
+        <w:tc>
+          <w:tcPr/>
+          <w:p>
+            <w:pPr>
+              <w:pStyle w:val="Compact"/>
+              <w:jc w:val="left"/>
+            </w:pPr>
+            <w:r>
+              <w:t xml:space="preserve">845</w:t>
+            </w:r>
+          </w:p>
+        </w:tc>
+        <w:tc>
+          <w:tcPr/>
+          <w:p>
+            <w:pPr>
+              <w:pStyle w:val="Compact"/>
+              <w:jc w:val="left"/>
+            </w:pPr>
+            <w:r>
+              <w:t xml:space="preserve">3.4%</w:t>
+            </w:r>
+          </w:p>
+        </w:tc>
+        <w:tc>
+          <w:tcPr/>
+          <w:p>
+            <w:pPr>
+              <w:pStyle w:val="Compact"/>
+              <w:jc w:val="left"/>
+            </w:pPr>
+            <w:r>
+              <w:t xml:space="preserve">army commander; the earlier form of çavuş</w:t>
+            </w:r>
+          </w:p>
+        </w:tc>
+      </w:tr>
+      <w:tr>
+        <w:tc>
+          <w:tcPr/>
+          <w:p>
+            <w:pPr>
+              <w:pStyle w:val="Compact"/>
+              <w:jc w:val="left"/>
+            </w:pPr>
+            <w:r>
+              <w:t xml:space="preserve">且渠</w:t>
+            </w:r>
+          </w:p>
+        </w:tc>
+        <w:tc>
+          <w:tcPr/>
+          <w:p>
+            <w:pPr>
+              <w:pStyle w:val="Compact"/>
+              <w:jc w:val="left"/>
+            </w:pPr>
+            <w:r>
+              <w:t xml:space="preserve">Çaka</w:t>
+            </w:r>
+          </w:p>
+        </w:tc>
+        <w:tc>
+          <w:tcPr/>
+          <w:p>
+            <w:pPr>
+              <w:pStyle w:val="Compact"/>
+              <w:jc w:val="left"/>
+            </w:pPr>
+            <w:r>
+              <w:t xml:space="preserve">—</w:t>
+            </w:r>
+          </w:p>
+        </w:tc>
+        <w:tc>
+          <w:tcPr/>
+          <w:p>
+            <w:pPr>
+              <w:pStyle w:val="Compact"/>
+              <w:jc w:val="left"/>
+            </w:pPr>
+            <w:r>
+              <w:t xml:space="preserve">2</w:t>
+            </w:r>
+          </w:p>
+        </w:tc>
+        <w:tc>
+          <w:tcPr/>
+          <w:p>
+            <w:pPr>
+              <w:pStyle w:val="Compact"/>
+              <w:jc w:val="left"/>
+            </w:pPr>
+            <w:r>
+              <w:t xml:space="preserve">563</w:t>
+            </w:r>
+          </w:p>
+        </w:tc>
+        <w:tc>
+          <w:tcPr/>
+          <w:p>
+            <w:pPr>
+              <w:pStyle w:val="Compact"/>
+              <w:jc w:val="left"/>
+            </w:pPr>
+            <w:r>
+              <w:t xml:space="preserve">4.2%</w:t>
+            </w:r>
+          </w:p>
+        </w:tc>
+        <w:tc>
+          <w:tcPr/>
+          <w:p>
+            <w:pPr>
+              <w:pStyle w:val="Compact"/>
+              <w:jc w:val="left"/>
+            </w:pPr>
+            <w:r>
+              <w:t xml:space="preserve">the striker; from çak- ‘to strike fire, to strike a blow’</w:t>
+            </w:r>
+          </w:p>
+        </w:tc>
+      </w:tr>
+      <w:tr>
+        <w:tc>
+          <w:tcPr/>
+          <w:p>
+            <w:pPr>
+              <w:pStyle w:val="Compact"/>
+              <w:jc w:val="left"/>
+            </w:pPr>
+            <w:r>
+              <w:t xml:space="preserve">撑犁孤塗單于</w:t>
+            </w:r>
+          </w:p>
+        </w:tc>
+        <w:tc>
+          <w:tcPr/>
+          <w:p>
+            <w:pPr>
+              <w:pStyle w:val="Compact"/>
+              <w:jc w:val="left"/>
+            </w:pPr>
+            <w:r>
+              <w:t xml:space="preserve">Tanrı Kutı Çarvuş</w:t>
+            </w:r>
+          </w:p>
+        </w:tc>
+        <w:tc>
+          <w:tcPr/>
+          <w:p>
+            <w:pPr>
+              <w:pStyle w:val="Compact"/>
+              <w:jc w:val="left"/>
+            </w:pPr>
+            <w:r>
+              <w:t xml:space="preserve">Taŋrı Kutı Çarvuş</w:t>
+            </w:r>
+          </w:p>
+        </w:tc>
+        <w:tc>
+          <w:tcPr/>
+          <w:p>
+            <w:pPr>
+              <w:pStyle w:val="Compact"/>
+              <w:jc w:val="left"/>
+            </w:pPr>
+            <w:r>
+              <w:t xml:space="preserve">6</w:t>
+            </w:r>
+          </w:p>
+        </w:tc>
+        <w:tc>
+          <w:tcPr/>
+          <w:p>
+            <w:pPr>
+              <w:pStyle w:val="Compact"/>
+              <w:jc w:val="left"/>
+            </w:pPr>
+            <w:r>
+              <w:t xml:space="preserve">21,377,362</w:t>
+            </w:r>
+          </w:p>
+        </w:tc>
+        <w:tc>
+          <w:tcPr/>
+          <w:p>
+            <w:pPr>
+              <w:pStyle w:val="Compact"/>
+              <w:jc w:val="left"/>
+            </w:pPr>
+            <w:r>
+              <w:t xml:space="preserve">6.0%</w:t>
+            </w:r>
+          </w:p>
+        </w:tc>
+        <w:tc>
+          <w:tcPr/>
+          <w:p>
+            <w:pPr>
+              <w:pStyle w:val="Compact"/>
+              <w:jc w:val="left"/>
+            </w:pPr>
+            <w:r>
+              <w:t xml:space="preserve">Heaven-Fortune Chanyu, the full ceremonial title</w:t>
+            </w:r>
+          </w:p>
+        </w:tc>
+      </w:tr>
+      <w:tr>
+        <w:tc>
+          <w:tcPr/>
+          <w:p>
+            <w:pPr>
+              <w:pStyle w:val="Compact"/>
+              <w:jc w:val="left"/>
+            </w:pPr>
+            <w:r>
+              <w:t xml:space="preserve">搜諧若鞮</w:t>
+            </w:r>
+          </w:p>
+        </w:tc>
+        <w:tc>
+          <w:tcPr/>
+          <w:p>
+            <w:pPr>
+              <w:pStyle w:val="Compact"/>
+              <w:jc w:val="left"/>
+            </w:pPr>
+            <w:r>
+              <w:t xml:space="preserve">Sarıg İnakt</w:t>
+            </w:r>
+          </w:p>
+        </w:tc>
+        <w:tc>
+          <w:tcPr/>
+          <w:p>
+            <w:pPr>
+              <w:pStyle w:val="Compact"/>
+              <w:jc w:val="left"/>
+            </w:pPr>
+            <w:r>
+              <w:t xml:space="preserve">Sarg</w:t>
+            </w:r>
+          </w:p>
+        </w:tc>
+        <w:tc>
+          <w:tcPr/>
+          <w:p>
+            <w:pPr>
+              <w:pStyle w:val="Compact"/>
+              <w:jc w:val="left"/>
+            </w:pPr>
+            <w:r>
+              <w:t xml:space="preserve">2</w:t>
+            </w:r>
+          </w:p>
+        </w:tc>
+        <w:tc>
+          <w:tcPr/>
+          <w:p>
+            <w:pPr>
+              <w:pStyle w:val="Compact"/>
+              <w:jc w:val="left"/>
+            </w:pPr>
+            <w:r>
+              <w:t xml:space="preserve">275</w:t>
+            </w:r>
+          </w:p>
+        </w:tc>
+        <w:tc>
+          <w:tcPr/>
+          <w:p>
+            <w:pPr>
+              <w:pStyle w:val="Compact"/>
+              <w:jc w:val="left"/>
+            </w:pPr>
+            <w:r>
+              <w:t xml:space="preserve">6.0%</w:t>
+            </w:r>
+          </w:p>
+        </w:tc>
+        <w:tc>
+          <w:tcPr/>
+          <w:p>
+            <w:pPr>
+              <w:pStyle w:val="Compact"/>
+              <w:jc w:val="left"/>
+            </w:pPr>
+            <w:r>
+              <w:t xml:space="preserve">the yellow, the fair, of the İnakt</w:t>
+            </w:r>
+          </w:p>
+        </w:tc>
+      </w:tr>
+      <w:tr>
+        <w:tc>
+          <w:tcPr/>
+          <w:p>
+            <w:pPr>
+              <w:pStyle w:val="Compact"/>
+              <w:jc w:val="left"/>
+            </w:pPr>
+            <w:r>
+              <w:t xml:space="preserve">服匿</w:t>
+            </w:r>
+          </w:p>
+        </w:tc>
+        <w:tc>
+          <w:tcPr/>
+          <w:p>
+            <w:pPr>
+              <w:pStyle w:val="Compact"/>
+              <w:jc w:val="left"/>
+            </w:pPr>
+            <w:r>
+              <w:t xml:space="preserve">Bukaç</w:t>
+            </w:r>
+          </w:p>
+        </w:tc>
+        <w:tc>
+          <w:tcPr/>
+          <w:p>
+            <w:pPr>
+              <w:pStyle w:val="Compact"/>
+              <w:jc w:val="left"/>
+            </w:pPr>
+            <w:r>
+              <w:t xml:space="preserve">—</w:t>
+            </w:r>
+          </w:p>
+        </w:tc>
+        <w:tc>
+          <w:tcPr/>
+          <w:p>
+            <w:pPr>
+              <w:pStyle w:val="Compact"/>
+              <w:jc w:val="left"/>
+            </w:pPr>
+            <w:r>
+              <w:t xml:space="preserve">2</w:t>
+            </w:r>
+          </w:p>
+        </w:tc>
+        <w:tc>
+          <w:tcPr/>
+          <w:p>
+            <w:pPr>
+              <w:pStyle w:val="Compact"/>
+              <w:jc w:val="left"/>
+            </w:pPr>
+            <w:r>
+              <w:t xml:space="preserve">238</w:t>
+            </w:r>
+          </w:p>
+        </w:tc>
+        <w:tc>
+          <w:tcPr/>
+          <w:p>
+            <w:pPr>
+              <w:pStyle w:val="Compact"/>
+              <w:jc w:val="left"/>
+            </w:pPr>
+            <w:r>
+              <w:t xml:space="preserve">6.5%</w:t>
+            </w:r>
+          </w:p>
+        </w:tc>
+        <w:tc>
+          <w:tcPr/>
+          <w:p>
+            <w:pPr>
+              <w:pStyle w:val="Compact"/>
+              <w:jc w:val="left"/>
+            </w:pPr>
+            <w:r>
+              <w:t xml:space="preserve">a clay jar or cooking pot</w:t>
+            </w:r>
+          </w:p>
+        </w:tc>
+      </w:tr>
+      <w:tr>
+        <w:tc>
+          <w:tcPr/>
+          <w:p>
+            <w:pPr>
+              <w:pStyle w:val="Compact"/>
+              <w:jc w:val="left"/>
+            </w:pPr>
+            <w:r>
+              <w:t xml:space="preserve">孤塗</w:t>
+            </w:r>
+          </w:p>
+        </w:tc>
+        <w:tc>
+          <w:tcPr/>
+          <w:p>
+            <w:pPr>
+              <w:pStyle w:val="Compact"/>
+              <w:jc w:val="left"/>
+            </w:pPr>
+            <w:r>
+              <w:t xml:space="preserve">Kutı</w:t>
+            </w:r>
+          </w:p>
+        </w:tc>
+        <w:tc>
+          <w:tcPr/>
+          <w:p>
+            <w:pPr>
+              <w:pStyle w:val="Compact"/>
+              <w:jc w:val="left"/>
+            </w:pPr>
+            <w:r>
+              <w:t xml:space="preserve">—</w:t>
+            </w:r>
+          </w:p>
+        </w:tc>
+        <w:tc>
+          <w:tcPr/>
+          <w:p>
+            <w:pPr>
+              <w:pStyle w:val="Compact"/>
+              <w:jc w:val="left"/>
+            </w:pPr>
+            <w:r>
+              <w:t xml:space="preserve">2</w:t>
+            </w:r>
+          </w:p>
+        </w:tc>
+        <w:tc>
+          <w:tcPr/>
+          <w:p>
+            <w:pPr>
+              <w:pStyle w:val="Compact"/>
+              <w:jc w:val="left"/>
+            </w:pPr>
+            <w:r>
+              <w:t xml:space="preserve">161</w:t>
+            </w:r>
+          </w:p>
+        </w:tc>
+        <w:tc>
+          <w:tcPr/>
+          <w:p>
+            <w:pPr>
+              <w:pStyle w:val="Compact"/>
+              <w:jc w:val="left"/>
+            </w:pPr>
+            <w:r>
+              <w:t xml:space="preserve">7.9%</w:t>
+            </w:r>
+          </w:p>
+        </w:tc>
+        <w:tc>
+          <w:tcPr/>
+          <w:p>
+            <w:pPr>
+              <w:pStyle w:val="Compact"/>
+              <w:jc w:val="left"/>
+            </w:pPr>
+            <w:r>
+              <w:t xml:space="preserve">the blessing of heaven, with the third-person possessive</w:t>
+            </w:r>
+          </w:p>
+        </w:tc>
+      </w:tr>
+      <w:tr>
+        <w:tc>
+          <w:tcPr/>
+          <w:p>
+            <w:pPr>
+              <w:pStyle w:val="Compact"/>
+              <w:jc w:val="left"/>
+            </w:pPr>
+            <w:r>
+              <w:t xml:space="preserve">撑犁</w:t>
+            </w:r>
+          </w:p>
+        </w:tc>
+        <w:tc>
+          <w:tcPr/>
+          <w:p>
+            <w:pPr>
+              <w:pStyle w:val="Compact"/>
+              <w:jc w:val="left"/>
+            </w:pPr>
+            <w:r>
+              <w:t xml:space="preserve">Tanrı</w:t>
+            </w:r>
+          </w:p>
+        </w:tc>
+        <w:tc>
+          <w:tcPr/>
+          <w:p>
+            <w:pPr>
+              <w:pStyle w:val="Compact"/>
+              <w:jc w:val="left"/>
+            </w:pPr>
+            <w:r>
+              <w:t xml:space="preserve">Taŋrı</w:t>
+            </w:r>
+          </w:p>
+        </w:tc>
+        <w:tc>
+          <w:tcPr/>
+          <w:p>
+            <w:pPr>
+              <w:pStyle w:val="Compact"/>
+              <w:jc w:val="left"/>
+            </w:pPr>
+            <w:r>
+              <w:t xml:space="preserve">2</w:t>
+            </w:r>
+          </w:p>
+        </w:tc>
+        <w:tc>
+          <w:tcPr/>
+          <w:p>
+            <w:pPr>
+              <w:pStyle w:val="Compact"/>
+              <w:jc w:val="left"/>
+            </w:pPr>
+            <w:r>
+              <w:t xml:space="preserve">157</w:t>
+            </w:r>
+          </w:p>
+        </w:tc>
+        <w:tc>
+          <w:tcPr/>
+          <w:p>
+            <w:pPr>
+              <w:pStyle w:val="Compact"/>
+              <w:jc w:val="left"/>
+            </w:pPr>
+            <w:r>
+              <w:t xml:space="preserve">8.0%</w:t>
+            </w:r>
+          </w:p>
+        </w:tc>
+        <w:tc>
+          <w:tcPr/>
+          <w:p>
+            <w:pPr>
+              <w:pStyle w:val="Compact"/>
+              <w:jc w:val="left"/>
+            </w:pPr>
+            <w:r>
+              <w:t xml:space="preserve">heaven, sky, god</w:t>
+            </w:r>
+          </w:p>
+        </w:tc>
+      </w:tr>
+      <w:tr>
+        <w:tc>
+          <w:tcPr/>
+          <w:p>
+            <w:pPr>
+              <w:pStyle w:val="Compact"/>
+              <w:jc w:val="left"/>
+            </w:pPr>
+            <w:r>
+              <w:t xml:space="preserve">攣鞮</w:t>
+            </w:r>
+          </w:p>
+        </w:tc>
+        <w:tc>
+          <w:tcPr/>
+          <w:p>
+            <w:pPr>
+              <w:pStyle w:val="Compact"/>
+              <w:jc w:val="left"/>
+            </w:pPr>
+            <w:r>
+              <w:t xml:space="preserve">-rındaş</w:t>
+            </w:r>
+          </w:p>
+        </w:tc>
+        <w:tc>
+          <w:tcPr/>
+          <w:p>
+            <w:pPr>
+              <w:pStyle w:val="Compact"/>
+              <w:jc w:val="left"/>
+            </w:pPr>
+            <w:r>
+              <w:t xml:space="preserve">—</w:t>
+            </w:r>
+          </w:p>
+        </w:tc>
+        <w:tc>
+          <w:tcPr/>
+          <w:p>
+            <w:pPr>
+              <w:pStyle w:val="Compact"/>
+              <w:jc w:val="left"/>
+            </w:pPr>
+            <w:r>
+              <w:t xml:space="preserve">2</w:t>
+            </w:r>
+          </w:p>
+        </w:tc>
+        <w:tc>
+          <w:tcPr/>
+          <w:p>
+            <w:pPr>
+              <w:pStyle w:val="Compact"/>
+              <w:jc w:val="left"/>
+            </w:pPr>
+            <w:r>
+              <w:t xml:space="preserve">144</w:t>
+            </w:r>
+          </w:p>
+        </w:tc>
+        <w:tc>
+          <w:tcPr/>
+          <w:p>
+            <w:pPr>
+              <w:pStyle w:val="Compact"/>
+              <w:jc w:val="left"/>
+            </w:pPr>
+            <w:r>
+              <w:t xml:space="preserve">8.3%</w:t>
+            </w:r>
+          </w:p>
+        </w:tc>
+        <w:tc>
+          <w:tcPr/>
+          <w:p>
+            <w:pPr>
+              <w:pStyle w:val="Compact"/>
+              <w:jc w:val="left"/>
+            </w:pPr>
+            <w:r>
+              <w:t xml:space="preserve">the last two syllables of Karındaş, the first lost</w:t>
+            </w:r>
+          </w:p>
+        </w:tc>
+      </w:tr>
+      <w:tr>
+        <w:tc>
+          <w:tcPr/>
+          <w:p>
+            <w:pPr>
+              <w:pStyle w:val="Compact"/>
+              <w:jc w:val="left"/>
+            </w:pPr>
+            <w:r>
+              <w:t xml:space="preserve">呴犁湖</w:t>
+            </w:r>
+          </w:p>
+        </w:tc>
+        <w:tc>
+          <w:tcPr/>
+          <w:p>
+            <w:pPr>
+              <w:pStyle w:val="Compact"/>
+              <w:jc w:val="left"/>
+            </w:pPr>
+            <w:r>
+              <w:t xml:space="preserve">Kalık</w:t>
+            </w:r>
+          </w:p>
+        </w:tc>
+        <w:tc>
+          <w:tcPr/>
+          <w:p>
+            <w:pPr>
+              <w:pStyle w:val="Compact"/>
+              <w:jc w:val="left"/>
+            </w:pPr>
+            <w:r>
+              <w:t xml:space="preserve">—</w:t>
+            </w:r>
+          </w:p>
+        </w:tc>
+        <w:tc>
+          <w:tcPr/>
+          <w:p>
+            <w:pPr>
+              <w:pStyle w:val="Compact"/>
+              <w:jc w:val="left"/>
+            </w:pPr>
+            <w:r>
+              <w:t xml:space="preserve">3</w:t>
+            </w:r>
+          </w:p>
+        </w:tc>
+        <w:tc>
+          <w:tcPr/>
+          <w:p>
+            <w:pPr>
+              <w:pStyle w:val="Compact"/>
+              <w:jc w:val="left"/>
+            </w:pPr>
+            <w:r>
+              <w:t xml:space="preserve">1,696</w:t>
+            </w:r>
+          </w:p>
+        </w:tc>
+        <w:tc>
+          <w:tcPr/>
+          <w:p>
+            <w:pPr>
+              <w:pStyle w:val="Compact"/>
+              <w:jc w:val="left"/>
+            </w:pPr>
+            <w:r>
+              <w:t xml:space="preserve">8.4%</w:t>
+            </w:r>
+          </w:p>
+        </w:tc>
+        <w:tc>
+          <w:tcPr/>
+          <w:p>
+            <w:pPr>
+              <w:pStyle w:val="Compact"/>
+              <w:jc w:val="left"/>
+            </w:pPr>
+            <w:r>
+              <w:t xml:space="preserve">sky, heaven</w:t>
+            </w:r>
+          </w:p>
+        </w:tc>
+      </w:tr>
+      <w:tr>
+        <w:tc>
+          <w:tcPr/>
+          <w:p>
+            <w:pPr>
+              <w:pStyle w:val="Compact"/>
+              <w:jc w:val="left"/>
+            </w:pPr>
+            <w:r>
+              <w:t xml:space="preserve">烏珠留若鞮</w:t>
+            </w:r>
+          </w:p>
+        </w:tc>
+        <w:tc>
+          <w:tcPr/>
+          <w:p>
+            <w:pPr>
+              <w:pStyle w:val="Compact"/>
+              <w:jc w:val="left"/>
+            </w:pPr>
+            <w:r>
+              <w:t xml:space="preserve">Çal İnakt</w:t>
+            </w:r>
+          </w:p>
+        </w:tc>
+        <w:tc>
+          <w:tcPr/>
+          <w:p>
+            <w:pPr>
+              <w:pStyle w:val="Compact"/>
+              <w:jc w:val="left"/>
+            </w:pPr>
+            <w:r>
+              <w:t xml:space="preserve">Çal</w:t>
+            </w:r>
+          </w:p>
+        </w:tc>
+        <w:tc>
+          <w:tcPr/>
+          <w:p>
+            <w:pPr>
+              <w:pStyle w:val="Compact"/>
+              <w:jc w:val="left"/>
+            </w:pPr>
+            <w:r>
+              <w:t xml:space="preserve">3</w:t>
+            </w:r>
+          </w:p>
+        </w:tc>
+        <w:tc>
+          <w:tcPr/>
+          <w:p>
+            <w:pPr>
+              <w:pStyle w:val="Compact"/>
+              <w:jc w:val="left"/>
+            </w:pPr>
+            <w:r>
+              <w:t xml:space="preserve">1,139</w:t>
+            </w:r>
+          </w:p>
+        </w:tc>
+        <w:tc>
+          <w:tcPr/>
+          <w:p>
+            <w:pPr>
+              <w:pStyle w:val="Compact"/>
+              <w:jc w:val="left"/>
+            </w:pPr>
+            <w:r>
+              <w:t xml:space="preserve">9.6%</w:t>
+            </w:r>
+          </w:p>
+        </w:tc>
+        <w:tc>
+          <w:tcPr/>
+          <w:p>
+            <w:pPr>
+              <w:pStyle w:val="Compact"/>
+              <w:jc w:val="left"/>
+            </w:pPr>
+            <w:r>
+              <w:t xml:space="preserve">the grey or dappled one, of the İnakt</w:t>
+            </w:r>
+          </w:p>
+        </w:tc>
+      </w:tr>
+      <w:tr>
+        <w:tc>
+          <w:tcPr/>
+          <w:p>
+            <w:pPr>
+              <w:pStyle w:val="Compact"/>
+              <w:jc w:val="left"/>
+            </w:pPr>
+            <w:r>
+              <w:t xml:space="preserve">甌脫</w:t>
+            </w:r>
+          </w:p>
+        </w:tc>
+        <w:tc>
+          <w:tcPr/>
+          <w:p>
+            <w:pPr>
+              <w:pStyle w:val="Compact"/>
+              <w:jc w:val="left"/>
+            </w:pPr>
+            <w:r>
+              <w:t xml:space="preserve">Otag</w:t>
+            </w:r>
+          </w:p>
+        </w:tc>
+        <w:tc>
+          <w:tcPr/>
+          <w:p>
+            <w:pPr>
+              <w:pStyle w:val="Compact"/>
+              <w:jc w:val="left"/>
+            </w:pPr>
+            <w:r>
+              <w:t xml:space="preserve">—</w:t>
+            </w:r>
+          </w:p>
+        </w:tc>
+        <w:tc>
+          <w:tcPr/>
+          <w:p>
+            <w:pPr>
+              <w:pStyle w:val="Compact"/>
+              <w:jc w:val="left"/>
+            </w:pPr>
+            <w:r>
+              <w:t xml:space="preserve">2</w:t>
+            </w:r>
+          </w:p>
+        </w:tc>
+        <w:tc>
+          <w:tcPr/>
+          <w:p>
+            <w:pPr>
+              <w:pStyle w:val="Compact"/>
+              <w:jc w:val="left"/>
+            </w:pPr>
+            <w:r>
+              <w:t xml:space="preserve">73</w:t>
+            </w:r>
+          </w:p>
+        </w:tc>
+        <w:tc>
+          <w:tcPr/>
+          <w:p>
+            <w:pPr>
+              <w:pStyle w:val="Compact"/>
+              <w:jc w:val="left"/>
+            </w:pPr>
+            <w:r>
+              <w:t xml:space="preserve">11.7%</w:t>
+            </w:r>
+          </w:p>
+        </w:tc>
+        <w:tc>
+          <w:tcPr/>
+          <w:p>
+            <w:pPr>
+              <w:pStyle w:val="Compact"/>
+              <w:jc w:val="left"/>
+            </w:pPr>
+            <w:r>
+              <w:t xml:space="preserve">a tent or shelter, hence a frontier post</w:t>
+            </w:r>
+          </w:p>
+        </w:tc>
+      </w:tr>
+      <w:tr>
+        <w:tc>
+          <w:tcPr/>
+          <w:p>
+            <w:pPr>
+              <w:pStyle w:val="Compact"/>
+              <w:jc w:val="left"/>
+            </w:pPr>
+            <w:r>
+              <w:t xml:space="preserve">骨都侯</w:t>
+            </w:r>
+          </w:p>
+        </w:tc>
+        <w:tc>
+          <w:tcPr/>
+          <w:p>
+            <w:pPr>
+              <w:pStyle w:val="Compact"/>
+              <w:jc w:val="left"/>
+            </w:pPr>
+            <w:r>
+              <w:t xml:space="preserve">Kutak</w:t>
+            </w:r>
+          </w:p>
+        </w:tc>
+        <w:tc>
+          <w:tcPr/>
+          <w:p>
+            <w:pPr>
+              <w:pStyle w:val="Compact"/>
+              <w:jc w:val="left"/>
+            </w:pPr>
+            <w:r>
+              <w:t xml:space="preserve">—</w:t>
+            </w:r>
+          </w:p>
+        </w:tc>
+        <w:tc>
+          <w:tcPr/>
+          <w:p>
+            <w:pPr>
+              <w:pStyle w:val="Compact"/>
+              <w:jc w:val="left"/>
+            </w:pPr>
+            <w:r>
+              <w:t xml:space="preserve">3</w:t>
+            </w:r>
+          </w:p>
+        </w:tc>
+        <w:tc>
+          <w:tcPr/>
+          <w:p>
+            <w:pPr>
+              <w:pStyle w:val="Compact"/>
+              <w:jc w:val="left"/>
+            </w:pPr>
+            <w:r>
+              <w:t xml:space="preserve">567</w:t>
+            </w:r>
+          </w:p>
+        </w:tc>
+        <w:tc>
+          <w:tcPr/>
+          <w:p>
+            <w:pPr>
+              <w:pStyle w:val="Compact"/>
+              <w:jc w:val="left"/>
+            </w:pPr>
+            <w:r>
+              <w:t xml:space="preserve">12.1%</w:t>
+            </w:r>
+          </w:p>
+        </w:tc>
+        <w:tc>
+          <w:tcPr/>
+          <w:p>
+            <w:pPr>
+              <w:pStyle w:val="Compact"/>
+              <w:jc w:val="left"/>
+            </w:pPr>
+            <w:r>
+              <w:t xml:space="preserve">the blessed one</w:t>
+            </w:r>
+          </w:p>
+        </w:tc>
+      </w:tr>
+      <w:tr>
+        <w:tc>
+          <w:tcPr/>
+          <w:p>
+            <w:pPr>
+              <w:pStyle w:val="Compact"/>
+              <w:jc w:val="left"/>
+            </w:pPr>
+            <w:r>
+              <w:t xml:space="preserve">呼都而尸道皋若鞮</w:t>
+            </w:r>
+          </w:p>
+        </w:tc>
+        <w:tc>
+          <w:tcPr/>
+          <w:p>
+            <w:pPr>
+              <w:pStyle w:val="Compact"/>
+              <w:jc w:val="left"/>
+            </w:pPr>
+            <w:r>
+              <w:t xml:space="preserve">Kartay Bedük İnakt</w:t>
+            </w:r>
+          </w:p>
+        </w:tc>
+        <w:tc>
+          <w:tcPr/>
+          <w:p>
+            <w:pPr>
+              <w:pStyle w:val="Compact"/>
+              <w:jc w:val="left"/>
+            </w:pPr>
+            <w:r>
+              <w:t xml:space="preserve">Kartay Bedük</w:t>
+            </w:r>
+          </w:p>
+        </w:tc>
+        <w:tc>
+          <w:tcPr/>
+          <w:p>
+            <w:pPr>
+              <w:pStyle w:val="Compact"/>
+              <w:jc w:val="left"/>
+            </w:pPr>
+            <w:r>
+              <w:t xml:space="preserve">6</w:t>
+            </w:r>
+          </w:p>
+        </w:tc>
+        <w:tc>
+          <w:tcPr/>
+          <w:p>
+            <w:pPr>
+              <w:pStyle w:val="Compact"/>
+              <w:jc w:val="left"/>
+            </w:pPr>
+            <w:r>
+              <w:t xml:space="preserve">243,285</w:t>
+            </w:r>
+          </w:p>
+        </w:tc>
+        <w:tc>
+          <w:tcPr/>
+          <w:p>
+            <w:pPr>
+              <w:pStyle w:val="Compact"/>
+              <w:jc w:val="left"/>
+            </w:pPr>
+            <w:r>
+              <w:t xml:space="preserve">12.7%</w:t>
+            </w:r>
+          </w:p>
+        </w:tc>
+        <w:tc>
+          <w:tcPr/>
+          <w:p>
+            <w:pPr>
+              <w:pStyle w:val="Compact"/>
+              <w:jc w:val="left"/>
+            </w:pPr>
+            <w:r>
+              <w:t xml:space="preserve">the great elder, with the title</w:t>
+            </w:r>
+          </w:p>
+        </w:tc>
+      </w:tr>
+      <w:tr>
+        <w:tc>
+          <w:tcPr/>
+          <w:p>
+            <w:pPr>
+              <w:pStyle w:val="Compact"/>
+              <w:jc w:val="left"/>
+            </w:pPr>
+            <w:r>
+              <w:t xml:space="preserve">壺衍鞮</w:t>
+            </w:r>
+          </w:p>
+        </w:tc>
+        <w:tc>
+          <w:tcPr/>
+          <w:p>
+            <w:pPr>
+              <w:pStyle w:val="Compact"/>
+              <w:jc w:val="left"/>
+            </w:pPr>
+            <w:r>
+              <w:t xml:space="preserve">Kayantı</w:t>
+            </w:r>
+          </w:p>
+        </w:tc>
+        <w:tc>
+          <w:tcPr/>
+          <w:p>
+            <w:pPr>
+              <w:pStyle w:val="Compact"/>
+              <w:jc w:val="left"/>
+            </w:pPr>
+            <w:r>
+              <w:t xml:space="preserve">—</w:t>
+            </w:r>
+          </w:p>
+        </w:tc>
+        <w:tc>
+          <w:tcPr/>
+          <w:p>
+            <w:pPr>
+              <w:pStyle w:val="Compact"/>
+              <w:jc w:val="left"/>
+            </w:pPr>
+            <w:r>
+              <w:t xml:space="preserve">3</w:t>
+            </w:r>
+          </w:p>
+        </w:tc>
+        <w:tc>
+          <w:tcPr/>
+          <w:p>
+            <w:pPr>
+              <w:pStyle w:val="Compact"/>
+              <w:jc w:val="left"/>
+            </w:pPr>
+            <w:r>
+              <w:t xml:space="preserve">345</w:t>
+            </w:r>
+          </w:p>
+        </w:tc>
+        <w:tc>
+          <w:tcPr/>
+          <w:p>
+            <w:pPr>
+              <w:pStyle w:val="Compact"/>
+              <w:jc w:val="left"/>
+            </w:pPr>
+            <w:r>
+              <w:t xml:space="preserve">14.3%</w:t>
+            </w:r>
+          </w:p>
+        </w:tc>
+        <w:tc>
+          <w:tcPr/>
+          <w:p>
+            <w:pPr>
+              <w:pStyle w:val="Compact"/>
+              <w:jc w:val="left"/>
+            </w:pPr>
+            <w:r>
+              <w:t xml:space="preserve">avalanche</w:t>
+            </w:r>
+          </w:p>
+        </w:tc>
+      </w:tr>
+      <w:tr>
+        <w:tc>
+          <w:tcPr/>
+          <w:p>
+            <w:pPr>
+              <w:pStyle w:val="Compact"/>
+              <w:jc w:val="left"/>
+            </w:pPr>
+            <w:r>
+              <w:t xml:space="preserve">當戶</w:t>
+            </w:r>
+          </w:p>
+        </w:tc>
+        <w:tc>
+          <w:tcPr/>
+          <w:p>
+            <w:pPr>
+              <w:pStyle w:val="Compact"/>
+              <w:jc w:val="left"/>
+            </w:pPr>
+            <w:r>
+              <w:t xml:space="preserve">Tamga</w:t>
+            </w:r>
+          </w:p>
+        </w:tc>
+        <w:tc>
+          <w:tcPr/>
+          <w:p>
+            <w:pPr>
+              <w:pStyle w:val="Compact"/>
+              <w:jc w:val="left"/>
+            </w:pPr>
+            <w:r>
+              <w:t xml:space="preserve">—</w:t>
+            </w:r>
+          </w:p>
+        </w:tc>
+        <w:tc>
+          <w:tcPr/>
+          <w:p>
+            <w:pPr>
+              <w:pStyle w:val="Compact"/>
+              <w:jc w:val="left"/>
+            </w:pPr>
+            <w:r>
+              <w:t xml:space="preserve">2</w:t>
+            </w:r>
+          </w:p>
+        </w:tc>
+        <w:tc>
+          <w:tcPr/>
+          <w:p>
+            <w:pPr>
+              <w:pStyle w:val="Compact"/>
+              <w:jc w:val="left"/>
+            </w:pPr>
+            <w:r>
+              <w:t xml:space="preserve">47</w:t>
+            </w:r>
+          </w:p>
+        </w:tc>
+        <w:tc>
+          <w:tcPr/>
+          <w:p>
+            <w:pPr>
+              <w:pStyle w:val="Compact"/>
+              <w:jc w:val="left"/>
+            </w:pPr>
+            <w:r>
+              <w:t xml:space="preserve">14.6%</w:t>
+            </w:r>
+          </w:p>
+        </w:tc>
+        <w:tc>
+          <w:tcPr/>
+          <w:p>
+            <w:pPr>
+              <w:pStyle w:val="Compact"/>
+              <w:jc w:val="left"/>
+            </w:pPr>
+            <w:r>
+              <w:t xml:space="preserve">the ruler’s seal, and the officer who keeps it</w:t>
+            </w:r>
+          </w:p>
+        </w:tc>
+      </w:tr>
+      <w:tr>
+        <w:tc>
+          <w:tcPr/>
+          <w:p>
+            <w:pPr>
+              <w:pStyle w:val="Compact"/>
+              <w:jc w:val="left"/>
+            </w:pPr>
+            <w:r>
+              <w:t xml:space="preserve">胡祿</w:t>
+            </w:r>
+          </w:p>
+        </w:tc>
+        <w:tc>
+          <w:tcPr/>
+          <w:p>
+            <w:pPr>
+              <w:pStyle w:val="Compact"/>
+              <w:jc w:val="left"/>
+            </w:pPr>
+            <w:r>
+              <w:t xml:space="preserve">Külüg</w:t>
+            </w:r>
+          </w:p>
+        </w:tc>
+        <w:tc>
+          <w:tcPr/>
+          <w:p>
+            <w:pPr>
+              <w:pStyle w:val="Compact"/>
+              <w:jc w:val="left"/>
+            </w:pPr>
+            <w:r>
+              <w:t xml:space="preserve">—</w:t>
+            </w:r>
+          </w:p>
+        </w:tc>
+        <w:tc>
+          <w:tcPr/>
+          <w:p>
+            <w:pPr>
+              <w:pStyle w:val="Compact"/>
+              <w:jc w:val="left"/>
+            </w:pPr>
+            <w:r>
+              <w:t xml:space="preserve">2</w:t>
+            </w:r>
+          </w:p>
+        </w:tc>
+        <w:tc>
+          <w:tcPr/>
+          <w:p>
+            <w:pPr>
+              <w:pStyle w:val="Compact"/>
+              <w:jc w:val="left"/>
+            </w:pPr>
+            <w:r>
+              <w:t xml:space="preserve">42</w:t>
+            </w:r>
+          </w:p>
+        </w:tc>
+        <w:tc>
+          <w:tcPr/>
+          <w:p>
+            <w:pPr>
+              <w:pStyle w:val="Compact"/>
+              <w:jc w:val="left"/>
+            </w:pPr>
+            <w:r>
+              <w:t xml:space="preserve">15.5%</w:t>
+            </w:r>
+          </w:p>
+        </w:tc>
+        <w:tc>
+          <w:tcPr/>
+          <w:p>
+            <w:pPr>
+              <w:pStyle w:val="Compact"/>
+              <w:jc w:val="left"/>
+            </w:pPr>
+            <w:r>
+              <w:t xml:space="preserve">famous, renowned</w:t>
+            </w:r>
+          </w:p>
+        </w:tc>
+      </w:tr>
+      <w:tr>
+        <w:tc>
+          <w:tcPr/>
+          <w:p>
+            <w:pPr>
+              <w:pStyle w:val="Compact"/>
+              <w:jc w:val="left"/>
+            </w:pPr>
+            <w:r>
+              <w:t xml:space="preserve">握衍朐鞮</w:t>
+            </w:r>
+          </w:p>
+        </w:tc>
+        <w:tc>
+          <w:tcPr/>
+          <w:p>
+            <w:pPr>
+              <w:pStyle w:val="Compact"/>
+              <w:jc w:val="left"/>
+            </w:pPr>
+            <w:r>
+              <w:t xml:space="preserve">Okyan Kutı</w:t>
+            </w:r>
+          </w:p>
+        </w:tc>
+        <w:tc>
+          <w:tcPr/>
+          <w:p>
+            <w:pPr>
+              <w:pStyle w:val="Compact"/>
+              <w:jc w:val="left"/>
+            </w:pPr>
+            <w:r>
+              <w:t xml:space="preserve">—</w:t>
+            </w:r>
+          </w:p>
+        </w:tc>
+        <w:tc>
+          <w:tcPr/>
+          <w:p>
+            <w:pPr>
+              <w:pStyle w:val="Compact"/>
+              <w:jc w:val="left"/>
+            </w:pPr>
+            <w:r>
+              <w:t xml:space="preserve">4</w:t>
+            </w:r>
+          </w:p>
+        </w:tc>
+        <w:tc>
+          <w:tcPr/>
+          <w:p>
+            <w:pPr>
+              <w:pStyle w:val="Compact"/>
+              <w:jc w:val="left"/>
+            </w:pPr>
+            <w:r>
+              <w:t xml:space="preserve">1,252</w:t>
+            </w:r>
+          </w:p>
+        </w:tc>
+        <w:tc>
+          <w:tcPr/>
+          <w:p>
+            <w:pPr>
+              <w:pStyle w:val="Compact"/>
+              <w:jc w:val="left"/>
+            </w:pPr>
+            <w:r>
+              <w:t xml:space="preserve">16.8%</w:t>
+            </w:r>
+          </w:p>
+        </w:tc>
+        <w:tc>
+          <w:tcPr/>
+          <w:p>
+            <w:pPr>
+              <w:pStyle w:val="Compact"/>
+              <w:jc w:val="left"/>
+            </w:pPr>
+            <w:r>
+              <w:t xml:space="preserve">the fortune of the arrow flank</w:t>
+            </w:r>
+          </w:p>
+        </w:tc>
+      </w:tr>
+      <w:tr>
+        <w:tc>
+          <w:tcPr/>
+          <w:p>
+            <w:pPr>
+              <w:pStyle w:val="Compact"/>
+              <w:jc w:val="left"/>
+            </w:pPr>
+            <w:r>
+              <w:t xml:space="preserve">虛閭權渠</w:t>
+            </w:r>
+          </w:p>
+        </w:tc>
+        <w:tc>
+          <w:tcPr/>
+          <w:p>
+            <w:pPr>
+              <w:pStyle w:val="Compact"/>
+              <w:jc w:val="left"/>
+            </w:pPr>
+            <w:r>
+              <w:t xml:space="preserve">Kalkan</w:t>
+            </w:r>
+          </w:p>
+        </w:tc>
+        <w:tc>
+          <w:tcPr/>
+          <w:p>
+            <w:pPr>
+              <w:pStyle w:val="Compact"/>
+              <w:jc w:val="left"/>
+            </w:pPr>
+            <w:r>
+              <w:t xml:space="preserve">—</w:t>
+            </w:r>
+          </w:p>
+        </w:tc>
+        <w:tc>
+          <w:tcPr/>
+          <w:p>
+            <w:pPr>
+              <w:pStyle w:val="Compact"/>
+              <w:jc w:val="left"/>
+            </w:pPr>
+            <w:r>
+              <w:t xml:space="preserve">4</w:t>
+            </w:r>
+          </w:p>
+        </w:tc>
+        <w:tc>
+          <w:tcPr/>
+          <w:p>
+            <w:pPr>
+              <w:pStyle w:val="Compact"/>
+              <w:jc w:val="left"/>
+            </w:pPr>
+            <w:r>
+              <w:t xml:space="preserve">1,164</w:t>
+            </w:r>
+          </w:p>
+        </w:tc>
+        <w:tc>
+          <w:tcPr/>
+          <w:p>
+            <w:pPr>
+              <w:pStyle w:val="Compact"/>
+              <w:jc w:val="left"/>
+            </w:pPr>
+            <w:r>
+              <w:t xml:space="preserve">17.1%</w:t>
+            </w:r>
+          </w:p>
+        </w:tc>
+        <w:tc>
+          <w:tcPr/>
+          <w:p>
+            <w:pPr>
+              <w:pStyle w:val="Compact"/>
+              <w:jc w:val="left"/>
+            </w:pPr>
+            <w:r>
+              <w:t xml:space="preserve">shield</w:t>
+            </w:r>
+          </w:p>
+        </w:tc>
+      </w:tr>
+      <w:tr>
+        <w:tc>
+          <w:tcPr/>
+          <w:p>
+            <w:pPr>
+              <w:pStyle w:val="Compact"/>
+              <w:jc w:val="left"/>
+            </w:pPr>
+            <w:r>
+              <w:t xml:space="preserve">狐鹿姑</w:t>
+            </w:r>
+          </w:p>
+        </w:tc>
+        <w:tc>
+          <w:tcPr/>
+          <w:p>
+            <w:pPr>
+              <w:pStyle w:val="Compact"/>
+              <w:jc w:val="left"/>
+            </w:pPr>
+            <w:r>
+              <w:t xml:space="preserve">Kurluga</w:t>
+            </w:r>
+          </w:p>
+        </w:tc>
+        <w:tc>
+          <w:tcPr/>
+          <w:p>
+            <w:pPr>
+              <w:pStyle w:val="Compact"/>
+              <w:jc w:val="left"/>
+            </w:pPr>
+            <w:r>
+              <w:t xml:space="preserve">—</w:t>
+            </w:r>
+          </w:p>
+        </w:tc>
+        <w:tc>
+          <w:tcPr/>
+          <w:p>
+            <w:pPr>
+              <w:pStyle w:val="Compact"/>
+              <w:jc w:val="left"/>
+            </w:pPr>
+            <w:r>
+              <w:t xml:space="preserve">3</w:t>
+            </w:r>
+          </w:p>
+        </w:tc>
+        <w:tc>
+          <w:tcPr/>
+          <w:p>
+            <w:pPr>
+              <w:pStyle w:val="Compact"/>
+              <w:jc w:val="left"/>
+            </w:pPr>
+            <w:r>
+              <w:t xml:space="preserve">128</w:t>
+            </w:r>
+          </w:p>
+        </w:tc>
+        <w:tc>
+          <w:tcPr/>
+          <w:p>
+            <w:pPr>
+              <w:pStyle w:val="Compact"/>
+              <w:jc w:val="left"/>
+            </w:pPr>
+            <w:r>
+              <w:t xml:space="preserve">19.8%</w:t>
+            </w:r>
+          </w:p>
+        </w:tc>
+        <w:tc>
+          <w:tcPr/>
+          <w:p>
+            <w:pPr>
+              <w:pStyle w:val="Compact"/>
+              <w:jc w:val="left"/>
+            </w:pPr>
+            <w:r>
+              <w:t xml:space="preserve">the binder, the encloser</w:t>
+            </w:r>
+          </w:p>
+        </w:tc>
+      </w:tr>
+      <w:tr>
+        <w:tc>
+          <w:tcPr/>
+          <w:p>
+            <w:pPr>
+              <w:pStyle w:val="Compact"/>
+              <w:jc w:val="left"/>
+            </w:pPr>
+            <w:r>
+              <w:t xml:space="preserve">復株累若鞮</w:t>
+            </w:r>
+          </w:p>
+        </w:tc>
+        <w:tc>
+          <w:tcPr/>
+          <w:p>
+            <w:pPr>
+              <w:pStyle w:val="Compact"/>
+              <w:jc w:val="left"/>
+            </w:pPr>
+            <w:r>
+              <w:t xml:space="preserve">Büktel İnakt</w:t>
+            </w:r>
+          </w:p>
+        </w:tc>
+        <w:tc>
+          <w:tcPr/>
+          <w:p>
+            <w:pPr>
+              <w:pStyle w:val="Compact"/>
+              <w:jc w:val="left"/>
+            </w:pPr>
+            <w:r>
+              <w:t xml:space="preserve">Büktel</w:t>
+            </w:r>
+          </w:p>
+        </w:tc>
+        <w:tc>
+          <w:tcPr/>
+          <w:p>
+            <w:pPr>
+              <w:pStyle w:val="Compact"/>
+              <w:jc w:val="left"/>
+            </w:pPr>
+            <w:r>
+              <w:t xml:space="preserve">3</w:t>
+            </w:r>
+          </w:p>
+        </w:tc>
+        <w:tc>
+          <w:tcPr/>
+          <w:p>
+            <w:pPr>
+              <w:pStyle w:val="Compact"/>
+              <w:jc w:val="left"/>
+            </w:pPr>
+            <w:r>
+              <w:t xml:space="preserve">114</w:t>
+            </w:r>
+          </w:p>
+        </w:tc>
+        <w:tc>
+          <w:tcPr/>
+          <w:p>
+            <w:pPr>
+              <w:pStyle w:val="Compact"/>
+              <w:jc w:val="left"/>
+            </w:pPr>
+            <w:r>
+              <w:t xml:space="preserve">20.6%</w:t>
+            </w:r>
+          </w:p>
+        </w:tc>
+        <w:tc>
+          <w:tcPr/>
+          <w:p>
+            <w:pPr>
+              <w:pStyle w:val="Compact"/>
+              <w:jc w:val="left"/>
+            </w:pPr>
+            <w:r>
+              <w:t xml:space="preserve">Büktel, of the İnakt</w:t>
+            </w:r>
+          </w:p>
+        </w:tc>
+      </w:tr>
+      <w:tr>
+        <w:tc>
+          <w:tcPr/>
+          <w:p>
+            <w:pPr>
+              <w:pStyle w:val="Compact"/>
+              <w:jc w:val="left"/>
+            </w:pPr>
+            <w:r>
+              <w:t xml:space="preserve">匈奴</w:t>
+            </w:r>
+          </w:p>
+        </w:tc>
+        <w:tc>
+          <w:tcPr/>
+          <w:p>
+            <w:pPr>
+              <w:pStyle w:val="Compact"/>
+              <w:jc w:val="left"/>
+            </w:pPr>
+            <w:r>
+              <w:t xml:space="preserve">Hung</w:t>
+            </w:r>
+          </w:p>
+        </w:tc>
+        <w:tc>
+          <w:tcPr/>
+          <w:p>
+            <w:pPr>
+              <w:pStyle w:val="Compact"/>
+              <w:jc w:val="left"/>
+            </w:pPr>
+            <w:r>
+              <w:t xml:space="preserve">Huŋ</w:t>
+            </w:r>
+          </w:p>
+        </w:tc>
+        <w:tc>
+          <w:tcPr/>
+          <w:p>
+            <w:pPr>
+              <w:pStyle w:val="Compact"/>
+              <w:jc w:val="left"/>
+            </w:pPr>
+            <w:r>
+              <w:t xml:space="preserve">2</w:t>
+            </w:r>
+          </w:p>
+        </w:tc>
+        <w:tc>
+          <w:tcPr/>
+          <w:p>
+            <w:pPr>
+              <w:pStyle w:val="Compact"/>
+              <w:jc w:val="left"/>
+            </w:pPr>
+            <w:r>
+              <w:t xml:space="preserve">23</w:t>
+            </w:r>
+          </w:p>
+        </w:tc>
+        <w:tc>
+          <w:tcPr/>
+          <w:p>
+            <w:pPr>
+              <w:pStyle w:val="Compact"/>
+              <w:jc w:val="left"/>
+            </w:pPr>
+            <w:r>
+              <w:t xml:space="preserve">20.8%</w:t>
+            </w:r>
+          </w:p>
+        </w:tc>
+        <w:tc>
+          <w:tcPr/>
+          <w:p>
+            <w:pPr>
+              <w:pStyle w:val="Compact"/>
+              <w:jc w:val="left"/>
+            </w:pPr>
+            <w:r>
+              <w:t xml:space="preserve">the ethnonym, from the first character alone</w:t>
+            </w:r>
+          </w:p>
+        </w:tc>
+      </w:tr>
+      <w:tr>
+        <w:tc>
+          <w:tcPr/>
+          <w:p>
+            <w:pPr>
+              <w:pStyle w:val="Compact"/>
+              <w:jc w:val="left"/>
+            </w:pPr>
+            <w:r>
+              <w:t xml:space="preserve">車牙若鞮</w:t>
+            </w:r>
+          </w:p>
+        </w:tc>
+        <w:tc>
+          <w:tcPr/>
+          <w:p>
+            <w:pPr>
+              <w:pStyle w:val="Compact"/>
+              <w:jc w:val="left"/>
+            </w:pPr>
+            <w:r>
+              <w:t xml:space="preserve">Tunga İnakt</w:t>
+            </w:r>
+          </w:p>
+        </w:tc>
+        <w:tc>
+          <w:tcPr/>
+          <w:p>
+            <w:pPr>
+              <w:pStyle w:val="Compact"/>
+              <w:jc w:val="left"/>
+            </w:pPr>
+            <w:r>
+              <w:t xml:space="preserve">Tuŋa</w:t>
+            </w:r>
+          </w:p>
+        </w:tc>
+        <w:tc>
+          <w:tcPr/>
+          <w:p>
+            <w:pPr>
+              <w:pStyle w:val="Compact"/>
+              <w:jc w:val="left"/>
+            </w:pPr>
+            <w:r>
+              <w:t xml:space="preserve">2</w:t>
+            </w:r>
+          </w:p>
+        </w:tc>
+        <w:tc>
+          <w:tcPr/>
+          <w:p>
+            <w:pPr>
+              <w:pStyle w:val="Compact"/>
+              <w:jc w:val="left"/>
+            </w:pPr>
+            <w:r>
+              <w:t xml:space="preserve">22</w:t>
+            </w:r>
+          </w:p>
+        </w:tc>
+        <w:tc>
+          <w:tcPr/>
+          <w:p>
+            <w:pPr>
+              <w:pStyle w:val="Compact"/>
+              <w:jc w:val="left"/>
+            </w:pPr>
+            <w:r>
+              <w:t xml:space="preserve">21.2%</w:t>
+            </w:r>
+          </w:p>
+        </w:tc>
+        <w:tc>
+          <w:tcPr/>
+          <w:p>
+            <w:pPr>
+              <w:pStyle w:val="Compact"/>
+              <w:jc w:val="left"/>
+            </w:pPr>
+            <w:r>
+              <w:t xml:space="preserve">the tiger, or the hero, of the İnakt</w:t>
+            </w:r>
+          </w:p>
+        </w:tc>
+      </w:tr>
+      <w:tr>
+        <w:tc>
+          <w:tcPr/>
+          <w:p>
+            <w:pPr>
+              <w:pStyle w:val="Compact"/>
+              <w:jc w:val="left"/>
+            </w:pPr>
+            <w:r>
+              <w:t xml:space="preserve">烏維</w:t>
+            </w:r>
+          </w:p>
+        </w:tc>
+        <w:tc>
+          <w:tcPr/>
+          <w:p>
+            <w:pPr>
+              <w:pStyle w:val="Compact"/>
+              <w:jc w:val="left"/>
+            </w:pPr>
+            <w:r>
+              <w:t xml:space="preserve">Abı</w:t>
+            </w:r>
+          </w:p>
+        </w:tc>
+        <w:tc>
+          <w:tcPr/>
+          <w:p>
+            <w:pPr>
+              <w:pStyle w:val="Compact"/>
+              <w:jc w:val="left"/>
+            </w:pPr>
+            <w:r>
+              <w:t xml:space="preserve">—</w:t>
+            </w:r>
+          </w:p>
+        </w:tc>
+        <w:tc>
+          <w:tcPr/>
+          <w:p>
+            <w:pPr>
+              <w:pStyle w:val="Compact"/>
+              <w:jc w:val="left"/>
+            </w:pPr>
+            <w:r>
+              <w:t xml:space="preserve">2</w:t>
+            </w:r>
+          </w:p>
+        </w:tc>
+        <w:tc>
+          <w:tcPr/>
+          <w:p>
+            <w:pPr>
+              <w:pStyle w:val="Compact"/>
+              <w:jc w:val="left"/>
+            </w:pPr>
+            <w:r>
+              <w:t xml:space="preserve">17</w:t>
+            </w:r>
+          </w:p>
+        </w:tc>
+        <w:tc>
+          <w:tcPr/>
+          <w:p>
+            <w:pPr>
+              <w:pStyle w:val="Compact"/>
+              <w:jc w:val="left"/>
+            </w:pPr>
+            <w:r>
+              <w:t xml:space="preserve">24.2%</w:t>
+            </w:r>
+          </w:p>
+        </w:tc>
+        <w:tc>
+          <w:tcPr/>
+          <w:p>
+            <w:pPr>
+              <w:pStyle w:val="Compact"/>
+              <w:jc w:val="left"/>
+            </w:pPr>
+            <w:r>
+              <w:t xml:space="preserve">one who hunts or stalks</w:t>
+            </w:r>
+          </w:p>
+        </w:tc>
+      </w:tr>
+      <w:tr>
+        <w:tc>
+          <w:tcPr/>
+          <w:p>
+            <w:pPr>
+              <w:pStyle w:val="Compact"/>
+              <w:jc w:val="left"/>
+            </w:pPr>
+            <w:r>
+              <w:t xml:space="preserve">伊稚斜</w:t>
+            </w:r>
+          </w:p>
+        </w:tc>
+        <w:tc>
+          <w:tcPr/>
+          <w:p>
+            <w:pPr>
+              <w:pStyle w:val="Compact"/>
+              <w:jc w:val="left"/>
+            </w:pPr>
+            <w:r>
+              <w:t xml:space="preserve">İdiya</w:t>
+            </w:r>
+          </w:p>
+        </w:tc>
+        <w:tc>
+          <w:tcPr/>
+          <w:p>
+            <w:pPr>
+              <w:pStyle w:val="Compact"/>
+              <w:jc w:val="left"/>
+            </w:pPr>
+            <w:r>
+              <w:t xml:space="preserve">—</w:t>
+            </w:r>
+          </w:p>
+        </w:tc>
+        <w:tc>
+          <w:tcPr/>
+          <w:p>
+            <w:pPr>
+              <w:pStyle w:val="Compact"/>
+              <w:jc w:val="left"/>
+            </w:pPr>
+            <w:r>
+              <w:t xml:space="preserve">3</w:t>
+            </w:r>
+          </w:p>
+        </w:tc>
+        <w:tc>
+          <w:tcPr/>
+          <w:p>
+            <w:pPr>
+              <w:pStyle w:val="Compact"/>
+              <w:jc w:val="left"/>
+            </w:pPr>
+            <w:r>
+              <w:t xml:space="preserve">66</w:t>
+            </w:r>
+          </w:p>
+        </w:tc>
+        <w:tc>
+          <w:tcPr/>
+          <w:p>
+            <w:pPr>
+              <w:pStyle w:val="Compact"/>
+              <w:jc w:val="left"/>
+            </w:pPr>
+            <w:r>
+              <w:t xml:space="preserve">24.7%</w:t>
+            </w:r>
+          </w:p>
+        </w:tc>
+        <w:tc>
+          <w:tcPr/>
+          <w:p>
+            <w:pPr>
+              <w:pStyle w:val="Compact"/>
+              <w:jc w:val="left"/>
+            </w:pPr>
+            <w:r>
+              <w:t xml:space="preserve">master</w:t>
+            </w:r>
+          </w:p>
+        </w:tc>
+      </w:tr>
+      <w:tr>
+        <w:tc>
+          <w:tcPr/>
+          <w:p>
+            <w:pPr>
+              <w:pStyle w:val="Compact"/>
+              <w:jc w:val="left"/>
+            </w:pPr>
+            <w:r>
+              <w:t xml:space="preserve">烏累若鞮</w:t>
+            </w:r>
+          </w:p>
+        </w:tc>
+        <w:tc>
+          <w:tcPr/>
+          <w:p>
+            <w:pPr>
+              <w:pStyle w:val="Compact"/>
+              <w:jc w:val="left"/>
+            </w:pPr>
+            <w:r>
+              <w:t xml:space="preserve">Uluğ İnakt</w:t>
+            </w:r>
+          </w:p>
+        </w:tc>
+        <w:tc>
+          <w:tcPr/>
+          <w:p>
+            <w:pPr>
+              <w:pStyle w:val="Compact"/>
+              <w:jc w:val="left"/>
+            </w:pPr>
+            <w:r>
+              <w:t xml:space="preserve">Uluğ</w:t>
+            </w:r>
+          </w:p>
+        </w:tc>
+        <w:tc>
+          <w:tcPr/>
+          <w:p>
+            <w:pPr>
+              <w:pStyle w:val="Compact"/>
+              <w:jc w:val="left"/>
+            </w:pPr>
+            <w:r>
+              <w:t xml:space="preserve">2</w:t>
+            </w:r>
+          </w:p>
+        </w:tc>
+        <w:tc>
+          <w:tcPr/>
+          <w:p>
+            <w:pPr>
+              <w:pStyle w:val="Compact"/>
+              <w:jc w:val="left"/>
+            </w:pPr>
+            <w:r>
+              <w:t xml:space="preserve">14</w:t>
+            </w:r>
+          </w:p>
+        </w:tc>
+        <w:tc>
+          <w:tcPr/>
+          <w:p>
+            <w:pPr>
+              <w:pStyle w:val="Compact"/>
+              <w:jc w:val="left"/>
+            </w:pPr>
+            <w:r>
+              <w:t xml:space="preserve">27.1%</w:t>
+            </w:r>
+          </w:p>
+        </w:tc>
+        <w:tc>
+          <w:tcPr/>
+          <w:p>
+            <w:pPr>
+              <w:pStyle w:val="Compact"/>
+              <w:jc w:val="left"/>
+            </w:pPr>
+            <w:r>
+              <w:t xml:space="preserve">the Great, of the İnakt</w:t>
+            </w:r>
+          </w:p>
+        </w:tc>
+      </w:tr>
+      <w:tr>
+        <w:tc>
+          <w:tcPr/>
+          <w:p>
+            <w:pPr>
+              <w:pStyle w:val="Compact"/>
+              <w:jc w:val="left"/>
+            </w:pPr>
+            <w:r>
+              <w:t xml:space="preserve">虛連題</w:t>
+            </w:r>
+          </w:p>
+        </w:tc>
+        <w:tc>
+          <w:tcPr/>
+          <w:p>
+            <w:pPr>
+              <w:pStyle w:val="Compact"/>
+              <w:jc w:val="left"/>
+            </w:pPr>
+            <w:r>
+              <w:t xml:space="preserve">Karındaş</w:t>
+            </w:r>
+          </w:p>
+        </w:tc>
+        <w:tc>
+          <w:tcPr/>
+          <w:p>
+            <w:pPr>
+              <w:pStyle w:val="Compact"/>
+              <w:jc w:val="left"/>
+            </w:pPr>
+            <w:r>
+              <w:t xml:space="preserve">—</w:t>
+            </w:r>
+          </w:p>
+        </w:tc>
+        <w:tc>
+          <w:tcPr/>
+          <w:p>
+            <w:pPr>
+              <w:pStyle w:val="Compact"/>
+              <w:jc w:val="left"/>
+            </w:pPr>
+            <w:r>
+              <w:t xml:space="preserve">3</w:t>
+            </w:r>
+          </w:p>
+        </w:tc>
+        <w:tc>
+          <w:tcPr/>
+          <w:p>
+            <w:pPr>
+              <w:pStyle w:val="Compact"/>
+              <w:jc w:val="left"/>
+            </w:pPr>
+            <w:r>
+              <w:t xml:space="preserve">25</w:t>
+            </w:r>
+          </w:p>
+        </w:tc>
+        <w:tc>
+          <w:tcPr/>
+          <w:p>
+            <w:pPr>
+              <w:pStyle w:val="Compact"/>
+              <w:jc w:val="left"/>
+            </w:pPr>
+            <w:r>
+              <w:t xml:space="preserve">34.3%</w:t>
+            </w:r>
+          </w:p>
+        </w:tc>
+        <w:tc>
+          <w:tcPr/>
+          <w:p>
+            <w:pPr>
+              <w:pStyle w:val="Compact"/>
+              <w:jc w:val="left"/>
+            </w:pPr>
+            <w:r>
+              <w:t xml:space="preserve">kinsmen, those of one womb</w:t>
+            </w:r>
+          </w:p>
+        </w:tc>
+      </w:tr>
+      <w:tr>
+        <w:tc>
+          <w:tcPr/>
+          <w:p>
+            <w:pPr>
+              <w:pStyle w:val="Compact"/>
+              <w:jc w:val="left"/>
+            </w:pPr>
+            <w:r>
+              <w:t xml:space="preserve">徑路</w:t>
+            </w:r>
+          </w:p>
+        </w:tc>
+        <w:tc>
+          <w:tcPr/>
+          <w:p>
+            <w:pPr>
+              <w:pStyle w:val="Compact"/>
+              <w:jc w:val="left"/>
+            </w:pPr>
+            <w:r>
+              <w:t xml:space="preserve">Kıngrak</w:t>
+            </w:r>
+          </w:p>
+        </w:tc>
+        <w:tc>
+          <w:tcPr/>
+          <w:p>
+            <w:pPr>
+              <w:pStyle w:val="Compact"/>
+              <w:jc w:val="left"/>
+            </w:pPr>
+            <w:r>
+              <w:t xml:space="preserve">Kıŋrak</w:t>
+            </w:r>
+          </w:p>
+        </w:tc>
+        <w:tc>
+          <w:tcPr/>
+          <w:p>
+            <w:pPr>
+              <w:pStyle w:val="Compact"/>
+              <w:jc w:val="left"/>
+            </w:pPr>
+            <w:r>
+              <w:t xml:space="preserve">2</w:t>
+            </w:r>
+          </w:p>
+        </w:tc>
+        <w:tc>
+          <w:tcPr/>
+          <w:p>
+            <w:pPr>
+              <w:pStyle w:val="Compact"/>
+              <w:jc w:val="left"/>
+            </w:pPr>
+            <w:r>
+              <w:t xml:space="preserve">8</w:t>
+            </w:r>
+          </w:p>
+        </w:tc>
+        <w:tc>
+          <w:tcPr/>
+          <w:p>
+            <w:pPr>
+              <w:pStyle w:val="Compact"/>
+              <w:jc w:val="left"/>
+            </w:pPr>
+            <w:r>
+              <w:t xml:space="preserve">34.6%</w:t>
+            </w:r>
+          </w:p>
+        </w:tc>
+        <w:tc>
+          <w:tcPr/>
+          <w:p>
+            <w:pPr>
+              <w:pStyle w:val="Compact"/>
+              <w:jc w:val="left"/>
+            </w:pPr>
+            <w:r>
+              <w:t xml:space="preserve">a large cleaver-like knife</w:t>
+            </w:r>
+          </w:p>
+        </w:tc>
+      </w:tr>
+      <w:tr>
+        <w:tc>
+          <w:tcPr/>
+          <w:p>
+            <w:pPr>
+              <w:pStyle w:val="Compact"/>
+              <w:jc w:val="left"/>
+            </w:pPr>
+            <w:r>
+              <w:t xml:space="preserve">谷蠡</w:t>
+            </w:r>
+          </w:p>
+        </w:tc>
+        <w:tc>
+          <w:tcPr/>
+          <w:p>
+            <w:pPr>
+              <w:pStyle w:val="Compact"/>
+              <w:jc w:val="left"/>
+            </w:pPr>
+            <w:r>
+              <w:t xml:space="preserve">Körklü</w:t>
+            </w:r>
+          </w:p>
+        </w:tc>
+        <w:tc>
+          <w:tcPr/>
+          <w:p>
+            <w:pPr>
+              <w:pStyle w:val="Compact"/>
+              <w:jc w:val="left"/>
+            </w:pPr>
+            <w:r>
+              <w:t xml:space="preserve">—</w:t>
+            </w:r>
+          </w:p>
+        </w:tc>
+        <w:tc>
+          <w:tcPr/>
+          <w:p>
+            <w:pPr>
+              <w:pStyle w:val="Compact"/>
+              <w:jc w:val="left"/>
+            </w:pPr>
+            <w:r>
+              <w:t xml:space="preserve">2</w:t>
+            </w:r>
+          </w:p>
+        </w:tc>
+        <w:tc>
+          <w:tcPr/>
+          <w:p>
+            <w:pPr>
+              <w:pStyle w:val="Compact"/>
+              <w:jc w:val="left"/>
+            </w:pPr>
+            <w:r>
+              <w:t xml:space="preserve">8</w:t>
+            </w:r>
+          </w:p>
+        </w:tc>
+        <w:tc>
+          <w:tcPr/>
+          <w:p>
+            <w:pPr>
+              <w:pStyle w:val="Compact"/>
+              <w:jc w:val="left"/>
+            </w:pPr>
+            <w:r>
+              <w:t xml:space="preserve">35.0%</w:t>
+            </w:r>
+          </w:p>
+        </w:tc>
+        <w:tc>
+          <w:tcPr/>
+          <w:p>
+            <w:pPr>
+              <w:pStyle w:val="Compact"/>
+              <w:jc w:val="left"/>
+            </w:pPr>
+            <w:r>
+              <w:t xml:space="preserve">glorious, imposing</w:t>
+            </w:r>
+          </w:p>
+        </w:tc>
+      </w:tr>
+      <w:tr>
+        <w:tc>
+          <w:tcPr/>
+          <w:p>
+            <w:pPr>
+              <w:pStyle w:val="Compact"/>
+              <w:jc w:val="left"/>
+            </w:pPr>
+            <w:r>
+              <w:t xml:space="preserve">詹師廬</w:t>
+            </w:r>
+          </w:p>
+        </w:tc>
+        <w:tc>
+          <w:tcPr/>
+          <w:p>
+            <w:pPr>
+              <w:pStyle w:val="Compact"/>
+              <w:jc w:val="left"/>
+            </w:pPr>
+            <w:r>
+              <w:t xml:space="preserve">Çamşılı</w:t>
+            </w:r>
+          </w:p>
+        </w:tc>
+        <w:tc>
+          <w:tcPr/>
+          <w:p>
+            <w:pPr>
+              <w:pStyle w:val="Compact"/>
+              <w:jc w:val="left"/>
+            </w:pPr>
+            <w:r>
+              <w:t xml:space="preserve">—</w:t>
+            </w:r>
+          </w:p>
+        </w:tc>
+        <w:tc>
+          <w:tcPr/>
+          <w:p>
+            <w:pPr>
+              <w:pStyle w:val="Compact"/>
+              <w:jc w:val="left"/>
+            </w:pPr>
+            <w:r>
+              <w:t xml:space="preserve">3</w:t>
+            </w:r>
+          </w:p>
+        </w:tc>
+        <w:tc>
+          <w:tcPr/>
+          <w:p>
+            <w:pPr>
+              <w:pStyle w:val="Compact"/>
+              <w:jc w:val="left"/>
+            </w:pPr>
+            <w:r>
+              <w:t xml:space="preserve">17</w:t>
+            </w:r>
+          </w:p>
+        </w:tc>
+        <w:tc>
+          <w:tcPr/>
+          <w:p>
+            <w:pPr>
+              <w:pStyle w:val="Compact"/>
+              <w:jc w:val="left"/>
+            </w:pPr>
+            <w:r>
+              <w:t xml:space="preserve">38.8%</w:t>
+            </w:r>
+          </w:p>
+        </w:tc>
+        <w:tc>
+          <w:tcPr/>
+          <w:p>
+            <w:pPr>
+              <w:pStyle w:val="Compact"/>
+              <w:jc w:val="left"/>
+            </w:pPr>
+            <w:r>
+              <w:t xml:space="preserve">dazzling, radiant</w:t>
+            </w:r>
+          </w:p>
+        </w:tc>
+      </w:tr>
+      <w:tr>
+        <w:tc>
+          <w:tcPr/>
+          <w:p>
+            <w:pPr>
+              <w:pStyle w:val="Compact"/>
+              <w:jc w:val="left"/>
+            </w:pPr>
+            <w:r>
+              <w:t xml:space="preserve">呼韓邪</w:t>
+            </w:r>
+          </w:p>
+        </w:tc>
+        <w:tc>
+          <w:tcPr/>
+          <w:p>
+            <w:pPr>
+              <w:pStyle w:val="Compact"/>
+              <w:jc w:val="left"/>
+            </w:pPr>
+            <w:r>
+              <w:t xml:space="preserve">Kaganya</w:t>
+            </w:r>
+          </w:p>
+        </w:tc>
+        <w:tc>
+          <w:tcPr/>
+          <w:p>
+            <w:pPr>
+              <w:pStyle w:val="Compact"/>
+              <w:jc w:val="left"/>
+            </w:pPr>
+            <w:r>
+              <w:t xml:space="preserve">—</w:t>
+            </w:r>
+          </w:p>
+        </w:tc>
+        <w:tc>
+          <w:tcPr/>
+          <w:p>
+            <w:pPr>
+              <w:pStyle w:val="Compact"/>
+              <w:jc w:val="left"/>
+            </w:pPr>
+            <w:r>
+              <w:t xml:space="preserve">3</w:t>
+            </w:r>
+          </w:p>
+        </w:tc>
+        <w:tc>
+          <w:tcPr/>
+          <w:p>
+            <w:pPr>
+              <w:pStyle w:val="Compact"/>
+              <w:jc w:val="left"/>
+            </w:pPr>
+            <w:r>
+              <w:t xml:space="preserve">16</w:t>
+            </w:r>
+          </w:p>
+        </w:tc>
+        <w:tc>
+          <w:tcPr/>
+          <w:p>
+            <w:pPr>
+              <w:pStyle w:val="Compact"/>
+              <w:jc w:val="left"/>
+            </w:pPr>
+            <w:r>
+              <w:t xml:space="preserve">39.8%</w:t>
+            </w:r>
+          </w:p>
+        </w:tc>
+        <w:tc>
+          <w:tcPr/>
+          <w:p>
+            <w:pPr>
+              <w:pStyle w:val="Compact"/>
+              <w:jc w:val="left"/>
+            </w:pPr>
+            <w:r>
+              <w:t xml:space="preserve">kagan of the flank</w:t>
+            </w:r>
+          </w:p>
+        </w:tc>
+      </w:tr>
+      <w:tr>
+        <w:tc>
+          <w:tcPr/>
+          <w:p>
+            <w:pPr>
+              <w:pStyle w:val="Compact"/>
+              <w:jc w:val="left"/>
+            </w:pPr>
+            <w:r>
+              <w:t xml:space="preserve">郅支</w:t>
+            </w:r>
+          </w:p>
+        </w:tc>
+        <w:tc>
+          <w:tcPr/>
+          <w:p>
+            <w:pPr>
+              <w:pStyle w:val="Compact"/>
+              <w:jc w:val="left"/>
+            </w:pPr>
+            <w:r>
+              <w:t xml:space="preserve">Çitçi</w:t>
+            </w:r>
+          </w:p>
+        </w:tc>
+        <w:tc>
+          <w:tcPr/>
+          <w:p>
+            <w:pPr>
+              <w:pStyle w:val="Compact"/>
+              <w:jc w:val="left"/>
+            </w:pPr>
+            <w:r>
+              <w:t xml:space="preserve">—</w:t>
+            </w:r>
+          </w:p>
+        </w:tc>
+        <w:tc>
+          <w:tcPr/>
+          <w:p>
+            <w:pPr>
+              <w:pStyle w:val="Compact"/>
+              <w:jc w:val="left"/>
+            </w:pPr>
+            <w:r>
+              <w:t xml:space="preserve">2</w:t>
+            </w:r>
+          </w:p>
+        </w:tc>
+        <w:tc>
+          <w:tcPr/>
+          <w:p>
+            <w:pPr>
+              <w:pStyle w:val="Compact"/>
+              <w:jc w:val="left"/>
+            </w:pPr>
+            <w:r>
+              <w:t xml:space="preserve">5</w:t>
+            </w:r>
+          </w:p>
+        </w:tc>
+        <w:tc>
+          <w:tcPr/>
+          <w:p>
+            <w:pPr>
+              <w:pStyle w:val="Compact"/>
+              <w:jc w:val="left"/>
+            </w:pPr>
+            <w:r>
+              <w:t xml:space="preserve">43.4%</w:t>
+            </w:r>
+          </w:p>
+        </w:tc>
+        <w:tc>
+          <w:tcPr/>
+          <w:p>
+            <w:pPr>
+              <w:pStyle w:val="Compact"/>
+              <w:jc w:val="left"/>
+            </w:pPr>
+            <w:r>
+              <w:t xml:space="preserve">border-maker, one who carves the boundary</w:t>
+            </w:r>
+          </w:p>
+        </w:tc>
+      </w:tr>
+      <w:tr>
+        <w:tc>
+          <w:tcPr/>
+          <w:p>
+            <w:pPr>
+              <w:pStyle w:val="Compact"/>
+              <w:jc w:val="left"/>
+            </w:pPr>
+            <w:r>
+              <w:t xml:space="preserve">稽粥</w:t>
+            </w:r>
+          </w:p>
+        </w:tc>
+        <w:tc>
+          <w:tcPr/>
+          <w:p>
+            <w:pPr>
+              <w:pStyle w:val="Compact"/>
+              <w:jc w:val="left"/>
+            </w:pPr>
+            <w:r>
+              <w:t xml:space="preserve">Kiçük</w:t>
+            </w:r>
+          </w:p>
+        </w:tc>
+        <w:tc>
+          <w:tcPr/>
+          <w:p>
+            <w:pPr>
+              <w:pStyle w:val="Compact"/>
+              <w:jc w:val="left"/>
+            </w:pPr>
+            <w:r>
+              <w:t xml:space="preserve">—</w:t>
+            </w:r>
+          </w:p>
+        </w:tc>
+        <w:tc>
+          <w:tcPr/>
+          <w:p>
+            <w:pPr>
+              <w:pStyle w:val="Compact"/>
+              <w:jc w:val="left"/>
+            </w:pPr>
+            <w:r>
+              <w:t xml:space="preserve">2</w:t>
+            </w:r>
+          </w:p>
+        </w:tc>
+        <w:tc>
+          <w:tcPr/>
+          <w:p>
+            <w:pPr>
+              <w:pStyle w:val="Compact"/>
+              <w:jc w:val="left"/>
+            </w:pPr>
+            <w:r>
+              <w:t xml:space="preserve">4</w:t>
+            </w:r>
+          </w:p>
+        </w:tc>
+        <w:tc>
+          <w:tcPr/>
+          <w:p>
+            <w:pPr>
+              <w:pStyle w:val="Compact"/>
+              <w:jc w:val="left"/>
+            </w:pPr>
+            <w:r>
+              <w:t xml:space="preserve">47.5%</w:t>
+            </w:r>
+          </w:p>
+        </w:tc>
+        <w:tc>
+          <w:tcPr/>
+          <w:p>
+            <w:pPr>
+              <w:pStyle w:val="Compact"/>
+              <w:jc w:val="left"/>
+            </w:pPr>
+            <w:r>
+              <w:t xml:space="preserve">the younger</w:t>
+            </w:r>
+          </w:p>
+        </w:tc>
+      </w:tr>
+      <w:tr>
+        <w:tc>
+          <w:tcPr/>
+          <w:p>
+            <w:pPr>
+              <w:pStyle w:val="Compact"/>
+              <w:jc w:val="left"/>
+            </w:pPr>
+            <w:r>
+              <w:t xml:space="preserve">頭曼</w:t>
+            </w:r>
+          </w:p>
+        </w:tc>
+        <w:tc>
+          <w:tcPr/>
+          <w:p>
+            <w:pPr>
+              <w:pStyle w:val="Compact"/>
+              <w:jc w:val="left"/>
+            </w:pPr>
+            <w:r>
+              <w:t xml:space="preserve">Duman</w:t>
+            </w:r>
+          </w:p>
+        </w:tc>
+        <w:tc>
+          <w:tcPr/>
+          <w:p>
+            <w:pPr>
+              <w:pStyle w:val="Compact"/>
+              <w:jc w:val="left"/>
+            </w:pPr>
+            <w:r>
+              <w:t xml:space="preserve">—</w:t>
+            </w:r>
+          </w:p>
+        </w:tc>
+        <w:tc>
+          <w:tcPr/>
+          <w:p>
+            <w:pPr>
+              <w:pStyle w:val="Compact"/>
+              <w:jc w:val="left"/>
+            </w:pPr>
+            <w:r>
+              <w:t xml:space="preserve">2</w:t>
+            </w:r>
+          </w:p>
+        </w:tc>
+        <w:tc>
+          <w:tcPr/>
+          <w:p>
+            <w:pPr>
+              <w:pStyle w:val="Compact"/>
+              <w:jc w:val="left"/>
+            </w:pPr>
+            <w:r>
+              <w:t xml:space="preserve">4</w:t>
+            </w:r>
+          </w:p>
+        </w:tc>
+        <w:tc>
+          <w:tcPr/>
+          <w:p>
+            <w:pPr>
+              <w:pStyle w:val="Compact"/>
+              <w:jc w:val="left"/>
+            </w:pPr>
+            <w:r>
+              <w:t xml:space="preserve">50.7%</w:t>
+            </w:r>
+          </w:p>
+        </w:tc>
+        <w:tc>
+          <w:tcPr/>
+          <w:p>
+            <w:pPr>
+              <w:pStyle w:val="Compact"/>
+              <w:jc w:val="left"/>
+            </w:pPr>
+            <w:r>
+              <w:t xml:space="preserve">dust cloud</w:t>
+            </w:r>
+          </w:p>
+        </w:tc>
+      </w:tr>
+      <w:tr>
+        <w:tc>
+          <w:tcPr/>
+          <w:p>
+            <w:pPr>
+              <w:pStyle w:val="Compact"/>
+              <w:jc w:val="left"/>
+            </w:pPr>
+            <w:r>
+              <w:t xml:space="preserve">軍臣</w:t>
+            </w:r>
+          </w:p>
+        </w:tc>
+        <w:tc>
+          <w:tcPr/>
+          <w:p>
+            <w:pPr>
+              <w:pStyle w:val="Compact"/>
+              <w:jc w:val="left"/>
+            </w:pPr>
+            <w:r>
+              <w:t xml:space="preserve">Köngen</w:t>
+            </w:r>
+          </w:p>
+        </w:tc>
+        <w:tc>
+          <w:tcPr/>
+          <w:p>
+            <w:pPr>
+              <w:pStyle w:val="Compact"/>
+              <w:jc w:val="left"/>
+            </w:pPr>
+            <w:r>
+              <w:t xml:space="preserve">—</w:t>
+            </w:r>
+          </w:p>
+        </w:tc>
+        <w:tc>
+          <w:tcPr/>
+          <w:p>
+            <w:pPr>
+              <w:pStyle w:val="Compact"/>
+              <w:jc w:val="left"/>
+            </w:pPr>
+            <w:r>
+              <w:t xml:space="preserve">2</w:t>
+            </w:r>
+          </w:p>
+        </w:tc>
+        <w:tc>
+          <w:tcPr/>
+          <w:p>
+            <w:pPr>
+              <w:pStyle w:val="Compact"/>
+              <w:jc w:val="left"/>
+            </w:pPr>
+            <w:r>
+              <w:t xml:space="preserve">4</w:t>
+            </w:r>
+          </w:p>
+        </w:tc>
+        <w:tc>
+          <w:tcPr/>
+          <w:p>
+            <w:pPr>
+              <w:pStyle w:val="Compact"/>
+              <w:jc w:val="left"/>
+            </w:pPr>
+            <w:r>
+              <w:t xml:space="preserve">52.2%</w:t>
+            </w:r>
+          </w:p>
+        </w:tc>
+        <w:tc>
+          <w:tcPr/>
+          <w:p>
+            <w:pPr>
+              <w:pStyle w:val="Compact"/>
+              <w:jc w:val="left"/>
+            </w:pPr>
+            <w:r>
+              <w:t xml:space="preserve">the one who is always upright</w:t>
+            </w:r>
+          </w:p>
+        </w:tc>
+      </w:tr>
+    </w:tbl>
+    <w:p>
+      <w:pPr>
+        <w:pStyle w:val="BodyText"/>
+      </w:pPr>
+      <w:r>
+        <w:t xml:space="preserve">Table S9</w:t>
+      </w:r>
+      <w:r>
+        <w:t xml:space="preserve">All 40 rows priced by the one engine.</w:t>
+      </w:r>
+      <w:r>
+        <w:t xml:space="preserve"> </w:t>
+      </w:r>
+      <w:r>
+        <w:rPr>
+          <w:bCs/>
+          <w:b/>
+        </w:rPr>
+        <w:t xml:space="preserve">Priced as</w:t>
+      </w:r>
+      <w:r>
+        <w:t xml:space="preserve"> </w:t>
+      </w:r>
+      <w:r>
+        <w:t xml:space="preserve">names the form the figure was taken on and is filled in only where that is not the reading exactly as printed. The six names carrying</w:t>
+      </w:r>
+      <w:r>
+        <w:t xml:space="preserve"> </w:t>
+      </w:r>
+      <w:r>
+        <w:t xml:space="preserve">若鞮</w:t>
+      </w:r>
+      <w:r>
+        <w:t xml:space="preserve"> </w:t>
+      </w:r>
+      <w:r>
+        <w:t xml:space="preserve">are priced without it, since §9 of the paper argues that element once and it is priced once, in its own row.</w:t>
+      </w:r>
+      <w:r>
+        <w:t xml:space="preserve"> </w:t>
+      </w:r>
+      <w:r>
+        <w:t xml:space="preserve">撑犁</w:t>
+      </w:r>
+      <w:r>
+        <w:t xml:space="preserve"> </w:t>
+      </w:r>
+      <w:r>
+        <w:t xml:space="preserve">and</w:t>
+      </w:r>
+      <w:r>
+        <w:t xml:space="preserve"> </w:t>
+      </w:r>
+      <w:r>
+        <w:t xml:space="preserve">撑犁孤塗單于</w:t>
+      </w:r>
+      <w:r>
+        <w:t xml:space="preserve"> </w:t>
+      </w:r>
+      <w:r>
+        <w:t xml:space="preserve">are priced on the phonetic form: 撑 carries a velar nasal, which it writes at 72.7% against 4.3% for a dental</w:t>
+      </w:r>
+      <w:r>
+        <w:t xml:space="preserve"> </w:t>
+      </w:r>
+      <w:r>
+        <w:rPr>
+          <w:iCs/>
+          <w:i/>
+        </w:rPr>
+        <w:t xml:space="preserve">n</w:t>
+      </w:r>
+      <w:r>
+        <w:t xml:space="preserve">, so the two spellings differ by a factor of seventeen on that one cell.</w:t>
+      </w:r>
+      <w:r>
+        <w:t xml:space="preserve"> </w:t>
+      </w:r>
+      <w:r>
+        <w:t xml:space="preserve">若鞮</w:t>
+      </w:r>
+      <w:r>
+        <w:t xml:space="preserve">,</w:t>
+      </w:r>
+      <w:r>
+        <w:t xml:space="preserve"> </w:t>
+      </w:r>
+      <w:r>
+        <w:t xml:space="preserve">搜諧若鞮</w:t>
+      </w:r>
+      <w:r>
+        <w:t xml:space="preserve"> </w:t>
+      </w:r>
+      <w:r>
+        <w:t xml:space="preserve">and</w:t>
+      </w:r>
+      <w:r>
+        <w:t xml:space="preserve"> </w:t>
+      </w:r>
+      <w:r>
+        <w:t xml:space="preserve">冒頓</w:t>
+      </w:r>
+      <w:r>
+        <w:t xml:space="preserve"> </w:t>
+      </w:r>
+      <w:r>
+        <w:t xml:space="preserve">are priced on what their characters write, the reading containing something they do not.</w:t>
+      </w:r>
+      <w:r>
+        <w:t xml:space="preserve"> </w:t>
+      </w:r>
+      <w:r>
+        <w:rPr>
+          <w:bCs/>
+          <w:b/>
+        </w:rPr>
+        <w:t xml:space="preserve">The raw price is not comparable across rows</w:t>
+      </w:r>
+      <w:r>
+        <w:t xml:space="preserve">, because it falls with every extra character and so sorts by length; the per-character figure is the geometric mean, and the sort is on it. The control at</w:t>
+      </w:r>
+      <w:r>
+        <w:t xml:space="preserve"> </w:t>
+      </w:r>
+      <w:r>
+        <w:t xml:space="preserve">撑犁</w:t>
+      </w:r>
+      <w:r>
+        <w:t xml:space="preserve"> </w:t>
+      </w:r>
+      <w:r>
+        <w:t xml:space="preserve">stands at 8.0%, and 27 rows reach or beat it while 13 fall short. Generated from</w:t>
+      </w:r>
+      <w:r>
+        <w:t xml:space="preserve"> </w:t>
+      </w:r>
+      <w:r>
+        <w:rPr>
+          <w:rStyle w:val="VerbatimChar"/>
+        </w:rPr>
+        <w:t xml:space="preserve">data/derived/author_proposals.csv</w:t>
+      </w:r>
+      <w:r>
+        <w:t xml:space="preserve"> </w:t>
+      </w:r>
+      <w:r>
+        <w:t xml:space="preserve">by the same</w:t>
+      </w:r>
+      <w:r>
+        <w:t xml:space="preserve"> </w:t>
+      </w:r>
+      <w:r>
+        <w:rPr>
+          <w:rStyle w:val="VerbatimChar"/>
+        </w:rPr>
+        <w:t xml:space="preserve">src/price_engine.py</w:t>
+      </w:r>
+      <w:r>
+        <w:t xml:space="preserve"> </w:t>
+      </w:r>
+      <w:r>
+        <w:t xml:space="preserve">the entries above use.</w:t>
+      </w:r>
+    </w:p>
+    <w:bookmarkEnd w:id="33"/>
+    <w:bookmarkStart w:id="34" w:name="s1.14-how-to-disagree"/>
+    <w:p>
+      <w:pPr>
+        <w:pStyle w:val="Heading2"/>
+      </w:pPr>
+      <w:r>
+        <w:t xml:space="preserve">S1.14</w:t>
       </w:r>
       <w:r>
         <w:t xml:space="preserve"> </w:t>
@@ -29615,14 +34210,14 @@
         <w:t xml:space="preserve">are the objections that would be useful for the author.</w:t>
       </w:r>
     </w:p>
-    <w:bookmarkEnd w:id="33"/>
-    <w:bookmarkStart w:id="34" w:name="s1.14-status"/>
+    <w:bookmarkEnd w:id="34"/>
+    <w:bookmarkStart w:id="35" w:name="s1.15-status"/>
     <w:p>
       <w:pPr>
         <w:pStyle w:val="Heading2"/>
       </w:pPr>
       <w:r>
-        <w:t xml:space="preserve">S1.14</w:t>
+        <w:t xml:space="preserve">S1.15</w:t>
       </w:r>
       <w:r>
         <w:t xml:space="preserve"> </w:t>
@@ -29636,7 +34231,7 @@
         <w:pStyle w:val="FirstParagraph"/>
       </w:pPr>
       <w:r>
-        <w:t xml:space="preserve">Thirty-seven of the forty readings in Tables S2 to S6 carry the same label in the</w:t>
+        <w:t xml:space="preserve">Thirty-five of the forty readings in Tables S2 to S6 carry the same label in the</w:t>
       </w:r>
       <w:r>
         <w:t xml:space="preserve"> </w:t>
@@ -29675,7 +34270,7 @@
         <w:t xml:space="preserve"> </w:t>
       </w:r>
       <w:r>
-        <w:t xml:space="preserve">some are more attractive than others. Three rows carry a different status, and §S1.1 names them:</w:t>
+        <w:t xml:space="preserve">some are more attractive than others. Five rows carry a different status, and §S1.1 names them:</w:t>
       </w:r>
       <w:r>
         <w:t xml:space="preserve"> </w:t>
@@ -29712,7 +34307,7 @@
         <w:t xml:space="preserve"> </w:t>
       </w:r>
       <w:r>
-        <w:t xml:space="preserve">徑路</w:t>
+        <w:t xml:space="preserve">撑犁</w:t>
       </w:r>
       <w:r>
         <w:t xml:space="preserve"> </w:t>
@@ -29728,16 +34323,81 @@
           <w:iCs/>
           <w:i/>
         </w:rPr>
-        <w:t xml:space="preserve">Kıngrak</w:t>
-      </w:r>
-      <w:r>
-        <w:t xml:space="preserve">, a comparison taken from the</w:t>
-      </w:r>
-      <w:r>
-        <w:t xml:space="preserve"> </w:t>
-      </w:r>
-      <w:r>
-        <w:t xml:space="preserve">literature rather than made here, which the paper then tests; and one compound that is read</w:t>
+        <w:t xml:space="preserve">Taŋrı</w:t>
+      </w:r>
+      <w:r>
+        <w:t xml:space="preserve">, the standard identification and not</w:t>
+      </w:r>
+      <w:r>
+        <w:t xml:space="preserve"> </w:t>
+      </w:r>
+      <w:r>
+        <w:t xml:space="preserve">ours, which serves as this file’s calibration control because the Chinese sources state its</w:t>
+      </w:r>
+      <w:r>
+        <w:t xml:space="preserve"> </w:t>
+      </w:r>
+      <w:r>
+        <w:t xml:space="preserve">meaning outright;</w:t>
+      </w:r>
+      <w:r>
+        <w:t xml:space="preserve"> </w:t>
+      </w:r>
+      <w:r>
+        <w:t xml:space="preserve">徑路</w:t>
+      </w:r>
+      <w:r>
+        <w:t xml:space="preserve"> </w:t>
+      </w:r>
+      <w:r>
+        <w:t xml:space="preserve">as</w:t>
+      </w:r>
+      <w:r>
+        <w:t xml:space="preserve"> </w:t>
+      </w:r>
+      <w:r>
+        <w:rPr>
+          <w:iCs/>
+          <w:i/>
+        </w:rPr>
+        <w:t xml:space="preserve">Kıŋrak</w:t>
+      </w:r>
+      <w:r>
+        <w:t xml:space="preserve"> </w:t>
+      </w:r>
+      <w:r>
+        <w:t xml:space="preserve">and</w:t>
+      </w:r>
+      <w:r>
+        <w:t xml:space="preserve"> </w:t>
+      </w:r>
+      <w:r>
+        <w:t xml:space="preserve">屠耆</w:t>
+      </w:r>
+      <w:r>
+        <w:t xml:space="preserve"> </w:t>
+      </w:r>
+      <w:r>
+        <w:t xml:space="preserve">as</w:t>
+      </w:r>
+      <w:r>
+        <w:t xml:space="preserve"> </w:t>
+      </w:r>
+      <w:r>
+        <w:rPr>
+          <w:iCs/>
+          <w:i/>
+        </w:rPr>
+        <w:t xml:space="preserve">Doğru</w:t>
+      </w:r>
+      <w:r>
+        <w:t xml:space="preserve">, two comparisons taken from the literature</w:t>
+      </w:r>
+      <w:r>
+        <w:t xml:space="preserve"> </w:t>
+      </w:r>
+      <w:r>
+        <w:t xml:space="preserve">rather than made here, which the paper then tests; and one compound that is read</w:t>
       </w:r>
       <w:r>
         <w:t xml:space="preserve"> </w:t>
@@ -29974,7 +34634,7 @@
         <w:t xml:space="preserve"> </w:t>
       </w:r>
       <w:r>
-        <w:t xml:space="preserve">the proposal was withdrawn outright and none put in its place:</w:t>
+        <w:t xml:space="preserve">the proposal was withdrawn outright:</w:t>
       </w:r>
       <w:r>
         <w:t xml:space="preserve"> </w:t>
@@ -29986,19 +34646,44 @@
         <w:t xml:space="preserve"> </w:t>
       </w:r>
       <w:r>
-        <w:t xml:space="preserve">root it needed means to cut and to break one's word, so the sense offered had no source. That row now leaves the field to the reading</w:t>
-      </w:r>
-      <w:r>
-        <w:t xml:space="preserve"> </w:t>
-      </w:r>
-      <w:r>
-        <w:t xml:space="preserve">in print, and §S1 records why a measurement that would have told against that reading is</w:t>
-      </w:r>
-      <w:r>
-        <w:t xml:space="preserve"> </w:t>
-      </w:r>
-      <w:r>
-        <w:t xml:space="preserve">reported there but not used. At 呼都而尸道皋若鞮 the proposal was withdrawn too, and for measurements rather than for want of a source: a source vowel-initial syllable takes a Chinese glottal onset 137 of 140 and a velar 0 of 140, and both elements of the reading sat on velar characters; no character in the name carries a liquid, where a source l- takes a Chinese l- 262 of 288; and the reading left four of the eight characters carrying nothing, where no pair in the 1,110-pair Sanskrit corpus uses more than one character beyond its source syllables.</w:t>
+        <w:t xml:space="preserve">root it needed means to cut and to break one's word, so the sense offered had no source. A different reading,</w:t>
+      </w:r>
+      <w:r>
+        <w:t xml:space="preserve"> </w:t>
+      </w:r>
+      <w:r>
+        <w:rPr>
+          <w:iCs/>
+          <w:i/>
+        </w:rPr>
+        <w:t xml:space="preserve">Kır</w:t>
+      </w:r>
+      <w:r>
+        <w:t xml:space="preserve">, was proposed for that row later and is</w:t>
+      </w:r>
+      <w:r>
+        <w:t xml:space="preserve"> </w:t>
+      </w:r>
+      <w:r>
+        <w:t xml:space="preserve">set out there; it is offered as permitted rather than as preferred, since the frame admits</w:t>
+      </w:r>
+      <w:r>
+        <w:t xml:space="preserve"> </w:t>
+      </w:r>
+      <w:r>
+        <w:t xml:space="preserve">seventy-six lexicon words and the reading in print sits inside the same noise. §S1 records</w:t>
+      </w:r>
+      <w:r>
+        <w:t xml:space="preserve"> </w:t>
+      </w:r>
+      <w:r>
+        <w:t xml:space="preserve">why a measurement that would have told against the reading in print is reported there but</w:t>
+      </w:r>
+      <w:r>
+        <w:t xml:space="preserve"> </w:t>
+      </w:r>
+      <w:r>
+        <w:t xml:space="preserve">not used. At 呼都而尸道皋若鞮 the proposal was withdrawn too, and for measurements rather than for want of a source: a source vowel-initial syllable takes a Chinese glottal onset 137 of 140 and a velar 0 of 140, and both elements of the reading sat on velar characters; no character in the name carries a liquid, where a source l- takes a Chinese l- 262 of 288; and the reading left four of the eight characters carrying nothing, where no pair in the 1,110-pair Sanskrit corpus uses more than one character beyond its source syllables.</w:t>
       </w:r>
       <w:r>
         <w:t xml:space="preserve"> </w:t>
@@ -30099,7 +34784,7 @@
           <w:iCs/>
           <w:i/>
         </w:rPr>
-        <w:t xml:space="preserve">Tunga</w:t>
+        <w:t xml:space="preserve">Tuŋa</w:t>
       </w:r>
       <w:r>
         <w:t xml:space="preserve">, was carried at</w:t>
@@ -30163,14 +34848,14 @@
         <w:t xml:space="preserve">place, with its price stated in the entry.</w:t>
       </w:r>
     </w:p>
-    <w:bookmarkEnd w:id="34"/>
-    <w:bookmarkStart w:id="35" w:name="X920b618bdb15a0b956ff25f8471bda180ffadd5"/>
+    <w:bookmarkEnd w:id="35"/>
+    <w:bookmarkStart w:id="36" w:name="Xf9a6c819ceed423b53cf533b5ddfadf97c2e02a"/>
     <w:p>
       <w:pPr>
         <w:pStyle w:val="Heading2"/>
       </w:pPr>
       <w:r>
-        <w:t xml:space="preserve">S1.15</w:t>
+        <w:t xml:space="preserve">S1.16</w:t>
       </w:r>
       <w:r>
         <w:t xml:space="preserve"> </w:t>
@@ -30188,7 +34873,7 @@
         <w:pStyle w:val="Compact"/>
       </w:pPr>
       <w:r>
-        <w:t xml:space="preserve">Clauson, G. (1972).</w:t>
+        <w:t xml:space="preserve">Al-Turk, G. (2018). Et-Tuḥfetü’z-Zekiyye fi’l-Luġati’t-Türkiyye Üzerine Bir Dil Değerlendirmesi.</w:t>
       </w:r>
       <w:r>
         <w:t xml:space="preserve"> </w:t>
@@ -30198,10 +34883,13 @@
           <w:iCs/>
           <w:i/>
         </w:rPr>
-        <w:t xml:space="preserve">An Etymological Dictionary of Pre-Thirteenth-Century Turkish</w:t>
-      </w:r>
-      <w:r>
-        <w:t xml:space="preserve">. Oxford: Clarendon Press.</w:t>
+        <w:t xml:space="preserve">Akademik Sosyal Araştırmalar Dergisi</w:t>
+      </w:r>
+      <w:r>
+        <w:t xml:space="preserve"> </w:t>
+      </w:r>
+      <w:r>
+        <w:t xml:space="preserve">6/78: 346–354.</w:t>
       </w:r>
     </w:p>
     <w:p>
@@ -30213,7 +34901,7 @@
         <w:pStyle w:val="Compact"/>
       </w:pPr>
       <w:r>
-        <w:t xml:space="preserve">Doerfer, G. (1963–1975).</w:t>
+        <w:t xml:space="preserve">Cin, A. (2015). Eski Türkçeden Günümüze Yaşlılıkla İlgili Kelimeler [Words related to ageing from Old Turkic to the present].</w:t>
       </w:r>
       <w:r>
         <w:t xml:space="preserve"> </w:t>
@@ -30223,30 +34911,13 @@
           <w:iCs/>
           <w:i/>
         </w:rPr>
-        <w:t xml:space="preserve">Türkische und Mongolische Elemente im Neupersischen</w:t>
-      </w:r>
-      <w:r>
-        <w:t xml:space="preserve">, 4 vols. Wiesbaden: Franz Steiner. Entries 817 (</w:t>
-      </w:r>
-      <w:r>
-        <w:rPr>
-          <w:iCs/>
-          <w:i/>
-        </w:rPr>
-        <w:t xml:space="preserve">bahādur</w:t>
-      </w:r>
-      <w:r>
-        <w:t xml:space="preserve">) and 969 (</w:t>
-      </w:r>
-      <w:r>
-        <w:rPr>
-          <w:iCs/>
-          <w:i/>
-        </w:rPr>
-        <w:t xml:space="preserve">tuğ</w:t>
-      </w:r>
-      <w:r>
-        <w:t xml:space="preserve">), with the addendum to 969 in vol. IV.</w:t>
+        <w:t xml:space="preserve">Mediterranean Journal of Humanities</w:t>
+      </w:r>
+      <w:r>
+        <w:t xml:space="preserve"> </w:t>
+      </w:r>
+      <w:r>
+        <w:t xml:space="preserve">V/1: 175–189. doi:10.13114/MJH.2015111375</w:t>
       </w:r>
     </w:p>
     <w:p>
@@ -30258,7 +34929,7 @@
         <w:pStyle w:val="Compact"/>
       </w:pPr>
       <w:r>
-        <w:t xml:space="preserve">Erdal, M. (2004).</w:t>
+        <w:t xml:space="preserve">Clauson, G. (1972).</w:t>
       </w:r>
       <w:r>
         <w:t xml:space="preserve"> </w:t>
@@ -30268,10 +34939,10 @@
           <w:iCs/>
           <w:i/>
         </w:rPr>
-        <w:t xml:space="preserve">A Grammar of Old Turkic</w:t>
-      </w:r>
-      <w:r>
-        <w:t xml:space="preserve">. Leiden: Brill.</w:t>
+        <w:t xml:space="preserve">An Etymological Dictionary of Pre-Thirteenth-Century Turkish</w:t>
+      </w:r>
+      <w:r>
+        <w:t xml:space="preserve">. Oxford: Clarendon Press.</w:t>
       </w:r>
     </w:p>
     <w:p>
@@ -30283,7 +34954,7 @@
         <w:pStyle w:val="Compact"/>
       </w:pPr>
       <w:r>
-        <w:t xml:space="preserve">Golden, P. B. (1992).</w:t>
+        <w:t xml:space="preserve">Doerfer, G. (1963–1975).</w:t>
       </w:r>
       <w:r>
         <w:t xml:space="preserve"> </w:t>
@@ -30293,10 +34964,30 @@
           <w:iCs/>
           <w:i/>
         </w:rPr>
-        <w:t xml:space="preserve">An Introduction to the History of the Turkic Peoples</w:t>
-      </w:r>
-      <w:r>
-        <w:t xml:space="preserve">. Wiesbaden: Harrassowitz. Page references are to the 2011 printing.</w:t>
+        <w:t xml:space="preserve">Türkische und Mongolische Elemente im Neupersischen</w:t>
+      </w:r>
+      <w:r>
+        <w:t xml:space="preserve">, 4 vols. Wiesbaden: Franz Steiner. Entries 817 (</w:t>
+      </w:r>
+      <w:r>
+        <w:rPr>
+          <w:iCs/>
+          <w:i/>
+        </w:rPr>
+        <w:t xml:space="preserve">bahādur</w:t>
+      </w:r>
+      <w:r>
+        <w:t xml:space="preserve">) and 969 (</w:t>
+      </w:r>
+      <w:r>
+        <w:rPr>
+          <w:iCs/>
+          <w:i/>
+        </w:rPr>
+        <w:t xml:space="preserve">tuğ</w:t>
+      </w:r>
+      <w:r>
+        <w:t xml:space="preserve">), with the addendum to 969 in vol. IV.</w:t>
       </w:r>
     </w:p>
     <w:p>
@@ -30308,7 +34999,7 @@
         <w:pStyle w:val="Compact"/>
       </w:pPr>
       <w:r>
-        <w:t xml:space="preserve">Kāşgarlı Mahmud (1072–77).</w:t>
+        <w:t xml:space="preserve">Erdal, M. (2004).</w:t>
       </w:r>
       <w:r>
         <w:t xml:space="preserve"> </w:t>
@@ -30318,20 +35009,10 @@
           <w:iCs/>
           <w:i/>
         </w:rPr>
-        <w:t xml:space="preserve">Dīwān Lughāt al-Turk</w:t>
-      </w:r>
-      <w:r>
-        <w:t xml:space="preserve">. Index volume (</w:t>
-      </w:r>
-      <w:r>
-        <w:rPr>
-          <w:iCs/>
-          <w:i/>
-        </w:rPr>
-        <w:t xml:space="preserve">Dizin</w:t>
-      </w:r>
-      <w:r>
-        <w:t xml:space="preserve">), Türk Dil Kurumu Yayınları.</w:t>
+        <w:t xml:space="preserve">A Grammar of Old Turkic</w:t>
+      </w:r>
+      <w:r>
+        <w:t xml:space="preserve">. Leiden: Brill.</w:t>
       </w:r>
     </w:p>
     <w:p>
@@ -30343,7 +35024,7 @@
         <w:pStyle w:val="Compact"/>
       </w:pPr>
       <w:r>
-        <w:t xml:space="preserve">Yūsuf Khāṣṣ Ḥājib (1069–70).</w:t>
+        <w:t xml:space="preserve">Golden, P. B. (1992).</w:t>
       </w:r>
       <w:r>
         <w:t xml:space="preserve"> </w:t>
@@ -30353,10 +35034,10 @@
           <w:iCs/>
           <w:i/>
         </w:rPr>
-        <w:t xml:space="preserve">Kutadgu Bilig</w:t>
-      </w:r>
-      <w:r>
-        <w:t xml:space="preserve">. Searched in the Kabalcı edition (Istanbul, second printing 2008), which reproduces Reşid Rahmeti Arat's transcription and translation with the index prepared under Muharrem Ergin.</w:t>
+        <w:t xml:space="preserve">An Introduction to the History of the Turkic Peoples</w:t>
+      </w:r>
+      <w:r>
+        <w:t xml:space="preserve">. Wiesbaden: Harrassowitz. Page references are to the 2011 printing.</w:t>
       </w:r>
     </w:p>
     <w:p>
@@ -30368,7 +35049,7 @@
         <w:pStyle w:val="Compact"/>
       </w:pPr>
       <w:r>
-        <w:t xml:space="preserve">Kuun, G., ed. (1880).</w:t>
+        <w:t xml:space="preserve">Kāşgarlı Mahmud (1072–77).</w:t>
       </w:r>
       <w:r>
         <w:t xml:space="preserve"> </w:t>
@@ -30378,10 +35059,20 @@
           <w:iCs/>
           <w:i/>
         </w:rPr>
-        <w:t xml:space="preserve">Codex Cumanicus Bibliothecæ ad Templum Divi Marci Venetiarum</w:t>
-      </w:r>
-      <w:r>
-        <w:t xml:space="preserve">. Budapest: Editio Scient. Academiæ Hung.</w:t>
+        <w:t xml:space="preserve">Dīwān Lughāt al-Turk</w:t>
+      </w:r>
+      <w:r>
+        <w:t xml:space="preserve">. Index volume (</w:t>
+      </w:r>
+      <w:r>
+        <w:rPr>
+          <w:iCs/>
+          <w:i/>
+        </w:rPr>
+        <w:t xml:space="preserve">Dizin</w:t>
+      </w:r>
+      <w:r>
+        <w:t xml:space="preserve">), Türk Dil Kurumu Yayınları.</w:t>
       </w:r>
     </w:p>
     <w:p>
@@ -30393,7 +35084,7 @@
         <w:pStyle w:val="Compact"/>
       </w:pPr>
       <w:r>
-        <w:t xml:space="preserve">Nişanyan, S.</w:t>
+        <w:t xml:space="preserve">Yūsuf Khāṣṣ Ḥājib (1069–70).</w:t>
       </w:r>
       <w:r>
         <w:t xml:space="preserve"> </w:t>
@@ -30403,23 +35094,10 @@
           <w:iCs/>
           <w:i/>
         </w:rPr>
-        <w:t xml:space="preserve">Nişanyan Sözlük: Çağdaş Türkçenin Etimolojisi</w:t>
-      </w:r>
-      <w:r>
-        <w:t xml:space="preserve">, s.v.</w:t>
-      </w:r>
-      <w:r>
-        <w:t xml:space="preserve"> </w:t>
-      </w:r>
-      <w:r>
-        <w:rPr>
-          <w:iCs/>
-          <w:i/>
-        </w:rPr>
-        <w:t xml:space="preserve">elti</w:t>
-      </w:r>
-      <w:r>
-        <w:t xml:space="preserve">. nisanyansozluk.com</w:t>
+        <w:t xml:space="preserve">Kutadgu Bilig</w:t>
+      </w:r>
+      <w:r>
+        <w:t xml:space="preserve">. Searched in the Kabalcı edition (Istanbul, second printing 2008), which reproduces Reşid Rahmeti Arat's transcription and translation with the index prepared under Muharrem Ergin.</w:t>
       </w:r>
     </w:p>
     <w:p>
@@ -30431,7 +35109,7 @@
         <w:pStyle w:val="Compact"/>
       </w:pPr>
       <w:r>
-        <w:t xml:space="preserve">Pulleyblank, E. G. (1991).</w:t>
+        <w:t xml:space="preserve">Kuun, G., ed. (1880).</w:t>
       </w:r>
       <w:r>
         <w:t xml:space="preserve"> </w:t>
@@ -30441,10 +35119,10 @@
           <w:iCs/>
           <w:i/>
         </w:rPr>
-        <w:t xml:space="preserve">Lexicon of Reconstructed Pronunciation in Early Middle Chinese, Late Middle Chinese and Early Mandarin</w:t>
-      </w:r>
-      <w:r>
-        <w:t xml:space="preserve">. Vancouver: UBC Press.</w:t>
+        <w:t xml:space="preserve">Codex Cumanicus Bibliothecæ ad Templum Divi Marci Venetiarum</w:t>
+      </w:r>
+      <w:r>
+        <w:t xml:space="preserve">. Budapest: Editio Scient. Academiæ Hung.</w:t>
       </w:r>
     </w:p>
     <w:p>
@@ -30456,7 +35134,7 @@
         <w:pStyle w:val="Compact"/>
       </w:pPr>
       <w:r>
-        <w:t xml:space="preserve">Schuessler, A. (2009).</w:t>
+        <w:t xml:space="preserve">Nişanyan, S.</w:t>
       </w:r>
       <w:r>
         <w:t xml:space="preserve"> </w:t>
@@ -30466,10 +35144,23 @@
           <w:iCs/>
           <w:i/>
         </w:rPr>
-        <w:t xml:space="preserve">Minimal Old Chinese and Later Han Chinese</w:t>
-      </w:r>
-      <w:r>
-        <w:t xml:space="preserve">. Honolulu: University of Hawai'i Press.</w:t>
+        <w:t xml:space="preserve">Nişanyan Sözlük: Çağdaş Türkçenin Etimolojisi</w:t>
+      </w:r>
+      <w:r>
+        <w:t xml:space="preserve">, s.v.</w:t>
+      </w:r>
+      <w:r>
+        <w:t xml:space="preserve"> </w:t>
+      </w:r>
+      <w:r>
+        <w:rPr>
+          <w:iCs/>
+          <w:i/>
+        </w:rPr>
+        <w:t xml:space="preserve">elti</w:t>
+      </w:r>
+      <w:r>
+        <w:t xml:space="preserve">. nisanyansozluk.com</w:t>
       </w:r>
     </w:p>
     <w:p>
@@ -30481,7 +35172,7 @@
         <w:pStyle w:val="Compact"/>
       </w:pPr>
       <w:r>
-        <w:t xml:space="preserve">Tekin, T. (1993).</w:t>
+        <w:t xml:space="preserve">Pulleyblank, E. G. (1991).</w:t>
       </w:r>
       <w:r>
         <w:t xml:space="preserve"> </w:t>
@@ -30491,10 +35182,10 @@
           <w:iCs/>
           <w:i/>
         </w:rPr>
-        <w:t xml:space="preserve">Irk Bitig: The Book of Omens</w:t>
-      </w:r>
-      <w:r>
-        <w:t xml:space="preserve">. Turcologica 18. Wiesbaden: Harrassowitz.</w:t>
+        <w:t xml:space="preserve">Lexicon of Reconstructed Pronunciation in Early Middle Chinese, Late Middle Chinese and Early Mandarin</w:t>
+      </w:r>
+      <w:r>
+        <w:t xml:space="preserve">. Vancouver: UBC Press.</w:t>
       </w:r>
     </w:p>
     <w:p>
@@ -30506,7 +35197,7 @@
         <w:pStyle w:val="Compact"/>
       </w:pPr>
       <w:r>
-        <w:t xml:space="preserve">Uluğ, A. M. (2026).</w:t>
+        <w:t xml:space="preserve">Schuessler, A. (2009).</w:t>
       </w:r>
       <w:r>
         <w:t xml:space="preserve"> </w:t>
@@ -30516,13 +35207,10 @@
           <w:iCs/>
           <w:i/>
         </w:rPr>
-        <w:t xml:space="preserve">chinese-transcription-channel</w:t>
-      </w:r>
-      <w:r>
-        <w:t xml:space="preserve"> </w:t>
-      </w:r>
-      <w:r>
-        <w:t xml:space="preserve">[software and data]. github.com/ulug2004/chinese-transcription-channel</w:t>
+        <w:t xml:space="preserve">Minimal Old Chinese and Later Han Chinese</w:t>
+      </w:r>
+      <w:r>
+        <w:t xml:space="preserve">. Honolulu: University of Hawai'i Press.</w:t>
       </w:r>
     </w:p>
     <w:p>
@@ -30534,7 +35222,7 @@
         <w:pStyle w:val="Compact"/>
       </w:pPr>
       <w:r>
-        <w:t xml:space="preserve">Vovin, A. (2000). Did the Xiong-nu speak a Yeniseian language?</w:t>
+        <w:t xml:space="preserve">Tekin, T. (1993).</w:t>
       </w:r>
       <w:r>
         <w:t xml:space="preserve"> </w:t>
@@ -30544,13 +35232,10 @@
           <w:iCs/>
           <w:i/>
         </w:rPr>
-        <w:t xml:space="preserve">Central Asiatic Journal</w:t>
-      </w:r>
-      <w:r>
-        <w:t xml:space="preserve"> </w:t>
-      </w:r>
-      <w:r>
-        <w:t xml:space="preserve">44/1: 87–104.</w:t>
+        <w:t xml:space="preserve">Irk Bitig: The Book of Omens</w:t>
+      </w:r>
+      <w:r>
+        <w:t xml:space="preserve">. Turcologica 18. Wiesbaden: Harrassowitz.</w:t>
       </w:r>
     </w:p>
     <w:p>
@@ -30562,6 +35247,62 @@
         <w:pStyle w:val="Compact"/>
       </w:pPr>
       <w:r>
+        <w:t xml:space="preserve">Uluğ, A. M. (2026).</w:t>
+      </w:r>
+      <w:r>
+        <w:t xml:space="preserve"> </w:t>
+      </w:r>
+      <w:r>
+        <w:rPr>
+          <w:iCs/>
+          <w:i/>
+        </w:rPr>
+        <w:t xml:space="preserve">chinese-transcription-channel</w:t>
+      </w:r>
+      <w:r>
+        <w:t xml:space="preserve"> </w:t>
+      </w:r>
+      <w:r>
+        <w:t xml:space="preserve">[software and data]. github.com/ulug2004/chinese-transcription-channel</w:t>
+      </w:r>
+    </w:p>
+    <w:p>
+      <w:pPr>
+        <w:numPr>
+          <w:ilvl w:val="0"/>
+          <w:numId w:val="1004"/>
+        </w:numPr>
+        <w:pStyle w:val="Compact"/>
+      </w:pPr>
+      <w:r>
+        <w:t xml:space="preserve">Vovin, A. (2000). Did the Xiong-nu speak a Yeniseian language?</w:t>
+      </w:r>
+      <w:r>
+        <w:t xml:space="preserve"> </w:t>
+      </w:r>
+      <w:r>
+        <w:rPr>
+          <w:iCs/>
+          <w:i/>
+        </w:rPr>
+        <w:t xml:space="preserve">Central Asiatic Journal</w:t>
+      </w:r>
+      <w:r>
+        <w:t xml:space="preserve"> </w:t>
+      </w:r>
+      <w:r>
+        <w:t xml:space="preserve">44/1: 87–104.</w:t>
+      </w:r>
+    </w:p>
+    <w:p>
+      <w:pPr>
+        <w:numPr>
+          <w:ilvl w:val="0"/>
+          <w:numId w:val="1004"/>
+        </w:numPr>
+        <w:pStyle w:val="Compact"/>
+      </w:pPr>
+      <w:r>
         <w:t xml:space="preserve">Vovin, A. (2003). Did the Xiongnu speak a Yeniseian language? Part 2: Vocabulary. In</w:t>
       </w:r>
       <w:r>
@@ -30578,7 +35319,7 @@
         <w:t xml:space="preserve">, pp. 389–394.</w:t>
       </w:r>
     </w:p>
-    <w:bookmarkEnd w:id="35"/>
+    <w:bookmarkEnd w:id="36"/>
     <w:sectPr/>
   </w:body>
 </w:document>
